--- a/docs/CRO_BIBLE.docx
+++ b/docs/CRO_BIBLE.docx
@@ -2,7 +2,7 @@
 <file path=word/document.xml><?xml version="1.0" encoding="utf-8"?>
 <w:document xmlns:w="http://schemas.openxmlformats.org/wordprocessingml/2006/main" xmlns:m="http://schemas.openxmlformats.org/officeDocument/2006/math" xmlns:r="http://schemas.openxmlformats.org/officeDocument/2006/relationships" xmlns:o="urn:schemas-microsoft-com:office:office" xmlns:v="urn:schemas-microsoft-com:vml" xmlns:w10="urn:schemas-microsoft-com:office:word" xmlns:a="http://schemas.openxmlformats.org/drawingml/2006/main" xmlns:pic="http://schemas.openxmlformats.org/drawingml/2006/picture" xmlns:wp="http://schemas.openxmlformats.org/drawingml/2006/wordprocessingDrawing">
   <w:body>
-    <w:bookmarkStart w:id="58" w:name="cro-bible--pièces"/>
+    <w:bookmarkStart w:id="70" w:name="cro-bible--pièces"/>
     <w:p>
       <w:pPr>
         <w:pStyle w:val="Heading1"/>
@@ -94,7 +94,7 @@
       <w:r>
         <w:t xml:space="preserve"> </w:t>
       </w:r>
-      <w:hyperlink r:id="rId9">
+      <w:hyperlink r:id="rId20">
         <w:r>
           <w:rPr>
             <w:rStyle w:val="VerbatimChar"/>
@@ -111,7 +111,7 @@
       <w:r>
         <w:t xml:space="preserve"> </w:t>
       </w:r>
-      <w:hyperlink r:id="rId10">
+      <w:hyperlink r:id="rId21">
         <w:r>
           <w:rPr>
             <w:rStyle w:val="VerbatimChar"/>
@@ -128,7 +128,7 @@
       <w:r>
         <w:t xml:space="preserve"> </w:t>
       </w:r>
-      <w:hyperlink r:id="rId11">
+      <w:hyperlink r:id="rId22">
         <w:r>
           <w:rPr>
             <w:rStyle w:val="VerbatimChar"/>
@@ -197,7 +197,7 @@
         </w:pict>
       </w:r>
     </w:p>
-    <w:bookmarkStart w:id="12" w:name="X4d0dbeb8bfc6a379c074b88227029d6a2d3954f"/>
+    <w:bookmarkStart w:id="23" w:name="X4d0dbeb8bfc6a379c074b88227029d6a2d3954f"/>
     <w:p>
       <w:pPr>
         <w:pStyle w:val="Heading2"/>
@@ -458,8 +458,8 @@
         </w:pict>
       </w:r>
     </w:p>
-    <w:bookmarkEnd w:id="12"/>
-    <w:bookmarkStart w:id="16" w:name="X5cc4195622644c8fc2574924c63dd483887ece9"/>
+    <w:bookmarkEnd w:id="23"/>
+    <w:bookmarkStart w:id="27" w:name="X5cc4195622644c8fc2574924c63dd483887ece9"/>
     <w:p>
       <w:pPr>
         <w:pStyle w:val="Heading2"/>
@@ -468,7 +468,7 @@
         <w:t xml:space="preserve">2. L'architecture de revenu — où l'argent entre, précisément</w:t>
       </w:r>
     </w:p>
-    <w:bookmarkStart w:id="13" w:name="Xc5ef98b6371c5ddd2755482d7bc521f093a7096"/>
+    <w:bookmarkStart w:id="24" w:name="Xc5ef98b6371c5ddd2755482d7bc521f093a7096"/>
     <w:p>
       <w:pPr>
         <w:pStyle w:val="Heading3"/>
@@ -896,8 +896,8 @@
         <w:t xml:space="preserve">du revenu : c'est du GMV en transit. Ne jamais forecaster sur du GMV non livré.</w:t>
       </w:r>
     </w:p>
-    <w:bookmarkEnd w:id="13"/>
-    <w:bookmarkStart w:id="14" w:name="X95ee53ebb36ac5f3468e28039d86e97f4afe5b6"/>
+    <w:bookmarkEnd w:id="24"/>
+    <w:bookmarkStart w:id="25" w:name="X95ee53ebb36ac5f3468e28039d86e97f4afe5b6"/>
     <w:p>
       <w:pPr>
         <w:pStyle w:val="Heading3"/>
@@ -1055,8 +1055,8 @@
         <w:t xml:space="preserve">. Si tu ne sais pas lequel bouger ce trimestre, tu n'as pas de plan.</w:t>
       </w:r>
     </w:p>
-    <w:bookmarkEnd w:id="14"/>
-    <w:bookmarkStart w:id="15" w:name="X593453b938e045be398ddf2b6d5f74f77238992"/>
+    <w:bookmarkEnd w:id="25"/>
+    <w:bookmarkStart w:id="26" w:name="X593453b938e045be398ddf2b6d5f74f77238992"/>
     <w:p>
       <w:pPr>
         <w:pStyle w:val="Heading3"/>
@@ -1190,9 +1190,9 @@
         </w:pict>
       </w:r>
     </w:p>
-    <w:bookmarkEnd w:id="15"/>
-    <w:bookmarkEnd w:id="16"/>
-    <w:bookmarkStart w:id="20" w:name="Xeb0f807926d6a8ac7d9cd4a8d3e5b5e81d555bc"/>
+    <w:bookmarkEnd w:id="26"/>
+    <w:bookmarkEnd w:id="27"/>
+    <w:bookmarkStart w:id="31" w:name="Xeb0f807926d6a8ac7d9cd4a8d3e5b5e81d555bc"/>
     <w:p>
       <w:pPr>
         <w:pStyle w:val="Heading2"/>
@@ -1201,7 +1201,7 @@
         <w:t xml:space="preserve">3. Stratégie de monétisation — la doctrine</w:t>
       </w:r>
     </w:p>
-    <w:bookmarkStart w:id="17" w:name="Xbeb8aea7951e3bf657241e52ecd1c191d06579c"/>
+    <w:bookmarkStart w:id="28" w:name="Xbeb8aea7951e3bf657241e52ecd1c191d06579c"/>
     <w:p>
       <w:pPr>
         <w:pStyle w:val="Heading3"/>
@@ -1380,8 +1380,8 @@
         <w:t xml:space="preserve">dès le premier mois.</w:t>
       </w:r>
     </w:p>
-    <w:bookmarkEnd w:id="17"/>
-    <w:bookmarkStart w:id="18" w:name="X9b38249c320b989e2996c71e12b64448fcecaa8"/>
+    <w:bookmarkEnd w:id="28"/>
+    <w:bookmarkStart w:id="29" w:name="X9b38249c320b989e2996c71e12b64448fcecaa8"/>
     <w:p>
       <w:pPr>
         <w:pStyle w:val="Heading3"/>
@@ -1682,8 +1682,8 @@
         </w:tc>
       </w:tr>
     </w:tbl>
-    <w:bookmarkEnd w:id="18"/>
-    <w:bookmarkStart w:id="19" w:name="X4427b243d81c190b735824570e871fd15653c34"/>
+    <w:bookmarkEnd w:id="29"/>
+    <w:bookmarkStart w:id="30" w:name="X4427b243d81c190b735824570e871fd15653c34"/>
     <w:p>
       <w:pPr>
         <w:pStyle w:val="Heading3"/>
@@ -1746,9 +1746,9 @@
         </w:pict>
       </w:r>
     </w:p>
-    <w:bookmarkEnd w:id="19"/>
-    <w:bookmarkEnd w:id="20"/>
-    <w:bookmarkStart w:id="25" w:name="X353076d39ab32980c5c0131cbb388e7f3962e82"/>
+    <w:bookmarkEnd w:id="30"/>
+    <w:bookmarkEnd w:id="31"/>
+    <w:bookmarkStart w:id="37" w:name="X353076d39ab32980c5c0131cbb388e7f3962e82"/>
     <w:p>
       <w:pPr>
         <w:pStyle w:val="Heading2"/>
@@ -1757,7 +1757,7 @@
         <w:t xml:space="preserve">4. Pricing — le laboratoire</w:t>
       </w:r>
     </w:p>
-    <w:bookmarkStart w:id="21" w:name="X924c0bd8ee1059fa2a2b4c650c0cd6bbee9004d"/>
+    <w:bookmarkStart w:id="32" w:name="X924c0bd8ee1059fa2a2b4c650c0cd6bbee9004d"/>
     <w:p>
       <w:pPr>
         <w:pStyle w:val="Heading3"/>
@@ -1918,13 +1918,141 @@
         <w:t xml:space="preserve">).</w:t>
       </w:r>
     </w:p>
-    <w:bookmarkEnd w:id="21"/>
-    <w:bookmarkStart w:id="22" w:name="Xbfcb9964733bd0d98705d1e37048695a906aad3"/>
+    <w:bookmarkEnd w:id="32"/>
+    <w:bookmarkStart w:id="33" w:name="X267eea488fd1450c388dd08e9e72486e8939e74"/>
     <w:p>
       <w:pPr>
         <w:pStyle w:val="Heading3"/>
       </w:pPr>
       <w:r>
+        <w:t xml:space="preserve">4.1bis La donnée prix concurrent (nouveau, 2026-05-29)</w:t>
+      </w:r>
+    </w:p>
+    <w:p>
+      <w:pPr>
+        <w:pStyle w:val="FirstParagraph"/>
+      </w:pPr>
+      <w:r>
+        <w:t xml:space="preserve">Depuis le 2026-05-29, le catalogue intègre</w:t>
+      </w:r>
+      <w:r>
+        <w:t xml:space="preserve"> </w:t>
+      </w:r>
+      <w:r>
+        <w:rPr>
+          <w:b/>
+          <w:bCs/>
+        </w:rPr>
+        <w:t xml:space="preserve">3 780 références prix de global-auto.online</w:t>
+      </w:r>
+      <w:r>
+        <w:t xml:space="preserve"> </w:t>
+      </w:r>
+      <w:r>
+        <w:t xml:space="preserve">(mises à jour via le scraper ingest, vendor « Global Auto », visibles publiquement). C'est notre</w:t>
+      </w:r>
+      <w:r>
+        <w:t xml:space="preserve"> </w:t>
+      </w:r>
+      <w:r>
+        <w:rPr>
+          <w:b/>
+          <w:bCs/>
+        </w:rPr>
+        <w:t xml:space="preserve">premier jeu de données prix concurrent live et structuré</w:t>
+      </w:r>
+      <w:r>
+        <w:t xml:space="preserve"> </w:t>
+      </w:r>
+      <w:r>
+        <w:t xml:space="preserve">— exploite-le :</w:t>
+      </w:r>
+    </w:p>
+    <w:p>
+      <w:pPr>
+        <w:pStyle w:val="Compact"/>
+        <w:numPr>
+          <w:ilvl w:val="0"/>
+          <w:numId w:val="1007"/>
+        </w:numPr>
+      </w:pPr>
+      <w:r>
+        <w:rPr>
+          <w:b/>
+          <w:bCs/>
+        </w:rPr>
+        <w:t xml:space="preserve">Benchmark de take rate</w:t>
+      </w:r>
+      <w:r>
+        <w:t xml:space="preserve"> </w:t>
+      </w:r>
+      <w:r>
+        <w:t xml:space="preserve">: sur les références où on a un prix concurrent en face, mesurer notre prix vendeur effectif vs le leur → ajuster la commission par catégorie sans casser la compétitivité.</w:t>
+      </w:r>
+    </w:p>
+    <w:p>
+      <w:pPr>
+        <w:pStyle w:val="Compact"/>
+        <w:numPr>
+          <w:ilvl w:val="0"/>
+          <w:numId w:val="1007"/>
+        </w:numPr>
+      </w:pPr>
+      <w:r>
+        <w:rPr>
+          <w:b/>
+          <w:bCs/>
+        </w:rPr>
+        <w:t xml:space="preserve">Détection de leakage prix</w:t>
+      </w:r>
+      <w:r>
+        <w:t xml:space="preserve"> </w:t>
+      </w:r>
+      <w:r>
+        <w:t xml:space="preserve">: alerter quand une de nos lignes est significativement au-dessus du concurrent sur la même pièce (risque de désintermédiation, cf. §6.4).</w:t>
+      </w:r>
+    </w:p>
+    <w:p>
+      <w:pPr>
+        <w:pStyle w:val="Compact"/>
+        <w:numPr>
+          <w:ilvl w:val="0"/>
+          <w:numId w:val="1007"/>
+        </w:numPr>
+      </w:pPr>
+      <w:r>
+        <w:rPr>
+          <w:b/>
+          <w:bCs/>
+        </w:rPr>
+        <w:t xml:space="preserve">Argument de vente flotte</w:t>
+      </w:r>
+      <w:r>
+        <w:t xml:space="preserve"> </w:t>
+      </w:r>
+      <w:r>
+        <w:t xml:space="preserve">: « voici l'écart de prix moyen vs le marché en ligne sur votre panier réel ».</w:t>
+      </w:r>
+    </w:p>
+    <w:p>
+      <w:pPr>
+        <w:pStyle w:val="Compact"/>
+        <w:numPr>
+          <w:ilvl w:val="0"/>
+          <w:numId w:val="1007"/>
+        </w:numPr>
+      </w:pPr>
+      <w:r>
+        <w:t xml:space="preserve">Refresh périodique du scraper = la donnée reste fraîche (chantier ingest §3 CTO Bible).</w:t>
+      </w:r>
+    </w:p>
+    <w:bookmarkEnd w:id="33"/>
+    <w:bookmarkStart w:id="34" w:name="Xbfcb9964733bd0d98705d1e37048695a906aad3"/>
+    <w:p>
+      <w:pPr>
+        <w:pStyle w:val="Heading3"/>
+      </w:pPr>
+      <w:r>
         <w:t xml:space="preserve">4.2 Les sept leviers de pricing à tester</w:t>
       </w:r>
     </w:p>
@@ -1933,7 +2061,7 @@
         <w:pStyle w:val="Compact"/>
         <w:numPr>
           <w:ilvl w:val="0"/>
-          <w:numId w:val="1007"/>
+          <w:numId w:val="1008"/>
         </w:numPr>
       </w:pPr>
       <w:r>
@@ -1955,7 +2083,7 @@
         <w:pStyle w:val="Compact"/>
         <w:numPr>
           <w:ilvl w:val="0"/>
-          <w:numId w:val="1007"/>
+          <w:numId w:val="1008"/>
         </w:numPr>
       </w:pPr>
       <w:r>
@@ -1977,7 +2105,7 @@
         <w:pStyle w:val="Compact"/>
         <w:numPr>
           <w:ilvl w:val="0"/>
-          <w:numId w:val="1007"/>
+          <w:numId w:val="1008"/>
         </w:numPr>
       </w:pPr>
       <w:r>
@@ -1999,7 +2127,7 @@
         <w:pStyle w:val="Compact"/>
         <w:numPr>
           <w:ilvl w:val="0"/>
-          <w:numId w:val="1007"/>
+          <w:numId w:val="1008"/>
         </w:numPr>
       </w:pPr>
       <w:r>
@@ -2021,7 +2149,7 @@
         <w:pStyle w:val="Compact"/>
         <w:numPr>
           <w:ilvl w:val="0"/>
-          <w:numId w:val="1007"/>
+          <w:numId w:val="1008"/>
         </w:numPr>
       </w:pPr>
       <w:r>
@@ -2043,7 +2171,7 @@
         <w:pStyle w:val="Compact"/>
         <w:numPr>
           <w:ilvl w:val="0"/>
-          <w:numId w:val="1007"/>
+          <w:numId w:val="1008"/>
         </w:numPr>
       </w:pPr>
       <w:r>
@@ -2065,7 +2193,7 @@
         <w:pStyle w:val="Compact"/>
         <w:numPr>
           <w:ilvl w:val="0"/>
-          <w:numId w:val="1007"/>
+          <w:numId w:val="1008"/>
         </w:numPr>
       </w:pPr>
       <w:r>
@@ -2082,8 +2210,8 @@
         <w:t xml:space="preserve">: commission minimale en valeur absolue sur les petits paniers (sinon les pièces à 3 000 F coûtent plus cher à servir qu'elles ne rapportent).</w:t>
       </w:r>
     </w:p>
-    <w:bookmarkEnd w:id="22"/>
-    <w:bookmarkStart w:id="23" w:name="X753b468a6d767427b72f804436f69d43ea679d8"/>
+    <w:bookmarkEnd w:id="34"/>
+    <w:bookmarkStart w:id="35" w:name="X753b468a6d767427b72f804436f69d43ea679d8"/>
     <w:p>
       <w:pPr>
         <w:pStyle w:val="Heading3"/>
@@ -2295,7 +2423,7 @@
         <w:pStyle w:val="Compact"/>
         <w:numPr>
           <w:ilvl w:val="0"/>
-          <w:numId w:val="1008"/>
+          <w:numId w:val="1009"/>
         </w:numPr>
       </w:pPr>
       <w:r>
@@ -2317,7 +2445,7 @@
         <w:pStyle w:val="Compact"/>
         <w:numPr>
           <w:ilvl w:val="0"/>
-          <w:numId w:val="1008"/>
+          <w:numId w:val="1009"/>
         </w:numPr>
       </w:pPr>
       <w:r>
@@ -2339,7 +2467,7 @@
         <w:pStyle w:val="Compact"/>
         <w:numPr>
           <w:ilvl w:val="0"/>
-          <w:numId w:val="1008"/>
+          <w:numId w:val="1009"/>
         </w:numPr>
       </w:pPr>
       <w:r>
@@ -2356,8 +2484,8 @@
         <w:t xml:space="preserve">La take rate est l'actif le plus dur à remonter une fois baissé.</w:t>
       </w:r>
     </w:p>
-    <w:bookmarkEnd w:id="23"/>
-    <w:bookmarkStart w:id="24" w:name="Xdebcb3479a6458da1af4ac0eb8836b1e8b186f3"/>
+    <w:bookmarkEnd w:id="35"/>
+    <w:bookmarkStart w:id="36" w:name="Xdebcb3479a6458da1af4ac0eb8836b1e8b186f3"/>
     <w:p>
       <w:pPr>
         <w:pStyle w:val="Heading3"/>
@@ -2371,7 +2499,7 @@
         <w:pStyle w:val="Compact"/>
         <w:numPr>
           <w:ilvl w:val="0"/>
-          <w:numId w:val="1009"/>
+          <w:numId w:val="1010"/>
         </w:numPr>
       </w:pPr>
       <w:r>
@@ -2393,7 +2521,7 @@
         <w:pStyle w:val="Compact"/>
         <w:numPr>
           <w:ilvl w:val="0"/>
-          <w:numId w:val="1009"/>
+          <w:numId w:val="1010"/>
         </w:numPr>
       </w:pPr>
       <w:r>
@@ -2415,7 +2543,7 @@
         <w:pStyle w:val="Compact"/>
         <w:numPr>
           <w:ilvl w:val="0"/>
-          <w:numId w:val="1009"/>
+          <w:numId w:val="1010"/>
         </w:numPr>
       </w:pPr>
       <w:r>
@@ -2439,9 +2567,9 @@
         </w:pict>
       </w:r>
     </w:p>
-    <w:bookmarkEnd w:id="24"/>
-    <w:bookmarkEnd w:id="25"/>
-    <w:bookmarkStart w:id="30" w:name="Xa2bdc78b08a43a4f6ba2c91a3f242e4779f581a"/>
+    <w:bookmarkEnd w:id="36"/>
+    <w:bookmarkEnd w:id="37"/>
+    <w:bookmarkStart w:id="42" w:name="Xa2bdc78b08a43a4f6ba2c91a3f242e4779f581a"/>
     <w:p>
       <w:pPr>
         <w:pStyle w:val="Heading2"/>
@@ -2450,7 +2578,7 @@
         <w:t xml:space="preserve">5. La machine de vente — playbooks par segment</w:t>
       </w:r>
     </w:p>
-    <w:bookmarkStart w:id="26" w:name="Xaa488de7a02916409ff339f69806f502218fea9"/>
+    <w:bookmarkStart w:id="38" w:name="Xaa488de7a02916409ff339f69806f502218fea9"/>
     <w:p>
       <w:pPr>
         <w:pStyle w:val="Heading3"/>
@@ -2518,7 +2646,7 @@
         <w:pStyle w:val="Compact"/>
         <w:numPr>
           <w:ilvl w:val="0"/>
-          <w:numId w:val="1010"/>
+          <w:numId w:val="1011"/>
         </w:numPr>
       </w:pPr>
       <w:r>
@@ -2540,7 +2668,7 @@
         <w:pStyle w:val="Compact"/>
         <w:numPr>
           <w:ilvl w:val="0"/>
-          <w:numId w:val="1010"/>
+          <w:numId w:val="1011"/>
         </w:numPr>
       </w:pPr>
       <w:r>
@@ -2578,7 +2706,7 @@
         <w:pStyle w:val="Compact"/>
         <w:numPr>
           <w:ilvl w:val="0"/>
-          <w:numId w:val="1010"/>
+          <w:numId w:val="1011"/>
         </w:numPr>
       </w:pPr>
       <w:r>
@@ -2616,7 +2744,7 @@
         <w:pStyle w:val="Compact"/>
         <w:numPr>
           <w:ilvl w:val="0"/>
-          <w:numId w:val="1010"/>
+          <w:numId w:val="1011"/>
         </w:numPr>
       </w:pPr>
       <w:r>
@@ -2638,7 +2766,7 @@
         <w:pStyle w:val="Compact"/>
         <w:numPr>
           <w:ilvl w:val="0"/>
-          <w:numId w:val="1010"/>
+          <w:numId w:val="1011"/>
         </w:numPr>
       </w:pPr>
       <w:r>
@@ -2678,7 +2806,7 @@
         <w:pStyle w:val="Compact"/>
         <w:numPr>
           <w:ilvl w:val="0"/>
-          <w:numId w:val="1011"/>
+          <w:numId w:val="1012"/>
         </w:numPr>
       </w:pPr>
       <w:r>
@@ -2690,7 +2818,7 @@
         <w:pStyle w:val="Compact"/>
         <w:numPr>
           <w:ilvl w:val="0"/>
-          <w:numId w:val="1011"/>
+          <w:numId w:val="1012"/>
         </w:numPr>
       </w:pPr>
       <w:r>
@@ -2702,15 +2830,15 @@
         <w:pStyle w:val="Compact"/>
         <w:numPr>
           <w:ilvl w:val="0"/>
-          <w:numId w:val="1011"/>
+          <w:numId w:val="1012"/>
         </w:numPr>
       </w:pPr>
       <w:r>
         <w:t xml:space="preserve">« Je verrai plus tard » → pilote gratuit 30 jours, ROI mesuré, zéro engagement avant la preuve.</w:t>
       </w:r>
     </w:p>
-    <w:bookmarkEnd w:id="26"/>
-    <w:bookmarkStart w:id="27" w:name="X8c95757e99dbac9e8bf02dc8d77d03165c29f92"/>
+    <w:bookmarkEnd w:id="38"/>
+    <w:bookmarkStart w:id="39" w:name="X8c95757e99dbac9e8bf02dc8d77d03165c29f92"/>
     <w:p>
       <w:pPr>
         <w:pStyle w:val="Heading3"/>
@@ -2742,7 +2870,7 @@
         <w:pStyle w:val="Compact"/>
         <w:numPr>
           <w:ilvl w:val="0"/>
-          <w:numId w:val="1012"/>
+          <w:numId w:val="1013"/>
         </w:numPr>
       </w:pPr>
       <w:r>
@@ -2764,7 +2892,7 @@
         <w:pStyle w:val="Compact"/>
         <w:numPr>
           <w:ilvl w:val="0"/>
-          <w:numId w:val="1012"/>
+          <w:numId w:val="1013"/>
         </w:numPr>
       </w:pPr>
       <w:r>
@@ -2834,7 +2962,7 @@
         <w:pStyle w:val="Compact"/>
         <w:numPr>
           <w:ilvl w:val="0"/>
-          <w:numId w:val="1012"/>
+          <w:numId w:val="1013"/>
         </w:numPr>
       </w:pPr>
       <w:r>
@@ -2856,7 +2984,7 @@
         <w:pStyle w:val="Compact"/>
         <w:numPr>
           <w:ilvl w:val="0"/>
-          <w:numId w:val="1012"/>
+          <w:numId w:val="1013"/>
         </w:numPr>
       </w:pPr>
       <w:r>
@@ -2873,8 +3001,8 @@
         <w:t xml:space="preserve">: pilote sur un sous-parc (50–100 véhicules), preuve, puis déploiement masse contractualisé par paliers.</w:t>
       </w:r>
     </w:p>
-    <w:bookmarkEnd w:id="27"/>
-    <w:bookmarkStart w:id="28" w:name="X609530091b3e1be7366aa5a566f0ddefd9b1cef"/>
+    <w:bookmarkEnd w:id="39"/>
+    <w:bookmarkStart w:id="40" w:name="X609530091b3e1be7366aa5a566f0ddefd9b1cef"/>
     <w:p>
       <w:pPr>
         <w:pStyle w:val="Heading3"/>
@@ -2896,7 +3024,7 @@
         <w:pStyle w:val="Compact"/>
         <w:numPr>
           <w:ilvl w:val="0"/>
-          <w:numId w:val="1013"/>
+          <w:numId w:val="1014"/>
         </w:numPr>
       </w:pPr>
       <w:r>
@@ -2908,7 +3036,7 @@
         <w:pStyle w:val="Compact"/>
         <w:numPr>
           <w:ilvl w:val="0"/>
-          <w:numId w:val="1013"/>
+          <w:numId w:val="1014"/>
         </w:numPr>
       </w:pPr>
       <w:r>
@@ -2920,7 +3048,7 @@
         <w:pStyle w:val="Compact"/>
         <w:numPr>
           <w:ilvl w:val="0"/>
-          <w:numId w:val="1013"/>
+          <w:numId w:val="1014"/>
         </w:numPr>
       </w:pPr>
       <w:r>
@@ -2937,8 +3065,8 @@
         <w:t xml:space="preserve">: un deal plateforme mal négocié peut diluer toute la take rate. Plancher de marge non négociable défini avant d'entrer en négociation.</w:t>
       </w:r>
     </w:p>
-    <w:bookmarkEnd w:id="28"/>
-    <w:bookmarkStart w:id="29" w:name="X7fcf8ef262a9bb634140e746841caedfb593dc9"/>
+    <w:bookmarkEnd w:id="40"/>
+    <w:bookmarkStart w:id="41" w:name="X7fcf8ef262a9bb634140e746841caedfb593dc9"/>
     <w:p>
       <w:pPr>
         <w:pStyle w:val="Heading3"/>
@@ -2994,9 +3122,9 @@
         </w:pict>
       </w:r>
     </w:p>
-    <w:bookmarkEnd w:id="29"/>
-    <w:bookmarkEnd w:id="30"/>
-    <w:bookmarkStart w:id="35" w:name="Xed9896037dc5849041596de9934dfe50f004d47"/>
+    <w:bookmarkEnd w:id="41"/>
+    <w:bookmarkEnd w:id="42"/>
+    <w:bookmarkStart w:id="47" w:name="Xed9896037dc5849041596de9934dfe50f004d47"/>
     <w:p>
       <w:pPr>
         <w:pStyle w:val="Heading2"/>
@@ -3005,7 +3133,7 @@
         <w:t xml:space="preserve">6. Revenue Operations — la prévisibilité</w:t>
       </w:r>
     </w:p>
-    <w:bookmarkStart w:id="31" w:name="X34d56fc210e436b8bd51536052e677ced6f46bb"/>
+    <w:bookmarkStart w:id="43" w:name="X34d56fc210e436b8bd51536052e677ced6f46bb"/>
     <w:p>
       <w:pPr>
         <w:pStyle w:val="Heading3"/>
@@ -3038,7 +3166,7 @@
         <w:pStyle w:val="Compact"/>
         <w:numPr>
           <w:ilvl w:val="0"/>
-          <w:numId w:val="1014"/>
+          <w:numId w:val="1015"/>
         </w:numPr>
       </w:pPr>
       <w:r>
@@ -3050,7 +3178,7 @@
         <w:pStyle w:val="Compact"/>
         <w:numPr>
           <w:ilvl w:val="0"/>
-          <w:numId w:val="1014"/>
+          <w:numId w:val="1015"/>
         </w:numPr>
       </w:pPr>
       <w:r>
@@ -3062,7 +3190,7 @@
         <w:pStyle w:val="Compact"/>
         <w:numPr>
           <w:ilvl w:val="0"/>
-          <w:numId w:val="1014"/>
+          <w:numId w:val="1015"/>
         </w:numPr>
       </w:pPr>
       <w:r>
@@ -3074,7 +3202,7 @@
         <w:pStyle w:val="Compact"/>
         <w:numPr>
           <w:ilvl w:val="0"/>
-          <w:numId w:val="1014"/>
+          <w:numId w:val="1015"/>
         </w:numPr>
       </w:pPr>
       <w:r>
@@ -3091,8 +3219,8 @@
         <w:t xml:space="preserve">: le KPI le plus important du B2B. Sous 60% = problème de qualification ou de preuve.</w:t>
       </w:r>
     </w:p>
-    <w:bookmarkEnd w:id="31"/>
-    <w:bookmarkStart w:id="32" w:name="X5d8431d387cd36dfdd932be1ee02a3b10e0a1e7"/>
+    <w:bookmarkEnd w:id="43"/>
+    <w:bookmarkStart w:id="44" w:name="X5d8431d387cd36dfdd932be1ee02a3b10e0a1e7"/>
     <w:p>
       <w:pPr>
         <w:pStyle w:val="Heading3"/>
@@ -3106,7 +3234,7 @@
         <w:pStyle w:val="Compact"/>
         <w:numPr>
           <w:ilvl w:val="0"/>
-          <w:numId w:val="1015"/>
+          <w:numId w:val="1016"/>
         </w:numPr>
       </w:pPr>
       <w:r>
@@ -3144,7 +3272,7 @@
         <w:pStyle w:val="Compact"/>
         <w:numPr>
           <w:ilvl w:val="0"/>
-          <w:numId w:val="1015"/>
+          <w:numId w:val="1016"/>
         </w:numPr>
       </w:pPr>
       <w:r>
@@ -3156,7 +3284,7 @@
         <w:pStyle w:val="Compact"/>
         <w:numPr>
           <w:ilvl w:val="0"/>
-          <w:numId w:val="1015"/>
+          <w:numId w:val="1016"/>
         </w:numPr>
       </w:pPr>
       <w:r>
@@ -3173,8 +3301,8 @@
         <w:t xml:space="preserve">Avant ça, on construit l'historique. Un forecast non tenu détruit la crédibilité auprès du board et tue la planification cash.</w:t>
       </w:r>
     </w:p>
-    <w:bookmarkEnd w:id="32"/>
-    <w:bookmarkStart w:id="33" w:name="X12ed35d6de662255074152e1f1e00b1fdad94cf"/>
+    <w:bookmarkEnd w:id="44"/>
+    <w:bookmarkStart w:id="45" w:name="X12ed35d6de662255074152e1f1e00b1fdad94cf"/>
     <w:p>
       <w:pPr>
         <w:pStyle w:val="Heading3"/>
@@ -3188,7 +3316,7 @@
         <w:pStyle w:val="Compact"/>
         <w:numPr>
           <w:ilvl w:val="0"/>
-          <w:numId w:val="1016"/>
+          <w:numId w:val="1017"/>
         </w:numPr>
       </w:pPr>
       <w:r>
@@ -3210,7 +3338,7 @@
         <w:pStyle w:val="Compact"/>
         <w:numPr>
           <w:ilvl w:val="0"/>
-          <w:numId w:val="1016"/>
+          <w:numId w:val="1017"/>
         </w:numPr>
       </w:pPr>
       <w:r>
@@ -3232,15 +3360,15 @@
         <w:pStyle w:val="Compact"/>
         <w:numPr>
           <w:ilvl w:val="0"/>
-          <w:numId w:val="1016"/>
+          <w:numId w:val="1017"/>
         </w:numPr>
       </w:pPr>
       <w:r>
         <w:t xml:space="preserve">Réconciliation mensuelle CRM ↔ facturation ↔ encaissement réel. Le revenu reconnu = le revenu encaissé, pas le revenu signé.</w:t>
       </w:r>
     </w:p>
-    <w:bookmarkEnd w:id="33"/>
-    <w:bookmarkStart w:id="34" w:name="X33f00cdcbcb03fcfa0d27de6a1b0f2baf0623a0"/>
+    <w:bookmarkEnd w:id="45"/>
+    <w:bookmarkStart w:id="46" w:name="X33f00cdcbcb03fcfa0d27de6a1b0f2baf0623a0"/>
     <w:p>
       <w:pPr>
         <w:pStyle w:val="Heading3"/>
@@ -3262,7 +3390,7 @@
         <w:pStyle w:val="Compact"/>
         <w:numPr>
           <w:ilvl w:val="0"/>
-          <w:numId w:val="1017"/>
+          <w:numId w:val="1018"/>
         </w:numPr>
       </w:pPr>
       <w:r>
@@ -3284,7 +3412,7 @@
         <w:pStyle w:val="Compact"/>
         <w:numPr>
           <w:ilvl w:val="0"/>
-          <w:numId w:val="1017"/>
+          <w:numId w:val="1018"/>
         </w:numPr>
       </w:pPr>
       <w:r>
@@ -3306,7 +3434,7 @@
         <w:pStyle w:val="Compact"/>
         <w:numPr>
           <w:ilvl w:val="0"/>
-          <w:numId w:val="1017"/>
+          <w:numId w:val="1018"/>
         </w:numPr>
       </w:pPr>
       <w:r>
@@ -3328,7 +3456,7 @@
         <w:pStyle w:val="Compact"/>
         <w:numPr>
           <w:ilvl w:val="0"/>
-          <w:numId w:val="1017"/>
+          <w:numId w:val="1018"/>
         </w:numPr>
       </w:pPr>
       <w:r>
@@ -3352,9 +3480,9 @@
         </w:pict>
       </w:r>
     </w:p>
-    <w:bookmarkEnd w:id="34"/>
-    <w:bookmarkEnd w:id="35"/>
-    <w:bookmarkStart w:id="40" w:name="Xbdb00aa6f5e61480962c3dfe03320ef373c698a"/>
+    <w:bookmarkEnd w:id="46"/>
+    <w:bookmarkEnd w:id="47"/>
+    <w:bookmarkStart w:id="52" w:name="Xbdb00aa6f5e61480962c3dfe03320ef373c698a"/>
     <w:p>
       <w:pPr>
         <w:pStyle w:val="Heading2"/>
@@ -3363,7 +3491,7 @@
         <w:t xml:space="preserve">7. Rétention, churn et expansion — où se gagne la vraie valeur</w:t>
       </w:r>
     </w:p>
-    <w:bookmarkStart w:id="36" w:name="X0e98ca8df283794c3365c232117d2f9d22abac5"/>
+    <w:bookmarkStart w:id="48" w:name="X0e98ca8df283794c3365c232117d2f9d22abac5"/>
     <w:p>
       <w:pPr>
         <w:pStyle w:val="Heading3"/>
@@ -3396,8 +3524,8 @@
         <w:t xml:space="preserve">Le CRO qui ne pilote que l'acquisition laisse l'argent le plus facile sur la table.</w:t>
       </w:r>
     </w:p>
-    <w:bookmarkEnd w:id="36"/>
-    <w:bookmarkStart w:id="37" w:name="Xf7ccd5887c59336f7709832fa4d0314fdb12ea0"/>
+    <w:bookmarkEnd w:id="48"/>
+    <w:bookmarkStart w:id="49" w:name="Xf7ccd5887c59336f7709832fa4d0314fdb12ea0"/>
     <w:p>
       <w:pPr>
         <w:pStyle w:val="Heading3"/>
@@ -3422,7 +3550,7 @@
         <w:pStyle w:val="Compact"/>
         <w:numPr>
           <w:ilvl w:val="0"/>
-          <w:numId w:val="1018"/>
+          <w:numId w:val="1019"/>
         </w:numPr>
       </w:pPr>
       <w:r>
@@ -3444,7 +3572,7 @@
         <w:pStyle w:val="Compact"/>
         <w:numPr>
           <w:ilvl w:val="0"/>
-          <w:numId w:val="1018"/>
+          <w:numId w:val="1019"/>
         </w:numPr>
       </w:pPr>
       <w:r>
@@ -3456,15 +3584,15 @@
         <w:pStyle w:val="Compact"/>
         <w:numPr>
           <w:ilvl w:val="0"/>
-          <w:numId w:val="1018"/>
+          <w:numId w:val="1019"/>
         </w:numPr>
       </w:pPr>
       <w:r>
         <w:t xml:space="preserve">Leviers anti-contraction : pilotage proactif des flottes qui réduisent leur parc, alertes sur baisse d'usage.</w:t>
       </w:r>
     </w:p>
-    <w:bookmarkEnd w:id="37"/>
-    <w:bookmarkStart w:id="38" w:name="X1497bbd1e9c49e22496a051f9f26cf396d03373"/>
+    <w:bookmarkEnd w:id="49"/>
+    <w:bookmarkStart w:id="50" w:name="X1497bbd1e9c49e22496a051f9f26cf396d03373"/>
     <w:p>
       <w:pPr>
         <w:pStyle w:val="Heading3"/>
@@ -3496,7 +3624,7 @@
         <w:pStyle w:val="Compact"/>
         <w:numPr>
           <w:ilvl w:val="0"/>
-          <w:numId w:val="1019"/>
+          <w:numId w:val="1020"/>
         </w:numPr>
       </w:pPr>
       <w:r>
@@ -3518,7 +3646,7 @@
         <w:pStyle w:val="Compact"/>
         <w:numPr>
           <w:ilvl w:val="0"/>
-          <w:numId w:val="1019"/>
+          <w:numId w:val="1020"/>
         </w:numPr>
       </w:pPr>
       <w:r>
@@ -3540,7 +3668,7 @@
         <w:pStyle w:val="Compact"/>
         <w:numPr>
           <w:ilvl w:val="0"/>
-          <w:numId w:val="1019"/>
+          <w:numId w:val="1020"/>
         </w:numPr>
       </w:pPr>
       <w:r>
@@ -3578,7 +3706,7 @@
         <w:pStyle w:val="Compact"/>
         <w:numPr>
           <w:ilvl w:val="0"/>
-          <w:numId w:val="1019"/>
+          <w:numId w:val="1020"/>
         </w:numPr>
       </w:pPr>
       <w:r>
@@ -3595,8 +3723,8 @@
         <w:t xml:space="preserve">pour les comptes &gt; 50 véhicules : présenter les économies réalisées, c'est la justification du renouvellement et l'ouverture de l'upsell.</w:t>
       </w:r>
     </w:p>
-    <w:bookmarkEnd w:id="38"/>
-    <w:bookmarkStart w:id="39" w:name="X5ab8f9011771e12a282762a140bb3f16cd4a288"/>
+    <w:bookmarkEnd w:id="50"/>
+    <w:bookmarkStart w:id="51" w:name="X5ab8f9011771e12a282762a140bb3f16cd4a288"/>
     <w:p>
       <w:pPr>
         <w:pStyle w:val="Heading3"/>
@@ -3618,7 +3746,7 @@
         <w:pStyle w:val="Compact"/>
         <w:numPr>
           <w:ilvl w:val="0"/>
-          <w:numId w:val="1020"/>
+          <w:numId w:val="1021"/>
         </w:numPr>
       </w:pPr>
       <w:r>
@@ -3640,7 +3768,7 @@
         <w:pStyle w:val="Compact"/>
         <w:numPr>
           <w:ilvl w:val="0"/>
-          <w:numId w:val="1020"/>
+          <w:numId w:val="1021"/>
         </w:numPr>
       </w:pPr>
       <w:r>
@@ -3662,7 +3790,7 @@
         <w:pStyle w:val="Compact"/>
         <w:numPr>
           <w:ilvl w:val="0"/>
-          <w:numId w:val="1020"/>
+          <w:numId w:val="1021"/>
         </w:numPr>
       </w:pPr>
       <w:r>
@@ -3686,9 +3814,9 @@
         </w:pict>
       </w:r>
     </w:p>
-    <w:bookmarkEnd w:id="39"/>
-    <w:bookmarkEnd w:id="40"/>
-    <w:bookmarkStart w:id="41" w:name="X0cfd33f7a61178eecdf4c55218ed11f139c9490"/>
+    <w:bookmarkEnd w:id="51"/>
+    <w:bookmarkEnd w:id="52"/>
+    <w:bookmarkStart w:id="53" w:name="X0cfd33f7a61178eecdf4c55218ed11f139c9490"/>
     <w:p>
       <w:pPr>
         <w:pStyle w:val="Heading2"/>
@@ -4130,8 +4258,8 @@
         </w:pict>
       </w:r>
     </w:p>
-    <w:bookmarkEnd w:id="41"/>
-    <w:bookmarkStart w:id="46" w:name="X6937c52442fc94e4c8b90da5662fde7fddc97ca"/>
+    <w:bookmarkEnd w:id="53"/>
+    <w:bookmarkStart w:id="58" w:name="X6937c52442fc94e4c8b90da5662fde7fddc97ca"/>
     <w:p>
       <w:pPr>
         <w:pStyle w:val="Heading2"/>
@@ -4140,7 +4268,7 @@
         <w:t xml:space="preserve">9. Organisation revenu — l'équipe à 12 et 24 mois</w:t>
       </w:r>
     </w:p>
-    <w:bookmarkStart w:id="42" w:name="Xf753c9671cbf2aa3a748f1dadc5c637239d5d13"/>
+    <w:bookmarkStart w:id="54" w:name="Xf753c9671cbf2aa3a748f1dadc5c637239d5d13"/>
     <w:p>
       <w:pPr>
         <w:pStyle w:val="Heading3"/>
@@ -4223,8 +4351,8 @@
         <w:t xml:space="preserve">qu'il génère. Frontière à clarifier explicitement dès la prise de poste.</w:t>
       </w:r>
     </w:p>
-    <w:bookmarkEnd w:id="42"/>
-    <w:bookmarkStart w:id="43" w:name="X1d062f388a8eb325a7e6d90ef12a3f77dde4092"/>
+    <w:bookmarkEnd w:id="54"/>
+    <w:bookmarkStart w:id="55" w:name="X1d062f388a8eb325a7e6d90ef12a3f77dde4092"/>
     <w:p>
       <w:pPr>
         <w:pStyle w:val="Heading3"/>
@@ -4423,8 +4551,8 @@
         </w:tc>
       </w:tr>
     </w:tbl>
-    <w:bookmarkEnd w:id="43"/>
-    <w:bookmarkStart w:id="44" w:name="X3670f8e490ff5d0bf15dfc5bb3e6b4affffeb05"/>
+    <w:bookmarkEnd w:id="55"/>
+    <w:bookmarkStart w:id="56" w:name="X3670f8e490ff5d0bf15dfc5bb3e6b4affffeb05"/>
     <w:p>
       <w:pPr>
         <w:pStyle w:val="Heading3"/>
@@ -4441,8 +4569,8 @@
         <w:t xml:space="preserve">Ajouts : VP Sales, 2e CSM + CS manager, Pricing/RevOps analyst dédié, Partnerships manager (plateformes VTC + prescripteurs DAF/experts-comptables), SDR supplémentaires. Spécialisation par segment (VTC / BTP / corporate).</w:t>
       </w:r>
     </w:p>
-    <w:bookmarkEnd w:id="44"/>
-    <w:bookmarkStart w:id="45" w:name="X44ad3b8ef2955132f401f8a94c6b478fdf8e0f5"/>
+    <w:bookmarkEnd w:id="56"/>
+    <w:bookmarkStart w:id="57" w:name="X44ad3b8ef2955132f401f8a94c6b478fdf8e0f5"/>
     <w:p>
       <w:pPr>
         <w:pStyle w:val="Heading3"/>
@@ -4464,7 +4592,7 @@
         <w:pStyle w:val="Compact"/>
         <w:numPr>
           <w:ilvl w:val="0"/>
-          <w:numId w:val="1021"/>
+          <w:numId w:val="1022"/>
         </w:numPr>
       </w:pPr>
       <w:r>
@@ -4502,7 +4630,7 @@
         <w:pStyle w:val="Compact"/>
         <w:numPr>
           <w:ilvl w:val="0"/>
-          <w:numId w:val="1021"/>
+          <w:numId w:val="1022"/>
         </w:numPr>
       </w:pPr>
       <w:r>
@@ -4521,7 +4649,7 @@
         <w:pStyle w:val="Compact"/>
         <w:numPr>
           <w:ilvl w:val="0"/>
-          <w:numId w:val="1021"/>
+          <w:numId w:val="1022"/>
         </w:numPr>
       </w:pPr>
       <w:r>
@@ -4540,7 +4668,7 @@
         <w:pStyle w:val="Compact"/>
         <w:numPr>
           <w:ilvl w:val="0"/>
-          <w:numId w:val="1021"/>
+          <w:numId w:val="1022"/>
         </w:numPr>
       </w:pPr>
       <w:r>
@@ -4562,7 +4690,7 @@
         <w:pStyle w:val="Compact"/>
         <w:numPr>
           <w:ilvl w:val="0"/>
-          <w:numId w:val="1021"/>
+          <w:numId w:val="1022"/>
         </w:numPr>
       </w:pPr>
       <w:r>
@@ -4583,9 +4711,9 @@
         </w:pict>
       </w:r>
     </w:p>
-    <w:bookmarkEnd w:id="45"/>
-    <w:bookmarkEnd w:id="46"/>
-    <w:bookmarkStart w:id="51" w:name="Xd31b8cfedc5dbc4440ab9b13e5560f9199a401d"/>
+    <w:bookmarkEnd w:id="57"/>
+    <w:bookmarkEnd w:id="58"/>
+    <w:bookmarkStart w:id="63" w:name="Xd31b8cfedc5dbc4440ab9b13e5560f9199a401d"/>
     <w:p>
       <w:pPr>
         <w:pStyle w:val="Heading2"/>
@@ -4594,7 +4722,7 @@
         <w:t xml:space="preserve">10. KPIs — le dashboard CRO</w:t>
       </w:r>
     </w:p>
-    <w:bookmarkStart w:id="47" w:name="X186ac20277b1751e68f97129cf2dec3a6ce535a"/>
+    <w:bookmarkStart w:id="59" w:name="X186ac20277b1751e68f97129cf2dec3a6ce535a"/>
     <w:p>
       <w:pPr>
         <w:pStyle w:val="Heading3"/>
@@ -4608,7 +4736,7 @@
         <w:pStyle w:val="Compact"/>
         <w:numPr>
           <w:ilvl w:val="0"/>
-          <w:numId w:val="1022"/>
+          <w:numId w:val="1023"/>
         </w:numPr>
       </w:pPr>
       <w:r>
@@ -4620,7 +4748,7 @@
         <w:pStyle w:val="Compact"/>
         <w:numPr>
           <w:ilvl w:val="0"/>
-          <w:numId w:val="1022"/>
+          <w:numId w:val="1023"/>
         </w:numPr>
       </w:pPr>
       <w:r>
@@ -4632,15 +4760,15 @@
         <w:pStyle w:val="Compact"/>
         <w:numPr>
           <w:ilvl w:val="0"/>
-          <w:numId w:val="1022"/>
+          <w:numId w:val="1023"/>
         </w:numPr>
       </w:pPr>
       <w:r>
         <w:t xml:space="preserve">Prélèvements abonnement échoués (à relancer dans la journée).</w:t>
       </w:r>
     </w:p>
-    <w:bookmarkEnd w:id="47"/>
-    <w:bookmarkStart w:id="48" w:name="X98a5bfc8806274b8bec3d3b55c432cc5d443c85"/>
+    <w:bookmarkEnd w:id="59"/>
+    <w:bookmarkStart w:id="60" w:name="X98a5bfc8806274b8bec3d3b55c432cc5d443c85"/>
     <w:p>
       <w:pPr>
         <w:pStyle w:val="Heading3"/>
@@ -4654,7 +4782,7 @@
         <w:pStyle w:val="Compact"/>
         <w:numPr>
           <w:ilvl w:val="0"/>
-          <w:numId w:val="1023"/>
+          <w:numId w:val="1024"/>
         </w:numPr>
       </w:pPr>
       <w:r>
@@ -4666,7 +4794,7 @@
         <w:pStyle w:val="Compact"/>
         <w:numPr>
           <w:ilvl w:val="0"/>
-          <w:numId w:val="1023"/>
+          <w:numId w:val="1024"/>
         </w:numPr>
       </w:pPr>
       <w:r>
@@ -4678,7 +4806,7 @@
         <w:pStyle w:val="Compact"/>
         <w:numPr>
           <w:ilvl w:val="0"/>
-          <w:numId w:val="1023"/>
+          <w:numId w:val="1024"/>
         </w:numPr>
       </w:pPr>
       <w:r>
@@ -4690,7 +4818,7 @@
         <w:pStyle w:val="Compact"/>
         <w:numPr>
           <w:ilvl w:val="0"/>
-          <w:numId w:val="1023"/>
+          <w:numId w:val="1024"/>
         </w:numPr>
       </w:pPr>
       <w:r>
@@ -4702,15 +4830,15 @@
         <w:pStyle w:val="Compact"/>
         <w:numPr>
           <w:ilvl w:val="0"/>
-          <w:numId w:val="1023"/>
+          <w:numId w:val="1024"/>
         </w:numPr>
       </w:pPr>
       <w:r>
         <w:t xml:space="preserve">Take rate effective vs affichée (détection de leakage remise).</w:t>
       </w:r>
     </w:p>
-    <w:bookmarkEnd w:id="48"/>
-    <w:bookmarkStart w:id="49" w:name="X47effa3dd6c571dcd6ad63696319b377761d57d"/>
+    <w:bookmarkEnd w:id="60"/>
+    <w:bookmarkStart w:id="61" w:name="X47effa3dd6c571dcd6ad63696319b377761d57d"/>
     <w:p>
       <w:pPr>
         <w:pStyle w:val="Heading3"/>
@@ -4724,7 +4852,7 @@
         <w:pStyle w:val="Compact"/>
         <w:numPr>
           <w:ilvl w:val="0"/>
-          <w:numId w:val="1024"/>
+          <w:numId w:val="1025"/>
         </w:numPr>
       </w:pPr>
       <w:r>
@@ -4736,7 +4864,7 @@
         <w:pStyle w:val="Compact"/>
         <w:numPr>
           <w:ilvl w:val="0"/>
-          <w:numId w:val="1024"/>
+          <w:numId w:val="1025"/>
         </w:numPr>
       </w:pPr>
       <w:r>
@@ -4748,7 +4876,7 @@
         <w:pStyle w:val="Compact"/>
         <w:numPr>
           <w:ilvl w:val="0"/>
-          <w:numId w:val="1024"/>
+          <w:numId w:val="1025"/>
         </w:numPr>
       </w:pPr>
       <w:r>
@@ -4760,7 +4888,7 @@
         <w:pStyle w:val="Compact"/>
         <w:numPr>
           <w:ilvl w:val="0"/>
-          <w:numId w:val="1024"/>
+          <w:numId w:val="1025"/>
         </w:numPr>
       </w:pPr>
       <w:r>
@@ -4772,7 +4900,7 @@
         <w:pStyle w:val="Compact"/>
         <w:numPr>
           <w:ilvl w:val="0"/>
-          <w:numId w:val="1024"/>
+          <w:numId w:val="1025"/>
         </w:numPr>
       </w:pPr>
       <w:r>
@@ -4784,15 +4912,15 @@
         <w:pStyle w:val="Compact"/>
         <w:numPr>
           <w:ilvl w:val="0"/>
-          <w:numId w:val="1024"/>
+          <w:numId w:val="1025"/>
         </w:numPr>
       </w:pPr>
       <w:r>
         <w:t xml:space="preserve">Cohortes : rétention par cohorte de signature (la vérité sur la durabilité du revenu).</w:t>
       </w:r>
     </w:p>
-    <w:bookmarkEnd w:id="49"/>
-    <w:bookmarkStart w:id="50" w:name="Xfeee290f13f9d15c3fd6bfc2315c234cf242e45"/>
+    <w:bookmarkEnd w:id="61"/>
+    <w:bookmarkStart w:id="62" w:name="Xfeee290f13f9d15c3fd6bfc2315c234cf242e45"/>
     <w:p>
       <w:pPr>
         <w:pStyle w:val="Heading3"/>
@@ -4806,7 +4934,7 @@
         <w:pStyle w:val="Compact"/>
         <w:numPr>
           <w:ilvl w:val="0"/>
-          <w:numId w:val="1025"/>
+          <w:numId w:val="1026"/>
         </w:numPr>
       </w:pPr>
       <w:r>
@@ -4818,7 +4946,7 @@
         <w:pStyle w:val="Compact"/>
         <w:numPr>
           <w:ilvl w:val="0"/>
-          <w:numId w:val="1025"/>
+          <w:numId w:val="1026"/>
         </w:numPr>
       </w:pPr>
       <w:r>
@@ -4830,7 +4958,7 @@
         <w:pStyle w:val="Compact"/>
         <w:numPr>
           <w:ilvl w:val="0"/>
-          <w:numId w:val="1025"/>
+          <w:numId w:val="1026"/>
         </w:numPr>
       </w:pPr>
       <w:r>
@@ -4842,7 +4970,7 @@
         <w:pStyle w:val="Compact"/>
         <w:numPr>
           <w:ilvl w:val="0"/>
-          <w:numId w:val="1025"/>
+          <w:numId w:val="1026"/>
         </w:numPr>
       </w:pPr>
       <w:r>
@@ -4854,7 +4982,7 @@
         <w:pStyle w:val="Compact"/>
         <w:numPr>
           <w:ilvl w:val="0"/>
-          <w:numId w:val="1025"/>
+          <w:numId w:val="1026"/>
         </w:numPr>
       </w:pPr>
       <w:r>
@@ -4868,9 +4996,9 @@
         </w:pict>
       </w:r>
     </w:p>
-    <w:bookmarkEnd w:id="50"/>
-    <w:bookmarkEnd w:id="51"/>
-    <w:bookmarkStart w:id="55" w:name="X4df56cfbefd944f2a92d691e156655829ba1d21"/>
+    <w:bookmarkEnd w:id="62"/>
+    <w:bookmarkEnd w:id="63"/>
+    <w:bookmarkStart w:id="67" w:name="X4df56cfbefd944f2a92d691e156655829ba1d21"/>
     <w:p>
       <w:pPr>
         <w:pStyle w:val="Heading2"/>
@@ -4879,7 +5007,7 @@
         <w:t xml:space="preserve">11. Le plan de revenu — 90 jours, 12 mois, 24 mois</w:t>
       </w:r>
     </w:p>
-    <w:bookmarkStart w:id="52" w:name="X3606e6bda19f0813e93fb5d52ccca11d36f4aed"/>
+    <w:bookmarkStart w:id="64" w:name="X3606e6bda19f0813e93fb5d52ccca11d36f4aed"/>
     <w:p>
       <w:pPr>
         <w:pStyle w:val="Heading3"/>
@@ -4905,7 +5033,7 @@
         <w:pStyle w:val="Compact"/>
         <w:numPr>
           <w:ilvl w:val="0"/>
-          <w:numId w:val="1026"/>
+          <w:numId w:val="1027"/>
         </w:numPr>
       </w:pPr>
       <w:r>
@@ -4917,7 +5045,7 @@
         <w:pStyle w:val="Compact"/>
         <w:numPr>
           <w:ilvl w:val="0"/>
-          <w:numId w:val="1026"/>
+          <w:numId w:val="1027"/>
         </w:numPr>
       </w:pPr>
       <w:r>
@@ -4929,7 +5057,7 @@
         <w:pStyle w:val="Compact"/>
         <w:numPr>
           <w:ilvl w:val="0"/>
-          <w:numId w:val="1026"/>
+          <w:numId w:val="1027"/>
         </w:numPr>
       </w:pPr>
       <w:r>
@@ -4953,7 +5081,7 @@
         <w:pStyle w:val="Compact"/>
         <w:numPr>
           <w:ilvl w:val="0"/>
-          <w:numId w:val="1027"/>
+          <w:numId w:val="1028"/>
         </w:numPr>
       </w:pPr>
       <w:r>
@@ -4965,7 +5093,7 @@
         <w:pStyle w:val="Compact"/>
         <w:numPr>
           <w:ilvl w:val="0"/>
-          <w:numId w:val="1027"/>
+          <w:numId w:val="1028"/>
         </w:numPr>
       </w:pPr>
       <w:r>
@@ -4977,7 +5105,7 @@
         <w:pStyle w:val="Compact"/>
         <w:numPr>
           <w:ilvl w:val="0"/>
-          <w:numId w:val="1027"/>
+          <w:numId w:val="1028"/>
         </w:numPr>
       </w:pPr>
       <w:r>
@@ -5001,7 +5129,7 @@
         <w:pStyle w:val="Compact"/>
         <w:numPr>
           <w:ilvl w:val="0"/>
-          <w:numId w:val="1028"/>
+          <w:numId w:val="1029"/>
         </w:numPr>
       </w:pPr>
       <w:r>
@@ -5013,7 +5141,7 @@
         <w:pStyle w:val="Compact"/>
         <w:numPr>
           <w:ilvl w:val="0"/>
-          <w:numId w:val="1028"/>
+          <w:numId w:val="1029"/>
         </w:numPr>
       </w:pPr>
       <w:r>
@@ -5025,7 +5153,7 @@
         <w:pStyle w:val="Compact"/>
         <w:numPr>
           <w:ilvl w:val="0"/>
-          <w:numId w:val="1028"/>
+          <w:numId w:val="1029"/>
         </w:numPr>
       </w:pPr>
       <w:r>
@@ -5037,15 +5165,15 @@
         <w:pStyle w:val="Compact"/>
         <w:numPr>
           <w:ilvl w:val="0"/>
-          <w:numId w:val="1028"/>
+          <w:numId w:val="1029"/>
         </w:numPr>
       </w:pPr>
       <w:r>
         <w:t xml:space="preserve">Premier QBR avec les plus gros comptes flotte.</w:t>
       </w:r>
     </w:p>
-    <w:bookmarkEnd w:id="52"/>
-    <w:bookmarkStart w:id="53" w:name="Xbccaf2aa33b13eb7a19374456a1ea52b47a0ed2"/>
+    <w:bookmarkEnd w:id="64"/>
+    <w:bookmarkStart w:id="65" w:name="Xbccaf2aa33b13eb7a19374456a1ea52b47a0ed2"/>
     <w:p>
       <w:pPr>
         <w:pStyle w:val="Heading3"/>
@@ -5059,7 +5187,7 @@
         <w:pStyle w:val="Compact"/>
         <w:numPr>
           <w:ilvl w:val="0"/>
-          <w:numId w:val="1029"/>
+          <w:numId w:val="1030"/>
         </w:numPr>
       </w:pPr>
       <w:r>
@@ -5071,7 +5199,7 @@
         <w:pStyle w:val="Compact"/>
         <w:numPr>
           <w:ilvl w:val="0"/>
-          <w:numId w:val="1029"/>
+          <w:numId w:val="1030"/>
         </w:numPr>
       </w:pPr>
       <w:r>
@@ -5083,7 +5211,7 @@
         <w:pStyle w:val="Compact"/>
         <w:numPr>
           <w:ilvl w:val="0"/>
-          <w:numId w:val="1029"/>
+          <w:numId w:val="1030"/>
         </w:numPr>
       </w:pPr>
       <w:r>
@@ -5095,7 +5223,7 @@
         <w:pStyle w:val="Compact"/>
         <w:numPr>
           <w:ilvl w:val="0"/>
-          <w:numId w:val="1029"/>
+          <w:numId w:val="1030"/>
         </w:numPr>
       </w:pPr>
       <w:r>
@@ -5107,15 +5235,15 @@
         <w:pStyle w:val="Compact"/>
         <w:numPr>
           <w:ilvl w:val="0"/>
-          <w:numId w:val="1029"/>
+          <w:numId w:val="1030"/>
         </w:numPr>
       </w:pPr>
       <w:r>
         <w:t xml:space="preserve">Take rate effective ≥ 7,5% (après toutes fuites).</w:t>
       </w:r>
     </w:p>
-    <w:bookmarkEnd w:id="53"/>
-    <w:bookmarkStart w:id="54" w:name="Xae334d871577635d589ef9c298f0c1b88c75a08"/>
+    <w:bookmarkEnd w:id="65"/>
+    <w:bookmarkStart w:id="66" w:name="Xae334d871577635d589ef9c298f0c1b88c75a08"/>
     <w:p>
       <w:pPr>
         <w:pStyle w:val="Heading3"/>
@@ -5129,7 +5257,7 @@
         <w:pStyle w:val="Compact"/>
         <w:numPr>
           <w:ilvl w:val="0"/>
-          <w:numId w:val="1030"/>
+          <w:numId w:val="1031"/>
         </w:numPr>
       </w:pPr>
       <w:r>
@@ -5141,7 +5269,7 @@
         <w:pStyle w:val="Compact"/>
         <w:numPr>
           <w:ilvl w:val="0"/>
-          <w:numId w:val="1030"/>
+          <w:numId w:val="1031"/>
         </w:numPr>
       </w:pPr>
       <w:r>
@@ -5153,7 +5281,7 @@
         <w:pStyle w:val="Compact"/>
         <w:numPr>
           <w:ilvl w:val="0"/>
-          <w:numId w:val="1030"/>
+          <w:numId w:val="1031"/>
         </w:numPr>
       </w:pPr>
       <w:r>
@@ -5165,7 +5293,7 @@
         <w:pStyle w:val="Compact"/>
         <w:numPr>
           <w:ilvl w:val="0"/>
-          <w:numId w:val="1030"/>
+          <w:numId w:val="1031"/>
         </w:numPr>
       </w:pPr>
       <w:r>
@@ -5177,7 +5305,7 @@
         <w:pStyle w:val="Compact"/>
         <w:numPr>
           <w:ilvl w:val="0"/>
-          <w:numId w:val="1030"/>
+          <w:numId w:val="1031"/>
         </w:numPr>
       </w:pPr>
       <w:r>
@@ -5191,9 +5319,9 @@
         </w:pict>
       </w:r>
     </w:p>
-    <w:bookmarkEnd w:id="54"/>
-    <w:bookmarkEnd w:id="55"/>
-    <w:bookmarkStart w:id="56" w:name="X0d9c846e020985b430010318b64f3dd76e8a560"/>
+    <w:bookmarkEnd w:id="66"/>
+    <w:bookmarkEnd w:id="67"/>
+    <w:bookmarkStart w:id="68" w:name="X0d9c846e020985b430010318b64f3dd76e8a560"/>
     <w:p>
       <w:pPr>
         <w:pStyle w:val="Heading2"/>
@@ -5207,7 +5335,7 @@
         <w:pStyle w:val="Compact"/>
         <w:numPr>
           <w:ilvl w:val="0"/>
-          <w:numId w:val="1031"/>
+          <w:numId w:val="1032"/>
         </w:numPr>
       </w:pPr>
       <w:r>
@@ -5229,7 +5357,7 @@
         <w:pStyle w:val="Compact"/>
         <w:numPr>
           <w:ilvl w:val="0"/>
-          <w:numId w:val="1031"/>
+          <w:numId w:val="1032"/>
         </w:numPr>
       </w:pPr>
       <w:r>
@@ -5251,7 +5379,7 @@
         <w:pStyle w:val="Compact"/>
         <w:numPr>
           <w:ilvl w:val="0"/>
-          <w:numId w:val="1031"/>
+          <w:numId w:val="1032"/>
         </w:numPr>
       </w:pPr>
       <w:r>
@@ -5273,7 +5401,7 @@
         <w:pStyle w:val="Compact"/>
         <w:numPr>
           <w:ilvl w:val="0"/>
-          <w:numId w:val="1031"/>
+          <w:numId w:val="1032"/>
         </w:numPr>
       </w:pPr>
       <w:r>
@@ -5295,7 +5423,7 @@
         <w:pStyle w:val="Compact"/>
         <w:numPr>
           <w:ilvl w:val="0"/>
-          <w:numId w:val="1031"/>
+          <w:numId w:val="1032"/>
         </w:numPr>
       </w:pPr>
       <w:r>
@@ -5317,7 +5445,7 @@
         <w:pStyle w:val="Compact"/>
         <w:numPr>
           <w:ilvl w:val="0"/>
-          <w:numId w:val="1031"/>
+          <w:numId w:val="1032"/>
         </w:numPr>
       </w:pPr>
       <w:r>
@@ -5339,7 +5467,7 @@
         <w:pStyle w:val="Compact"/>
         <w:numPr>
           <w:ilvl w:val="0"/>
-          <w:numId w:val="1031"/>
+          <w:numId w:val="1032"/>
         </w:numPr>
       </w:pPr>
       <w:r>
@@ -5361,7 +5489,7 @@
         <w:pStyle w:val="Compact"/>
         <w:numPr>
           <w:ilvl w:val="0"/>
-          <w:numId w:val="1031"/>
+          <w:numId w:val="1032"/>
         </w:numPr>
       </w:pPr>
       <w:r>
@@ -5383,7 +5511,7 @@
         <w:pStyle w:val="Compact"/>
         <w:numPr>
           <w:ilvl w:val="0"/>
-          <w:numId w:val="1031"/>
+          <w:numId w:val="1032"/>
         </w:numPr>
       </w:pPr>
       <w:r>
@@ -5405,7 +5533,7 @@
         <w:pStyle w:val="Compact"/>
         <w:numPr>
           <w:ilvl w:val="0"/>
-          <w:numId w:val="1031"/>
+          <w:numId w:val="1032"/>
         </w:numPr>
       </w:pPr>
       <w:r>
@@ -5429,8 +5557,8 @@
         </w:pict>
       </w:r>
     </w:p>
-    <w:bookmarkEnd w:id="56"/>
-    <w:bookmarkStart w:id="57" w:name="Xf22f2e81ae9c1c808a0e7e0eed315f02d4e26b2"/>
+    <w:bookmarkEnd w:id="68"/>
+    <w:bookmarkStart w:id="69" w:name="Xf22f2e81ae9c1c808a0e7e0eed315f02d4e26b2"/>
     <w:p>
       <w:pPr>
         <w:pStyle w:val="Heading2"/>
@@ -5492,7 +5620,7 @@
         <w:pStyle w:val="Compact"/>
         <w:numPr>
           <w:ilvl w:val="0"/>
-          <w:numId w:val="1032"/>
+          <w:numId w:val="1033"/>
         </w:numPr>
       </w:pPr>
       <w:r>
@@ -5514,7 +5642,7 @@
         <w:pStyle w:val="Compact"/>
         <w:numPr>
           <w:ilvl w:val="0"/>
-          <w:numId w:val="1032"/>
+          <w:numId w:val="1033"/>
         </w:numPr>
       </w:pPr>
       <w:r>
@@ -5536,7 +5664,7 @@
         <w:pStyle w:val="Compact"/>
         <w:numPr>
           <w:ilvl w:val="0"/>
-          <w:numId w:val="1032"/>
+          <w:numId w:val="1033"/>
         </w:numPr>
       </w:pPr>
       <w:r>
@@ -5730,8 +5858,8 @@
         <w:t xml:space="preserve">Document interne · Handover CRO · v1.0 · 28 mai 2026.</w:t>
       </w:r>
     </w:p>
-    <w:bookmarkEnd w:id="57"/>
-    <w:bookmarkEnd w:id="58"/>
+    <w:bookmarkEnd w:id="69"/>
+    <w:bookmarkEnd w:id="70"/>
     <w:sectPr>
       <w:footnotePr>
         <w:numRestart w:val="eachSect"/>
@@ -6079,6 +6207,9 @@
     <w:abstractNumId w:val="991"/>
   </w:num>
   <w:num w:numId="1007">
+    <w:abstractNumId w:val="991"/>
+  </w:num>
+  <w:num w:numId="1008">
     <w:abstractNumId w:val="99411"/>
     <w:lvlOverride w:ilvl="0">
       <w:startOverride w:val="1"/>
@@ -6108,13 +6239,13 @@
       <w:startOverride w:val="1"/>
     </w:lvlOverride>
   </w:num>
-  <w:num w:numId="1008">
-    <w:abstractNumId w:val="991"/>
-  </w:num>
   <w:num w:numId="1009">
     <w:abstractNumId w:val="991"/>
   </w:num>
   <w:num w:numId="1010">
+    <w:abstractNumId w:val="991"/>
+  </w:num>
+  <w:num w:numId="1011">
     <w:abstractNumId w:val="99411"/>
     <w:lvlOverride w:ilvl="0">
       <w:startOverride w:val="1"/>
@@ -6143,9 +6274,6 @@
     <w:lvlOverride w:ilvl="8">
       <w:startOverride w:val="1"/>
     </w:lvlOverride>
-  </w:num>
-  <w:num w:numId="1011">
-    <w:abstractNumId w:val="991"/>
   </w:num>
   <w:num w:numId="1012">
     <w:abstractNumId w:val="991"/>
@@ -6205,6 +6333,9 @@
     <w:abstractNumId w:val="991"/>
   </w:num>
   <w:num w:numId="1031">
+    <w:abstractNumId w:val="991"/>
+  </w:num>
+  <w:num w:numId="1032">
     <w:abstractNumId w:val="99411"/>
     <w:lvlOverride w:ilvl="0">
       <w:startOverride w:val="1"/>
@@ -6234,7 +6365,7 @@
       <w:startOverride w:val="1"/>
     </w:lvlOverride>
   </w:num>
-  <w:num w:numId="1032">
+  <w:num w:numId="1033">
     <w:abstractNumId w:val="991"/>
   </w:num>
 </w:numbering>
@@ -6245,10 +6376,10 @@
   <w:docDefaults>
     <w:rPrDefault>
       <w:rPr>
-        <w:rFonts w:asciiTheme="minorHAnsi" w:cstheme="minorBidi" w:eastAsiaTheme="minorEastAsia" w:hAnsiTheme="minorHAnsi"/>
+        <w:rFonts w:asciiTheme="minorHAnsi" w:cstheme="minorBidi" w:eastAsiaTheme="minorHAnsi" w:hAnsiTheme="minorHAnsi"/>
         <w:sz w:val="24"/>
         <w:szCs w:val="24"/>
-        <w:lang w:bidi="ar-SA" w:eastAsia="zh-CN" w:val="en-US"/>
+        <w:lang w:bidi="ar-SA" w:eastAsia="en-US" w:val="en-US"/>
       </w:rPr>
     </w:rPrDefault>
     <w:pPrDefault>
@@ -6789,6 +6920,13 @@
       </w:tblCellMar>
     </w:tblPr>
     <w:tblStylePr w:type="firstRow">
+      <w:tblPr>
+        <w:jc w:val="left"/>
+        <w:tblInd w:type="dxa" w:w="0"/>
+      </w:tblPr>
+      <w:trPr>
+        <w:jc w:val="left"/>
+      </w:trPr>
       <w:tcPr>
         <w:tcBorders>
           <w:bottom w:val="single"/>

--- a/docs/CRO_BIBLE.docx
+++ b/docs/CRO_BIBLE.docx
@@ -5860,11 +5860,7 @@
     </w:p>
     <w:bookmarkEnd w:id="69"/>
     <w:bookmarkEnd w:id="70"/>
-    <w:sectPr>
-      <w:footnotePr>
-        <w:numRestart w:val="eachSect"/>
-      </w:footnotePr>
-    </w:sectPr>
+    <w:sectPr/>
   </w:body>
 </w:document>
 </file>
@@ -6431,6 +6427,8 @@
     </w:pPr>
     <w:rPr>
       <w:rFonts w:asciiTheme="majorHAnsi" w:cstheme="majorBidi" w:eastAsiaTheme="majorEastAsia" w:hAnsiTheme="majorHAnsi"/>
+      <w:spacing w:val="-10"/>
+      <w:kern w:val="28"/>
       <w:sz w:val="56"/>
       <w:szCs w:val="56"/>
     </w:rPr>
@@ -6443,6 +6441,8 @@
     <w:rsid w:val="00A10FD9"/>
     <w:rPr>
       <w:rFonts w:asciiTheme="majorHAnsi" w:cstheme="majorBidi" w:eastAsiaTheme="majorEastAsia" w:hAnsiTheme="majorHAnsi"/>
+      <w:spacing w:val="-10"/>
+      <w:kern w:val="28"/>
       <w:sz w:val="56"/>
       <w:szCs w:val="56"/>
     </w:rPr>
@@ -6483,31 +6483,23 @@
   </w:style>
   <w:style w:customStyle="1" w:styleId="Author" w:type="paragraph">
     <w:name w:val="Author"/>
-    <w:basedOn w:val="Title"/>
     <w:next w:val="BodyText"/>
     <w:qFormat/>
     <w:pPr>
       <w:keepNext/>
       <w:keepLines/>
+      <w:jc w:val="center"/>
     </w:pPr>
-    <w:rPr>
-      <w:sz w:val="24"/>
-      <w:szCs w:val="24"/>
-    </w:rPr>
   </w:style>
   <w:style w:styleId="Date" w:type="paragraph">
     <w:name w:val="Date"/>
-    <w:basedOn w:val="Title"/>
     <w:next w:val="BodyText"/>
     <w:qFormat/>
     <w:pPr>
       <w:keepNext/>
       <w:keepLines/>
+      <w:jc w:val="center"/>
     </w:pPr>
-    <w:rPr>
-      <w:sz w:val="24"/>
-      <w:szCs w:val="24"/>
-    </w:rPr>
   </w:style>
   <w:style w:customStyle="1" w:styleId="AbstractTitle" w:type="paragraph">
     <w:name w:val="Abstract Title"/>

--- a/docs/CRO_BIBLE.docx
+++ b/docs/CRO_BIBLE.docx
@@ -2,7 +2,7 @@
 <file path=word/document.xml><?xml version="1.0" encoding="utf-8"?>
 <w:document xmlns:w="http://schemas.openxmlformats.org/wordprocessingml/2006/main" xmlns:m="http://schemas.openxmlformats.org/officeDocument/2006/math" xmlns:r="http://schemas.openxmlformats.org/officeDocument/2006/relationships" xmlns:o="urn:schemas-microsoft-com:office:office" xmlns:v="urn:schemas-microsoft-com:vml" xmlns:w10="urn:schemas-microsoft-com:office:word" xmlns:a="http://schemas.openxmlformats.org/drawingml/2006/main" xmlns:pic="http://schemas.openxmlformats.org/drawingml/2006/picture" xmlns:wp="http://schemas.openxmlformats.org/drawingml/2006/wordprocessingDrawing">
   <w:body>
-    <w:bookmarkStart w:id="70" w:name="cro-bible--pièces"/>
+    <w:bookmarkStart w:id="59" w:name="cro-bible--pièces"/>
     <w:p>
       <w:pPr>
         <w:pStyle w:val="Heading1"/>
@@ -94,7 +94,7 @@
       <w:r>
         <w:t xml:space="preserve"> </w:t>
       </w:r>
-      <w:hyperlink r:id="rId20">
+      <w:hyperlink r:id="rId9">
         <w:r>
           <w:rPr>
             <w:rStyle w:val="VerbatimChar"/>
@@ -111,7 +111,7 @@
       <w:r>
         <w:t xml:space="preserve"> </w:t>
       </w:r>
-      <w:hyperlink r:id="rId21">
+      <w:hyperlink r:id="rId10">
         <w:r>
           <w:rPr>
             <w:rStyle w:val="VerbatimChar"/>
@@ -128,7 +128,7 @@
       <w:r>
         <w:t xml:space="preserve"> </w:t>
       </w:r>
-      <w:hyperlink r:id="rId22">
+      <w:hyperlink r:id="rId11">
         <w:r>
           <w:rPr>
             <w:rStyle w:val="VerbatimChar"/>
@@ -197,7 +197,7 @@
         </w:pict>
       </w:r>
     </w:p>
-    <w:bookmarkStart w:id="23" w:name="X4d0dbeb8bfc6a379c074b88227029d6a2d3954f"/>
+    <w:bookmarkStart w:id="12" w:name="X4d0dbeb8bfc6a379c074b88227029d6a2d3954f"/>
     <w:p>
       <w:pPr>
         <w:pStyle w:val="Heading2"/>
@@ -458,8 +458,8 @@
         </w:pict>
       </w:r>
     </w:p>
-    <w:bookmarkEnd w:id="23"/>
-    <w:bookmarkStart w:id="27" w:name="X5cc4195622644c8fc2574924c63dd483887ece9"/>
+    <w:bookmarkEnd w:id="12"/>
+    <w:bookmarkStart w:id="16" w:name="X5cc4195622644c8fc2574924c63dd483887ece9"/>
     <w:p>
       <w:pPr>
         <w:pStyle w:val="Heading2"/>
@@ -468,7 +468,7 @@
         <w:t xml:space="preserve">2. L'architecture de revenu — où l'argent entre, précisément</w:t>
       </w:r>
     </w:p>
-    <w:bookmarkStart w:id="24" w:name="Xc5ef98b6371c5ddd2755482d7bc521f093a7096"/>
+    <w:bookmarkStart w:id="13" w:name="Xc5ef98b6371c5ddd2755482d7bc521f093a7096"/>
     <w:p>
       <w:pPr>
         <w:pStyle w:val="Heading3"/>
@@ -896,8 +896,8 @@
         <w:t xml:space="preserve">du revenu : c'est du GMV en transit. Ne jamais forecaster sur du GMV non livré.</w:t>
       </w:r>
     </w:p>
-    <w:bookmarkEnd w:id="24"/>
-    <w:bookmarkStart w:id="25" w:name="X95ee53ebb36ac5f3468e28039d86e97f4afe5b6"/>
+    <w:bookmarkEnd w:id="13"/>
+    <w:bookmarkStart w:id="14" w:name="X95ee53ebb36ac5f3468e28039d86e97f4afe5b6"/>
     <w:p>
       <w:pPr>
         <w:pStyle w:val="Heading3"/>
@@ -1055,8 +1055,8 @@
         <w:t xml:space="preserve">. Si tu ne sais pas lequel bouger ce trimestre, tu n'as pas de plan.</w:t>
       </w:r>
     </w:p>
-    <w:bookmarkEnd w:id="25"/>
-    <w:bookmarkStart w:id="26" w:name="X593453b938e045be398ddf2b6d5f74f77238992"/>
+    <w:bookmarkEnd w:id="14"/>
+    <w:bookmarkStart w:id="15" w:name="X593453b938e045be398ddf2b6d5f74f77238992"/>
     <w:p>
       <w:pPr>
         <w:pStyle w:val="Heading3"/>
@@ -1190,9 +1190,9 @@
         </w:pict>
       </w:r>
     </w:p>
-    <w:bookmarkEnd w:id="26"/>
-    <w:bookmarkEnd w:id="27"/>
-    <w:bookmarkStart w:id="31" w:name="Xeb0f807926d6a8ac7d9cd4a8d3e5b5e81d555bc"/>
+    <w:bookmarkEnd w:id="15"/>
+    <w:bookmarkEnd w:id="16"/>
+    <w:bookmarkStart w:id="20" w:name="Xeb0f807926d6a8ac7d9cd4a8d3e5b5e81d555bc"/>
     <w:p>
       <w:pPr>
         <w:pStyle w:val="Heading2"/>
@@ -1201,7 +1201,7 @@
         <w:t xml:space="preserve">3. Stratégie de monétisation — la doctrine</w:t>
       </w:r>
     </w:p>
-    <w:bookmarkStart w:id="28" w:name="Xbeb8aea7951e3bf657241e52ecd1c191d06579c"/>
+    <w:bookmarkStart w:id="17" w:name="Xbeb8aea7951e3bf657241e52ecd1c191d06579c"/>
     <w:p>
       <w:pPr>
         <w:pStyle w:val="Heading3"/>
@@ -1380,8 +1380,8 @@
         <w:t xml:space="preserve">dès le premier mois.</w:t>
       </w:r>
     </w:p>
-    <w:bookmarkEnd w:id="28"/>
-    <w:bookmarkStart w:id="29" w:name="X9b38249c320b989e2996c71e12b64448fcecaa8"/>
+    <w:bookmarkEnd w:id="17"/>
+    <w:bookmarkStart w:id="18" w:name="X9b38249c320b989e2996c71e12b64448fcecaa8"/>
     <w:p>
       <w:pPr>
         <w:pStyle w:val="Heading3"/>
@@ -1682,8 +1682,8 @@
         </w:tc>
       </w:tr>
     </w:tbl>
-    <w:bookmarkEnd w:id="29"/>
-    <w:bookmarkStart w:id="30" w:name="X4427b243d81c190b735824570e871fd15653c34"/>
+    <w:bookmarkEnd w:id="18"/>
+    <w:bookmarkStart w:id="19" w:name="X4427b243d81c190b735824570e871fd15653c34"/>
     <w:p>
       <w:pPr>
         <w:pStyle w:val="Heading3"/>
@@ -1746,9 +1746,9 @@
         </w:pict>
       </w:r>
     </w:p>
-    <w:bookmarkEnd w:id="30"/>
-    <w:bookmarkEnd w:id="31"/>
-    <w:bookmarkStart w:id="37" w:name="X353076d39ab32980c5c0131cbb388e7f3962e82"/>
+    <w:bookmarkEnd w:id="19"/>
+    <w:bookmarkEnd w:id="20"/>
+    <w:bookmarkStart w:id="26" w:name="X353076d39ab32980c5c0131cbb388e7f3962e82"/>
     <w:p>
       <w:pPr>
         <w:pStyle w:val="Heading2"/>
@@ -1757,7 +1757,7 @@
         <w:t xml:space="preserve">4. Pricing — le laboratoire</w:t>
       </w:r>
     </w:p>
-    <w:bookmarkStart w:id="32" w:name="X924c0bd8ee1059fa2a2b4c650c0cd6bbee9004d"/>
+    <w:bookmarkStart w:id="21" w:name="X924c0bd8ee1059fa2a2b4c650c0cd6bbee9004d"/>
     <w:p>
       <w:pPr>
         <w:pStyle w:val="Heading3"/>
@@ -1918,8 +1918,8 @@
         <w:t xml:space="preserve">).</w:t>
       </w:r>
     </w:p>
-    <w:bookmarkEnd w:id="32"/>
-    <w:bookmarkStart w:id="33" w:name="X267eea488fd1450c388dd08e9e72486e8939e74"/>
+    <w:bookmarkEnd w:id="21"/>
+    <w:bookmarkStart w:id="22" w:name="X267eea488fd1450c388dd08e9e72486e8939e74"/>
     <w:p>
       <w:pPr>
         <w:pStyle w:val="Heading3"/>
@@ -2046,8 +2046,8 @@
         <w:t xml:space="preserve">Refresh périodique du scraper = la donnée reste fraîche (chantier ingest §3 CTO Bible).</w:t>
       </w:r>
     </w:p>
-    <w:bookmarkEnd w:id="33"/>
-    <w:bookmarkStart w:id="34" w:name="Xbfcb9964733bd0d98705d1e37048695a906aad3"/>
+    <w:bookmarkEnd w:id="22"/>
+    <w:bookmarkStart w:id="23" w:name="Xbfcb9964733bd0d98705d1e37048695a906aad3"/>
     <w:p>
       <w:pPr>
         <w:pStyle w:val="Heading3"/>
@@ -2210,8 +2210,8 @@
         <w:t xml:space="preserve">: commission minimale en valeur absolue sur les petits paniers (sinon les pièces à 3 000 F coûtent plus cher à servir qu'elles ne rapportent).</w:t>
       </w:r>
     </w:p>
-    <w:bookmarkEnd w:id="34"/>
-    <w:bookmarkStart w:id="35" w:name="X753b468a6d767427b72f804436f69d43ea679d8"/>
+    <w:bookmarkEnd w:id="23"/>
+    <w:bookmarkStart w:id="24" w:name="X753b468a6d767427b72f804436f69d43ea679d8"/>
     <w:p>
       <w:pPr>
         <w:pStyle w:val="Heading3"/>
@@ -2484,8 +2484,8 @@
         <w:t xml:space="preserve">La take rate est l'actif le plus dur à remonter une fois baissé.</w:t>
       </w:r>
     </w:p>
-    <w:bookmarkEnd w:id="35"/>
-    <w:bookmarkStart w:id="36" w:name="Xdebcb3479a6458da1af4ac0eb8836b1e8b186f3"/>
+    <w:bookmarkEnd w:id="24"/>
+    <w:bookmarkStart w:id="25" w:name="Xdebcb3479a6458da1af4ac0eb8836b1e8b186f3"/>
     <w:p>
       <w:pPr>
         <w:pStyle w:val="Heading3"/>
@@ -2567,9 +2567,9 @@
         </w:pict>
       </w:r>
     </w:p>
-    <w:bookmarkEnd w:id="36"/>
-    <w:bookmarkEnd w:id="37"/>
-    <w:bookmarkStart w:id="42" w:name="Xa2bdc78b08a43a4f6ba2c91a3f242e4779f581a"/>
+    <w:bookmarkEnd w:id="25"/>
+    <w:bookmarkEnd w:id="26"/>
+    <w:bookmarkStart w:id="31" w:name="Xa2bdc78b08a43a4f6ba2c91a3f242e4779f581a"/>
     <w:p>
       <w:pPr>
         <w:pStyle w:val="Heading2"/>
@@ -2578,7 +2578,7 @@
         <w:t xml:space="preserve">5. La machine de vente — playbooks par segment</w:t>
       </w:r>
     </w:p>
-    <w:bookmarkStart w:id="38" w:name="Xaa488de7a02916409ff339f69806f502218fea9"/>
+    <w:bookmarkStart w:id="27" w:name="Xaa488de7a02916409ff339f69806f502218fea9"/>
     <w:p>
       <w:pPr>
         <w:pStyle w:val="Heading3"/>
@@ -2837,8 +2837,8 @@
         <w:t xml:space="preserve">« Je verrai plus tard » → pilote gratuit 30 jours, ROI mesuré, zéro engagement avant la preuve.</w:t>
       </w:r>
     </w:p>
-    <w:bookmarkEnd w:id="38"/>
-    <w:bookmarkStart w:id="39" w:name="X8c95757e99dbac9e8bf02dc8d77d03165c29f92"/>
+    <w:bookmarkEnd w:id="27"/>
+    <w:bookmarkStart w:id="28" w:name="X8c95757e99dbac9e8bf02dc8d77d03165c29f92"/>
     <w:p>
       <w:pPr>
         <w:pStyle w:val="Heading3"/>
@@ -3001,8 +3001,8 @@
         <w:t xml:space="preserve">: pilote sur un sous-parc (50–100 véhicules), preuve, puis déploiement masse contractualisé par paliers.</w:t>
       </w:r>
     </w:p>
-    <w:bookmarkEnd w:id="39"/>
-    <w:bookmarkStart w:id="40" w:name="X609530091b3e1be7366aa5a566f0ddefd9b1cef"/>
+    <w:bookmarkEnd w:id="28"/>
+    <w:bookmarkStart w:id="29" w:name="X609530091b3e1be7366aa5a566f0ddefd9b1cef"/>
     <w:p>
       <w:pPr>
         <w:pStyle w:val="Heading3"/>
@@ -3065,8 +3065,8 @@
         <w:t xml:space="preserve">: un deal plateforme mal négocié peut diluer toute la take rate. Plancher de marge non négociable défini avant d'entrer en négociation.</w:t>
       </w:r>
     </w:p>
-    <w:bookmarkEnd w:id="40"/>
-    <w:bookmarkStart w:id="41" w:name="X7fcf8ef262a9bb634140e746841caedfb593dc9"/>
+    <w:bookmarkEnd w:id="29"/>
+    <w:bookmarkStart w:id="30" w:name="X7fcf8ef262a9bb634140e746841caedfb593dc9"/>
     <w:p>
       <w:pPr>
         <w:pStyle w:val="Heading3"/>
@@ -3122,9 +3122,9 @@
         </w:pict>
       </w:r>
     </w:p>
-    <w:bookmarkEnd w:id="41"/>
-    <w:bookmarkEnd w:id="42"/>
-    <w:bookmarkStart w:id="47" w:name="Xed9896037dc5849041596de9934dfe50f004d47"/>
+    <w:bookmarkEnd w:id="30"/>
+    <w:bookmarkEnd w:id="31"/>
+    <w:bookmarkStart w:id="36" w:name="Xed9896037dc5849041596de9934dfe50f004d47"/>
     <w:p>
       <w:pPr>
         <w:pStyle w:val="Heading2"/>
@@ -3133,7 +3133,7 @@
         <w:t xml:space="preserve">6. Revenue Operations — la prévisibilité</w:t>
       </w:r>
     </w:p>
-    <w:bookmarkStart w:id="43" w:name="X34d56fc210e436b8bd51536052e677ced6f46bb"/>
+    <w:bookmarkStart w:id="32" w:name="X34d56fc210e436b8bd51536052e677ced6f46bb"/>
     <w:p>
       <w:pPr>
         <w:pStyle w:val="Heading3"/>
@@ -3219,8 +3219,8 @@
         <w:t xml:space="preserve">: le KPI le plus important du B2B. Sous 60% = problème de qualification ou de preuve.</w:t>
       </w:r>
     </w:p>
-    <w:bookmarkEnd w:id="43"/>
-    <w:bookmarkStart w:id="44" w:name="X5d8431d387cd36dfdd932be1ee02a3b10e0a1e7"/>
+    <w:bookmarkEnd w:id="32"/>
+    <w:bookmarkStart w:id="33" w:name="X5d8431d387cd36dfdd932be1ee02a3b10e0a1e7"/>
     <w:p>
       <w:pPr>
         <w:pStyle w:val="Heading3"/>
@@ -3301,8 +3301,8 @@
         <w:t xml:space="preserve">Avant ça, on construit l'historique. Un forecast non tenu détruit la crédibilité auprès du board et tue la planification cash.</w:t>
       </w:r>
     </w:p>
-    <w:bookmarkEnd w:id="44"/>
-    <w:bookmarkStart w:id="45" w:name="X12ed35d6de662255074152e1f1e00b1fdad94cf"/>
+    <w:bookmarkEnd w:id="33"/>
+    <w:bookmarkStart w:id="34" w:name="X12ed35d6de662255074152e1f1e00b1fdad94cf"/>
     <w:p>
       <w:pPr>
         <w:pStyle w:val="Heading3"/>
@@ -3367,8 +3367,8 @@
         <w:t xml:space="preserve">Réconciliation mensuelle CRM ↔ facturation ↔ encaissement réel. Le revenu reconnu = le revenu encaissé, pas le revenu signé.</w:t>
       </w:r>
     </w:p>
-    <w:bookmarkEnd w:id="45"/>
-    <w:bookmarkStart w:id="46" w:name="X33f00cdcbcb03fcfa0d27de6a1b0f2baf0623a0"/>
+    <w:bookmarkEnd w:id="34"/>
+    <w:bookmarkStart w:id="35" w:name="X33f00cdcbcb03fcfa0d27de6a1b0f2baf0623a0"/>
     <w:p>
       <w:pPr>
         <w:pStyle w:val="Heading3"/>
@@ -3480,9 +3480,9 @@
         </w:pict>
       </w:r>
     </w:p>
-    <w:bookmarkEnd w:id="46"/>
-    <w:bookmarkEnd w:id="47"/>
-    <w:bookmarkStart w:id="52" w:name="Xbdb00aa6f5e61480962c3dfe03320ef373c698a"/>
+    <w:bookmarkEnd w:id="35"/>
+    <w:bookmarkEnd w:id="36"/>
+    <w:bookmarkStart w:id="41" w:name="Xbdb00aa6f5e61480962c3dfe03320ef373c698a"/>
     <w:p>
       <w:pPr>
         <w:pStyle w:val="Heading2"/>
@@ -3491,7 +3491,7 @@
         <w:t xml:space="preserve">7. Rétention, churn et expansion — où se gagne la vraie valeur</w:t>
       </w:r>
     </w:p>
-    <w:bookmarkStart w:id="48" w:name="X0e98ca8df283794c3365c232117d2f9d22abac5"/>
+    <w:bookmarkStart w:id="37" w:name="X0e98ca8df283794c3365c232117d2f9d22abac5"/>
     <w:p>
       <w:pPr>
         <w:pStyle w:val="Heading3"/>
@@ -3524,8 +3524,8 @@
         <w:t xml:space="preserve">Le CRO qui ne pilote que l'acquisition laisse l'argent le plus facile sur la table.</w:t>
       </w:r>
     </w:p>
-    <w:bookmarkEnd w:id="48"/>
-    <w:bookmarkStart w:id="49" w:name="Xf7ccd5887c59336f7709832fa4d0314fdb12ea0"/>
+    <w:bookmarkEnd w:id="37"/>
+    <w:bookmarkStart w:id="38" w:name="Xf7ccd5887c59336f7709832fa4d0314fdb12ea0"/>
     <w:p>
       <w:pPr>
         <w:pStyle w:val="Heading3"/>
@@ -3591,8 +3591,8 @@
         <w:t xml:space="preserve">Leviers anti-contraction : pilotage proactif des flottes qui réduisent leur parc, alertes sur baisse d'usage.</w:t>
       </w:r>
     </w:p>
-    <w:bookmarkEnd w:id="49"/>
-    <w:bookmarkStart w:id="50" w:name="X1497bbd1e9c49e22496a051f9f26cf396d03373"/>
+    <w:bookmarkEnd w:id="38"/>
+    <w:bookmarkStart w:id="39" w:name="X1497bbd1e9c49e22496a051f9f26cf396d03373"/>
     <w:p>
       <w:pPr>
         <w:pStyle w:val="Heading3"/>
@@ -3723,8 +3723,8 @@
         <w:t xml:space="preserve">pour les comptes &gt; 50 véhicules : présenter les économies réalisées, c'est la justification du renouvellement et l'ouverture de l'upsell.</w:t>
       </w:r>
     </w:p>
-    <w:bookmarkEnd w:id="50"/>
-    <w:bookmarkStart w:id="51" w:name="X5ab8f9011771e12a282762a140bb3f16cd4a288"/>
+    <w:bookmarkEnd w:id="39"/>
+    <w:bookmarkStart w:id="40" w:name="X5ab8f9011771e12a282762a140bb3f16cd4a288"/>
     <w:p>
       <w:pPr>
         <w:pStyle w:val="Heading3"/>
@@ -3814,9 +3814,9 @@
         </w:pict>
       </w:r>
     </w:p>
-    <w:bookmarkEnd w:id="51"/>
-    <w:bookmarkEnd w:id="52"/>
-    <w:bookmarkStart w:id="53" w:name="X0cfd33f7a61178eecdf4c55218ed11f139c9490"/>
+    <w:bookmarkEnd w:id="40"/>
+    <w:bookmarkEnd w:id="41"/>
+    <w:bookmarkStart w:id="42" w:name="X0cfd33f7a61178eecdf4c55218ed11f139c9490"/>
     <w:p>
       <w:pPr>
         <w:pStyle w:val="Heading2"/>
@@ -4258,8 +4258,8 @@
         </w:pict>
       </w:r>
     </w:p>
-    <w:bookmarkEnd w:id="53"/>
-    <w:bookmarkStart w:id="58" w:name="X6937c52442fc94e4c8b90da5662fde7fddc97ca"/>
+    <w:bookmarkEnd w:id="42"/>
+    <w:bookmarkStart w:id="47" w:name="X6937c52442fc94e4c8b90da5662fde7fddc97ca"/>
     <w:p>
       <w:pPr>
         <w:pStyle w:val="Heading2"/>
@@ -4268,7 +4268,7 @@
         <w:t xml:space="preserve">9. Organisation revenu — l'équipe à 12 et 24 mois</w:t>
       </w:r>
     </w:p>
-    <w:bookmarkStart w:id="54" w:name="Xf753c9671cbf2aa3a748f1dadc5c637239d5d13"/>
+    <w:bookmarkStart w:id="43" w:name="Xf753c9671cbf2aa3a748f1dadc5c637239d5d13"/>
     <w:p>
       <w:pPr>
         <w:pStyle w:val="Heading3"/>
@@ -4351,8 +4351,8 @@
         <w:t xml:space="preserve">qu'il génère. Frontière à clarifier explicitement dès la prise de poste.</w:t>
       </w:r>
     </w:p>
-    <w:bookmarkEnd w:id="54"/>
-    <w:bookmarkStart w:id="55" w:name="X1d062f388a8eb325a7e6d90ef12a3f77dde4092"/>
+    <w:bookmarkEnd w:id="43"/>
+    <w:bookmarkStart w:id="44" w:name="X1d062f388a8eb325a7e6d90ef12a3f77dde4092"/>
     <w:p>
       <w:pPr>
         <w:pStyle w:val="Heading3"/>
@@ -4551,8 +4551,8 @@
         </w:tc>
       </w:tr>
     </w:tbl>
-    <w:bookmarkEnd w:id="55"/>
-    <w:bookmarkStart w:id="56" w:name="X3670f8e490ff5d0bf15dfc5bb3e6b4affffeb05"/>
+    <w:bookmarkEnd w:id="44"/>
+    <w:bookmarkStart w:id="45" w:name="X3670f8e490ff5d0bf15dfc5bb3e6b4affffeb05"/>
     <w:p>
       <w:pPr>
         <w:pStyle w:val="Heading3"/>
@@ -4569,8 +4569,8 @@
         <w:t xml:space="preserve">Ajouts : VP Sales, 2e CSM + CS manager, Pricing/RevOps analyst dédié, Partnerships manager (plateformes VTC + prescripteurs DAF/experts-comptables), SDR supplémentaires. Spécialisation par segment (VTC / BTP / corporate).</w:t>
       </w:r>
     </w:p>
-    <w:bookmarkEnd w:id="56"/>
-    <w:bookmarkStart w:id="57" w:name="X44ad3b8ef2955132f401f8a94c6b478fdf8e0f5"/>
+    <w:bookmarkEnd w:id="45"/>
+    <w:bookmarkStart w:id="46" w:name="X44ad3b8ef2955132f401f8a94c6b478fdf8e0f5"/>
     <w:p>
       <w:pPr>
         <w:pStyle w:val="Heading3"/>
@@ -4711,9 +4711,9 @@
         </w:pict>
       </w:r>
     </w:p>
-    <w:bookmarkEnd w:id="57"/>
-    <w:bookmarkEnd w:id="58"/>
-    <w:bookmarkStart w:id="63" w:name="Xd31b8cfedc5dbc4440ab9b13e5560f9199a401d"/>
+    <w:bookmarkEnd w:id="46"/>
+    <w:bookmarkEnd w:id="47"/>
+    <w:bookmarkStart w:id="52" w:name="Xd31b8cfedc5dbc4440ab9b13e5560f9199a401d"/>
     <w:p>
       <w:pPr>
         <w:pStyle w:val="Heading2"/>
@@ -4722,7 +4722,7 @@
         <w:t xml:space="preserve">10. KPIs — le dashboard CRO</w:t>
       </w:r>
     </w:p>
-    <w:bookmarkStart w:id="59" w:name="X186ac20277b1751e68f97129cf2dec3a6ce535a"/>
+    <w:bookmarkStart w:id="48" w:name="X186ac20277b1751e68f97129cf2dec3a6ce535a"/>
     <w:p>
       <w:pPr>
         <w:pStyle w:val="Heading3"/>
@@ -4767,8 +4767,8 @@
         <w:t xml:space="preserve">Prélèvements abonnement échoués (à relancer dans la journée).</w:t>
       </w:r>
     </w:p>
-    <w:bookmarkEnd w:id="59"/>
-    <w:bookmarkStart w:id="60" w:name="X98a5bfc8806274b8bec3d3b55c432cc5d443c85"/>
+    <w:bookmarkEnd w:id="48"/>
+    <w:bookmarkStart w:id="49" w:name="X98a5bfc8806274b8bec3d3b55c432cc5d443c85"/>
     <w:p>
       <w:pPr>
         <w:pStyle w:val="Heading3"/>
@@ -4837,8 +4837,8 @@
         <w:t xml:space="preserve">Take rate effective vs affichée (détection de leakage remise).</w:t>
       </w:r>
     </w:p>
-    <w:bookmarkEnd w:id="60"/>
-    <w:bookmarkStart w:id="61" w:name="X47effa3dd6c571dcd6ad63696319b377761d57d"/>
+    <w:bookmarkEnd w:id="49"/>
+    <w:bookmarkStart w:id="50" w:name="X47effa3dd6c571dcd6ad63696319b377761d57d"/>
     <w:p>
       <w:pPr>
         <w:pStyle w:val="Heading3"/>
@@ -4919,8 +4919,8 @@
         <w:t xml:space="preserve">Cohortes : rétention par cohorte de signature (la vérité sur la durabilité du revenu).</w:t>
       </w:r>
     </w:p>
-    <w:bookmarkEnd w:id="61"/>
-    <w:bookmarkStart w:id="62" w:name="Xfeee290f13f9d15c3fd6bfc2315c234cf242e45"/>
+    <w:bookmarkEnd w:id="50"/>
+    <w:bookmarkStart w:id="51" w:name="Xfeee290f13f9d15c3fd6bfc2315c234cf242e45"/>
     <w:p>
       <w:pPr>
         <w:pStyle w:val="Heading3"/>
@@ -4996,9 +4996,9 @@
         </w:pict>
       </w:r>
     </w:p>
-    <w:bookmarkEnd w:id="62"/>
-    <w:bookmarkEnd w:id="63"/>
-    <w:bookmarkStart w:id="67" w:name="X4df56cfbefd944f2a92d691e156655829ba1d21"/>
+    <w:bookmarkEnd w:id="51"/>
+    <w:bookmarkEnd w:id="52"/>
+    <w:bookmarkStart w:id="56" w:name="X4df56cfbefd944f2a92d691e156655829ba1d21"/>
     <w:p>
       <w:pPr>
         <w:pStyle w:val="Heading2"/>
@@ -5007,7 +5007,7 @@
         <w:t xml:space="preserve">11. Le plan de revenu — 90 jours, 12 mois, 24 mois</w:t>
       </w:r>
     </w:p>
-    <w:bookmarkStart w:id="64" w:name="X3606e6bda19f0813e93fb5d52ccca11d36f4aed"/>
+    <w:bookmarkStart w:id="53" w:name="X3606e6bda19f0813e93fb5d52ccca11d36f4aed"/>
     <w:p>
       <w:pPr>
         <w:pStyle w:val="Heading3"/>
@@ -5172,8 +5172,8 @@
         <w:t xml:space="preserve">Premier QBR avec les plus gros comptes flotte.</w:t>
       </w:r>
     </w:p>
-    <w:bookmarkEnd w:id="64"/>
-    <w:bookmarkStart w:id="65" w:name="Xbccaf2aa33b13eb7a19374456a1ea52b47a0ed2"/>
+    <w:bookmarkEnd w:id="53"/>
+    <w:bookmarkStart w:id="54" w:name="Xbccaf2aa33b13eb7a19374456a1ea52b47a0ed2"/>
     <w:p>
       <w:pPr>
         <w:pStyle w:val="Heading3"/>
@@ -5242,8 +5242,8 @@
         <w:t xml:space="preserve">Take rate effective ≥ 7,5% (après toutes fuites).</w:t>
       </w:r>
     </w:p>
-    <w:bookmarkEnd w:id="65"/>
-    <w:bookmarkStart w:id="66" w:name="Xae334d871577635d589ef9c298f0c1b88c75a08"/>
+    <w:bookmarkEnd w:id="54"/>
+    <w:bookmarkStart w:id="55" w:name="Xae334d871577635d589ef9c298f0c1b88c75a08"/>
     <w:p>
       <w:pPr>
         <w:pStyle w:val="Heading3"/>
@@ -5319,9 +5319,9 @@
         </w:pict>
       </w:r>
     </w:p>
-    <w:bookmarkEnd w:id="66"/>
-    <w:bookmarkEnd w:id="67"/>
-    <w:bookmarkStart w:id="68" w:name="X0d9c846e020985b430010318b64f3dd76e8a560"/>
+    <w:bookmarkEnd w:id="55"/>
+    <w:bookmarkEnd w:id="56"/>
+    <w:bookmarkStart w:id="57" w:name="X0d9c846e020985b430010318b64f3dd76e8a560"/>
     <w:p>
       <w:pPr>
         <w:pStyle w:val="Heading2"/>
@@ -5557,8 +5557,8 @@
         </w:pict>
       </w:r>
     </w:p>
-    <w:bookmarkEnd w:id="68"/>
-    <w:bookmarkStart w:id="69" w:name="Xf22f2e81ae9c1c808a0e7e0eed315f02d4e26b2"/>
+    <w:bookmarkEnd w:id="57"/>
+    <w:bookmarkStart w:id="58" w:name="Xf22f2e81ae9c1c808a0e7e0eed315f02d4e26b2"/>
     <w:p>
       <w:pPr>
         <w:pStyle w:val="Heading2"/>
@@ -5751,7 +5751,7 @@
         <w:rPr>
           <w:rStyle w:val="VerbatimChar"/>
         </w:rPr>
-        <w:t xml:space="preserve">brochure-commerciale-entreprises-2026-05-27</w:t>
+        <w:t xml:space="preserve">brochure-commerciale-entreprises-2026-06-03</w:t>
       </w:r>
       <w:r>
         <w:t xml:space="preserve">,</w:t>
@@ -5858,9 +5858,13 @@
         <w:t xml:space="preserve">Document interne · Handover CRO · v1.0 · 28 mai 2026.</w:t>
       </w:r>
     </w:p>
-    <w:bookmarkEnd w:id="69"/>
-    <w:bookmarkEnd w:id="70"/>
-    <w:sectPr/>
+    <w:bookmarkEnd w:id="58"/>
+    <w:bookmarkEnd w:id="59"/>
+    <w:sectPr>
+      <w:footnotePr>
+        <w:numRestart w:val="eachSect"/>
+      </w:footnotePr>
+    </w:sectPr>
   </w:body>
 </w:document>
 </file>
@@ -6372,10 +6376,10 @@
   <w:docDefaults>
     <w:rPrDefault>
       <w:rPr>
-        <w:rFonts w:asciiTheme="minorHAnsi" w:cstheme="minorBidi" w:eastAsiaTheme="minorHAnsi" w:hAnsiTheme="minorHAnsi"/>
+        <w:rFonts w:asciiTheme="minorHAnsi" w:cstheme="minorBidi" w:eastAsiaTheme="minorEastAsia" w:hAnsiTheme="minorHAnsi"/>
         <w:sz w:val="24"/>
         <w:szCs w:val="24"/>
-        <w:lang w:bidi="ar-SA" w:eastAsia="en-US" w:val="en-US"/>
+        <w:lang w:bidi="ar-SA" w:eastAsia="zh-CN" w:val="en-US"/>
       </w:rPr>
     </w:rPrDefault>
     <w:pPrDefault>
@@ -6427,8 +6431,6 @@
     </w:pPr>
     <w:rPr>
       <w:rFonts w:asciiTheme="majorHAnsi" w:cstheme="majorBidi" w:eastAsiaTheme="majorEastAsia" w:hAnsiTheme="majorHAnsi"/>
-      <w:spacing w:val="-10"/>
-      <w:kern w:val="28"/>
       <w:sz w:val="56"/>
       <w:szCs w:val="56"/>
     </w:rPr>
@@ -6441,8 +6443,6 @@
     <w:rsid w:val="00A10FD9"/>
     <w:rPr>
       <w:rFonts w:asciiTheme="majorHAnsi" w:cstheme="majorBidi" w:eastAsiaTheme="majorEastAsia" w:hAnsiTheme="majorHAnsi"/>
-      <w:spacing w:val="-10"/>
-      <w:kern w:val="28"/>
       <w:sz w:val="56"/>
       <w:szCs w:val="56"/>
     </w:rPr>
@@ -6483,23 +6483,31 @@
   </w:style>
   <w:style w:customStyle="1" w:styleId="Author" w:type="paragraph">
     <w:name w:val="Author"/>
+    <w:basedOn w:val="Title"/>
     <w:next w:val="BodyText"/>
     <w:qFormat/>
     <w:pPr>
       <w:keepNext/>
       <w:keepLines/>
-      <w:jc w:val="center"/>
     </w:pPr>
+    <w:rPr>
+      <w:sz w:val="24"/>
+      <w:szCs w:val="24"/>
+    </w:rPr>
   </w:style>
   <w:style w:styleId="Date" w:type="paragraph">
     <w:name w:val="Date"/>
+    <w:basedOn w:val="Title"/>
     <w:next w:val="BodyText"/>
     <w:qFormat/>
     <w:pPr>
       <w:keepNext/>
       <w:keepLines/>
-      <w:jc w:val="center"/>
     </w:pPr>
+    <w:rPr>
+      <w:sz w:val="24"/>
+      <w:szCs w:val="24"/>
+    </w:rPr>
   </w:style>
   <w:style w:customStyle="1" w:styleId="AbstractTitle" w:type="paragraph">
     <w:name w:val="Abstract Title"/>
@@ -6912,13 +6920,6 @@
       </w:tblCellMar>
     </w:tblPr>
     <w:tblStylePr w:type="firstRow">
-      <w:tblPr>
-        <w:jc w:val="left"/>
-        <w:tblInd w:type="dxa" w:w="0"/>
-      </w:tblPr>
-      <w:trPr>
-        <w:jc w:val="left"/>
-      </w:trPr>
       <w:tcPr>
         <w:tcBorders>
           <w:bottom w:val="single"/>

--- a/docs/CRO_BIBLE.docx
+++ b/docs/CRO_BIBLE.docx
@@ -2,7 +2,7 @@
 <file path=word/document.xml><?xml version="1.0" encoding="utf-8"?>
 <w:document xmlns:w="http://schemas.openxmlformats.org/wordprocessingml/2006/main" xmlns:m="http://schemas.openxmlformats.org/officeDocument/2006/math" xmlns:r="http://schemas.openxmlformats.org/officeDocument/2006/relationships" xmlns:o="urn:schemas-microsoft-com:office:office" xmlns:v="urn:schemas-microsoft-com:vml" xmlns:w10="urn:schemas-microsoft-com:office:word" xmlns:a="http://schemas.openxmlformats.org/drawingml/2006/main" xmlns:pic="http://schemas.openxmlformats.org/drawingml/2006/picture" xmlns:wp="http://schemas.openxmlformats.org/drawingml/2006/wordprocessingDrawing">
   <w:body>
-    <w:bookmarkStart w:id="59" w:name="cro-bible--pièces"/>
+    <w:bookmarkStart w:id="70" w:name="cro-bible-pièces"/>
     <w:p>
       <w:pPr>
         <w:pStyle w:val="Heading1"/>
@@ -58,17 +58,17 @@
         <w:t xml:space="preserve"> </w:t>
       </w:r>
       <w:r>
-        <w:t xml:space="preserve">: 0 → machine à revenus prévisible, croissante et défendable en une journée de lecture. Tout ce qu'il faut pour transformer le marché décrit par le CEO en</w:t>
-      </w:r>
-      <w:r>
-        <w:t xml:space="preserve"> </w:t>
-      </w:r>
-      <w:r>
-        <w:rPr>
-          <w:b/>
-          <w:bCs/>
-        </w:rPr>
-        <w:t xml:space="preserve">chiffre d'affaires encaissé</w:t>
+        <w:t xml:space="preserve">: 0 → machine à revenus prévisible, croissante et défendable en une journée de lecture. Tout ce qu’il faut pour transformer le marché décrit par le CEO en</w:t>
+      </w:r>
+      <w:r>
+        <w:t xml:space="preserve"> </w:t>
+      </w:r>
+      <w:r>
+        <w:rPr>
+          <w:b/>
+          <w:bCs/>
+        </w:rPr>
+        <w:t xml:space="preserve">chiffre d’affaires encaissé</w:t>
       </w:r>
       <w:r>
         <w:t xml:space="preserve">, optimiser chaque levier de monétisation, et faire de Pièces une entreprise dont le revenu se prévoit au franc près.</w:t>
@@ -94,7 +94,7 @@
       <w:r>
         <w:t xml:space="preserve"> </w:t>
       </w:r>
-      <w:hyperlink r:id="rId9">
+      <w:hyperlink r:id="rId20">
         <w:r>
           <w:rPr>
             <w:rStyle w:val="VerbatimChar"/>
@@ -111,7 +111,7 @@
       <w:r>
         <w:t xml:space="preserve"> </w:t>
       </w:r>
-      <w:hyperlink r:id="rId10">
+      <w:hyperlink r:id="rId21">
         <w:r>
           <w:rPr>
             <w:rStyle w:val="VerbatimChar"/>
@@ -128,7 +128,7 @@
       <w:r>
         <w:t xml:space="preserve"> </w:t>
       </w:r>
-      <w:hyperlink r:id="rId11">
+      <w:hyperlink r:id="rId22">
         <w:r>
           <w:rPr>
             <w:rStyle w:val="VerbatimChar"/>
@@ -140,17 +140,17 @@
         <w:t xml:space="preserve"> </w:t>
       </w:r>
       <w:r>
-        <w:t xml:space="preserve">(les règles produit non négociables), puis ce document. Le CRO vit à l'intersection des trois :</w:t>
-      </w:r>
-      <w:r>
-        <w:t xml:space="preserve"> </w:t>
-      </w:r>
-      <w:r>
-        <w:rPr>
-          <w:b/>
-          <w:bCs/>
-        </w:rPr>
-        <w:t xml:space="preserve">le CEO fixe le cap, le CTO construit l'instrument, le CRO encaisse</w:t>
+        <w:t xml:space="preserve">(les règles produit non négociables), puis ce document. Le CRO vit à l’intersection des trois :</w:t>
+      </w:r>
+      <w:r>
+        <w:t xml:space="preserve"> </w:t>
+      </w:r>
+      <w:r>
+        <w:rPr>
+          <w:b/>
+          <w:bCs/>
+        </w:rPr>
+        <w:t xml:space="preserve">le CEO fixe le cap, le CTO construit l’instrument, le CRO encaisse</w:t>
       </w:r>
       <w:r>
         <w:t xml:space="preserve">.</w:t>
@@ -165,7 +165,7 @@
           <w:b/>
           <w:bCs/>
         </w:rPr>
-        <w:t xml:space="preserve">Règle d'or du poste</w:t>
+        <w:t xml:space="preserve">Règle d’or du poste</w:t>
       </w:r>
       <w:r>
         <w:t xml:space="preserve"> </w:t>
@@ -187,7 +187,7 @@
         <w:t xml:space="preserve"> </w:t>
       </w:r>
       <w:r>
-        <w:t xml:space="preserve">— le revenu net récurrent et transactionnel — et tout ce qui le fait monter ou descendre. Si ça touche au revenu, c'est ton problème, même si l'équipe est ailleurs.</w:t>
+        <w:t xml:space="preserve">— le revenu net récurrent et transactionnel — et tout ce qui le fait monter ou descendre. Si ça touche au revenu, c’est ton problème, même si l’équipe est ailleurs.</w:t>
       </w:r>
     </w:p>
     <w:p>
@@ -197,7 +197,7 @@
         </w:pict>
       </w:r>
     </w:p>
-    <w:bookmarkStart w:id="12" w:name="X4d0dbeb8bfc6a379c074b88227029d6a2d3954f"/>
+    <w:bookmarkStart w:id="23" w:name="le-mandat-en-90-secondes"/>
     <w:p>
       <w:pPr>
         <w:pStyle w:val="Heading2"/>
@@ -233,7 +233,7 @@
         <w:t xml:space="preserve"> </w:t>
       </w:r>
       <w:r>
-        <w:t xml:space="preserve">(commission marketplace) — volatil, à fort volume, dépend du flux mécanicien→propriétaire→vendeur. C'est le</w:t>
+        <w:t xml:space="preserve">(commission marketplace) — volatil, à fort volume, dépend du flux mécanicien→propriétaire→vendeur. C’est le</w:t>
       </w:r>
       <w:r>
         <w:t xml:space="preserve"> </w:t>
@@ -268,7 +268,7 @@
         <w:t xml:space="preserve"> </w:t>
       </w:r>
       <w:r>
-        <w:t xml:space="preserve">(abonnements Flotte Pro / Pro +) — prévisible, à forte marge, defendable. C'est le</w:t>
+        <w:t xml:space="preserve">(abonnements Flotte Pro / Pro +) — prévisible, à forte marge, defendable. C’est le</w:t>
       </w:r>
       <w:r>
         <w:t xml:space="preserve"> </w:t>
@@ -303,7 +303,7 @@
         <w:t xml:space="preserve"> </w:t>
       </w:r>
       <w:r>
-        <w:t xml:space="preserve">(facturation FNE-CI, prestations, data) — petit aujourd'hui, levier d'acquisition et de rétention demain, centre de profit à terme.</w:t>
+        <w:t xml:space="preserve">(facturation FNE-CI, prestations, data) — petit aujourd’hui, levier d’acquisition et de rétention demain, centre de profit à terme.</w:t>
       </w:r>
     </w:p>
     <w:p>
@@ -394,7 +394,7 @@
         <w:t xml:space="preserve">≥ 50% récurrent</w:t>
       </w:r>
       <w:r>
-        <w:t xml:space="preserve">, NRR &gt; 115%, forecast trimestriel tenu à ±10%, et un coût d'acquisition amorti en &lt; 9 mois sur tous les segments.</w:t>
+        <w:t xml:space="preserve">, NRR &gt; 115%, forecast trimestriel tenu à ±10%, et un coût d’acquisition amorti en &lt; 9 mois sur tous les segments.</w:t>
       </w:r>
     </w:p>
     <w:p>
@@ -414,41 +414,23 @@
       <w:r>
         <w:t xml:space="preserve">:</w:t>
       </w:r>
-    </w:p>
-    <w:p>
-      <w:pPr>
-        <w:pStyle w:val="Compact"/>
-        <w:numPr>
-          <w:ilvl w:val="0"/>
-          <w:numId w:val="1002"/>
-        </w:numPr>
-      </w:pPr>
-      <w:r>
-        <w:t xml:space="preserve">Acheter du GMV non rentable pour gonfler un chiffre de vanité.</w:t>
-      </w:r>
-    </w:p>
-    <w:p>
-      <w:pPr>
-        <w:pStyle w:val="Compact"/>
-        <w:numPr>
-          <w:ilvl w:val="0"/>
-          <w:numId w:val="1002"/>
-        </w:numPr>
-      </w:pPr>
-      <w:r>
-        <w:t xml:space="preserve">Vendre du Flotte Pro + sans que l'ops puisse tenir le SLA 4h (churn explosif).</w:t>
-      </w:r>
-    </w:p>
-    <w:p>
-      <w:pPr>
-        <w:pStyle w:val="Compact"/>
-        <w:numPr>
-          <w:ilvl w:val="0"/>
-          <w:numId w:val="1002"/>
-        </w:numPr>
-      </w:pPr>
-      <w:r>
-        <w:t xml:space="preserve">Brader la facture FNE-CI ou les abonnements en early-stage et ne jamais réussir à remonter les prix.</w:t>
+      <w:r>
+        <w:t xml:space="preserve"> </w:t>
+      </w:r>
+      <w:r>
+        <w:t xml:space="preserve">- Acheter du GMV non rentable pour gonfler un chiffre de vanité.</w:t>
+      </w:r>
+      <w:r>
+        <w:t xml:space="preserve"> </w:t>
+      </w:r>
+      <w:r>
+        <w:t xml:space="preserve">- Vendre du Flotte Pro + sans que l’ops puisse tenir la livraison prioritaire (churn explosif).</w:t>
+      </w:r>
+      <w:r>
+        <w:t xml:space="preserve"> </w:t>
+      </w:r>
+      <w:r>
+        <w:t xml:space="preserve">- Brader la facture FNE-CI ou les abonnements en early-stage et ne jamais réussir à remonter les prix.</w:t>
       </w:r>
     </w:p>
     <w:p>
@@ -458,29 +440,30 @@
         </w:pict>
       </w:r>
     </w:p>
-    <w:bookmarkEnd w:id="12"/>
-    <w:bookmarkStart w:id="16" w:name="X5cc4195622644c8fc2574924c63dd483887ece9"/>
+    <w:bookmarkEnd w:id="23"/>
+    <w:bookmarkStart w:id="27" w:name="Xe752ed353b6c5cf86a711e5c3ded62b6d40a9d8"/>
     <w:p>
       <w:pPr>
         <w:pStyle w:val="Heading2"/>
       </w:pPr>
       <w:r>
-        <w:t xml:space="preserve">2. L'architecture de revenu — où l'argent entre, précisément</w:t>
-      </w:r>
-    </w:p>
-    <w:bookmarkStart w:id="13" w:name="Xc5ef98b6371c5ddd2755482d7bc521f093a7096"/>
+        <w:t xml:space="preserve">2. L’architecture de revenu — où l’argent entre, précisément</w:t>
+      </w:r>
+    </w:p>
+    <w:bookmarkStart w:id="24" w:name="X371f7e8db73b9d7d32eccd0c8b11e4612f0de79"/>
     <w:p>
       <w:pPr>
         <w:pStyle w:val="Heading3"/>
       </w:pPr>
       <w:r>
-        <w:t xml:space="preserve">2.1 Les quatre flux et leur mécanique d'encaissement</w:t>
+        <w:t xml:space="preserve">2.1 Les quatre flux et leur mécanique d’encaissement</w:t>
       </w:r>
     </w:p>
     <w:tbl>
       <w:tblPr>
         <w:tblStyle w:val="Table"/>
-        <w:tblW w:type="auto" w:w="0"/>
+        <w:tblW w:type="pct" w:w="5000"/>
+        <w:tblLayout w:type="fixed"/>
         <w:tblLook w:firstRow="1" w:lastRow="0" w:firstColumn="0" w:lastColumn="0" w:noHBand="0" w:noVBand="0" w:val="0020"/>
       </w:tblPr>
       <w:tblGrid>
@@ -512,7 +495,7 @@
               <w:pStyle w:val="Compact"/>
             </w:pPr>
             <w:r>
-              <w:t xml:space="preserve">Déclencheur d'encaissement</w:t>
+              <w:t xml:space="preserve">Déclencheur d’encaissement</w:t>
             </w:r>
           </w:p>
         </w:tc>
@@ -573,7 +556,7 @@
               <w:pStyle w:val="Compact"/>
             </w:pPr>
             <w:r>
-              <w:t xml:space="preserve">Release de l'escrow à la livraison confirmée</w:t>
+              <w:t xml:space="preserve">Release de l’escrow à la livraison confirmée</w:t>
             </w:r>
           </w:p>
         </w:tc>
@@ -704,7 +687,7 @@
               <w:pStyle w:val="Compact"/>
             </w:pPr>
             <w:r>
-              <w:t xml:space="preserve">Idem + premium SLA</w:t>
+              <w:t xml:space="preserve">Prélèvement Mobile Money / virement mensuel</w:t>
             </w:r>
           </w:p>
         </w:tc>
@@ -765,7 +748,7 @@
               <w:pStyle w:val="Compact"/>
             </w:pPr>
             <w:r>
-              <w:t xml:space="preserve">Forfait ou à l'usage</w:t>
+              <w:t xml:space="preserve">Forfait ou à l’usage</w:t>
             </w:r>
           </w:p>
         </w:tc>
@@ -819,7 +802,7 @@
         <w:t xml:space="preserve"> </w:t>
       </w:r>
       <w:r>
-        <w:t xml:space="preserve">: le revenu marketplace n'est</w:t>
+        <w:t xml:space="preserve">: le revenu marketplace n’est</w:t>
       </w:r>
       <w:r>
         <w:t xml:space="preserve"> </w:t>
@@ -835,7 +818,7 @@
         <w:t xml:space="preserve"> </w:t>
       </w:r>
       <w:r>
-        <w:t xml:space="preserve">qu'au release escrow (état</w:t>
+        <w:t xml:space="preserve">qu’au release escrow (état</w:t>
       </w:r>
       <w:r>
         <w:t xml:space="preserve"> </w:t>
@@ -877,7 +860,7 @@
         <w:t xml:space="preserve"> </w:t>
       </w:r>
       <w:r>
-        <w:t xml:space="preserve">mais non livrée n'est</w:t>
+        <w:t xml:space="preserve">mais non livrée n’est</w:t>
       </w:r>
       <w:r>
         <w:t xml:space="preserve"> </w:t>
@@ -893,11 +876,11 @@
         <w:t xml:space="preserve"> </w:t>
       </w:r>
       <w:r>
-        <w:t xml:space="preserve">du revenu : c'est du GMV en transit. Ne jamais forecaster sur du GMV non livré.</w:t>
-      </w:r>
-    </w:p>
-    <w:bookmarkEnd w:id="13"/>
-    <w:bookmarkStart w:id="14" w:name="X95ee53ebb36ac5f3468e28039d86e97f4afe5b6"/>
+        <w:t xml:space="preserve">du revenu : c’est du GMV en transit. Ne jamais forecaster sur du GMV non livré.</w:t>
+      </w:r>
+    </w:p>
+    <w:bookmarkEnd w:id="24"/>
+    <w:bookmarkStart w:id="25" w:name="la-formule-maîtresse-du-revenu"/>
     <w:p>
       <w:pPr>
         <w:pStyle w:val="Heading3"/>
@@ -949,7 +932,128 @@
         <w:pStyle w:val="FirstParagraph"/>
       </w:pPr>
       <w:r>
-        <w:t xml:space="preserve">Décompose chaque terme jusqu'au levier actionnable :</w:t>
+        <w:t xml:space="preserve">Décompose chaque terme jusqu’au levier actionnable :</w:t>
+      </w:r>
+    </w:p>
+    <w:p>
+      <w:pPr>
+        <w:pStyle w:val="Compact"/>
+        <w:numPr>
+          <w:ilvl w:val="0"/>
+          <w:numId w:val="1002"/>
+        </w:numPr>
+      </w:pPr>
+      <w:r>
+        <w:rPr>
+          <w:b/>
+          <w:bCs/>
+        </w:rPr>
+        <w:t xml:space="preserve">GMV livré</w:t>
+      </w:r>
+      <w:r>
+        <w:t xml:space="preserve"> </w:t>
+      </w:r>
+      <w:r>
+        <w:t xml:space="preserve">= commandes livrées/jour × panier moyen × jours.</w:t>
+      </w:r>
+    </w:p>
+    <w:p>
+      <w:pPr>
+        <w:pStyle w:val="Compact"/>
+        <w:numPr>
+          <w:ilvl w:val="0"/>
+          <w:numId w:val="1002"/>
+        </w:numPr>
+      </w:pPr>
+      <w:r>
+        <w:rPr>
+          <w:b/>
+          <w:bCs/>
+        </w:rPr>
+        <w:t xml:space="preserve">Take rate effective</w:t>
+      </w:r>
+      <w:r>
+        <w:t xml:space="preserve"> </w:t>
+      </w:r>
+      <w:r>
+        <w:t xml:space="preserve">= commission affichée − (remises + impayés + fraude + rétro-commissions Liaison).</w:t>
+      </w:r>
+    </w:p>
+    <w:p>
+      <w:pPr>
+        <w:pStyle w:val="Compact"/>
+        <w:numPr>
+          <w:ilvl w:val="0"/>
+          <w:numId w:val="1002"/>
+        </w:numPr>
+      </w:pPr>
+      <w:r>
+        <w:rPr>
+          <w:b/>
+          <w:bCs/>
+        </w:rPr>
+        <w:t xml:space="preserve">Véhicules actifs</w:t>
+      </w:r>
+      <w:r>
+        <w:t xml:space="preserve"> </w:t>
+      </w:r>
+      <w:r>
+        <w:t xml:space="preserve">= véhicules signés × (1 − churn) + expansion (upsell Pro → Pro +).</w:t>
+      </w:r>
+    </w:p>
+    <w:p>
+      <w:pPr>
+        <w:pStyle w:val="Compact"/>
+        <w:numPr>
+          <w:ilvl w:val="0"/>
+          <w:numId w:val="1002"/>
+        </w:numPr>
+      </w:pPr>
+      <w:r>
+        <w:rPr>
+          <w:b/>
+          <w:bCs/>
+        </w:rPr>
+        <w:t xml:space="preserve">ARPU abonnement</w:t>
+      </w:r>
+      <w:r>
+        <w:t xml:space="preserve"> </w:t>
+      </w:r>
+      <w:r>
+        <w:t xml:space="preserve">= mix Pro (5 000 F) / Pro + (10 000 F) × taux de recouvrement réel.</w:t>
+      </w:r>
+    </w:p>
+    <w:p>
+      <w:pPr>
+        <w:pStyle w:val="FirstParagraph"/>
+      </w:pPr>
+      <w:r>
+        <w:rPr>
+          <w:b/>
+          <w:bCs/>
+        </w:rPr>
+        <w:t xml:space="preserve">Chaque levier de ce développement est un projet CRO</w:t>
+      </w:r>
+      <w:r>
+        <w:t xml:space="preserve">. Si tu ne sais pas lequel bouger ce trimestre, tu n’as pas de plan.</w:t>
+      </w:r>
+    </w:p>
+    <w:bookmarkEnd w:id="25"/>
+    <w:bookmarkStart w:id="26" w:name="Xf816cdd507300f6ddeb74c763430f7bfd721136"/>
+    <w:p>
+      <w:pPr>
+        <w:pStyle w:val="Heading3"/>
+      </w:pPr>
+      <w:r>
+        <w:t xml:space="preserve">2.3 Les fuites de revenu (revenue leakage) — la chasse permanente</w:t>
+      </w:r>
+    </w:p>
+    <w:p>
+      <w:pPr>
+        <w:pStyle w:val="FirstParagraph"/>
+      </w:pPr>
+      <w:r>
+        <w:t xml:space="preserve">Le revenu ne se perd pas qu’en haut du funnel. Audit mensuel obligatoire sur :</w:t>
       </w:r>
     </w:p>
     <w:p>
@@ -965,13 +1069,13 @@
           <w:b/>
           <w:bCs/>
         </w:rPr>
-        <w:t xml:space="preserve">GMV livré</w:t>
-      </w:r>
-      <w:r>
-        <w:t xml:space="preserve"> </w:t>
-      </w:r>
-      <w:r>
-        <w:t xml:space="preserve">= commandes livrées/jour × panier moyen × jours.</w:t>
+        <w:t xml:space="preserve">Take rate erodée</w:t>
+      </w:r>
+      <w:r>
+        <w:t xml:space="preserve"> </w:t>
+      </w:r>
+      <w:r>
+        <w:t xml:space="preserve">: remises commerciales non gouvernées, commissions Liaison qui grignotent la marge, exonérations « one-shot » devenues permanentes.</w:t>
       </w:r>
     </w:p>
     <w:p>
@@ -987,13 +1091,13 @@
           <w:b/>
           <w:bCs/>
         </w:rPr>
-        <w:t xml:space="preserve">Take rate effective</w:t>
-      </w:r>
-      <w:r>
-        <w:t xml:space="preserve"> </w:t>
-      </w:r>
-      <w:r>
-        <w:t xml:space="preserve">= commission affichée − (remises + impayés + fraude + rétro-commissions Liaison).</w:t>
+        <w:t xml:space="preserve">Impayés abonnement</w:t>
+      </w:r>
+      <w:r>
+        <w:t xml:space="preserve"> </w:t>
+      </w:r>
+      <w:r>
+        <w:t xml:space="preserve">: prélèvements Mobile Money échoués non relancés → MRR fantôme. Toute facture impayée &gt; 15 jours sort du MRR reconnu.</w:t>
       </w:r>
     </w:p>
     <w:p>
@@ -1009,13 +1113,13 @@
           <w:b/>
           <w:bCs/>
         </w:rPr>
-        <w:t xml:space="preserve">Véhicules actifs</w:t>
-      </w:r>
-      <w:r>
-        <w:t xml:space="preserve"> </w:t>
-      </w:r>
-      <w:r>
-        <w:t xml:space="preserve">= véhicules signés × (1 − churn) + expansion (upsell Pro → Pro +).</w:t>
+        <w:t xml:space="preserve">GMV qui fuit hors-plateforme</w:t>
+      </w:r>
+      <w:r>
+        <w:t xml:space="preserve"> </w:t>
+      </w:r>
+      <w:r>
+        <w:t xml:space="preserve">: mécanicien et vendeur qui se recontactent en direct après une première mise en relation (le « leakage WhatsApp »). C’est la fuite n°1 d’une marketplace. Mesure-la, combats-la (cf. §6.4).</w:t>
       </w:r>
     </w:p>
     <w:p>
@@ -1031,127 +1135,6 @@
           <w:b/>
           <w:bCs/>
         </w:rPr>
-        <w:t xml:space="preserve">ARPU abonnement</w:t>
-      </w:r>
-      <w:r>
-        <w:t xml:space="preserve"> </w:t>
-      </w:r>
-      <w:r>
-        <w:t xml:space="preserve">= mix Pro (5 000 F) / Pro + (10 000 F) × taux de recouvrement réel.</w:t>
-      </w:r>
-    </w:p>
-    <w:p>
-      <w:pPr>
-        <w:pStyle w:val="FirstParagraph"/>
-      </w:pPr>
-      <w:r>
-        <w:rPr>
-          <w:b/>
-          <w:bCs/>
-        </w:rPr>
-        <w:t xml:space="preserve">Chaque levier de ce développement est un projet CRO</w:t>
-      </w:r>
-      <w:r>
-        <w:t xml:space="preserve">. Si tu ne sais pas lequel bouger ce trimestre, tu n'as pas de plan.</w:t>
-      </w:r>
-    </w:p>
-    <w:bookmarkEnd w:id="14"/>
-    <w:bookmarkStart w:id="15" w:name="X593453b938e045be398ddf2b6d5f74f77238992"/>
-    <w:p>
-      <w:pPr>
-        <w:pStyle w:val="Heading3"/>
-      </w:pPr>
-      <w:r>
-        <w:t xml:space="preserve">2.3 Les fuites de revenu (revenue leakage) — la chasse permanente</w:t>
-      </w:r>
-    </w:p>
-    <w:p>
-      <w:pPr>
-        <w:pStyle w:val="FirstParagraph"/>
-      </w:pPr>
-      <w:r>
-        <w:t xml:space="preserve">Le revenu ne se perd pas qu'en haut du funnel. Audit mensuel obligatoire sur :</w:t>
-      </w:r>
-    </w:p>
-    <w:p>
-      <w:pPr>
-        <w:pStyle w:val="Compact"/>
-        <w:numPr>
-          <w:ilvl w:val="0"/>
-          <w:numId w:val="1004"/>
-        </w:numPr>
-      </w:pPr>
-      <w:r>
-        <w:rPr>
-          <w:b/>
-          <w:bCs/>
-        </w:rPr>
-        <w:t xml:space="preserve">Take rate erodée</w:t>
-      </w:r>
-      <w:r>
-        <w:t xml:space="preserve"> </w:t>
-      </w:r>
-      <w:r>
-        <w:t xml:space="preserve">: remises commerciales non gouvernées, commissions Liaison qui grignotent la marge, exonérations « one-shot » devenues permanentes.</w:t>
-      </w:r>
-    </w:p>
-    <w:p>
-      <w:pPr>
-        <w:pStyle w:val="Compact"/>
-        <w:numPr>
-          <w:ilvl w:val="0"/>
-          <w:numId w:val="1004"/>
-        </w:numPr>
-      </w:pPr>
-      <w:r>
-        <w:rPr>
-          <w:b/>
-          <w:bCs/>
-        </w:rPr>
-        <w:t xml:space="preserve">Impayés abonnement</w:t>
-      </w:r>
-      <w:r>
-        <w:t xml:space="preserve"> </w:t>
-      </w:r>
-      <w:r>
-        <w:t xml:space="preserve">: prélèvements Mobile Money échoués non relancés → MRR fantôme. Toute facture impayée &gt; 15 jours sort du MRR reconnu.</w:t>
-      </w:r>
-    </w:p>
-    <w:p>
-      <w:pPr>
-        <w:pStyle w:val="Compact"/>
-        <w:numPr>
-          <w:ilvl w:val="0"/>
-          <w:numId w:val="1004"/>
-        </w:numPr>
-      </w:pPr>
-      <w:r>
-        <w:rPr>
-          <w:b/>
-          <w:bCs/>
-        </w:rPr>
-        <w:t xml:space="preserve">GMV qui fuit hors-plateforme</w:t>
-      </w:r>
-      <w:r>
-        <w:t xml:space="preserve"> </w:t>
-      </w:r>
-      <w:r>
-        <w:t xml:space="preserve">: mécanicien et vendeur qui se recontactent en direct après une première mise en relation (le « leakage WhatsApp »). C'est la fuite n°1 d'une marketplace. Mesure-la, combats-la (cf. §6.4).</w:t>
-      </w:r>
-    </w:p>
-    <w:p>
-      <w:pPr>
-        <w:pStyle w:val="Compact"/>
-        <w:numPr>
-          <w:ilvl w:val="0"/>
-          <w:numId w:val="1004"/>
-        </w:numPr>
-      </w:pPr>
-      <w:r>
-        <w:rPr>
-          <w:b/>
-          <w:bCs/>
-        </w:rPr>
         <w:t xml:space="preserve">Downgrade silencieux</w:t>
       </w:r>
       <w:r>
@@ -1166,7 +1149,7 @@
         <w:pStyle w:val="Compact"/>
         <w:numPr>
           <w:ilvl w:val="0"/>
-          <w:numId w:val="1004"/>
+          <w:numId w:val="1003"/>
         </w:numPr>
       </w:pPr>
       <w:r>
@@ -1190,9 +1173,9 @@
         </w:pict>
       </w:r>
     </w:p>
-    <w:bookmarkEnd w:id="15"/>
-    <w:bookmarkEnd w:id="16"/>
-    <w:bookmarkStart w:id="20" w:name="Xeb0f807926d6a8ac7d9cd4a8d3e5b5e81d555bc"/>
+    <w:bookmarkEnd w:id="26"/>
+    <w:bookmarkEnd w:id="27"/>
+    <w:bookmarkStart w:id="31" w:name="stratégie-de-monétisation-la-doctrine"/>
     <w:p>
       <w:pPr>
         <w:pStyle w:val="Heading2"/>
@@ -1201,7 +1184,7 @@
         <w:t xml:space="preserve">3. Stratégie de monétisation — la doctrine</w:t>
       </w:r>
     </w:p>
-    <w:bookmarkStart w:id="17" w:name="Xbeb8aea7951e3bf657241e52ecd1c191d06579c"/>
+    <w:bookmarkStart w:id="28" w:name="X673f1d6bf527f30c02090a23d0d523f40ebc3cc"/>
     <w:p>
       <w:pPr>
         <w:pStyle w:val="Heading3"/>
@@ -1225,7 +1208,7 @@
           <w:b/>
           <w:bCs/>
         </w:rPr>
-        <w:t xml:space="preserve">les flottes paient pour l'intelligence (savoir où part l'argent) et le SLA (ne pas perdre une journée), pas pour des notifications.</w:t>
+        <w:t xml:space="preserve">les flottes paient pour l’intelligence (savoir où part l’argent) et l’urgence opérationnelle (ne pas perdre une journée), pas pour des notifications.</w:t>
       </w:r>
       <w:r>
         <w:t xml:space="preserve"> </w:t>
@@ -1239,7 +1222,7 @@
         <w:pStyle w:val="Compact"/>
         <w:numPr>
           <w:ilvl w:val="0"/>
-          <w:numId w:val="1005"/>
+          <w:numId w:val="1004"/>
         </w:numPr>
       </w:pPr>
       <w:r>
@@ -1269,7 +1252,7 @@
         <w:t xml:space="preserve"> </w:t>
       </w:r>
       <w:r>
-        <w:t xml:space="preserve">(intégrée, jamais un surcoût affiché au-dessus du prix vendeur) + breakdown transparent qui justifie la valeur (cf. DESIGN.md, breakdown obligatoire). On ne facture</w:t>
+        <w:t xml:space="preserve">(intégrée, jamais un surcoût affiché au-dessus du prix vendeur) + breakdown transparent qui justifie la valeur (cf. DESIGN.md, breakdown obligatoire). On ne facture</w:t>
       </w:r>
       <w:r>
         <w:t xml:space="preserve"> </w:t>
@@ -1285,15 +1268,15 @@
         <w:t xml:space="preserve"> </w:t>
       </w:r>
       <w:r>
-        <w:t xml:space="preserve">d'abonnement au mécanicien en phase d'acquisition.</w:t>
-      </w:r>
-    </w:p>
-    <w:p>
-      <w:pPr>
-        <w:pStyle w:val="Compact"/>
-        <w:numPr>
-          <w:ilvl w:val="0"/>
-          <w:numId w:val="1005"/>
+        <w:t xml:space="preserve">d’abonnement au mécanicien en phase d’acquisition.</w:t>
+      </w:r>
+    </w:p>
+    <w:p>
+      <w:pPr>
+        <w:pStyle w:val="Compact"/>
+        <w:numPr>
+          <w:ilvl w:val="0"/>
+          <w:numId w:val="1004"/>
         </w:numPr>
       </w:pPr>
       <w:r>
@@ -1307,7 +1290,7 @@
         <w:t xml:space="preserve"> </w:t>
       </w:r>
       <w:r>
-        <w:t xml:space="preserve">: sensible au coût total et à l'immobilisation. On monétise par</w:t>
+        <w:t xml:space="preserve">: sensible au coût total et à l’immobilisation. On monétise par</w:t>
       </w:r>
       <w:r>
         <w:t xml:space="preserve"> </w:t>
@@ -1323,15 +1306,15 @@
         <w:t xml:space="preserve"> </w:t>
       </w:r>
       <w:r>
-        <w:t xml:space="preserve">indexé sur la valeur du pilotage et du SLA, pas sur l'usage marketplace.</w:t>
-      </w:r>
-    </w:p>
-    <w:p>
-      <w:pPr>
-        <w:pStyle w:val="Compact"/>
-        <w:numPr>
-          <w:ilvl w:val="0"/>
-          <w:numId w:val="1005"/>
+        <w:t xml:space="preserve">indexé sur la valeur du pilotage et de l’urgence opérationnelle, pas sur l’usage marketplace.</w:t>
+      </w:r>
+    </w:p>
+    <w:p>
+      <w:pPr>
+        <w:pStyle w:val="Compact"/>
+        <w:numPr>
+          <w:ilvl w:val="0"/>
+          <w:numId w:val="1004"/>
         </w:numPr>
       </w:pPr>
       <w:r>
@@ -1380,8 +1363,8 @@
         <w:t xml:space="preserve">dès le premier mois.</w:t>
       </w:r>
     </w:p>
-    <w:bookmarkEnd w:id="17"/>
-    <w:bookmarkStart w:id="18" w:name="X9b38249c320b989e2996c71e12b64448fcecaa8"/>
+    <w:bookmarkEnd w:id="28"/>
+    <w:bookmarkStart w:id="29" w:name="la-règle-de-monétisation-segmentée"/>
     <w:p>
       <w:pPr>
         <w:pStyle w:val="Heading3"/>
@@ -1393,7 +1376,8 @@
     <w:tbl>
       <w:tblPr>
         <w:tblStyle w:val="Table"/>
-        <w:tblW w:type="auto" w:w="0"/>
+        <w:tblW w:type="pct" w:w="5000"/>
+        <w:tblLayout w:type="fixed"/>
         <w:tblLook w:firstRow="1" w:lastRow="0" w:firstColumn="0" w:lastColumn="0" w:noHBand="0" w:noVBand="0" w:val="0020"/>
       </w:tblPr>
       <w:tblGrid>
@@ -1446,7 +1430,7 @@
               <w:pStyle w:val="Compact"/>
             </w:pPr>
             <w:r>
-              <w:t xml:space="preserve">Ce qu'on NE facture jamais</w:t>
+              <w:t xml:space="preserve">Ce qu’on NE facture jamais</w:t>
             </w:r>
           </w:p>
         </w:tc>
@@ -1492,7 +1476,7 @@
               <w:pStyle w:val="Compact"/>
             </w:pPr>
             <w:r>
-              <w:t xml:space="preserve">Abonnement, frais d'inscription</w:t>
+              <w:t xml:space="preserve">Abonnement, frais d’inscription</w:t>
             </w:r>
           </w:p>
         </w:tc>
@@ -1584,7 +1568,7 @@
               <w:pStyle w:val="Compact"/>
             </w:pPr>
             <w:r>
-              <w:t xml:space="preserve">Frais de mise en service &gt; 1 mois d'abo</w:t>
+              <w:t xml:space="preserve">Frais de mise en service &gt; 1 mois d’abo</w:t>
             </w:r>
           </w:p>
         </w:tc>
@@ -1676,14 +1660,14 @@
               <w:pStyle w:val="Compact"/>
             </w:pPr>
             <w:r>
-              <w:t xml:space="preserve">Abonnement vendeur tant qu'on construit l'offre</w:t>
+              <w:t xml:space="preserve">Abonnement vendeur tant qu’on construit l’offre</w:t>
             </w:r>
           </w:p>
         </w:tc>
       </w:tr>
     </w:tbl>
-    <w:bookmarkEnd w:id="18"/>
-    <w:bookmarkStart w:id="19" w:name="X4427b243d81c190b735824570e871fd15653c34"/>
+    <w:bookmarkEnd w:id="29"/>
+    <w:bookmarkStart w:id="30" w:name="X01f5bf59990b97e6dea2538c4ffafc91d33ace0"/>
     <w:p>
       <w:pPr>
         <w:pStyle w:val="Heading3"/>
@@ -1726,7 +1710,7 @@
         <w:pStyle w:val="FirstParagraph"/>
       </w:pPr>
       <w:r>
-        <w:t xml:space="preserve">Chaque trimestre, la part de récurrent doit monter. C'est ce qui transforme un GMV joli mais volatil en une entreprise valorisable sur un multiple d'ARR.</w:t>
+        <w:t xml:space="preserve">Chaque trimestre, la part de récurrent doit monter. C’est ce qui transforme un GMV joli mais volatil en une entreprise valorisable sur un multiple d’ARR.</w:t>
       </w:r>
       <w:r>
         <w:t xml:space="preserve"> </w:t>
@@ -1746,9 +1730,9 @@
         </w:pict>
       </w:r>
     </w:p>
-    <w:bookmarkEnd w:id="19"/>
-    <w:bookmarkEnd w:id="20"/>
-    <w:bookmarkStart w:id="26" w:name="X353076d39ab32980c5c0131cbb388e7f3962e82"/>
+    <w:bookmarkEnd w:id="30"/>
+    <w:bookmarkEnd w:id="31"/>
+    <w:bookmarkStart w:id="37" w:name="pricing-le-laboratoire"/>
     <w:p>
       <w:pPr>
         <w:pStyle w:val="Heading2"/>
@@ -1757,7 +1741,7 @@
         <w:t xml:space="preserve">4. Pricing — le laboratoire</w:t>
       </w:r>
     </w:p>
-    <w:bookmarkStart w:id="21" w:name="X924c0bd8ee1059fa2a2b4c650c0cd6bbee9004d"/>
+    <w:bookmarkStart w:id="32" w:name="architecture-de-prix-actuelle-référence"/>
     <w:p>
       <w:pPr>
         <w:pStyle w:val="Heading3"/>
@@ -1771,6 +1755,208 @@
         <w:pStyle w:val="Compact"/>
         <w:numPr>
           <w:ilvl w:val="0"/>
+          <w:numId w:val="1005"/>
+        </w:numPr>
+      </w:pPr>
+      <w:r>
+        <w:rPr>
+          <w:b/>
+          <w:bCs/>
+        </w:rPr>
+        <w:t xml:space="preserve">Commission marketplace</w:t>
+      </w:r>
+      <w:r>
+        <w:t xml:space="preserve"> </w:t>
+      </w:r>
+      <w:r>
+        <w:t xml:space="preserve">: 5 à 10% côté vendeur, prélevée à l’escrow release. Le floor de commission Liaison reste</w:t>
+      </w:r>
+      <w:r>
+        <w:t xml:space="preserve"> </w:t>
+      </w:r>
+      <w:r>
+        <w:rPr>
+          <w:b/>
+          <w:bCs/>
+        </w:rPr>
+        <w:t xml:space="preserve">server-side</w:t>
+      </w:r>
+      <w:r>
+        <w:t xml:space="preserve">, jamais affiché comme recommandation UI (voir</w:t>
+      </w:r>
+      <w:r>
+        <w:t xml:space="preserve"> </w:t>
+      </w:r>
+      <w:r>
+        <w:rPr>
+          <w:rStyle w:val="VerbatimChar"/>
+        </w:rPr>
+        <w:t xml:space="preserve">memory/feedback-liaison-commission.md</w:t>
+      </w:r>
+      <w:r>
+        <w:t xml:space="preserve"> </w:t>
+      </w:r>
+      <w:r>
+        <w:t xml:space="preserve">— règle load-bearing : on observe ce que les vendeurs acceptent, on ne suggère pas de prix).</w:t>
+      </w:r>
+    </w:p>
+    <w:p>
+      <w:pPr>
+        <w:pStyle w:val="Compact"/>
+        <w:numPr>
+          <w:ilvl w:val="0"/>
+          <w:numId w:val="1005"/>
+        </w:numPr>
+      </w:pPr>
+      <w:r>
+        <w:rPr>
+          <w:b/>
+          <w:bCs/>
+        </w:rPr>
+        <w:t xml:space="preserve">Flotte Pro</w:t>
+      </w:r>
+      <w:r>
+        <w:t xml:space="preserve"> </w:t>
+      </w:r>
+      <w:r>
+        <w:t xml:space="preserve">: 5 000 F / véhicule / mois.</w:t>
+      </w:r>
+    </w:p>
+    <w:p>
+      <w:pPr>
+        <w:pStyle w:val="Compact"/>
+        <w:numPr>
+          <w:ilvl w:val="0"/>
+          <w:numId w:val="1005"/>
+        </w:numPr>
+      </w:pPr>
+      <w:r>
+        <w:rPr>
+          <w:b/>
+          <w:bCs/>
+        </w:rPr>
+        <w:t xml:space="preserve">Flotte Pro +</w:t>
+      </w:r>
+      <w:r>
+        <w:t xml:space="preserve"> </w:t>
+      </w:r>
+      <w:r>
+        <w:t xml:space="preserve">: 10 000 F / véhicule / mois (express prioritaire, urgence, support dédié).</w:t>
+      </w:r>
+    </w:p>
+    <w:p>
+      <w:pPr>
+        <w:pStyle w:val="Compact"/>
+        <w:numPr>
+          <w:ilvl w:val="0"/>
+          <w:numId w:val="1005"/>
+        </w:numPr>
+      </w:pPr>
+      <w:r>
+        <w:rPr>
+          <w:b/>
+          <w:bCs/>
+        </w:rPr>
+        <w:t xml:space="preserve">Pricing grand compte</w:t>
+      </w:r>
+      <w:r>
+        <w:t xml:space="preserve"> </w:t>
+      </w:r>
+      <w:r>
+        <w:t xml:space="preserve">: dégressif par volume (voir</w:t>
+      </w:r>
+      <w:r>
+        <w:t xml:space="preserve"> </w:t>
+      </w:r>
+      <w:r>
+        <w:rPr>
+          <w:rStyle w:val="VerbatimChar"/>
+        </w:rPr>
+        <w:t xml:space="preserve">pricing-flotte-2026-05-27.md</w:t>
+      </w:r>
+      <w:r>
+        <w:t xml:space="preserve">,</w:t>
+      </w:r>
+      <w:r>
+        <w:t xml:space="preserve"> </w:t>
+      </w:r>
+      <w:r>
+        <w:rPr>
+          <w:rStyle w:val="VerbatimChar"/>
+        </w:rPr>
+        <w:t xml:space="preserve">offre-vtc-6000-vehicules-2026-05.md</w:t>
+      </w:r>
+      <w:r>
+        <w:t xml:space="preserve">,</w:t>
+      </w:r>
+      <w:r>
+        <w:t xml:space="preserve"> </w:t>
+      </w:r>
+      <w:r>
+        <w:rPr>
+          <w:rStyle w:val="VerbatimChar"/>
+        </w:rPr>
+        <w:t xml:space="preserve">offre-btp-800-vehicules-2026-05.md</w:t>
+      </w:r>
+      <w:r>
+        <w:t xml:space="preserve">).</w:t>
+      </w:r>
+    </w:p>
+    <w:bookmarkEnd w:id="32"/>
+    <w:bookmarkStart w:id="33" w:name="X0710d20fe39acf55c11da1145d1d628e4005d48"/>
+    <w:p>
+      <w:pPr>
+        <w:pStyle w:val="Heading3"/>
+      </w:pPr>
+      <w:r>
+        <w:t xml:space="preserve">4.1bis La donnée prix concurrent (nouveau, 2026-05-29)</w:t>
+      </w:r>
+    </w:p>
+    <w:p>
+      <w:pPr>
+        <w:pStyle w:val="FirstParagraph"/>
+      </w:pPr>
+      <w:r>
+        <w:t xml:space="preserve">Depuis le 2026-05-29, le catalogue intègre</w:t>
+      </w:r>
+      <w:r>
+        <w:t xml:space="preserve"> </w:t>
+      </w:r>
+      <w:r>
+        <w:rPr>
+          <w:b/>
+          <w:bCs/>
+        </w:rPr>
+        <w:t xml:space="preserve">3 780 références prix de global-auto.online</w:t>
+      </w:r>
+      <w:r>
+        <w:t xml:space="preserve"> </w:t>
+      </w:r>
+      <w:r>
+        <w:t xml:space="preserve">(mises à jour via le scraper ingest, vendor « Global Auto », visibles publiquement). C’est notre</w:t>
+      </w:r>
+      <w:r>
+        <w:t xml:space="preserve"> </w:t>
+      </w:r>
+      <w:r>
+        <w:rPr>
+          <w:b/>
+          <w:bCs/>
+        </w:rPr>
+        <w:t xml:space="preserve">premier jeu de données prix concurrent live et structuré</w:t>
+      </w:r>
+      <w:r>
+        <w:t xml:space="preserve"> </w:t>
+      </w:r>
+      <w:r>
+        <w:t xml:space="preserve">— exploite-le :</w:t>
+      </w:r>
+    </w:p>
+    <w:p>
+      <w:pPr>
+        <w:pStyle w:val="Compact"/>
+        <w:numPr>
+          <w:ilvl w:val="0"/>
           <w:numId w:val="1006"/>
         </w:numPr>
       </w:pPr>
@@ -1779,41 +1965,13 @@
           <w:b/>
           <w:bCs/>
         </w:rPr>
-        <w:t xml:space="preserve">Commission marketplace</w:t>
-      </w:r>
-      <w:r>
-        <w:t xml:space="preserve"> </w:t>
-      </w:r>
-      <w:r>
-        <w:t xml:space="preserve">: 5 à 10% côté vendeur, prélevée à l'escrow release. Le floor de commission Liaison reste</w:t>
-      </w:r>
-      <w:r>
-        <w:t xml:space="preserve"> </w:t>
-      </w:r>
-      <w:r>
-        <w:rPr>
-          <w:b/>
-          <w:bCs/>
-        </w:rPr>
-        <w:t xml:space="preserve">server-side</w:t>
-      </w:r>
-      <w:r>
-        <w:t xml:space="preserve">, jamais affiché comme recommandation UI (voir</w:t>
-      </w:r>
-      <w:r>
-        <w:t xml:space="preserve"> </w:t>
-      </w:r>
-      <w:r>
-        <w:rPr>
-          <w:rStyle w:val="VerbatimChar"/>
-        </w:rPr>
-        <w:t xml:space="preserve">memory/feedback-liaison-commission.md</w:t>
-      </w:r>
-      <w:r>
-        <w:t xml:space="preserve"> </w:t>
-      </w:r>
-      <w:r>
-        <w:t xml:space="preserve">— règle load-bearing : on observe ce que les vendeurs acceptent, on ne suggère pas de prix).</w:t>
+        <w:t xml:space="preserve">Benchmark de take rate</w:t>
+      </w:r>
+      <w:r>
+        <w:t xml:space="preserve"> </w:t>
+      </w:r>
+      <w:r>
+        <w:t xml:space="preserve">: sur les références où on a un prix concurrent en face, mesurer notre prix vendeur effectif vs le leur → ajuster la commission par catégorie sans casser la compétitivité.</w:t>
       </w:r>
     </w:p>
     <w:p>
@@ -1829,13 +1987,13 @@
           <w:b/>
           <w:bCs/>
         </w:rPr>
-        <w:t xml:space="preserve">Flotte Pro</w:t>
-      </w:r>
-      <w:r>
-        <w:t xml:space="preserve"> </w:t>
-      </w:r>
-      <w:r>
-        <w:t xml:space="preserve">: 5 000 F / véhicule / mois.</w:t>
+        <w:t xml:space="preserve">Détection de leakage prix</w:t>
+      </w:r>
+      <w:r>
+        <w:t xml:space="preserve"> </w:t>
+      </w:r>
+      <w:r>
+        <w:t xml:space="preserve">: alerter quand une de nos lignes est significativement au-dessus du concurrent sur la même pièce (risque de désintermédiation, cf. §6.4).</w:t>
       </w:r>
     </w:p>
     <w:p>
@@ -1851,13 +2009,13 @@
           <w:b/>
           <w:bCs/>
         </w:rPr>
-        <w:t xml:space="preserve">Flotte Pro +</w:t>
-      </w:r>
-      <w:r>
-        <w:t xml:space="preserve"> </w:t>
-      </w:r>
-      <w:r>
-        <w:t xml:space="preserve">: 10 000 F / véhicule / mois (SLA 4h, urgence, support dédié).</w:t>
+        <w:t xml:space="preserve">Argument de vente flotte</w:t>
+      </w:r>
+      <w:r>
+        <w:t xml:space="preserve"> </w:t>
+      </w:r>
+      <w:r>
+        <w:t xml:space="preserve">: « voici l’écart de prix moyen vs le marché en ligne sur votre panier réel ».</w:t>
       </w:r>
     </w:p>
     <w:p>
@@ -1869,103 +2027,17 @@
         </w:numPr>
       </w:pPr>
       <w:r>
-        <w:rPr>
-          <w:b/>
-          <w:bCs/>
-        </w:rPr>
-        <w:t xml:space="preserve">Pricing grand compte</w:t>
-      </w:r>
-      <w:r>
-        <w:t xml:space="preserve"> </w:t>
-      </w:r>
-      <w:r>
-        <w:t xml:space="preserve">: dégressif par volume (voir</w:t>
-      </w:r>
-      <w:r>
-        <w:t xml:space="preserve"> </w:t>
-      </w:r>
-      <w:r>
-        <w:rPr>
-          <w:rStyle w:val="VerbatimChar"/>
-        </w:rPr>
-        <w:t xml:space="preserve">pricing-flotte-2026-05-27.md</w:t>
-      </w:r>
-      <w:r>
-        <w:t xml:space="preserve">,</w:t>
-      </w:r>
-      <w:r>
-        <w:t xml:space="preserve"> </w:t>
-      </w:r>
-      <w:r>
-        <w:rPr>
-          <w:rStyle w:val="VerbatimChar"/>
-        </w:rPr>
-        <w:t xml:space="preserve">offre-vtc-6000-vehicules-2026-05.md</w:t>
-      </w:r>
-      <w:r>
-        <w:t xml:space="preserve">,</w:t>
-      </w:r>
-      <w:r>
-        <w:t xml:space="preserve"> </w:t>
-      </w:r>
-      <w:r>
-        <w:rPr>
-          <w:rStyle w:val="VerbatimChar"/>
-        </w:rPr>
-        <w:t xml:space="preserve">offre-btp-800-vehicules-2026-05.md</w:t>
-      </w:r>
-      <w:r>
-        <w:t xml:space="preserve">).</w:t>
-      </w:r>
-    </w:p>
-    <w:bookmarkEnd w:id="21"/>
-    <w:bookmarkStart w:id="22" w:name="X267eea488fd1450c388dd08e9e72486e8939e74"/>
+        <w:t xml:space="preserve">Refresh périodique du scraper = la donnée reste fraîche (chantier ingest §3 CTO Bible).</w:t>
+      </w:r>
+    </w:p>
+    <w:bookmarkEnd w:id="33"/>
+    <w:bookmarkStart w:id="34" w:name="les-sept-leviers-de-pricing-à-tester"/>
     <w:p>
       <w:pPr>
         <w:pStyle w:val="Heading3"/>
       </w:pPr>
       <w:r>
-        <w:t xml:space="preserve">4.1bis La donnée prix concurrent (nouveau, 2026-05-29)</w:t>
-      </w:r>
-    </w:p>
-    <w:p>
-      <w:pPr>
-        <w:pStyle w:val="FirstParagraph"/>
-      </w:pPr>
-      <w:r>
-        <w:t xml:space="preserve">Depuis le 2026-05-29, le catalogue intègre</w:t>
-      </w:r>
-      <w:r>
-        <w:t xml:space="preserve"> </w:t>
-      </w:r>
-      <w:r>
-        <w:rPr>
-          <w:b/>
-          <w:bCs/>
-        </w:rPr>
-        <w:t xml:space="preserve">3 780 références prix de global-auto.online</w:t>
-      </w:r>
-      <w:r>
-        <w:t xml:space="preserve"> </w:t>
-      </w:r>
-      <w:r>
-        <w:t xml:space="preserve">(mises à jour via le scraper ingest, vendor « Global Auto », visibles publiquement). C'est notre</w:t>
-      </w:r>
-      <w:r>
-        <w:t xml:space="preserve"> </w:t>
-      </w:r>
-      <w:r>
-        <w:rPr>
-          <w:b/>
-          <w:bCs/>
-        </w:rPr>
-        <w:t xml:space="preserve">premier jeu de données prix concurrent live et structuré</w:t>
-      </w:r>
-      <w:r>
-        <w:t xml:space="preserve"> </w:t>
-      </w:r>
-      <w:r>
-        <w:t xml:space="preserve">— exploite-le :</w:t>
+        <w:t xml:space="preserve">4.2 Les sept leviers de pricing à tester</w:t>
       </w:r>
     </w:p>
     <w:p>
@@ -1981,13 +2053,13 @@
           <w:b/>
           <w:bCs/>
         </w:rPr>
-        <w:t xml:space="preserve">Benchmark de take rate</w:t>
-      </w:r>
-      <w:r>
-        <w:t xml:space="preserve"> </w:t>
-      </w:r>
-      <w:r>
-        <w:t xml:space="preserve">: sur les références où on a un prix concurrent en face, mesurer notre prix vendeur effectif vs le leur → ajuster la commission par catégorie sans casser la compétitivité.</w:t>
+        <w:t xml:space="preserve">Take rate variable par catégorie de pièce</w:t>
+      </w:r>
+      <w:r>
+        <w:t xml:space="preserve"> </w:t>
+      </w:r>
+      <w:r>
+        <w:t xml:space="preserve">: marge plus élevée sur ré-usiné/OEM (valeur + garantie) que sur l’occasion importée bas prix. Teste 6% / 8% / 10% par segment.</w:t>
       </w:r>
     </w:p>
     <w:p>
@@ -2003,13 +2075,13 @@
           <w:b/>
           <w:bCs/>
         </w:rPr>
-        <w:t xml:space="preserve">Détection de leakage prix</w:t>
-      </w:r>
-      <w:r>
-        <w:t xml:space="preserve"> </w:t>
-      </w:r>
-      <w:r>
-        <w:t xml:space="preserve">: alerter quand une de nos lignes est significativement au-dessus du concurrent sur la même pièce (risque de désintermédiation, cf. §6.4).</w:t>
+        <w:t xml:space="preserve">Take rate variable par condition</w:t>
+      </w:r>
+      <w:r>
+        <w:t xml:space="preserve"> </w:t>
+      </w:r>
+      <w:r>
+        <w:t xml:space="preserve">: la garantie Pièces vaut plus cher sur du neuf/OEM. Le chip condition (DESIGN.md) est aussi un signal de pricing.</w:t>
       </w:r>
     </w:p>
     <w:p>
@@ -2025,13 +2097,13 @@
           <w:b/>
           <w:bCs/>
         </w:rPr>
-        <w:t xml:space="preserve">Argument de vente flotte</w:t>
-      </w:r>
-      <w:r>
-        <w:t xml:space="preserve"> </w:t>
-      </w:r>
-      <w:r>
-        <w:t xml:space="preserve">: « voici l'écart de prix moyen vs le marché en ligne sur votre panier réel ».</w:t>
+        <w:t xml:space="preserve">Dégressivité abonnement par paliers de flotte</w:t>
+      </w:r>
+      <w:r>
+        <w:t xml:space="preserve"> </w:t>
+      </w:r>
+      <w:r>
+        <w:t xml:space="preserve">: 1–9 véhicules plein tarif, 10–49 / 50–199 / 200+ dégressifs. Optimiser le point de bascule pour maximiser le revenu total, pas le prix unitaire.</w:t>
       </w:r>
     </w:p>
     <w:p>
@@ -2043,94 +2115,6 @@
         </w:numPr>
       </w:pPr>
       <w:r>
-        <w:t xml:space="preserve">Refresh périodique du scraper = la donnée reste fraîche (chantier ingest §3 CTO Bible).</w:t>
-      </w:r>
-    </w:p>
-    <w:bookmarkEnd w:id="22"/>
-    <w:bookmarkStart w:id="23" w:name="Xbfcb9964733bd0d98705d1e37048695a906aad3"/>
-    <w:p>
-      <w:pPr>
-        <w:pStyle w:val="Heading3"/>
-      </w:pPr>
-      <w:r>
-        <w:t xml:space="preserve">4.2 Les sept leviers de pricing à tester</w:t>
-      </w:r>
-    </w:p>
-    <w:p>
-      <w:pPr>
-        <w:pStyle w:val="Compact"/>
-        <w:numPr>
-          <w:ilvl w:val="0"/>
-          <w:numId w:val="1008"/>
-        </w:numPr>
-      </w:pPr>
-      <w:r>
-        <w:rPr>
-          <w:b/>
-          <w:bCs/>
-        </w:rPr>
-        <w:t xml:space="preserve">Take rate variable par catégorie de pièce</w:t>
-      </w:r>
-      <w:r>
-        <w:t xml:space="preserve"> </w:t>
-      </w:r>
-      <w:r>
-        <w:t xml:space="preserve">: marge plus élevée sur ré-usiné/OEM (valeur + garantie) que sur l'occasion importée bas prix. Teste 6% / 8% / 10% par segment.</w:t>
-      </w:r>
-    </w:p>
-    <w:p>
-      <w:pPr>
-        <w:pStyle w:val="Compact"/>
-        <w:numPr>
-          <w:ilvl w:val="0"/>
-          <w:numId w:val="1008"/>
-        </w:numPr>
-      </w:pPr>
-      <w:r>
-        <w:rPr>
-          <w:b/>
-          <w:bCs/>
-        </w:rPr>
-        <w:t xml:space="preserve">Take rate variable par condition</w:t>
-      </w:r>
-      <w:r>
-        <w:t xml:space="preserve"> </w:t>
-      </w:r>
-      <w:r>
-        <w:t xml:space="preserve">: la garantie Pièces vaut plus cher sur du neuf/OEM. Le chip condition (DESIGN.md) est aussi un signal de pricing.</w:t>
-      </w:r>
-    </w:p>
-    <w:p>
-      <w:pPr>
-        <w:pStyle w:val="Compact"/>
-        <w:numPr>
-          <w:ilvl w:val="0"/>
-          <w:numId w:val="1008"/>
-        </w:numPr>
-      </w:pPr>
-      <w:r>
-        <w:rPr>
-          <w:b/>
-          <w:bCs/>
-        </w:rPr>
-        <w:t xml:space="preserve">Dégressivité abonnement par paliers de flotte</w:t>
-      </w:r>
-      <w:r>
-        <w:t xml:space="preserve"> </w:t>
-      </w:r>
-      <w:r>
-        <w:t xml:space="preserve">: 1–9 véhicules plein tarif, 10–49 / 50–199 / 200+ dégressifs. Optimiser le point de bascule pour maximiser le revenu total, pas le prix unitaire.</w:t>
-      </w:r>
-    </w:p>
-    <w:p>
-      <w:pPr>
-        <w:pStyle w:val="Compact"/>
-        <w:numPr>
-          <w:ilvl w:val="0"/>
-          <w:numId w:val="1008"/>
-        </w:numPr>
-      </w:pPr>
-      <w:r>
         <w:rPr>
           <w:b/>
           <w:bCs/>
@@ -2149,7 +2133,7 @@
         <w:pStyle w:val="Compact"/>
         <w:numPr>
           <w:ilvl w:val="0"/>
-          <w:numId w:val="1008"/>
+          <w:numId w:val="1007"/>
         </w:numPr>
       </w:pPr>
       <w:r>
@@ -2163,37 +2147,37 @@
         <w:t xml:space="preserve"> </w:t>
       </w:r>
       <w:r>
-        <w:t xml:space="preserve">: packager la conformité dans le Pro + plutôt que la facturer à part → augmente l'ARPU et la stickiness.</w:t>
-      </w:r>
-    </w:p>
-    <w:p>
-      <w:pPr>
-        <w:pStyle w:val="Compact"/>
-        <w:numPr>
-          <w:ilvl w:val="0"/>
-          <w:numId w:val="1008"/>
-        </w:numPr>
-      </w:pPr>
-      <w:r>
-        <w:rPr>
-          <w:b/>
-          <w:bCs/>
-        </w:rPr>
-        <w:t xml:space="preserve">Frais d'urgence à l'acte</w:t>
-      </w:r>
-      <w:r>
-        <w:t xml:space="preserve"> </w:t>
-      </w:r>
-      <w:r>
-        <w:t xml:space="preserve">: pour les non-abonnés, livraison express SLA 4h facturée à l'unité (porte d'entrée vers Pro +).</w:t>
-      </w:r>
-    </w:p>
-    <w:p>
-      <w:pPr>
-        <w:pStyle w:val="Compact"/>
-        <w:numPr>
-          <w:ilvl w:val="0"/>
-          <w:numId w:val="1008"/>
+        <w:t xml:space="preserve">: packager la conformité dans le Pro + plutôt que la facturer à part → augmente l’ARPU et la stickiness.</w:t>
+      </w:r>
+    </w:p>
+    <w:p>
+      <w:pPr>
+        <w:pStyle w:val="Compact"/>
+        <w:numPr>
+          <w:ilvl w:val="0"/>
+          <w:numId w:val="1007"/>
+        </w:numPr>
+      </w:pPr>
+      <w:r>
+        <w:rPr>
+          <w:b/>
+          <w:bCs/>
+        </w:rPr>
+        <w:t xml:space="preserve">Frais d’urgence à l’acte</w:t>
+      </w:r>
+      <w:r>
+        <w:t xml:space="preserve"> </w:t>
+      </w:r>
+      <w:r>
+        <w:t xml:space="preserve">: pour les non-abonnés, livraison express prioritaire facturée à l’unité (porte d’entrée vers Pro +).</w:t>
+      </w:r>
+    </w:p>
+    <w:p>
+      <w:pPr>
+        <w:pStyle w:val="Compact"/>
+        <w:numPr>
+          <w:ilvl w:val="0"/>
+          <w:numId w:val="1007"/>
         </w:numPr>
       </w:pPr>
       <w:r>
@@ -2207,11 +2191,11 @@
         <w:t xml:space="preserve"> </w:t>
       </w:r>
       <w:r>
-        <w:t xml:space="preserve">: commission minimale en valeur absolue sur les petits paniers (sinon les pièces à 3 000 F coûtent plus cher à servir qu'elles ne rapportent).</w:t>
-      </w:r>
-    </w:p>
-    <w:bookmarkEnd w:id="23"/>
-    <w:bookmarkStart w:id="24" w:name="X753b468a6d767427b72f804436f69d43ea679d8"/>
+        <w:t xml:space="preserve">: commission minimale en valeur absolue sur les petits paniers (sinon les pièces à 3 000 F coûtent plus cher à servir qu’elles ne rapportent).</w:t>
+      </w:r>
+    </w:p>
+    <w:bookmarkEnd w:id="34"/>
+    <w:bookmarkStart w:id="35" w:name="Xc11724698e440daffd34e99fd68885795ad556e"/>
     <w:p>
       <w:pPr>
         <w:pStyle w:val="Heading3"/>
@@ -2231,7 +2215,8 @@
     <w:tbl>
       <w:tblPr>
         <w:tblStyle w:val="Table"/>
-        <w:tblW w:type="auto" w:w="0"/>
+        <w:tblW w:type="pct" w:w="5000"/>
+        <w:tblLayout w:type="fixed"/>
         <w:tblLook w:firstRow="1" w:lastRow="0" w:firstColumn="0" w:lastColumn="0" w:noHBand="0" w:noVBand="0" w:val="0020"/>
       </w:tblPr>
       <w:tblGrid>
@@ -2423,6 +2408,82 @@
         <w:pStyle w:val="Compact"/>
         <w:numPr>
           <w:ilvl w:val="0"/>
+          <w:numId w:val="1008"/>
+        </w:numPr>
+      </w:pPr>
+      <w:r>
+        <w:rPr>
+          <w:b/>
+          <w:bCs/>
+        </w:rPr>
+        <w:t xml:space="preserve">Toute remise a une contrepartie.</w:t>
+      </w:r>
+      <w:r>
+        <w:t xml:space="preserve"> </w:t>
+      </w:r>
+      <w:r>
+        <w:t xml:space="preserve">Jamais de remise « pour signer ». Une remise sans contrepartie est une fuite de revenu permanente.</w:t>
+      </w:r>
+    </w:p>
+    <w:p>
+      <w:pPr>
+        <w:pStyle w:val="Compact"/>
+        <w:numPr>
+          <w:ilvl w:val="0"/>
+          <w:numId w:val="1008"/>
+        </w:numPr>
+      </w:pPr>
+      <w:r>
+        <w:rPr>
+          <w:b/>
+          <w:bCs/>
+        </w:rPr>
+        <w:t xml:space="preserve">Les remises pilote sont temporaires et datées.</w:t>
+      </w:r>
+      <w:r>
+        <w:t xml:space="preserve"> </w:t>
+      </w:r>
+      <w:r>
+        <w:t xml:space="preserve">Un pilote avec tarif préférentiel daté a une date de fin écrite dans le contrat et une bascule automatique au tarif plein. Le CRO traque la conversion pilote→payant comme un KPI dédié.</w:t>
+      </w:r>
+    </w:p>
+    <w:p>
+      <w:pPr>
+        <w:pStyle w:val="Compact"/>
+        <w:numPr>
+          <w:ilvl w:val="0"/>
+          <w:numId w:val="1008"/>
+        </w:numPr>
+      </w:pPr>
+      <w:r>
+        <w:rPr>
+          <w:b/>
+          <w:bCs/>
+        </w:rPr>
+        <w:t xml:space="preserve">Pas de remise sur la commission marketplace en early-stage.</w:t>
+      </w:r>
+      <w:r>
+        <w:t xml:space="preserve"> </w:t>
+      </w:r>
+      <w:r>
+        <w:t xml:space="preserve">La take rate est l’actif le plus dur à remonter une fois baissé.</w:t>
+      </w:r>
+    </w:p>
+    <w:bookmarkEnd w:id="35"/>
+    <w:bookmarkStart w:id="36" w:name="méthode-de-test-prix"/>
+    <w:p>
+      <w:pPr>
+        <w:pStyle w:val="Heading3"/>
+      </w:pPr>
+      <w:r>
+        <w:t xml:space="preserve">4.4 Méthode de test prix</w:t>
+      </w:r>
+    </w:p>
+    <w:p>
+      <w:pPr>
+        <w:pStyle w:val="Compact"/>
+        <w:numPr>
+          <w:ilvl w:val="0"/>
           <w:numId w:val="1009"/>
         </w:numPr>
       </w:pPr>
@@ -2431,13 +2492,13 @@
           <w:b/>
           <w:bCs/>
         </w:rPr>
-        <w:t xml:space="preserve">Toute remise a une contrepartie.</w:t>
-      </w:r>
-      <w:r>
-        <w:t xml:space="preserve"> </w:t>
-      </w:r>
-      <w:r>
-        <w:t xml:space="preserve">Jamais de remise « pour signer ». Une remise sans contrepartie est une fuite de revenu permanente.</w:t>
+        <w:t xml:space="preserve">Jamais de big-bang.</w:t>
+      </w:r>
+      <w:r>
+        <w:t xml:space="preserve"> </w:t>
+      </w:r>
+      <w:r>
+        <w:t xml:space="preserve">Tout changement de prix se teste sur une cohorte (nouvelle ville, nouveau segment, nouveaux clients) avant généralisation.</w:t>
       </w:r>
     </w:p>
     <w:p>
@@ -2453,13 +2514,13 @@
           <w:b/>
           <w:bCs/>
         </w:rPr>
-        <w:t xml:space="preserve">Les remises pilote sont temporaires et datées.</w:t>
-      </w:r>
-      <w:r>
-        <w:t xml:space="preserve"> </w:t>
-      </w:r>
-      <w:r>
-        <w:t xml:space="preserve">Un pilote « 3 mois gratuits » a une date de fin écrite dans le contrat et une bascule automatique au tarif plein. Le CRO traque la conversion pilote→payant comme un KPI dédié.</w:t>
+        <w:t xml:space="preserve">Grandfathering</w:t>
+      </w:r>
+      <w:r>
+        <w:t xml:space="preserve"> </w:t>
+      </w:r>
+      <w:r>
+        <w:t xml:space="preserve">: les clients existants gardent leur prix sur la durée de l’engagement en cours, montent au renouvellement. On ne casse pas la confiance pour gratter 5%.</w:t>
       </w:r>
     </w:p>
     <w:p>
@@ -2468,82 +2529,6 @@
         <w:numPr>
           <w:ilvl w:val="0"/>
           <w:numId w:val="1009"/>
-        </w:numPr>
-      </w:pPr>
-      <w:r>
-        <w:rPr>
-          <w:b/>
-          <w:bCs/>
-        </w:rPr>
-        <w:t xml:space="preserve">Pas de remise sur la commission marketplace en early-stage.</w:t>
-      </w:r>
-      <w:r>
-        <w:t xml:space="preserve"> </w:t>
-      </w:r>
-      <w:r>
-        <w:t xml:space="preserve">La take rate est l'actif le plus dur à remonter une fois baissé.</w:t>
-      </w:r>
-    </w:p>
-    <w:bookmarkEnd w:id="24"/>
-    <w:bookmarkStart w:id="25" w:name="Xdebcb3479a6458da1af4ac0eb8836b1e8b186f3"/>
-    <w:p>
-      <w:pPr>
-        <w:pStyle w:val="Heading3"/>
-      </w:pPr>
-      <w:r>
-        <w:t xml:space="preserve">4.4 Méthode de test prix</w:t>
-      </w:r>
-    </w:p>
-    <w:p>
-      <w:pPr>
-        <w:pStyle w:val="Compact"/>
-        <w:numPr>
-          <w:ilvl w:val="0"/>
-          <w:numId w:val="1010"/>
-        </w:numPr>
-      </w:pPr>
-      <w:r>
-        <w:rPr>
-          <w:b/>
-          <w:bCs/>
-        </w:rPr>
-        <w:t xml:space="preserve">Jamais de big-bang.</w:t>
-      </w:r>
-      <w:r>
-        <w:t xml:space="preserve"> </w:t>
-      </w:r>
-      <w:r>
-        <w:t xml:space="preserve">Tout changement de prix se teste sur une cohorte (nouvelle ville, nouveau segment, nouveaux clients) avant généralisation.</w:t>
-      </w:r>
-    </w:p>
-    <w:p>
-      <w:pPr>
-        <w:pStyle w:val="Compact"/>
-        <w:numPr>
-          <w:ilvl w:val="0"/>
-          <w:numId w:val="1010"/>
-        </w:numPr>
-      </w:pPr>
-      <w:r>
-        <w:rPr>
-          <w:b/>
-          <w:bCs/>
-        </w:rPr>
-        <w:t xml:space="preserve">Grandfathering</w:t>
-      </w:r>
-      <w:r>
-        <w:t xml:space="preserve"> </w:t>
-      </w:r>
-      <w:r>
-        <w:t xml:space="preserve">: les clients existants gardent leur prix sur la durée de l'engagement en cours, montent au renouvellement. On ne casse pas la confiance pour gratter 5%.</w:t>
-      </w:r>
-    </w:p>
-    <w:p>
-      <w:pPr>
-        <w:pStyle w:val="Compact"/>
-        <w:numPr>
-          <w:ilvl w:val="0"/>
-          <w:numId w:val="1010"/>
         </w:numPr>
       </w:pPr>
       <w:r>
@@ -2567,9 +2552,9 @@
         </w:pict>
       </w:r>
     </w:p>
-    <w:bookmarkEnd w:id="25"/>
-    <w:bookmarkEnd w:id="26"/>
-    <w:bookmarkStart w:id="31" w:name="Xa2bdc78b08a43a4f6ba2c91a3f242e4779f581a"/>
+    <w:bookmarkEnd w:id="36"/>
+    <w:bookmarkEnd w:id="37"/>
+    <w:bookmarkStart w:id="42" w:name="Xca34cdfdf5f19a57a618f6dad5cafe3ad0c1abd"/>
     <w:p>
       <w:pPr>
         <w:pStyle w:val="Heading2"/>
@@ -2578,7 +2563,7 @@
         <w:t xml:space="preserve">5. La machine de vente — playbooks par segment</w:t>
       </w:r>
     </w:p>
-    <w:bookmarkStart w:id="27" w:name="Xaa488de7a02916409ff339f69806f502218fea9"/>
+    <w:bookmarkStart w:id="38" w:name="X8672724739fdd0ba871c3b0ab698d02590af9ad"/>
     <w:p>
       <w:pPr>
         <w:pStyle w:val="Heading3"/>
@@ -2620,7 +2605,7 @@
         <w:t xml:space="preserve"> </w:t>
       </w:r>
       <w:r>
-        <w:t xml:space="preserve">: 21 jours signature → pilote 30 jours → déploiement 60 jours.</w:t>
+        <w:t xml:space="preserve">: 21 jours signature → déploiement initial de 30 jours → déploiement 60 jours.</w:t>
       </w:r>
     </w:p>
     <w:p>
@@ -2640,15 +2625,15 @@
       <w:r>
         <w:t xml:space="preserve">:</w:t>
       </w:r>
-    </w:p>
-    <w:p>
-      <w:pPr>
-        <w:pStyle w:val="Compact"/>
-        <w:numPr>
-          <w:ilvl w:val="0"/>
-          <w:numId w:val="1011"/>
-        </w:numPr>
-      </w:pPr>
+      <w:r>
+        <w:t xml:space="preserve"> </w:t>
+      </w:r>
+      <w:r>
+        <w:t xml:space="preserve">1.</w:t>
+      </w:r>
+      <w:r>
+        <w:t xml:space="preserve"> </w:t>
+      </w:r>
       <w:r>
         <w:rPr>
           <w:b/>
@@ -2662,15 +2647,15 @@
       <w:r>
         <w:t xml:space="preserve">: Budget (paie déjà des pièces, oui), Authority (le gérant décide), Need (combien de véhicules immobilisés/mois ?), Timeline (douleur actuelle ?). Disqualifier vite les &lt; 10 véhicules sans douleur.</w:t>
       </w:r>
-    </w:p>
-    <w:p>
-      <w:pPr>
-        <w:pStyle w:val="Compact"/>
-        <w:numPr>
-          <w:ilvl w:val="0"/>
-          <w:numId w:val="1011"/>
-        </w:numPr>
-      </w:pPr>
+      <w:r>
+        <w:t xml:space="preserve"> </w:t>
+      </w:r>
+      <w:r>
+        <w:t xml:space="preserve">2.</w:t>
+      </w:r>
+      <w:r>
+        <w:t xml:space="preserve"> </w:t>
+      </w:r>
       <w:r>
         <w:rPr>
           <w:b/>
@@ -2700,21 +2685,21 @@
       <w:r>
         <w:t xml:space="preserve">coût pièces actuel non piloté vs le dashboard Pièces. « Tu sais combien tu as dépensé en plaquettes ce trimestre ? Non. Nous oui. »</w:t>
       </w:r>
-    </w:p>
-    <w:p>
-      <w:pPr>
-        <w:pStyle w:val="Compact"/>
-        <w:numPr>
-          <w:ilvl w:val="0"/>
-          <w:numId w:val="1011"/>
-        </w:numPr>
-      </w:pPr>
-      <w:r>
-        <w:rPr>
-          <w:b/>
-          <w:bCs/>
-        </w:rPr>
-        <w:t xml:space="preserve">Pilote instrumenté</w:t>
+      <w:r>
+        <w:t xml:space="preserve"> </w:t>
+      </w:r>
+      <w:r>
+        <w:t xml:space="preserve">3.</w:t>
+      </w:r>
+      <w:r>
+        <w:t xml:space="preserve"> </w:t>
+      </w:r>
+      <w:r>
+        <w:rPr>
+          <w:b/>
+          <w:bCs/>
+        </w:rPr>
+        <w:t xml:space="preserve">Déploiement initial instrumenté</w:t>
       </w:r>
       <w:r>
         <w:t xml:space="preserve"> </w:t>
@@ -2736,17 +2721,17 @@
         <w:t xml:space="preserve"> </w:t>
       </w:r>
       <w:r>
-        <w:t xml:space="preserve">(−18 à −25% budget pièces, X jours d'immobilisation évités).</w:t>
-      </w:r>
-    </w:p>
-    <w:p>
-      <w:pPr>
-        <w:pStyle w:val="Compact"/>
-        <w:numPr>
-          <w:ilvl w:val="0"/>
-          <w:numId w:val="1011"/>
-        </w:numPr>
-      </w:pPr>
+        <w:t xml:space="preserve">(−18 à −25% budget pièces, X jours d’immobilisation évités).</w:t>
+      </w:r>
+      <w:r>
+        <w:t xml:space="preserve"> </w:t>
+      </w:r>
+      <w:r>
+        <w:t xml:space="preserve">4.</w:t>
+      </w:r>
+      <w:r>
+        <w:t xml:space="preserve"> </w:t>
+      </w:r>
       <w:r>
         <w:rPr>
           <w:b/>
@@ -2758,17 +2743,17 @@
         <w:t xml:space="preserve"> </w:t>
       </w:r>
       <w:r>
-        <w:t xml:space="preserve">: à J+30, présenter le ROI réel mesuré. Le prix de l'abonnement doit être &lt; 1/5 de l'économie démontrée.</w:t>
-      </w:r>
-    </w:p>
-    <w:p>
-      <w:pPr>
-        <w:pStyle w:val="Compact"/>
-        <w:numPr>
-          <w:ilvl w:val="0"/>
-          <w:numId w:val="1011"/>
-        </w:numPr>
-      </w:pPr>
+        <w:t xml:space="preserve">: après le premier mois de mesure, présenter le ROI réel mesuré. Le prix de l’abonnement doit être &lt; 1/5 de l’économie démontrée.</w:t>
+      </w:r>
+      <w:r>
+        <w:t xml:space="preserve"> </w:t>
+      </w:r>
+      <w:r>
+        <w:t xml:space="preserve">5.</w:t>
+      </w:r>
+      <w:r>
+        <w:t xml:space="preserve"> </w:t>
+      </w:r>
       <w:r>
         <w:rPr>
           <w:b/>
@@ -2780,7 +2765,53 @@
         <w:t xml:space="preserve"> </w:t>
       </w:r>
       <w:r>
-        <w:t xml:space="preserve">: engagement 12 mois, onboarding ops cadré, premier prélèvement à J+30 de la signature.</w:t>
+        <w:t xml:space="preserve">: engagement 12 mois, onboarding ops cadré, premier prélèvement à 30 jours de la signature.</w:t>
+      </w:r>
+    </w:p>
+    <w:p>
+      <w:pPr>
+        <w:pStyle w:val="BodyText"/>
+      </w:pPr>
+      <w:r>
+        <w:rPr>
+          <w:b/>
+          <w:bCs/>
+        </w:rPr>
+        <w:t xml:space="preserve">Objection killers</w:t>
+      </w:r>
+      <w:r>
+        <w:t xml:space="preserve"> </w:t>
+      </w:r>
+      <w:r>
+        <w:t xml:space="preserve">:</w:t>
+      </w:r>
+      <w:r>
+        <w:t xml:space="preserve"> </w:t>
+      </w:r>
+      <w:r>
+        <w:t xml:space="preserve">- « C’est cher » → « C’est 5 000 F/mois contre 30 000 à 50 000 F par jour de véhicule immobilisé. Un seul véhicule sauvé par mois, c’est rentabilisé 6 fois. »</w:t>
+      </w:r>
+      <w:r>
+        <w:t xml:space="preserve"> </w:t>
+      </w:r>
+      <w:r>
+        <w:t xml:space="preserve">- « J’ai déjà mon mécanicien » → « On ne remplace pas ton mécanicien, on lui trouve la pièce moins chère et plus vite, et tu vois enfin où part ton argent. »</w:t>
+      </w:r>
+      <w:r>
+        <w:t xml:space="preserve"> </w:t>
+      </w:r>
+      <w:r>
+        <w:t xml:space="preserve">- « Je verrai plus tard » → déploiement initial instrumenté, ROI mesuré, zéro engagement avant la preuve.</w:t>
+      </w:r>
+    </w:p>
+    <w:bookmarkEnd w:id="38"/>
+    <w:bookmarkStart w:id="39" w:name="Xc6262be9114773d5ba7a231a2e5a5c11192f32d"/>
+    <w:p>
+      <w:pPr>
+        <w:pStyle w:val="Heading3"/>
+      </w:pPr>
+      <w:r>
+        <w:t xml:space="preserve">5.2 Vente grand compte (VTC plateformes, BTP, corporate)</w:t>
       </w:r>
     </w:p>
     <w:p>
@@ -2792,7 +2823,51 @@
           <w:b/>
           <w:bCs/>
         </w:rPr>
-        <w:t xml:space="preserve">Objection killers</w:t>
+        <w:t xml:space="preserve">Cycle long</w:t>
+      </w:r>
+      <w:r>
+        <w:t xml:space="preserve"> </w:t>
+      </w:r>
+      <w:r>
+        <w:t xml:space="preserve">: 3 à 6 mois. Profil AE senior, plusieurs interlocuteurs (gérant ops + DAF + parfois DG).</w:t>
+      </w:r>
+    </w:p>
+    <w:p>
+      <w:pPr>
+        <w:pStyle w:val="Compact"/>
+        <w:numPr>
+          <w:ilvl w:val="0"/>
+          <w:numId w:val="1010"/>
+        </w:numPr>
+      </w:pPr>
+      <w:r>
+        <w:rPr>
+          <w:b/>
+          <w:bCs/>
+        </w:rPr>
+        <w:t xml:space="preserve">Le DAF est ton allié, pas ton obstacle.</w:t>
+      </w:r>
+      <w:r>
+        <w:t xml:space="preserve"> </w:t>
+      </w:r>
+      <w:r>
+        <w:t xml:space="preserve">L’argument FNE-CI / récupération TVA parle directement à lui : « Vos chauffeurs achètent en cash → vous perdez 18% de TVA non récupérable. Avec Pièces, vous la récupérez. » (CEO Bible §5, mouvement 3).</w:t>
+      </w:r>
+    </w:p>
+    <w:p>
+      <w:pPr>
+        <w:pStyle w:val="Compact"/>
+        <w:numPr>
+          <w:ilvl w:val="0"/>
+          <w:numId w:val="1010"/>
+        </w:numPr>
+      </w:pPr>
+      <w:r>
+        <w:rPr>
+          <w:b/>
+          <w:bCs/>
+        </w:rPr>
+        <w:t xml:space="preserve">Documents existants</w:t>
       </w:r>
       <w:r>
         <w:t xml:space="preserve"> </w:t>
@@ -2800,51 +2875,107 @@
       <w:r>
         <w:t xml:space="preserve">:</w:t>
       </w:r>
-    </w:p>
-    <w:p>
-      <w:pPr>
-        <w:pStyle w:val="Compact"/>
-        <w:numPr>
-          <w:ilvl w:val="0"/>
-          <w:numId w:val="1012"/>
-        </w:numPr>
-      </w:pPr>
-      <w:r>
-        <w:t xml:space="preserve">« C'est cher » → « C'est 5 000 F/mois contre 30 000 à 50 000 F par jour de véhicule immobilisé. Un seul véhicule sauvé par mois, c'est rentabilisé 6 fois. »</w:t>
-      </w:r>
-    </w:p>
-    <w:p>
-      <w:pPr>
-        <w:pStyle w:val="Compact"/>
-        <w:numPr>
-          <w:ilvl w:val="0"/>
-          <w:numId w:val="1012"/>
-        </w:numPr>
-      </w:pPr>
-      <w:r>
-        <w:t xml:space="preserve">« J'ai déjà mon mécanicien » → « On ne remplace pas ton mécanicien, on lui trouve la pièce moins chère et plus vite, et tu vois enfin où part ton argent. »</w:t>
-      </w:r>
-    </w:p>
-    <w:p>
-      <w:pPr>
-        <w:pStyle w:val="Compact"/>
-        <w:numPr>
-          <w:ilvl w:val="0"/>
-          <w:numId w:val="1012"/>
-        </w:numPr>
-      </w:pPr>
-      <w:r>
-        <w:t xml:space="preserve">« Je verrai plus tard » → pilote gratuit 30 jours, ROI mesuré, zéro engagement avant la preuve.</w:t>
-      </w:r>
-    </w:p>
-    <w:bookmarkEnd w:id="27"/>
-    <w:bookmarkStart w:id="28" w:name="X8c95757e99dbac9e8bf02dc8d77d03165c29f92"/>
+      <w:r>
+        <w:t xml:space="preserve"> </w:t>
+      </w:r>
+      <w:r>
+        <w:rPr>
+          <w:rStyle w:val="VerbatimChar"/>
+        </w:rPr>
+        <w:t xml:space="preserve">brochure-vtc-grand-compte-2026-05</w:t>
+      </w:r>
+      <w:r>
+        <w:t xml:space="preserve">,</w:t>
+      </w:r>
+      <w:r>
+        <w:t xml:space="preserve"> </w:t>
+      </w:r>
+      <w:r>
+        <w:rPr>
+          <w:rStyle w:val="VerbatimChar"/>
+        </w:rPr>
+        <w:t xml:space="preserve">brochure-btp-grand-compte-2026-05</w:t>
+      </w:r>
+      <w:r>
+        <w:t xml:space="preserve">,</w:t>
+      </w:r>
+      <w:r>
+        <w:t xml:space="preserve"> </w:t>
+      </w:r>
+      <w:r>
+        <w:rPr>
+          <w:rStyle w:val="VerbatimChar"/>
+        </w:rPr>
+        <w:t xml:space="preserve">offre-vtc-6000-vehicules-2026-05</w:t>
+      </w:r>
+      <w:r>
+        <w:t xml:space="preserve">,</w:t>
+      </w:r>
+      <w:r>
+        <w:t xml:space="preserve"> </w:t>
+      </w:r>
+      <w:r>
+        <w:rPr>
+          <w:rStyle w:val="VerbatimChar"/>
+        </w:rPr>
+        <w:t xml:space="preserve">offre-btp-800-vehicules-2026-05</w:t>
+      </w:r>
+      <w:r>
+        <w:t xml:space="preserve">. Les utiliser, ne pas réinventer.</w:t>
+      </w:r>
+    </w:p>
+    <w:p>
+      <w:pPr>
+        <w:pStyle w:val="Compact"/>
+        <w:numPr>
+          <w:ilvl w:val="0"/>
+          <w:numId w:val="1010"/>
+        </w:numPr>
+      </w:pPr>
+      <w:r>
+        <w:rPr>
+          <w:b/>
+          <w:bCs/>
+        </w:rPr>
+        <w:t xml:space="preserve">Pricing</w:t>
+      </w:r>
+      <w:r>
+        <w:t xml:space="preserve"> </w:t>
+      </w:r>
+      <w:r>
+        <w:t xml:space="preserve">: Pro + par défaut sur BTP (disponibilité critique). Dégressif documenté. Toute dérogation passe la gouvernance remise (§4.3).</w:t>
+      </w:r>
+    </w:p>
+    <w:p>
+      <w:pPr>
+        <w:pStyle w:val="Compact"/>
+        <w:numPr>
+          <w:ilvl w:val="0"/>
+          <w:numId w:val="1010"/>
+        </w:numPr>
+      </w:pPr>
+      <w:r>
+        <w:rPr>
+          <w:b/>
+          <w:bCs/>
+        </w:rPr>
+        <w:t xml:space="preserve">Closing</w:t>
+      </w:r>
+      <w:r>
+        <w:t xml:space="preserve"> </w:t>
+      </w:r>
+      <w:r>
+        <w:t xml:space="preserve">: déploiement initial sur un sous-parc (50–100 véhicules), preuve, puis déploiement masse contractualisé par paliers.</w:t>
+      </w:r>
+    </w:p>
+    <w:bookmarkEnd w:id="39"/>
+    <w:bookmarkStart w:id="40" w:name="Xbd1517db3540a702866802468d82cd6d33d961a"/>
     <w:p>
       <w:pPr>
         <w:pStyle w:val="Heading3"/>
       </w:pPr>
       <w:r>
-        <w:t xml:space="preserve">5.2 Vente grand compte (VTC plateformes, BTP, corporate)</w:t>
+        <w:t xml:space="preserve">5.3 Partenariats plateformes VTC (Yango, Heetch, Treepz)</w:t>
       </w:r>
     </w:p>
     <w:p>
@@ -2852,163 +2983,51 @@
         <w:pStyle w:val="FirstParagraph"/>
       </w:pPr>
       <w:r>
-        <w:rPr>
-          <w:b/>
-          <w:bCs/>
-        </w:rPr>
-        <w:t xml:space="preserve">Cycle long</w:t>
-      </w:r>
-      <w:r>
-        <w:t xml:space="preserve"> </w:t>
-      </w:r>
-      <w:r>
-        <w:t xml:space="preserve">: 3 à 6 mois. Profil AE senior, plusieurs interlocuteurs (gérant ops + DAF + parfois DG).</w:t>
-      </w:r>
-    </w:p>
-    <w:p>
-      <w:pPr>
-        <w:pStyle w:val="Compact"/>
-        <w:numPr>
-          <w:ilvl w:val="0"/>
-          <w:numId w:val="1013"/>
-        </w:numPr>
-      </w:pPr>
-      <w:r>
-        <w:rPr>
-          <w:b/>
-          <w:bCs/>
-        </w:rPr>
-        <w:t xml:space="preserve">Le DAF est ton allié, pas ton obstacle.</w:t>
-      </w:r>
-      <w:r>
-        <w:t xml:space="preserve"> </w:t>
-      </w:r>
-      <w:r>
-        <w:t xml:space="preserve">L'argument FNE-CI / récupération TVA parle directement à lui : « Vos chauffeurs achètent en cash → vous perdez 18% de TVA non récupérable. Avec Pièces, vous la récupérez. » (CEO Bible §5, mouvement 3).</w:t>
-      </w:r>
-    </w:p>
-    <w:p>
-      <w:pPr>
-        <w:pStyle w:val="Compact"/>
-        <w:numPr>
-          <w:ilvl w:val="0"/>
-          <w:numId w:val="1013"/>
-        </w:numPr>
-      </w:pPr>
-      <w:r>
-        <w:rPr>
-          <w:b/>
-          <w:bCs/>
-        </w:rPr>
-        <w:t xml:space="preserve">Documents existants</w:t>
-      </w:r>
-      <w:r>
-        <w:t xml:space="preserve"> </w:t>
-      </w:r>
-      <w:r>
-        <w:t xml:space="preserve">:</w:t>
-      </w:r>
-      <w:r>
-        <w:t xml:space="preserve"> </w:t>
-      </w:r>
-      <w:r>
-        <w:rPr>
-          <w:rStyle w:val="VerbatimChar"/>
-        </w:rPr>
-        <w:t xml:space="preserve">brochure-vtc-grand-compte-2026-05</w:t>
-      </w:r>
-      <w:r>
-        <w:t xml:space="preserve">,</w:t>
-      </w:r>
-      <w:r>
-        <w:t xml:space="preserve"> </w:t>
-      </w:r>
-      <w:r>
-        <w:rPr>
-          <w:rStyle w:val="VerbatimChar"/>
-        </w:rPr>
-        <w:t xml:space="preserve">brochure-btp-grand-compte-2026-05</w:t>
-      </w:r>
-      <w:r>
-        <w:t xml:space="preserve">,</w:t>
-      </w:r>
-      <w:r>
-        <w:t xml:space="preserve"> </w:t>
-      </w:r>
-      <w:r>
-        <w:rPr>
-          <w:rStyle w:val="VerbatimChar"/>
-        </w:rPr>
-        <w:t xml:space="preserve">offre-vtc-6000-vehicules-2026-05</w:t>
-      </w:r>
-      <w:r>
-        <w:t xml:space="preserve">,</w:t>
-      </w:r>
-      <w:r>
-        <w:t xml:space="preserve"> </w:t>
-      </w:r>
-      <w:r>
-        <w:rPr>
-          <w:rStyle w:val="VerbatimChar"/>
-        </w:rPr>
-        <w:t xml:space="preserve">offre-btp-800-vehicules-2026-05</w:t>
-      </w:r>
-      <w:r>
-        <w:t xml:space="preserve">. Les utiliser, ne pas réinventer.</w:t>
-      </w:r>
-    </w:p>
-    <w:p>
-      <w:pPr>
-        <w:pStyle w:val="Compact"/>
-        <w:numPr>
-          <w:ilvl w:val="0"/>
-          <w:numId w:val="1013"/>
-        </w:numPr>
-      </w:pPr>
-      <w:r>
-        <w:rPr>
-          <w:b/>
-          <w:bCs/>
-        </w:rPr>
-        <w:t xml:space="preserve">Pricing</w:t>
-      </w:r>
-      <w:r>
-        <w:t xml:space="preserve"> </w:t>
-      </w:r>
-      <w:r>
-        <w:t xml:space="preserve">: Pro + par défaut sur BTP (disponibilité critique). Dégressif documenté. Toute dérogation passe la gouvernance remise (§4.3).</w:t>
-      </w:r>
-    </w:p>
-    <w:p>
-      <w:pPr>
-        <w:pStyle w:val="Compact"/>
-        <w:numPr>
-          <w:ilvl w:val="0"/>
-          <w:numId w:val="1013"/>
-        </w:numPr>
-      </w:pPr>
-      <w:r>
-        <w:rPr>
-          <w:b/>
-          <w:bCs/>
-        </w:rPr>
-        <w:t xml:space="preserve">Closing</w:t>
-      </w:r>
-      <w:r>
-        <w:t xml:space="preserve"> </w:t>
-      </w:r>
-      <w:r>
-        <w:t xml:space="preserve">: pilote sur un sous-parc (50–100 véhicules), preuve, puis déploiement masse contractualisé par paliers.</w:t>
-      </w:r>
-    </w:p>
-    <w:bookmarkEnd w:id="28"/>
-    <w:bookmarkStart w:id="29" w:name="X609530091b3e1be7366aa5a566f0ddefd9b1cef"/>
+        <w:t xml:space="preserve">Canal de volume, pas de marge unitaire. Modèle :</w:t>
+      </w:r>
+      <w:r>
+        <w:t xml:space="preserve"> </w:t>
+      </w:r>
+      <w:r>
+        <w:t xml:space="preserve">- Offre intégrée pour les conducteurs partenaires (API, voir CTO Bible).</w:t>
+      </w:r>
+      <w:r>
+        <w:t xml:space="preserve"> </w:t>
+      </w:r>
+      <w:r>
+        <w:t xml:space="preserve">- Revenue share si nécessaire pour débloquer le volume.</w:t>
+      </w:r>
+      <w:r>
+        <w:t xml:space="preserve"> </w:t>
+      </w:r>
+      <w:r>
+        <w:t xml:space="preserve">-</w:t>
+      </w:r>
+      <w:r>
+        <w:t xml:space="preserve"> </w:t>
+      </w:r>
+      <w:r>
+        <w:rPr>
+          <w:b/>
+          <w:bCs/>
+        </w:rPr>
+        <w:t xml:space="preserve">Attention</w:t>
+      </w:r>
+      <w:r>
+        <w:t xml:space="preserve"> </w:t>
+      </w:r>
+      <w:r>
+        <w:t xml:space="preserve">: un deal plateforme mal négocié peut diluer toute la take rate. Plancher de marge non négociable défini avant d’entrer en négociation.</w:t>
+      </w:r>
+    </w:p>
+    <w:bookmarkEnd w:id="40"/>
+    <w:bookmarkStart w:id="41" w:name="le-rôle-du-réseau-liaison-dans-le-revenu"/>
     <w:p>
       <w:pPr>
         <w:pStyle w:val="Heading3"/>
       </w:pPr>
       <w:r>
-        <w:t xml:space="preserve">5.3 Partenariats plateformes VTC (Yango, Heetch, Treepz)</w:t>
+        <w:t xml:space="preserve">5.4 Le rôle du réseau Liaison dans le revenu</w:t>
       </w:r>
     </w:p>
     <w:p>
@@ -3016,71 +3035,7 @@
         <w:pStyle w:val="FirstParagraph"/>
       </w:pPr>
       <w:r>
-        <w:t xml:space="preserve">Canal de volume, pas de marge unitaire. Modèle :</w:t>
-      </w:r>
-    </w:p>
-    <w:p>
-      <w:pPr>
-        <w:pStyle w:val="Compact"/>
-        <w:numPr>
-          <w:ilvl w:val="0"/>
-          <w:numId w:val="1014"/>
-        </w:numPr>
-      </w:pPr>
-      <w:r>
-        <w:t xml:space="preserve">Offre intégrée pour les conducteurs partenaires (API, voir CTO Bible).</w:t>
-      </w:r>
-    </w:p>
-    <w:p>
-      <w:pPr>
-        <w:pStyle w:val="Compact"/>
-        <w:numPr>
-          <w:ilvl w:val="0"/>
-          <w:numId w:val="1014"/>
-        </w:numPr>
-      </w:pPr>
-      <w:r>
-        <w:t xml:space="preserve">Revenue share si nécessaire pour débloquer le volume.</w:t>
-      </w:r>
-    </w:p>
-    <w:p>
-      <w:pPr>
-        <w:pStyle w:val="Compact"/>
-        <w:numPr>
-          <w:ilvl w:val="0"/>
-          <w:numId w:val="1014"/>
-        </w:numPr>
-      </w:pPr>
-      <w:r>
-        <w:rPr>
-          <w:b/>
-          <w:bCs/>
-        </w:rPr>
-        <w:t xml:space="preserve">Attention</w:t>
-      </w:r>
-      <w:r>
-        <w:t xml:space="preserve"> </w:t>
-      </w:r>
-      <w:r>
-        <w:t xml:space="preserve">: un deal plateforme mal négocié peut diluer toute la take rate. Plancher de marge non négociable défini avant d'entrer en négociation.</w:t>
-      </w:r>
-    </w:p>
-    <w:bookmarkEnd w:id="29"/>
-    <w:bookmarkStart w:id="30" w:name="X7fcf8ef262a9bb634140e746841caedfb593dc9"/>
-    <w:p>
-      <w:pPr>
-        <w:pStyle w:val="Heading3"/>
-      </w:pPr>
-      <w:r>
-        <w:t xml:space="preserve">5.4 Le rôle du réseau Liaison dans le revenu</w:t>
-      </w:r>
-    </w:p>
-    <w:p>
-      <w:pPr>
-        <w:pStyle w:val="FirstParagraph"/>
-      </w:pPr>
-      <w:r>
-        <w:t xml:space="preserve">Les Liaisons sourcent l'offre (vendeurs) mais sont aussi un</w:t>
+        <w:t xml:space="preserve">Les Liaisons sourcent l’offre (vendeurs) mais sont aussi un</w:t>
       </w:r>
       <w:r>
         <w:t xml:space="preserve"> </w:t>
@@ -3096,23 +3051,23 @@
         <w:t xml:space="preserve"> </w:t>
       </w:r>
       <w:r>
-        <w:t xml:space="preserve">: ils recommandent Pièces aux mécaniciens qu'ils croisent. Leur commission (3–5% sur ventes générées, floor server-side) est un</w:t>
-      </w:r>
-      <w:r>
-        <w:t xml:space="preserve"> </w:t>
-      </w:r>
-      <w:r>
-        <w:rPr>
-          <w:b/>
-          <w:bCs/>
-        </w:rPr>
-        <w:t xml:space="preserve">coût d'acquisition variable</w:t>
-      </w:r>
-      <w:r>
-        <w:t xml:space="preserve"> </w:t>
-      </w:r>
-      <w:r>
-        <w:t xml:space="preserve">qui doit rester sous le seuil de marge. Le CRO arbitre en continu : commission Liaison vs take rate vs marge nette. Si la commission Liaison + remises dépasse la take rate, la transaction perd de l'argent.</w:t>
+        <w:t xml:space="preserve">: ils recommandent Pièces aux mécaniciens qu’ils croisent. Leur commission (3–5% sur ventes générées, floor server-side) est un</w:t>
+      </w:r>
+      <w:r>
+        <w:t xml:space="preserve"> </w:t>
+      </w:r>
+      <w:r>
+        <w:rPr>
+          <w:b/>
+          <w:bCs/>
+        </w:rPr>
+        <w:t xml:space="preserve">coût d’acquisition variable</w:t>
+      </w:r>
+      <w:r>
+        <w:t xml:space="preserve"> </w:t>
+      </w:r>
+      <w:r>
+        <w:t xml:space="preserve">qui doit rester sous le seuil de marge. Le CRO arbitre en continu : commission Liaison vs take rate vs marge nette. Si la commission Liaison + remises dépasse la take rate, la transaction perd de l’argent.</w:t>
       </w:r>
     </w:p>
     <w:p>
@@ -3122,9 +3077,9 @@
         </w:pict>
       </w:r>
     </w:p>
-    <w:bookmarkEnd w:id="30"/>
-    <w:bookmarkEnd w:id="31"/>
-    <w:bookmarkStart w:id="36" w:name="Xed9896037dc5849041596de9934dfe50f004d47"/>
+    <w:bookmarkEnd w:id="41"/>
+    <w:bookmarkEnd w:id="42"/>
+    <w:bookmarkStart w:id="47" w:name="revenue-operations-la-prévisibilité"/>
     <w:p>
       <w:pPr>
         <w:pStyle w:val="Heading2"/>
@@ -3133,7 +3088,7 @@
         <w:t xml:space="preserve">6. Revenue Operations — la prévisibilité</w:t>
       </w:r>
     </w:p>
-    <w:bookmarkStart w:id="32" w:name="X34d56fc210e436b8bd51536052e677ced6f46bb"/>
+    <w:bookmarkStart w:id="43" w:name="le-funnel-et-ses-taux-de-conversion"/>
     <w:p>
       <w:pPr>
         <w:pStyle w:val="Heading3"/>
@@ -3158,15 +3113,15 @@
         <w:rPr>
           <w:rStyle w:val="VerbatimChar"/>
         </w:rPr>
-        <w:t xml:space="preserve">Lead → Qualifié (SQL) → Démo → Pilote → Signé → Déployé → Payant récurrent</w:t>
-      </w:r>
-    </w:p>
-    <w:p>
-      <w:pPr>
-        <w:pStyle w:val="Compact"/>
-        <w:numPr>
-          <w:ilvl w:val="0"/>
-          <w:numId w:val="1015"/>
+        <w:t xml:space="preserve">Lead → Qualifié (SQL) → Démo → Déploiement initial → Signé → Déployé → Payant récurrent</w:t>
+      </w:r>
+    </w:p>
+    <w:p>
+      <w:pPr>
+        <w:pStyle w:val="Compact"/>
+        <w:numPr>
+          <w:ilvl w:val="0"/>
+          <w:numId w:val="1011"/>
         </w:numPr>
       </w:pPr>
       <w:r>
@@ -3178,7 +3133,7 @@
         <w:pStyle w:val="Compact"/>
         <w:numPr>
           <w:ilvl w:val="0"/>
-          <w:numId w:val="1015"/>
+          <w:numId w:val="1011"/>
         </w:numPr>
       </w:pPr>
       <w:r>
@@ -3190,7 +3145,7 @@
         <w:pStyle w:val="Compact"/>
         <w:numPr>
           <w:ilvl w:val="0"/>
-          <w:numId w:val="1015"/>
+          <w:numId w:val="1011"/>
         </w:numPr>
       </w:pPr>
       <w:r>
@@ -3202,15 +3157,15 @@
         <w:pStyle w:val="Compact"/>
         <w:numPr>
           <w:ilvl w:val="0"/>
-          <w:numId w:val="1015"/>
-        </w:numPr>
-      </w:pPr>
-      <w:r>
-        <w:rPr>
-          <w:b/>
-          <w:bCs/>
-        </w:rPr>
-        <w:t xml:space="preserve">Pilote→Payant</w:t>
+          <w:numId w:val="1011"/>
+        </w:numPr>
+      </w:pPr>
+      <w:r>
+        <w:rPr>
+          <w:b/>
+          <w:bCs/>
+        </w:rPr>
+        <w:t xml:space="preserve">Déploiement initial→Payant</w:t>
       </w:r>
       <w:r>
         <w:t xml:space="preserve"> </w:t>
@@ -3219,8 +3174,8 @@
         <w:t xml:space="preserve">: le KPI le plus important du B2B. Sous 60% = problème de qualification ou de preuve.</w:t>
       </w:r>
     </w:p>
-    <w:bookmarkEnd w:id="32"/>
-    <w:bookmarkStart w:id="33" w:name="X5d8431d387cd36dfdd932be1ee02a3b10e0a1e7"/>
+    <w:bookmarkEnd w:id="43"/>
+    <w:bookmarkStart w:id="44" w:name="forecasting-la-discipline"/>
     <w:p>
       <w:pPr>
         <w:pStyle w:val="Heading3"/>
@@ -3234,7 +3189,7 @@
         <w:pStyle w:val="Compact"/>
         <w:numPr>
           <w:ilvl w:val="0"/>
-          <w:numId w:val="1016"/>
+          <w:numId w:val="1012"/>
         </w:numPr>
       </w:pPr>
       <w:r>
@@ -3272,7 +3227,7 @@
         <w:pStyle w:val="Compact"/>
         <w:numPr>
           <w:ilvl w:val="0"/>
-          <w:numId w:val="1016"/>
+          <w:numId w:val="1012"/>
         </w:numPr>
       </w:pPr>
       <w:r>
@@ -3284,7 +3239,7 @@
         <w:pStyle w:val="Compact"/>
         <w:numPr>
           <w:ilvl w:val="0"/>
-          <w:numId w:val="1016"/>
+          <w:numId w:val="1012"/>
         </w:numPr>
       </w:pPr>
       <w:r>
@@ -3298,11 +3253,11 @@
         <w:t xml:space="preserve"> </w:t>
       </w:r>
       <w:r>
-        <w:t xml:space="preserve">Avant ça, on construit l'historique. Un forecast non tenu détruit la crédibilité auprès du board et tue la planification cash.</w:t>
-      </w:r>
-    </w:p>
-    <w:bookmarkEnd w:id="33"/>
-    <w:bookmarkStart w:id="34" w:name="X12ed35d6de662255074152e1f1e00b1fdad94cf"/>
+        <w:t xml:space="preserve">Avant ça, on construit l’historique. Un forecast non tenu détruit la crédibilité auprès du board et tue la planification cash.</w:t>
+      </w:r>
+    </w:p>
+    <w:bookmarkEnd w:id="44"/>
+    <w:bookmarkStart w:id="45" w:name="le-crm-et-la-donnée-de-revenu"/>
     <w:p>
       <w:pPr>
         <w:pStyle w:val="Heading3"/>
@@ -3316,7 +3271,7 @@
         <w:pStyle w:val="Compact"/>
         <w:numPr>
           <w:ilvl w:val="0"/>
-          <w:numId w:val="1017"/>
+          <w:numId w:val="1013"/>
         </w:numPr>
       </w:pPr>
       <w:r>
@@ -3330,15 +3285,15 @@
         <w:t xml:space="preserve"> </w:t>
       </w:r>
       <w:r>
-        <w:t xml:space="preserve">sur le pipeline (un CRM, même léger — pas un Excel par AE). Sans ça, pas de forecast, pas de coaching, pas d'attribution.</w:t>
-      </w:r>
-    </w:p>
-    <w:p>
-      <w:pPr>
-        <w:pStyle w:val="Compact"/>
-        <w:numPr>
-          <w:ilvl w:val="0"/>
-          <w:numId w:val="1017"/>
+        <w:t xml:space="preserve">sur le pipeline (un CRM, même léger — pas un Excel par AE). Sans ça, pas de forecast, pas de coaching, pas d’attribution.</w:t>
+      </w:r>
+    </w:p>
+    <w:p>
+      <w:pPr>
+        <w:pStyle w:val="Compact"/>
+        <w:numPr>
+          <w:ilvl w:val="0"/>
+          <w:numId w:val="1013"/>
         </w:numPr>
       </w:pPr>
       <w:r>
@@ -3360,15 +3315,15 @@
         <w:pStyle w:val="Compact"/>
         <w:numPr>
           <w:ilvl w:val="0"/>
-          <w:numId w:val="1017"/>
+          <w:numId w:val="1013"/>
         </w:numPr>
       </w:pPr>
       <w:r>
         <w:t xml:space="preserve">Réconciliation mensuelle CRM ↔ facturation ↔ encaissement réel. Le revenu reconnu = le revenu encaissé, pas le revenu signé.</w:t>
       </w:r>
     </w:p>
-    <w:bookmarkEnd w:id="34"/>
-    <w:bookmarkStart w:id="35" w:name="X33f00cdcbcb03fcfa0d27de6a1b0f2baf0623a0"/>
+    <w:bookmarkEnd w:id="45"/>
+    <w:bookmarkStart w:id="46" w:name="X1866e40280160769318c8734ddc07803fba7301"/>
     <w:p>
       <w:pPr>
         <w:pStyle w:val="Heading3"/>
@@ -3382,17 +3337,17 @@
         <w:pStyle w:val="FirstParagraph"/>
       </w:pPr>
       <w:r>
-        <w:t xml:space="preserve">La fuite hors-plateforme est la menace existentielle d'une marketplace. Tactiques :</w:t>
-      </w:r>
-    </w:p>
-    <w:p>
-      <w:pPr>
-        <w:pStyle w:val="Compact"/>
-        <w:numPr>
-          <w:ilvl w:val="0"/>
-          <w:numId w:val="1018"/>
-        </w:numPr>
-      </w:pPr>
+        <w:t xml:space="preserve">La fuite hors-plateforme est la menace existentielle d’une marketplace. Tactiques :</w:t>
+      </w:r>
+      <w:r>
+        <w:t xml:space="preserve"> </w:t>
+      </w:r>
+      <w:r>
+        <w:t xml:space="preserve">-</w:t>
+      </w:r>
+      <w:r>
+        <w:t xml:space="preserve"> </w:t>
+      </w:r>
       <w:r>
         <w:rPr>
           <w:b/>
@@ -3404,17 +3359,17 @@
         <w:t xml:space="preserve"> </w:t>
       </w:r>
       <w:r>
-        <w:t xml:space="preserve">: la pièce achetée hors-plateforme n'est pas garantie. La garantie est la raison de rester.</w:t>
-      </w:r>
-    </w:p>
-    <w:p>
-      <w:pPr>
-        <w:pStyle w:val="Compact"/>
-        <w:numPr>
-          <w:ilvl w:val="0"/>
-          <w:numId w:val="1018"/>
-        </w:numPr>
-      </w:pPr>
+        <w:t xml:space="preserve">: la pièce achetée hors-plateforme n’est pas garantie. La garantie est la raison de rester.</w:t>
+      </w:r>
+      <w:r>
+        <w:t xml:space="preserve"> </w:t>
+      </w:r>
+      <w:r>
+        <w:t xml:space="preserve">-</w:t>
+      </w:r>
+      <w:r>
+        <w:t xml:space="preserve"> </w:t>
+      </w:r>
       <w:r>
         <w:rPr>
           <w:b/>
@@ -3428,15 +3383,15 @@
       <w:r>
         <w:t xml:space="preserve">: le propriétaire et le DAF veulent la trace fiscale et la protection paiement.</w:t>
       </w:r>
-    </w:p>
-    <w:p>
-      <w:pPr>
-        <w:pStyle w:val="Compact"/>
-        <w:numPr>
-          <w:ilvl w:val="0"/>
-          <w:numId w:val="1018"/>
-        </w:numPr>
-      </w:pPr>
+      <w:r>
+        <w:t xml:space="preserve"> </w:t>
+      </w:r>
+      <w:r>
+        <w:t xml:space="preserve">-</w:t>
+      </w:r>
+      <w:r>
+        <w:t xml:space="preserve"> </w:t>
+      </w:r>
       <w:r>
         <w:rPr>
           <w:b/>
@@ -3450,15 +3405,15 @@
       <w:r>
         <w:t xml:space="preserve">: la valeur du dashboard disparaît si on achète à côté.</w:t>
       </w:r>
-    </w:p>
-    <w:p>
-      <w:pPr>
-        <w:pStyle w:val="Compact"/>
-        <w:numPr>
-          <w:ilvl w:val="0"/>
-          <w:numId w:val="1018"/>
-        </w:numPr>
-      </w:pPr>
+      <w:r>
+        <w:t xml:space="preserve"> </w:t>
+      </w:r>
+      <w:r>
+        <w:t xml:space="preserve">-</w:t>
+      </w:r>
+      <w:r>
+        <w:t xml:space="preserve"> </w:t>
+      </w:r>
       <w:r>
         <w:rPr>
           <w:b/>
@@ -3480,9 +3435,9 @@
         </w:pict>
       </w:r>
     </w:p>
-    <w:bookmarkEnd w:id="35"/>
-    <w:bookmarkEnd w:id="36"/>
-    <w:bookmarkStart w:id="41" w:name="Xbdb00aa6f5e61480962c3dfe03320ef373c698a"/>
+    <w:bookmarkEnd w:id="46"/>
+    <w:bookmarkEnd w:id="47"/>
+    <w:bookmarkStart w:id="52" w:name="Xe0f0ed7026c8068e1532b10e14ae6aa1a55d976"/>
     <w:p>
       <w:pPr>
         <w:pStyle w:val="Heading2"/>
@@ -3491,7 +3446,7 @@
         <w:t xml:space="preserve">7. Rétention, churn et expansion — où se gagne la vraie valeur</w:t>
       </w:r>
     </w:p>
-    <w:bookmarkStart w:id="37" w:name="X0e98ca8df283794c3365c232117d2f9d22abac5"/>
+    <w:bookmarkStart w:id="48" w:name="la-hiérarchie-de-la-valeur-revenue"/>
     <w:p>
       <w:pPr>
         <w:pStyle w:val="Heading3"/>
@@ -3515,17 +3470,17 @@
           <w:b/>
           <w:bCs/>
         </w:rPr>
-        <w:t xml:space="preserve">l'expansion (upsell/cross-sell) est le revenu le moins cher de tous.</w:t>
-      </w:r>
-      <w:r>
-        <w:t xml:space="preserve"> </w:t>
-      </w:r>
-      <w:r>
-        <w:t xml:space="preserve">Le CRO qui ne pilote que l'acquisition laisse l'argent le plus facile sur la table.</w:t>
-      </w:r>
-    </w:p>
-    <w:bookmarkEnd w:id="37"/>
-    <w:bookmarkStart w:id="38" w:name="Xf7ccd5887c59336f7709832fa4d0314fdb12ea0"/>
+        <w:t xml:space="preserve">l’expansion (upsell/cross-sell) est le revenu le moins cher de tous.</w:t>
+      </w:r>
+      <w:r>
+        <w:t xml:space="preserve"> </w:t>
+      </w:r>
+      <w:r>
+        <w:t xml:space="preserve">Le CRO qui ne pilote que l’acquisition laisse l’argent le plus facile sur la table.</w:t>
+      </w:r>
+    </w:p>
+    <w:bookmarkEnd w:id="48"/>
+    <w:bookmarkStart w:id="49" w:name="X00efda29924c68f207d2bc631680c3620fd9882"/>
     <w:p>
       <w:pPr>
         <w:pStyle w:val="Heading3"/>
@@ -3550,7 +3505,7 @@
         <w:pStyle w:val="Compact"/>
         <w:numPr>
           <w:ilvl w:val="0"/>
-          <w:numId w:val="1019"/>
+          <w:numId w:val="1014"/>
         </w:numPr>
       </w:pPr>
       <w:r>
@@ -3572,27 +3527,27 @@
         <w:pStyle w:val="Compact"/>
         <w:numPr>
           <w:ilvl w:val="0"/>
-          <w:numId w:val="1019"/>
-        </w:numPr>
-      </w:pPr>
-      <w:r>
-        <w:t xml:space="preserve">Leviers d'expansion : véhicules ajoutés à une flotte existante, upsell Pro → Pro +, attachement FNE-CI/data, montée du panier marketplace.</w:t>
-      </w:r>
-    </w:p>
-    <w:p>
-      <w:pPr>
-        <w:pStyle w:val="Compact"/>
-        <w:numPr>
-          <w:ilvl w:val="0"/>
-          <w:numId w:val="1019"/>
-        </w:numPr>
-      </w:pPr>
-      <w:r>
-        <w:t xml:space="preserve">Leviers anti-contraction : pilotage proactif des flottes qui réduisent leur parc, alertes sur baisse d'usage.</w:t>
-      </w:r>
-    </w:p>
-    <w:bookmarkEnd w:id="38"/>
-    <w:bookmarkStart w:id="39" w:name="X1497bbd1e9c49e22496a051f9f26cf396d03373"/>
+          <w:numId w:val="1014"/>
+        </w:numPr>
+      </w:pPr>
+      <w:r>
+        <w:t xml:space="preserve">Leviers d’expansion : véhicules ajoutés à une flotte existante, upsell Pro → Pro +, attachement FNE-CI/data, montée du panier marketplace.</w:t>
+      </w:r>
+    </w:p>
+    <w:p>
+      <w:pPr>
+        <w:pStyle w:val="Compact"/>
+        <w:numPr>
+          <w:ilvl w:val="0"/>
+          <w:numId w:val="1014"/>
+        </w:numPr>
+      </w:pPr>
+      <w:r>
+        <w:t xml:space="preserve">Leviers anti-contraction : pilotage proactif des flottes qui réduisent leur parc, alertes sur baisse d’usage.</w:t>
+      </w:r>
+    </w:p>
+    <w:bookmarkEnd w:id="49"/>
+    <w:bookmarkStart w:id="50" w:name="le-playbook-anti-churn-flotte"/>
     <w:p>
       <w:pPr>
         <w:pStyle w:val="Heading3"/>
@@ -3624,7 +3579,7 @@
         <w:pStyle w:val="Compact"/>
         <w:numPr>
           <w:ilvl w:val="0"/>
-          <w:numId w:val="1020"/>
+          <w:numId w:val="1015"/>
         </w:numPr>
       </w:pPr>
       <w:r>
@@ -3646,7 +3601,7 @@
         <w:pStyle w:val="Compact"/>
         <w:numPr>
           <w:ilvl w:val="0"/>
-          <w:numId w:val="1020"/>
+          <w:numId w:val="1015"/>
         </w:numPr>
       </w:pPr>
       <w:r>
@@ -3660,29 +3615,29 @@
         <w:t xml:space="preserve"> </w:t>
       </w:r>
       <w:r>
-        <w:t xml:space="preserve">: usage du dashboard, nombre de commandes via plateforme, tickets support, paiements à l'heure. Un score qui baisse = intervention avant le churn, pas après.</w:t>
-      </w:r>
-    </w:p>
-    <w:p>
-      <w:pPr>
-        <w:pStyle w:val="Compact"/>
-        <w:numPr>
-          <w:ilvl w:val="0"/>
-          <w:numId w:val="1020"/>
-        </w:numPr>
-      </w:pPr>
-      <w:r>
-        <w:rPr>
-          <w:b/>
-          <w:bCs/>
-        </w:rPr>
-        <w:t xml:space="preserve">Le SLA est le contrat moral.</w:t>
-      </w:r>
-      <w:r>
-        <w:t xml:space="preserve"> </w:t>
-      </w:r>
-      <w:r>
-        <w:t xml:space="preserve">Sur Pro +, un SLA 4h raté répété = churn garanti. Ne</w:t>
+        <w:t xml:space="preserve">: usage du dashboard, nombre de commandes via plateforme, tickets support, paiements à l’heure. Un score qui baisse = intervention avant le churn, pas après.</w:t>
+      </w:r>
+    </w:p>
+    <w:p>
+      <w:pPr>
+        <w:pStyle w:val="Compact"/>
+        <w:numPr>
+          <w:ilvl w:val="0"/>
+          <w:numId w:val="1015"/>
+        </w:numPr>
+      </w:pPr>
+      <w:r>
+        <w:rPr>
+          <w:b/>
+          <w:bCs/>
+        </w:rPr>
+        <w:t xml:space="preserve">L’engagement de livraison prioritaire est le contrat moral.</w:t>
+      </w:r>
+      <w:r>
+        <w:t xml:space="preserve"> </w:t>
+      </w:r>
+      <w:r>
+        <w:t xml:space="preserve">Sur Pro +, un engagement de livraison prioritaire raté répété = churn garanti. Ne</w:t>
       </w:r>
       <w:r>
         <w:t xml:space="preserve"> </w:t>
@@ -3698,15 +3653,15 @@
         <w:t xml:space="preserve"> </w:t>
       </w:r>
       <w:r>
-        <w:t xml:space="preserve">vendre du Pro + là où l'ops ne suit pas (cf. les 10 erreurs CEO Bible).</w:t>
-      </w:r>
-    </w:p>
-    <w:p>
-      <w:pPr>
-        <w:pStyle w:val="Compact"/>
-        <w:numPr>
-          <w:ilvl w:val="0"/>
-          <w:numId w:val="1020"/>
+        <w:t xml:space="preserve">vendre du Pro + là où l’ops ne suit pas (cf. les 10 erreurs CEO Bible).</w:t>
+      </w:r>
+    </w:p>
+    <w:p>
+      <w:pPr>
+        <w:pStyle w:val="Compact"/>
+        <w:numPr>
+          <w:ilvl w:val="0"/>
+          <w:numId w:val="1015"/>
         </w:numPr>
       </w:pPr>
       <w:r>
@@ -3720,11 +3675,11 @@
         <w:t xml:space="preserve"> </w:t>
       </w:r>
       <w:r>
-        <w:t xml:space="preserve">pour les comptes &gt; 50 véhicules : présenter les économies réalisées, c'est la justification du renouvellement et l'ouverture de l'upsell.</w:t>
-      </w:r>
-    </w:p>
-    <w:bookmarkEnd w:id="39"/>
-    <w:bookmarkStart w:id="40" w:name="X5ab8f9011771e12a282762a140bb3f16cd4a288"/>
+        <w:t xml:space="preserve">pour les comptes &gt; 50 véhicules : présenter les économies réalisées, c’est la justification du renouvellement et l’ouverture de l’upsell.</w:t>
+      </w:r>
+    </w:p>
+    <w:bookmarkEnd w:id="50"/>
+    <w:bookmarkStart w:id="51" w:name="expansion-marketplace"/>
     <w:p>
       <w:pPr>
         <w:pStyle w:val="Heading3"/>
@@ -3738,17 +3693,17 @@
         <w:pStyle w:val="FirstParagraph"/>
       </w:pPr>
       <w:r>
-        <w:t xml:space="preserve">Côté transactionnel, « l'expansion » c'est :</w:t>
-      </w:r>
-    </w:p>
-    <w:p>
-      <w:pPr>
-        <w:pStyle w:val="Compact"/>
-        <w:numPr>
-          <w:ilvl w:val="0"/>
-          <w:numId w:val="1021"/>
-        </w:numPr>
-      </w:pPr>
+        <w:t xml:space="preserve">Côté transactionnel, « l’expansion » c’est :</w:t>
+      </w:r>
+      <w:r>
+        <w:t xml:space="preserve"> </w:t>
+      </w:r>
+      <w:r>
+        <w:t xml:space="preserve">-</w:t>
+      </w:r>
+      <w:r>
+        <w:t xml:space="preserve"> </w:t>
+      </w:r>
       <w:r>
         <w:rPr>
           <w:b/>
@@ -3762,15 +3717,15 @@
       <w:r>
         <w:t xml:space="preserve">(objectif an 1 : 32 000 F) : suggestions de pièces complémentaires, kits (plaquettes + disques).</w:t>
       </w:r>
-    </w:p>
-    <w:p>
-      <w:pPr>
-        <w:pStyle w:val="Compact"/>
-        <w:numPr>
-          <w:ilvl w:val="0"/>
-          <w:numId w:val="1021"/>
-        </w:numPr>
-      </w:pPr>
+      <w:r>
+        <w:t xml:space="preserve"> </w:t>
+      </w:r>
+      <w:r>
+        <w:t xml:space="preserve">-</w:t>
+      </w:r>
+      <w:r>
+        <w:t xml:space="preserve"> </w:t>
+      </w:r>
       <w:r>
         <w:rPr>
           <w:b/>
@@ -3782,23 +3737,23 @@
         <w:t xml:space="preserve"> </w:t>
       </w:r>
       <w:r>
-        <w:t xml:space="preserve">: entretien préventif suggéré sur l'historique (P2 roadmap CTO).</w:t>
-      </w:r>
-    </w:p>
-    <w:p>
-      <w:pPr>
-        <w:pStyle w:val="Compact"/>
-        <w:numPr>
-          <w:ilvl w:val="0"/>
-          <w:numId w:val="1021"/>
-        </w:numPr>
-      </w:pPr>
-      <w:r>
-        <w:rPr>
-          <w:b/>
-          <w:bCs/>
-        </w:rPr>
-        <w:t xml:space="preserve">Augmenter le taux d'attachement</w:t>
+        <w:t xml:space="preserve">: entretien préventif suggéré sur l’historique (P2 roadmap CTO).</w:t>
+      </w:r>
+      <w:r>
+        <w:t xml:space="preserve"> </w:t>
+      </w:r>
+      <w:r>
+        <w:t xml:space="preserve">-</w:t>
+      </w:r>
+      <w:r>
+        <w:t xml:space="preserve"> </w:t>
+      </w:r>
+      <w:r>
+        <w:rPr>
+          <w:b/>
+          <w:bCs/>
+        </w:rPr>
+        <w:t xml:space="preserve">Augmenter le taux d’attachement</w:t>
       </w:r>
       <w:r>
         <w:t xml:space="preserve"> </w:t>
@@ -3814,9 +3769,9 @@
         </w:pict>
       </w:r>
     </w:p>
-    <w:bookmarkEnd w:id="40"/>
-    <w:bookmarkEnd w:id="41"/>
-    <w:bookmarkStart w:id="42" w:name="X0cfd33f7a61178eecdf4c55218ed11f139c9490"/>
+    <w:bookmarkEnd w:id="51"/>
+    <w:bookmarkEnd w:id="52"/>
+    <w:bookmarkStart w:id="53" w:name="Xe44cf58777fa2fcd8d26aa43d5c0568832e88b9"/>
     <w:p>
       <w:pPr>
         <w:pStyle w:val="Heading2"/>
@@ -3836,7 +3791,8 @@
     <w:tbl>
       <w:tblPr>
         <w:tblStyle w:val="Table"/>
-        <w:tblW w:type="auto" w:w="0"/>
+        <w:tblW w:type="pct" w:w="5000"/>
+        <w:tblLayout w:type="fixed"/>
         <w:tblLook w:firstRow="1" w:lastRow="0" w:firstColumn="0" w:lastColumn="0" w:noHBand="0" w:noVBand="0" w:val="0020"/>
       </w:tblPr>
       <w:tblGrid>
@@ -3982,7 +3938,7 @@
               <w:pStyle w:val="Compact"/>
             </w:pPr>
             <w:r>
-              <w:t xml:space="preserve">À volume, c'est le moteur transactionnel</w:t>
+              <w:t xml:space="preserve">À volume, c’est le moteur transactionnel</w:t>
             </w:r>
           </w:p>
         </w:tc>
@@ -4242,13 +4198,13 @@
           <w:b/>
           <w:bCs/>
         </w:rPr>
-        <w:t xml:space="preserve">Le test de santé d'un canal</w:t>
-      </w:r>
-      <w:r>
-        <w:t xml:space="preserve"> </w:t>
-      </w:r>
-      <w:r>
-        <w:t xml:space="preserve">: LTV/CAC &gt; 4 ET payback &lt; 9 mois ET marge brute positive après commission Liaison/remises. Si les trois ne sont pas verts, on ne scale pas le canal — on le répare ou on l'arrête.</w:t>
+        <w:t xml:space="preserve">Le test de santé d’un canal</w:t>
+      </w:r>
+      <w:r>
+        <w:t xml:space="preserve"> </w:t>
+      </w:r>
+      <w:r>
+        <w:t xml:space="preserve">: LTV/CAC &gt; 4 ET payback &lt; 9 mois ET marge brute positive après commission Liaison/remises. Si les trois ne sont pas verts, on ne scale pas le canal — on le répare ou on l’arrête.</w:t>
       </w:r>
     </w:p>
     <w:p>
@@ -4258,17 +4214,17 @@
         </w:pict>
       </w:r>
     </w:p>
-    <w:bookmarkEnd w:id="42"/>
-    <w:bookmarkStart w:id="47" w:name="X6937c52442fc94e4c8b90da5662fde7fddc97ca"/>
+    <w:bookmarkEnd w:id="53"/>
+    <w:bookmarkStart w:id="58" w:name="X032f894298c9d5ce6015cd0a021f72a2716425c"/>
     <w:p>
       <w:pPr>
         <w:pStyle w:val="Heading2"/>
       </w:pPr>
       <w:r>
-        <w:t xml:space="preserve">9. Organisation revenu — l'équipe à 12 et 24 mois</w:t>
-      </w:r>
-    </w:p>
-    <w:bookmarkStart w:id="43" w:name="Xf753c9671cbf2aa3a748f1dadc5c637239d5d13"/>
+        <w:t xml:space="preserve">9. Organisation revenu — l’équipe à 12 et 24 mois</w:t>
+      </w:r>
+    </w:p>
+    <w:bookmarkStart w:id="54" w:name="périmètre-cro"/>
     <w:p>
       <w:pPr>
         <w:pStyle w:val="Heading3"/>
@@ -4295,7 +4251,7 @@
         <w:t xml:space="preserve">Sales (B2B), Revenue Operations, Customer Success, Pricing, Partnerships</w:t>
       </w:r>
       <w:r>
-        <w:t xml:space="preserve">. Le marketing d'acquisition (demande mécanicien/particulier) peut être partagé avec le CEO/marketing selon le découpage retenu, mais le CRO en possède le</w:t>
+        <w:t xml:space="preserve">. Le marketing d’acquisition (demande mécanicien/particulier) peut être partagé avec le CEO/marketing selon le découpage retenu, mais le CRO en possède le</w:t>
       </w:r>
       <w:r>
         <w:t xml:space="preserve"> </w:t>
@@ -4326,7 +4282,7 @@
           <w:b/>
           <w:bCs/>
         </w:rPr>
-        <w:t xml:space="preserve">commission Liaison comme levier de coût d'acquisition</w:t>
+        <w:t xml:space="preserve">commission Liaison comme levier de coût d’acquisition</w:t>
       </w:r>
       <w:r>
         <w:t xml:space="preserve"> </w:t>
@@ -4348,11 +4304,11 @@
         <w:t xml:space="preserve"> </w:t>
       </w:r>
       <w:r>
-        <w:t xml:space="preserve">qu'il génère. Frontière à clarifier explicitement dès la prise de poste.</w:t>
-      </w:r>
-    </w:p>
-    <w:bookmarkEnd w:id="43"/>
-    <w:bookmarkStart w:id="44" w:name="X1d062f388a8eb325a7e6d90ef12a3f77dde4092"/>
+        <w:t xml:space="preserve">qu’il génère. Frontière à clarifier explicitement dès la prise de poste.</w:t>
+      </w:r>
+    </w:p>
+    <w:bookmarkEnd w:id="54"/>
+    <w:bookmarkStart w:id="55" w:name="équipe-revenu-m12"/>
     <w:p>
       <w:pPr>
         <w:pStyle w:val="Heading3"/>
@@ -4364,7 +4320,8 @@
     <w:tbl>
       <w:tblPr>
         <w:tblStyle w:val="Table"/>
-        <w:tblW w:type="auto" w:w="0"/>
+        <w:tblW w:type="pct" w:w="5000"/>
+        <w:tblLayout w:type="fixed"/>
         <w:tblLook w:firstRow="1" w:lastRow="0" w:firstColumn="0" w:lastColumn="0" w:noHBand="0" w:noVBand="0" w:val="0020"/>
       </w:tblPr>
       <w:tblGrid>
@@ -4551,8 +4508,8 @@
         </w:tc>
       </w:tr>
     </w:tbl>
-    <w:bookmarkEnd w:id="44"/>
-    <w:bookmarkStart w:id="45" w:name="X3670f8e490ff5d0bf15dfc5bb3e6b4affffeb05"/>
+    <w:bookmarkEnd w:id="55"/>
+    <w:bookmarkStart w:id="56" w:name="équipe-revenu-m24"/>
     <w:p>
       <w:pPr>
         <w:pStyle w:val="Heading3"/>
@@ -4569,14 +4526,14 @@
         <w:t xml:space="preserve">Ajouts : VP Sales, 2e CSM + CS manager, Pricing/RevOps analyst dédié, Partnerships manager (plateformes VTC + prescripteurs DAF/experts-comptables), SDR supplémentaires. Spécialisation par segment (VTC / BTP / corporate).</w:t>
       </w:r>
     </w:p>
-    <w:bookmarkEnd w:id="45"/>
-    <w:bookmarkStart w:id="46" w:name="X44ad3b8ef2955132f401f8a94c6b478fdf8e0f5"/>
+    <w:bookmarkEnd w:id="56"/>
+    <w:bookmarkStart w:id="57" w:name="X0aac19b6c832660beac3fdb67baf540dc11dcad"/>
     <w:p>
       <w:pPr>
         <w:pStyle w:val="Heading3"/>
       </w:pPr>
       <w:r>
-        <w:t xml:space="preserve">9.4 Plans de compensation — aligner l'argent sur le bon comportement</w:t>
+        <w:t xml:space="preserve">9.4 Plans de compensation — aligner l’argent sur le bon comportement</w:t>
       </w:r>
     </w:p>
     <w:p>
@@ -4592,15 +4549,15 @@
         <w:pStyle w:val="Compact"/>
         <w:numPr>
           <w:ilvl w:val="0"/>
-          <w:numId w:val="1022"/>
-        </w:numPr>
-      </w:pPr>
-      <w:r>
-        <w:rPr>
-          <w:b/>
-          <w:bCs/>
-        </w:rPr>
-        <w:t xml:space="preserve">L'AE est payé sur le revenu net signé, pondéré par la qualité</w:t>
+          <w:numId w:val="1016"/>
+        </w:numPr>
+      </w:pPr>
+      <w:r>
+        <w:rPr>
+          <w:b/>
+          <w:bCs/>
+        </w:rPr>
+        <w:t xml:space="preserve">L’AE est payé sur le revenu net signé, pondéré par la qualité</w:t>
       </w:r>
       <w:r>
         <w:t xml:space="preserve"> </w:t>
@@ -4630,26 +4587,26 @@
         <w:pStyle w:val="Compact"/>
         <w:numPr>
           <w:ilvl w:val="0"/>
-          <w:numId w:val="1022"/>
-        </w:numPr>
-      </w:pPr>
-      <w:r>
-        <w:rPr>
-          <w:b/>
-          <w:bCs/>
-        </w:rPr>
-        <w:t xml:space="preserve">Le CSM est payé sur la rétention nette (NRR) et l'expansion</w:t>
-      </w:r>
-      <w:r>
-        <w:t xml:space="preserve">, pas sur l'acquisition. C'est ce qui aligne le succès client sur la création de valeur.</w:t>
-      </w:r>
-    </w:p>
-    <w:p>
-      <w:pPr>
-        <w:pStyle w:val="Compact"/>
-        <w:numPr>
-          <w:ilvl w:val="0"/>
-          <w:numId w:val="1022"/>
+          <w:numId w:val="1016"/>
+        </w:numPr>
+      </w:pPr>
+      <w:r>
+        <w:rPr>
+          <w:b/>
+          <w:bCs/>
+        </w:rPr>
+        <w:t xml:space="preserve">Le CSM est payé sur la rétention nette (NRR) et l’expansion</w:t>
+      </w:r>
+      <w:r>
+        <w:t xml:space="preserve">, pas sur l’acquisition. C’est ce qui aligne le succès client sur la création de valeur.</w:t>
+      </w:r>
+    </w:p>
+    <w:p>
+      <w:pPr>
+        <w:pStyle w:val="Compact"/>
+        <w:numPr>
+          <w:ilvl w:val="0"/>
+          <w:numId w:val="1016"/>
         </w:numPr>
       </w:pPr>
       <w:r>
@@ -4668,7 +4625,7 @@
         <w:pStyle w:val="Compact"/>
         <w:numPr>
           <w:ilvl w:val="0"/>
-          <w:numId w:val="1022"/>
+          <w:numId w:val="1016"/>
         </w:numPr>
       </w:pPr>
       <w:r>
@@ -4682,15 +4639,15 @@
         <w:t xml:space="preserve"> </w:t>
       </w:r>
       <w:r>
-        <w:t xml:space="preserve">La commission se calcule sur le revenu net après remise, pour que l'AE ait intérêt à protéger le prix.</w:t>
-      </w:r>
-    </w:p>
-    <w:p>
-      <w:pPr>
-        <w:pStyle w:val="Compact"/>
-        <w:numPr>
-          <w:ilvl w:val="0"/>
-          <w:numId w:val="1022"/>
+        <w:t xml:space="preserve">La commission se calcule sur le revenu net après remise, pour que l’AE ait intérêt à protéger le prix.</w:t>
+      </w:r>
+    </w:p>
+    <w:p>
+      <w:pPr>
+        <w:pStyle w:val="Compact"/>
+        <w:numPr>
+          <w:ilvl w:val="0"/>
+          <w:numId w:val="1016"/>
         </w:numPr>
       </w:pPr>
       <w:r>
@@ -4711,9 +4668,9 @@
         </w:pict>
       </w:r>
     </w:p>
-    <w:bookmarkEnd w:id="46"/>
-    <w:bookmarkEnd w:id="47"/>
-    <w:bookmarkStart w:id="52" w:name="Xd31b8cfedc5dbc4440ab9b13e5560f9199a401d"/>
+    <w:bookmarkEnd w:id="57"/>
+    <w:bookmarkEnd w:id="58"/>
+    <w:bookmarkStart w:id="63" w:name="kpis-le-dashboard-cro"/>
     <w:p>
       <w:pPr>
         <w:pStyle w:val="Heading2"/>
@@ -4722,7 +4679,7 @@
         <w:t xml:space="preserve">10. KPIs — le dashboard CRO</w:t>
       </w:r>
     </w:p>
-    <w:bookmarkStart w:id="48" w:name="X186ac20277b1751e68f97129cf2dec3a6ce535a"/>
+    <w:bookmarkStart w:id="59" w:name="quotidien-revue-rapide-matin"/>
     <w:p>
       <w:pPr>
         <w:pStyle w:val="Heading3"/>
@@ -4736,7 +4693,7 @@
         <w:pStyle w:val="Compact"/>
         <w:numPr>
           <w:ilvl w:val="0"/>
-          <w:numId w:val="1023"/>
+          <w:numId w:val="1017"/>
         </w:numPr>
       </w:pPr>
       <w:r>
@@ -4748,7 +4705,7 @@
         <w:pStyle w:val="Compact"/>
         <w:numPr>
           <w:ilvl w:val="0"/>
-          <w:numId w:val="1023"/>
+          <w:numId w:val="1017"/>
         </w:numPr>
       </w:pPr>
       <w:r>
@@ -4760,15 +4717,15 @@
         <w:pStyle w:val="Compact"/>
         <w:numPr>
           <w:ilvl w:val="0"/>
-          <w:numId w:val="1023"/>
+          <w:numId w:val="1017"/>
         </w:numPr>
       </w:pPr>
       <w:r>
         <w:t xml:space="preserve">Prélèvements abonnement échoués (à relancer dans la journée).</w:t>
       </w:r>
     </w:p>
-    <w:bookmarkEnd w:id="48"/>
-    <w:bookmarkStart w:id="49" w:name="X98a5bfc8806274b8bec3d3b55c432cc5d443c85"/>
+    <w:bookmarkEnd w:id="59"/>
+    <w:bookmarkStart w:id="60" w:name="X39ead2b37ddb6c289b96d67f834000a96b90348"/>
     <w:p>
       <w:pPr>
         <w:pStyle w:val="Heading3"/>
@@ -4782,7 +4739,7 @@
         <w:pStyle w:val="Compact"/>
         <w:numPr>
           <w:ilvl w:val="0"/>
-          <w:numId w:val="1024"/>
+          <w:numId w:val="1018"/>
         </w:numPr>
       </w:pPr>
       <w:r>
@@ -4794,7 +4751,7 @@
         <w:pStyle w:val="Compact"/>
         <w:numPr>
           <w:ilvl w:val="0"/>
-          <w:numId w:val="1024"/>
+          <w:numId w:val="1018"/>
         </w:numPr>
       </w:pPr>
       <w:r>
@@ -4806,39 +4763,39 @@
         <w:pStyle w:val="Compact"/>
         <w:numPr>
           <w:ilvl w:val="0"/>
-          <w:numId w:val="1024"/>
-        </w:numPr>
-      </w:pPr>
-      <w:r>
-        <w:t xml:space="preserve">Conversion pilote→payant en cours.</w:t>
-      </w:r>
-    </w:p>
-    <w:p>
-      <w:pPr>
-        <w:pStyle w:val="Compact"/>
-        <w:numPr>
-          <w:ilvl w:val="0"/>
-          <w:numId w:val="1024"/>
-        </w:numPr>
-      </w:pPr>
-      <w:r>
-        <w:t xml:space="preserve">Health scores flotte en zone rouge → plan d'action.</w:t>
-      </w:r>
-    </w:p>
-    <w:p>
-      <w:pPr>
-        <w:pStyle w:val="Compact"/>
-        <w:numPr>
-          <w:ilvl w:val="0"/>
-          <w:numId w:val="1024"/>
+          <w:numId w:val="1018"/>
+        </w:numPr>
+      </w:pPr>
+      <w:r>
+        <w:t xml:space="preserve">Conversion déploiement initial→payant en cours.</w:t>
+      </w:r>
+    </w:p>
+    <w:p>
+      <w:pPr>
+        <w:pStyle w:val="Compact"/>
+        <w:numPr>
+          <w:ilvl w:val="0"/>
+          <w:numId w:val="1018"/>
+        </w:numPr>
+      </w:pPr>
+      <w:r>
+        <w:t xml:space="preserve">Health scores flotte en zone rouge → plan d’action.</w:t>
+      </w:r>
+    </w:p>
+    <w:p>
+      <w:pPr>
+        <w:pStyle w:val="Compact"/>
+        <w:numPr>
+          <w:ilvl w:val="0"/>
+          <w:numId w:val="1018"/>
         </w:numPr>
       </w:pPr>
       <w:r>
         <w:t xml:space="preserve">Take rate effective vs affichée (détection de leakage remise).</w:t>
       </w:r>
     </w:p>
-    <w:bookmarkEnd w:id="49"/>
-    <w:bookmarkStart w:id="50" w:name="X47effa3dd6c571dcd6ad63696319b377761d57d"/>
+    <w:bookmarkEnd w:id="60"/>
+    <w:bookmarkStart w:id="61" w:name="mensuel-board-pack-revenu"/>
     <w:p>
       <w:pPr>
         <w:pStyle w:val="Heading3"/>
@@ -4852,19 +4809,19 @@
         <w:pStyle w:val="Compact"/>
         <w:numPr>
           <w:ilvl w:val="0"/>
-          <w:numId w:val="1025"/>
-        </w:numPr>
-      </w:pPr>
-      <w:r>
-        <w:t xml:space="preserve">Revenu net total, split transactionnel / récurrent / service (et la tendance du mix — cf. §3.3).</w:t>
-      </w:r>
-    </w:p>
-    <w:p>
-      <w:pPr>
-        <w:pStyle w:val="Compact"/>
-        <w:numPr>
-          <w:ilvl w:val="0"/>
-          <w:numId w:val="1025"/>
+          <w:numId w:val="1019"/>
+        </w:numPr>
+      </w:pPr>
+      <w:r>
+        <w:t xml:space="preserve">Revenu net total, split transactionnel / récurrent / service (et la tendance du mix — cf. §3.3).</w:t>
+      </w:r>
+    </w:p>
+    <w:p>
+      <w:pPr>
+        <w:pStyle w:val="Compact"/>
+        <w:numPr>
+          <w:ilvl w:val="0"/>
+          <w:numId w:val="1019"/>
         </w:numPr>
       </w:pPr>
       <w:r>
@@ -4876,7 +4833,7 @@
         <w:pStyle w:val="Compact"/>
         <w:numPr>
           <w:ilvl w:val="0"/>
-          <w:numId w:val="1025"/>
+          <w:numId w:val="1019"/>
         </w:numPr>
       </w:pPr>
       <w:r>
@@ -4888,7 +4845,7 @@
         <w:pStyle w:val="Compact"/>
         <w:numPr>
           <w:ilvl w:val="0"/>
-          <w:numId w:val="1025"/>
+          <w:numId w:val="1019"/>
         </w:numPr>
       </w:pPr>
       <w:r>
@@ -4900,7 +4857,7 @@
         <w:pStyle w:val="Compact"/>
         <w:numPr>
           <w:ilvl w:val="0"/>
-          <w:numId w:val="1025"/>
+          <w:numId w:val="1019"/>
         </w:numPr>
       </w:pPr>
       <w:r>
@@ -4912,15 +4869,15 @@
         <w:pStyle w:val="Compact"/>
         <w:numPr>
           <w:ilvl w:val="0"/>
-          <w:numId w:val="1025"/>
+          <w:numId w:val="1019"/>
         </w:numPr>
       </w:pPr>
       <w:r>
         <w:t xml:space="preserve">Cohortes : rétention par cohorte de signature (la vérité sur la durabilité du revenu).</w:t>
       </w:r>
     </w:p>
-    <w:bookmarkEnd w:id="50"/>
-    <w:bookmarkStart w:id="51" w:name="Xfeee290f13f9d15c3fd6bfc2315c234cf242e45"/>
+    <w:bookmarkEnd w:id="61"/>
+    <w:bookmarkStart w:id="62" w:name="trimestriel-revue-stratégique-revenu"/>
     <w:p>
       <w:pPr>
         <w:pStyle w:val="Heading3"/>
@@ -4934,7 +4891,7 @@
         <w:pStyle w:val="Compact"/>
         <w:numPr>
           <w:ilvl w:val="0"/>
-          <w:numId w:val="1026"/>
+          <w:numId w:val="1020"/>
         </w:numPr>
       </w:pPr>
       <w:r>
@@ -4946,7 +4903,7 @@
         <w:pStyle w:val="Compact"/>
         <w:numPr>
           <w:ilvl w:val="0"/>
-          <w:numId w:val="1026"/>
+          <w:numId w:val="1020"/>
         </w:numPr>
       </w:pPr>
       <w:r>
@@ -4958,19 +4915,19 @@
         <w:pStyle w:val="Compact"/>
         <w:numPr>
           <w:ilvl w:val="0"/>
-          <w:numId w:val="1026"/>
-        </w:numPr>
-      </w:pPr>
-      <w:r>
-        <w:t xml:space="preserve">Performance par canal d'acquisition (réallocation budget).</w:t>
-      </w:r>
-    </w:p>
-    <w:p>
-      <w:pPr>
-        <w:pStyle w:val="Compact"/>
-        <w:numPr>
-          <w:ilvl w:val="0"/>
-          <w:numId w:val="1026"/>
+          <w:numId w:val="1020"/>
+        </w:numPr>
+      </w:pPr>
+      <w:r>
+        <w:t xml:space="preserve">Performance par canal d’acquisition (réallocation budget).</w:t>
+      </w:r>
+    </w:p>
+    <w:p>
+      <w:pPr>
+        <w:pStyle w:val="Compact"/>
+        <w:numPr>
+          <w:ilvl w:val="0"/>
+          <w:numId w:val="1020"/>
         </w:numPr>
       </w:pPr>
       <w:r>
@@ -4982,7 +4939,7 @@
         <w:pStyle w:val="Compact"/>
         <w:numPr>
           <w:ilvl w:val="0"/>
-          <w:numId w:val="1026"/>
+          <w:numId w:val="1020"/>
         </w:numPr>
       </w:pPr>
       <w:r>
@@ -4996,9 +4953,9 @@
         </w:pict>
       </w:r>
     </w:p>
-    <w:bookmarkEnd w:id="51"/>
-    <w:bookmarkEnd w:id="52"/>
-    <w:bookmarkStart w:id="56" w:name="X4df56cfbefd944f2a92d691e156655829ba1d21"/>
+    <w:bookmarkEnd w:id="62"/>
+    <w:bookmarkEnd w:id="63"/>
+    <w:bookmarkStart w:id="67" w:name="X3b636f1cd4a68973dfd7a3db647ae50707e1779"/>
     <w:p>
       <w:pPr>
         <w:pStyle w:val="Heading2"/>
@@ -5007,7 +4964,7 @@
         <w:t xml:space="preserve">11. Le plan de revenu — 90 jours, 12 mois, 24 mois</w:t>
       </w:r>
     </w:p>
-    <w:bookmarkStart w:id="53" w:name="X3606e6bda19f0813e93fb5d52ccca11d36f4aed"/>
+    <w:bookmarkStart w:id="64" w:name="les-90-premiers-jours-du-cro"/>
     <w:p>
       <w:pPr>
         <w:pStyle w:val="Heading3"/>
@@ -5027,46 +4984,28 @@
         </w:rPr>
         <w:t xml:space="preserve">Semaines 1–4 — Diagnostiquer</w:t>
       </w:r>
-    </w:p>
-    <w:p>
-      <w:pPr>
-        <w:pStyle w:val="Compact"/>
-        <w:numPr>
-          <w:ilvl w:val="0"/>
-          <w:numId w:val="1027"/>
-        </w:numPr>
-      </w:pPr>
-      <w:r>
-        <w:t xml:space="preserve">Cartographier les 4 flux, mesurer la take rate effective réelle (pas affichée), le MRR réel (net des impayés), le churn réel.</w:t>
-      </w:r>
-    </w:p>
-    <w:p>
-      <w:pPr>
-        <w:pStyle w:val="Compact"/>
-        <w:numPr>
-          <w:ilvl w:val="0"/>
-          <w:numId w:val="1027"/>
-        </w:numPr>
-      </w:pPr>
-      <w:r>
-        <w:t xml:space="preserve">Auditer le leakage (remises, impayés, disintermediation, sous-facturation FNE-CI).</w:t>
-      </w:r>
-    </w:p>
-    <w:p>
-      <w:pPr>
-        <w:pStyle w:val="Compact"/>
-        <w:numPr>
-          <w:ilvl w:val="0"/>
-          <w:numId w:val="1027"/>
-        </w:numPr>
-      </w:pPr>
-      <w:r>
-        <w:t xml:space="preserve">Mettre une source de vérité unique sur le pipeline (CRM léger).</w:t>
-      </w:r>
-    </w:p>
-    <w:p>
-      <w:pPr>
-        <w:pStyle w:val="FirstParagraph"/>
+      <w:r>
+        <w:t xml:space="preserve"> </w:t>
+      </w:r>
+      <w:r>
+        <w:t xml:space="preserve">- Cartographier les 4 flux, mesurer la take rate effective réelle (pas affichée), le MRR réel (net des impayés), le churn réel.</w:t>
+      </w:r>
+      <w:r>
+        <w:t xml:space="preserve"> </w:t>
+      </w:r>
+      <w:r>
+        <w:t xml:space="preserve">- Auditer le leakage (remises, impayés, disintermediation, sous-facturation FNE-CI).</w:t>
+      </w:r>
+      <w:r>
+        <w:t xml:space="preserve"> </w:t>
+      </w:r>
+      <w:r>
+        <w:t xml:space="preserve">- Mettre une source de vérité unique sur le pipeline (CRM léger).</w:t>
+      </w:r>
+    </w:p>
+    <w:p>
+      <w:pPr>
+        <w:pStyle w:val="BodyText"/>
       </w:pPr>
       <w:r>
         <w:rPr>
@@ -5075,46 +5014,28 @@
         </w:rPr>
         <w:t xml:space="preserve">Semaines 5–8 — Stabiliser</w:t>
       </w:r>
-    </w:p>
-    <w:p>
-      <w:pPr>
-        <w:pStyle w:val="Compact"/>
-        <w:numPr>
-          <w:ilvl w:val="0"/>
-          <w:numId w:val="1028"/>
-        </w:numPr>
-      </w:pPr>
-      <w:r>
-        <w:t xml:space="preserve">Instaurer la gouvernance des remises (§4.3) immédiatement — c'est la fuite la plus rapide à arrêter.</w:t>
-      </w:r>
-    </w:p>
-    <w:p>
-      <w:pPr>
-        <w:pStyle w:val="Compact"/>
-        <w:numPr>
-          <w:ilvl w:val="0"/>
-          <w:numId w:val="1028"/>
-        </w:numPr>
-      </w:pPr>
-      <w:r>
-        <w:t xml:space="preserve">Cadrer le playbook de vente flotte (§5.1) et le mesurer.</w:t>
-      </w:r>
-    </w:p>
-    <w:p>
-      <w:pPr>
-        <w:pStyle w:val="Compact"/>
-        <w:numPr>
-          <w:ilvl w:val="0"/>
-          <w:numId w:val="1028"/>
-        </w:numPr>
-      </w:pPr>
-      <w:r>
-        <w:t xml:space="preserve">Définir le health score flotte et lancer le suivi anti-churn.</w:t>
-      </w:r>
-    </w:p>
-    <w:p>
-      <w:pPr>
-        <w:pStyle w:val="FirstParagraph"/>
+      <w:r>
+        <w:t xml:space="preserve"> </w:t>
+      </w:r>
+      <w:r>
+        <w:t xml:space="preserve">- Instaurer la gouvernance des remises (§4.3) immédiatement — c’est la fuite la plus rapide à arrêter.</w:t>
+      </w:r>
+      <w:r>
+        <w:t xml:space="preserve"> </w:t>
+      </w:r>
+      <w:r>
+        <w:t xml:space="preserve">- Cadrer le playbook de vente flotte (§5.1) et le mesurer.</w:t>
+      </w:r>
+      <w:r>
+        <w:t xml:space="preserve"> </w:t>
+      </w:r>
+      <w:r>
+        <w:t xml:space="preserve">- Définir le health score flotte et lancer le suivi anti-churn.</w:t>
+      </w:r>
+    </w:p>
+    <w:p>
+      <w:pPr>
+        <w:pStyle w:val="BodyText"/>
       </w:pPr>
       <w:r>
         <w:rPr>
@@ -5123,57 +5044,33 @@
         </w:rPr>
         <w:t xml:space="preserve">Semaines 9–12 — Construire la prévisibilité</w:t>
       </w:r>
-    </w:p>
-    <w:p>
-      <w:pPr>
-        <w:pStyle w:val="Compact"/>
-        <w:numPr>
-          <w:ilvl w:val="0"/>
-          <w:numId w:val="1029"/>
-        </w:numPr>
-      </w:pPr>
-      <w:r>
-        <w:t xml:space="preserve">Premier forecast bottom-up formalisé.</w:t>
-      </w:r>
-    </w:p>
-    <w:p>
-      <w:pPr>
-        <w:pStyle w:val="Compact"/>
-        <w:numPr>
-          <w:ilvl w:val="0"/>
-          <w:numId w:val="1029"/>
-        </w:numPr>
-      </w:pPr>
-      <w:r>
-        <w:t xml:space="preserve">Comp plans alignés (§9.4).</w:t>
-      </w:r>
-    </w:p>
-    <w:p>
-      <w:pPr>
-        <w:pStyle w:val="Compact"/>
-        <w:numPr>
-          <w:ilvl w:val="0"/>
-          <w:numId w:val="1029"/>
-        </w:numPr>
-      </w:pPr>
-      <w:r>
-        <w:t xml:space="preserve">Premier test de pricing sur une cohorte.</w:t>
-      </w:r>
-    </w:p>
-    <w:p>
-      <w:pPr>
-        <w:pStyle w:val="Compact"/>
-        <w:numPr>
-          <w:ilvl w:val="0"/>
-          <w:numId w:val="1029"/>
-        </w:numPr>
-      </w:pPr>
-      <w:r>
-        <w:t xml:space="preserve">Premier QBR avec les plus gros comptes flotte.</w:t>
-      </w:r>
-    </w:p>
-    <w:bookmarkEnd w:id="53"/>
-    <w:bookmarkStart w:id="54" w:name="Xbccaf2aa33b13eb7a19374456a1ea52b47a0ed2"/>
+      <w:r>
+        <w:t xml:space="preserve"> </w:t>
+      </w:r>
+      <w:r>
+        <w:t xml:space="preserve">- Premier forecast bottom-up formalisé.</w:t>
+      </w:r>
+      <w:r>
+        <w:t xml:space="preserve"> </w:t>
+      </w:r>
+      <w:r>
+        <w:t xml:space="preserve">- Comp plans alignés (§9.4).</w:t>
+      </w:r>
+      <w:r>
+        <w:t xml:space="preserve"> </w:t>
+      </w:r>
+      <w:r>
+        <w:t xml:space="preserve">- Premier test de pricing sur une cohorte.</w:t>
+      </w:r>
+      <w:r>
+        <w:t xml:space="preserve"> </w:t>
+      </w:r>
+      <w:r>
+        <w:t xml:space="preserve">- Premier QBR avec les plus gros comptes flotte.</w:t>
+      </w:r>
+    </w:p>
+    <w:bookmarkEnd w:id="64"/>
+    <w:bookmarkStart w:id="65" w:name="objectifs-revenu-m12-alignés-ceo-bible"/>
     <w:p>
       <w:pPr>
         <w:pStyle w:val="Heading3"/>
@@ -5187,7 +5084,7 @@
         <w:pStyle w:val="Compact"/>
         <w:numPr>
           <w:ilvl w:val="0"/>
-          <w:numId w:val="1030"/>
+          <w:numId w:val="1021"/>
         </w:numPr>
       </w:pPr>
       <w:r>
@@ -5199,7 +5096,7 @@
         <w:pStyle w:val="Compact"/>
         <w:numPr>
           <w:ilvl w:val="0"/>
-          <w:numId w:val="1030"/>
+          <w:numId w:val="1021"/>
         </w:numPr>
       </w:pPr>
       <w:r>
@@ -5211,7 +5108,7 @@
         <w:pStyle w:val="Compact"/>
         <w:numPr>
           <w:ilvl w:val="0"/>
-          <w:numId w:val="1030"/>
+          <w:numId w:val="1021"/>
         </w:numPr>
       </w:pPr>
       <w:r>
@@ -5223,7 +5120,7 @@
         <w:pStyle w:val="Compact"/>
         <w:numPr>
           <w:ilvl w:val="0"/>
-          <w:numId w:val="1030"/>
+          <w:numId w:val="1021"/>
         </w:numPr>
       </w:pPr>
       <w:r>
@@ -5235,15 +5132,15 @@
         <w:pStyle w:val="Compact"/>
         <w:numPr>
           <w:ilvl w:val="0"/>
-          <w:numId w:val="1030"/>
+          <w:numId w:val="1021"/>
         </w:numPr>
       </w:pPr>
       <w:r>
         <w:t xml:space="preserve">Take rate effective ≥ 7,5% (après toutes fuites).</w:t>
       </w:r>
     </w:p>
-    <w:bookmarkEnd w:id="54"/>
-    <w:bookmarkStart w:id="55" w:name="Xae334d871577635d589ef9c298f0c1b88c75a08"/>
+    <w:bookmarkEnd w:id="65"/>
+    <w:bookmarkStart w:id="66" w:name="objectifs-revenu-m24"/>
     <w:p>
       <w:pPr>
         <w:pStyle w:val="Heading3"/>
@@ -5257,7 +5154,7 @@
         <w:pStyle w:val="Compact"/>
         <w:numPr>
           <w:ilvl w:val="0"/>
-          <w:numId w:val="1031"/>
+          <w:numId w:val="1022"/>
         </w:numPr>
       </w:pPr>
       <w:r>
@@ -5269,7 +5166,7 @@
         <w:pStyle w:val="Compact"/>
         <w:numPr>
           <w:ilvl w:val="0"/>
-          <w:numId w:val="1031"/>
+          <w:numId w:val="1022"/>
         </w:numPr>
       </w:pPr>
       <w:r>
@@ -5281,7 +5178,7 @@
         <w:pStyle w:val="Compact"/>
         <w:numPr>
           <w:ilvl w:val="0"/>
-          <w:numId w:val="1031"/>
+          <w:numId w:val="1022"/>
         </w:numPr>
       </w:pPr>
       <w:r>
@@ -5293,7 +5190,7 @@
         <w:pStyle w:val="Compact"/>
         <w:numPr>
           <w:ilvl w:val="0"/>
-          <w:numId w:val="1031"/>
+          <w:numId w:val="1022"/>
         </w:numPr>
       </w:pPr>
       <w:r>
@@ -5305,11 +5202,11 @@
         <w:pStyle w:val="Compact"/>
         <w:numPr>
           <w:ilvl w:val="0"/>
-          <w:numId w:val="1031"/>
-        </w:numPr>
-      </w:pPr>
-      <w:r>
-        <w:t xml:space="preserve">FNE-CI passé de levier d'acquisition à contributeur de marge mesurable.</w:t>
+          <w:numId w:val="1022"/>
+        </w:numPr>
+      </w:pPr>
+      <w:r>
+        <w:t xml:space="preserve">FNE-CI passé de levier d’acquisition à contributeur de marge mesurable.</w:t>
       </w:r>
     </w:p>
     <w:p>
@@ -5319,9 +5216,9 @@
         </w:pict>
       </w:r>
     </w:p>
-    <w:bookmarkEnd w:id="55"/>
-    <w:bookmarkEnd w:id="56"/>
-    <w:bookmarkStart w:id="57" w:name="X0d9c846e020985b430010318b64f3dd76e8a560"/>
+    <w:bookmarkEnd w:id="66"/>
+    <w:bookmarkEnd w:id="67"/>
+    <w:bookmarkStart w:id="68" w:name="Xe6509dc0747301ff6b7b75363150a0715c424aa"/>
     <w:p>
       <w:pPr>
         <w:pStyle w:val="Heading2"/>
@@ -5335,7 +5232,7 @@
         <w:pStyle w:val="Compact"/>
         <w:numPr>
           <w:ilvl w:val="0"/>
-          <w:numId w:val="1032"/>
+          <w:numId w:val="1023"/>
         </w:numPr>
       </w:pPr>
       <w:r>
@@ -5349,15 +5246,15 @@
         <w:t xml:space="preserve"> </w:t>
       </w:r>
       <w:r>
-        <w:t xml:space="preserve">Le revenu, c'est l'escrow released, pas la commande passée.</w:t>
-      </w:r>
-    </w:p>
-    <w:p>
-      <w:pPr>
-        <w:pStyle w:val="Compact"/>
-        <w:numPr>
-          <w:ilvl w:val="0"/>
-          <w:numId w:val="1032"/>
+        <w:t xml:space="preserve">Le revenu, c’est l’escrow released, pas la commande passée.</w:t>
+      </w:r>
+    </w:p>
+    <w:p>
+      <w:pPr>
+        <w:pStyle w:val="Compact"/>
+        <w:numPr>
+          <w:ilvl w:val="0"/>
+          <w:numId w:val="1023"/>
         </w:numPr>
       </w:pPr>
       <w:r>
@@ -5371,23 +5268,23 @@
         <w:t xml:space="preserve"> </w:t>
       </w:r>
       <w:r>
-        <w:t xml:space="preserve">Le prix le plus dur à remonter est celui qu'on a baissé.</w:t>
-      </w:r>
-    </w:p>
-    <w:p>
-      <w:pPr>
-        <w:pStyle w:val="Compact"/>
-        <w:numPr>
-          <w:ilvl w:val="0"/>
-          <w:numId w:val="1032"/>
-        </w:numPr>
-      </w:pPr>
-      <w:r>
-        <w:rPr>
-          <w:b/>
-          <w:bCs/>
-        </w:rPr>
-        <w:t xml:space="preserve">Vendre du Pro + sans capacité SLA prouvée.</w:t>
+        <w:t xml:space="preserve">Le prix le plus dur à remonter est celui qu’on a baissé.</w:t>
+      </w:r>
+    </w:p>
+    <w:p>
+      <w:pPr>
+        <w:pStyle w:val="Compact"/>
+        <w:numPr>
+          <w:ilvl w:val="0"/>
+          <w:numId w:val="1023"/>
+        </w:numPr>
+      </w:pPr>
+      <w:r>
+        <w:rPr>
+          <w:b/>
+          <w:bCs/>
+        </w:rPr>
+        <w:t xml:space="preserve">Vendre du Pro + sans capacité de livraison prioritaire prouvée.</w:t>
       </w:r>
       <w:r>
         <w:t xml:space="preserve"> </w:t>
@@ -5401,7 +5298,7 @@
         <w:pStyle w:val="Compact"/>
         <w:numPr>
           <w:ilvl w:val="0"/>
-          <w:numId w:val="1032"/>
+          <w:numId w:val="1023"/>
         </w:numPr>
       </w:pPr>
       <w:r>
@@ -5423,7 +5320,7 @@
         <w:pStyle w:val="Compact"/>
         <w:numPr>
           <w:ilvl w:val="0"/>
-          <w:numId w:val="1032"/>
+          <w:numId w:val="1023"/>
         </w:numPr>
       </w:pPr>
       <w:r>
@@ -5445,7 +5342,7 @@
         <w:pStyle w:val="Compact"/>
         <w:numPr>
           <w:ilvl w:val="0"/>
-          <w:numId w:val="1032"/>
+          <w:numId w:val="1023"/>
         </w:numPr>
       </w:pPr>
       <w:r>
@@ -5459,15 +5356,15 @@
         <w:t xml:space="preserve"> </w:t>
       </w:r>
       <w:r>
-        <w:t xml:space="preserve">C'est la mort lente de toute marketplace.</w:t>
-      </w:r>
-    </w:p>
-    <w:p>
-      <w:pPr>
-        <w:pStyle w:val="Compact"/>
-        <w:numPr>
-          <w:ilvl w:val="0"/>
-          <w:numId w:val="1032"/>
+        <w:t xml:space="preserve">C’est la mort lente de toute marketplace.</w:t>
+      </w:r>
+    </w:p>
+    <w:p>
+      <w:pPr>
+        <w:pStyle w:val="Compact"/>
+        <w:numPr>
+          <w:ilvl w:val="0"/>
+          <w:numId w:val="1023"/>
         </w:numPr>
       </w:pPr>
       <w:r>
@@ -5481,15 +5378,15 @@
         <w:t xml:space="preserve"> </w:t>
       </w:r>
       <w:r>
-        <w:t xml:space="preserve">L'expansion et la rétention sont le revenu le moins cher — les négliger, c'est laisser l'argent facile.</w:t>
-      </w:r>
-    </w:p>
-    <w:p>
-      <w:pPr>
-        <w:pStyle w:val="Compact"/>
-        <w:numPr>
-          <w:ilvl w:val="0"/>
-          <w:numId w:val="1032"/>
+        <w:t xml:space="preserve">L’expansion et la rétention sont le revenu le moins cher — les négliger, c’est laisser l’argent facile.</w:t>
+      </w:r>
+    </w:p>
+    <w:p>
+      <w:pPr>
+        <w:pStyle w:val="Compact"/>
+        <w:numPr>
+          <w:ilvl w:val="0"/>
+          <w:numId w:val="1023"/>
         </w:numPr>
       </w:pPr>
       <w:r>
@@ -5503,23 +5400,23 @@
         <w:t xml:space="preserve"> </w:t>
       </w:r>
       <w:r>
-        <w:t xml:space="preserve">C'est un cheval de Troie d'acquisition fiscale, pas un centre de profit immédiat.</w:t>
-      </w:r>
-    </w:p>
-    <w:p>
-      <w:pPr>
-        <w:pStyle w:val="Compact"/>
-        <w:numPr>
-          <w:ilvl w:val="0"/>
-          <w:numId w:val="1032"/>
-        </w:numPr>
-      </w:pPr>
-      <w:r>
-        <w:rPr>
-          <w:b/>
-          <w:bCs/>
-        </w:rPr>
-        <w:t xml:space="preserve">Empiler des pilotes gratuits sans date de fin ni mesure de conversion.</w:t>
+        <w:t xml:space="preserve">C’est un cheval de Troie d’acquisition fiscale, pas un centre de profit immédiat.</w:t>
+      </w:r>
+    </w:p>
+    <w:p>
+      <w:pPr>
+        <w:pStyle w:val="Compact"/>
+        <w:numPr>
+          <w:ilvl w:val="0"/>
+          <w:numId w:val="1023"/>
+        </w:numPr>
+      </w:pPr>
+      <w:r>
+        <w:rPr>
+          <w:b/>
+          <w:bCs/>
+        </w:rPr>
+        <w:t xml:space="preserve">Empiler des pilotes non tarifés sans date de fin ni mesure de conversion.</w:t>
       </w:r>
       <w:r>
         <w:t xml:space="preserve"> </w:t>
@@ -5533,7 +5430,7 @@
         <w:pStyle w:val="Compact"/>
         <w:numPr>
           <w:ilvl w:val="0"/>
-          <w:numId w:val="1032"/>
+          <w:numId w:val="1023"/>
         </w:numPr>
       </w:pPr>
       <w:r>
@@ -5547,7 +5444,7 @@
         <w:t xml:space="preserve"> </w:t>
       </w:r>
       <w:r>
-        <w:t xml:space="preserve">Optimiser la commission en cassant le récurrent (ou l'inverse) détruit la valeur. Le CRO arbitre les trois ensemble.</w:t>
+        <w:t xml:space="preserve">Optimiser la commission en cassant le récurrent (ou l’inverse) détruit la valeur. Le CRO arbitre les trois ensemble.</w:t>
       </w:r>
     </w:p>
     <w:p>
@@ -5557,8 +5454,8 @@
         </w:pict>
       </w:r>
     </w:p>
-    <w:bookmarkEnd w:id="57"/>
-    <w:bookmarkStart w:id="58" w:name="Xf22f2e81ae9c1c808a0e7e0eed315f02d4e26b2"/>
+    <w:bookmarkEnd w:id="68"/>
+    <w:bookmarkStart w:id="69" w:name="X8547c11d56a298ebeb4e128a812a74787b56b37"/>
     <w:p>
       <w:pPr>
         <w:pStyle w:val="Heading2"/>
@@ -5572,7 +5469,7 @@
         <w:pStyle w:val="FirstParagraph"/>
       </w:pPr>
       <w:r>
-        <w:t xml:space="preserve">Le CEO a raison sur le marché : il est gigantesque, fragmenté, mal servi, et la fenêtre est ouverte. Le CTO peut construire l'instrument. Mais</w:t>
+        <w:t xml:space="preserve">Le CEO a raison sur le marché : il est gigantesque, fragmenté, mal servi, et la fenêtre est ouverte. Le CTO peut construire l’instrument. Mais</w:t>
       </w:r>
       <w:r>
         <w:t xml:space="preserve"> </w:t>
@@ -5588,7 +5485,7 @@
         <w:t xml:space="preserve"> </w:t>
       </w:r>
       <w:r>
-        <w:t xml:space="preserve">— c'est la machine de revenu qui les transforme en valeur.</w:t>
+        <w:t xml:space="preserve">— c’est la machine de revenu qui les transforme en valeur.</w:t>
       </w:r>
     </w:p>
     <w:p>
@@ -5614,15 +5511,15 @@
       <w:r>
         <w:t xml:space="preserve">:</w:t>
       </w:r>
-    </w:p>
-    <w:p>
-      <w:pPr>
-        <w:pStyle w:val="Compact"/>
-        <w:numPr>
-          <w:ilvl w:val="0"/>
-          <w:numId w:val="1033"/>
-        </w:numPr>
-      </w:pPr>
+      <w:r>
+        <w:t xml:space="preserve"> </w:t>
+      </w:r>
+      <w:r>
+        <w:t xml:space="preserve">-</w:t>
+      </w:r>
+      <w:r>
+        <w:t xml:space="preserve"> </w:t>
+      </w:r>
       <w:r>
         <w:rPr>
           <w:b/>
@@ -5636,15 +5533,15 @@
       <w:r>
         <w:t xml:space="preserve">par la discipline du forecast, du pipeline et de la donnée.</w:t>
       </w:r>
-    </w:p>
-    <w:p>
-      <w:pPr>
-        <w:pStyle w:val="Compact"/>
-        <w:numPr>
-          <w:ilvl w:val="0"/>
-          <w:numId w:val="1033"/>
-        </w:numPr>
-      </w:pPr>
+      <w:r>
+        <w:t xml:space="preserve"> </w:t>
+      </w:r>
+      <w:r>
+        <w:t xml:space="preserve">-</w:t>
+      </w:r>
+      <w:r>
+        <w:t xml:space="preserve"> </w:t>
+      </w:r>
       <w:r>
         <w:rPr>
           <w:b/>
@@ -5656,17 +5553,17 @@
         <w:t xml:space="preserve"> </w:t>
       </w:r>
       <w:r>
-        <w:t xml:space="preserve">par l'acquisition rentable, l'expansion et la rétention nette.</w:t>
-      </w:r>
-    </w:p>
-    <w:p>
-      <w:pPr>
-        <w:pStyle w:val="Compact"/>
-        <w:numPr>
-          <w:ilvl w:val="0"/>
-          <w:numId w:val="1033"/>
-        </w:numPr>
-      </w:pPr>
+        <w:t xml:space="preserve">par l’acquisition rentable, l’expansion et la rétention nette.</w:t>
+      </w:r>
+      <w:r>
+        <w:t xml:space="preserve"> </w:t>
+      </w:r>
+      <w:r>
+        <w:t xml:space="preserve">-</w:t>
+      </w:r>
+      <w:r>
+        <w:t xml:space="preserve"> </w:t>
+      </w:r>
       <w:r>
         <w:rPr>
           <w:b/>
@@ -5683,7 +5580,7 @@
     </w:p>
     <w:p>
       <w:pPr>
-        <w:pStyle w:val="FirstParagraph"/>
+        <w:pStyle w:val="BodyText"/>
       </w:pPr>
       <w:r>
         <w:t xml:space="preserve">À 36 mois, le succès se lit sur trois nombres :</w:t>
@@ -5725,7 +5622,7 @@
         <w:t xml:space="preserve">NRR (&gt; 115%)</w:t>
       </w:r>
       <w:r>
-        <w:t xml:space="preserve">. Si ces trois sont verts, Pièces n'est pas une marketplace prometteuse — c'est une entreprise qui se valorise.</w:t>
+        <w:t xml:space="preserve">. Si ces trois sont verts, Pièces n’est pas une marketplace prometteuse — c’est une entreprise qui se valorise.</w:t>
       </w:r>
     </w:p>
     <w:p>
@@ -5845,7 +5742,7 @@
           <w:i/>
           <w:iCs/>
         </w:rPr>
-        <w:t xml:space="preserve">Pièces — la pièce qu'il te faut, au juste prix, livrée et garantie.</w:t>
+        <w:t xml:space="preserve">Pièces — la pièce qu’il te faut, au juste prix, livrée et garantie.</w:t>
       </w:r>
       <w:r>
         <w:t xml:space="preserve"> </w:t>
@@ -5858,13 +5755,9 @@
         <w:t xml:space="preserve">Document interne · Handover CRO · v1.0 · 28 mai 2026.</w:t>
       </w:r>
     </w:p>
-    <w:bookmarkEnd w:id="58"/>
-    <w:bookmarkEnd w:id="59"/>
-    <w:sectPr>
-      <w:footnotePr>
-        <w:numRestart w:val="eachSect"/>
-      </w:footnotePr>
-    </w:sectPr>
+    <w:bookmarkEnd w:id="69"/>
+    <w:bookmarkEnd w:id="70"/>
+    <w:sectPr/>
   </w:body>
 </w:document>
 </file>
@@ -6207,9 +6100,6 @@
     <w:abstractNumId w:val="991"/>
   </w:num>
   <w:num w:numId="1007">
-    <w:abstractNumId w:val="991"/>
-  </w:num>
-  <w:num w:numId="1008">
     <w:abstractNumId w:val="99411"/>
     <w:lvlOverride w:ilvl="0">
       <w:startOverride w:val="1"/>
@@ -6239,6 +6129,9 @@
       <w:startOverride w:val="1"/>
     </w:lvlOverride>
   </w:num>
+  <w:num w:numId="1008">
+    <w:abstractNumId w:val="991"/>
+  </w:num>
   <w:num w:numId="1009">
     <w:abstractNumId w:val="991"/>
   </w:num>
@@ -6246,34 +6139,7 @@
     <w:abstractNumId w:val="991"/>
   </w:num>
   <w:num w:numId="1011">
-    <w:abstractNumId w:val="99411"/>
-    <w:lvlOverride w:ilvl="0">
-      <w:startOverride w:val="1"/>
-    </w:lvlOverride>
-    <w:lvlOverride w:ilvl="1">
-      <w:startOverride w:val="1"/>
-    </w:lvlOverride>
-    <w:lvlOverride w:ilvl="2">
-      <w:startOverride w:val="1"/>
-    </w:lvlOverride>
-    <w:lvlOverride w:ilvl="3">
-      <w:startOverride w:val="1"/>
-    </w:lvlOverride>
-    <w:lvlOverride w:ilvl="4">
-      <w:startOverride w:val="1"/>
-    </w:lvlOverride>
-    <w:lvlOverride w:ilvl="5">
-      <w:startOverride w:val="1"/>
-    </w:lvlOverride>
-    <w:lvlOverride w:ilvl="6">
-      <w:startOverride w:val="1"/>
-    </w:lvlOverride>
-    <w:lvlOverride w:ilvl="7">
-      <w:startOverride w:val="1"/>
-    </w:lvlOverride>
-    <w:lvlOverride w:ilvl="8">
-      <w:startOverride w:val="1"/>
-    </w:lvlOverride>
+    <w:abstractNumId w:val="991"/>
   </w:num>
   <w:num w:numId="1012">
     <w:abstractNumId w:val="991"/>
@@ -6309,33 +6175,6 @@
     <w:abstractNumId w:val="991"/>
   </w:num>
   <w:num w:numId="1023">
-    <w:abstractNumId w:val="991"/>
-  </w:num>
-  <w:num w:numId="1024">
-    <w:abstractNumId w:val="991"/>
-  </w:num>
-  <w:num w:numId="1025">
-    <w:abstractNumId w:val="991"/>
-  </w:num>
-  <w:num w:numId="1026">
-    <w:abstractNumId w:val="991"/>
-  </w:num>
-  <w:num w:numId="1027">
-    <w:abstractNumId w:val="991"/>
-  </w:num>
-  <w:num w:numId="1028">
-    <w:abstractNumId w:val="991"/>
-  </w:num>
-  <w:num w:numId="1029">
-    <w:abstractNumId w:val="991"/>
-  </w:num>
-  <w:num w:numId="1030">
-    <w:abstractNumId w:val="991"/>
-  </w:num>
-  <w:num w:numId="1031">
-    <w:abstractNumId w:val="991"/>
-  </w:num>
-  <w:num w:numId="1032">
     <w:abstractNumId w:val="99411"/>
     <w:lvlOverride w:ilvl="0">
       <w:startOverride w:val="1"/>
@@ -6365,9 +6204,6 @@
       <w:startOverride w:val="1"/>
     </w:lvlOverride>
   </w:num>
-  <w:num w:numId="1033">
-    <w:abstractNumId w:val="991"/>
-  </w:num>
 </w:numbering>
 </file>
 
@@ -6376,10 +6212,10 @@
   <w:docDefaults>
     <w:rPrDefault>
       <w:rPr>
-        <w:rFonts w:asciiTheme="minorHAnsi" w:cstheme="minorBidi" w:eastAsiaTheme="minorEastAsia" w:hAnsiTheme="minorHAnsi"/>
+        <w:rFonts w:asciiTheme="minorHAnsi" w:cstheme="minorBidi" w:eastAsiaTheme="minorHAnsi" w:hAnsiTheme="minorHAnsi"/>
         <w:sz w:val="24"/>
         <w:szCs w:val="24"/>
-        <w:lang w:bidi="ar-SA" w:eastAsia="zh-CN" w:val="en-US"/>
+        <w:lang w:bidi="ar-SA" w:eastAsia="en-US" w:val="en-US"/>
       </w:rPr>
     </w:rPrDefault>
     <w:pPrDefault>
@@ -6431,6 +6267,8 @@
     </w:pPr>
     <w:rPr>
       <w:rFonts w:asciiTheme="majorHAnsi" w:cstheme="majorBidi" w:eastAsiaTheme="majorEastAsia" w:hAnsiTheme="majorHAnsi"/>
+      <w:spacing w:val="-10"/>
+      <w:kern w:val="28"/>
       <w:sz w:val="56"/>
       <w:szCs w:val="56"/>
     </w:rPr>
@@ -6443,6 +6281,8 @@
     <w:rsid w:val="00A10FD9"/>
     <w:rPr>
       <w:rFonts w:asciiTheme="majorHAnsi" w:cstheme="majorBidi" w:eastAsiaTheme="majorEastAsia" w:hAnsiTheme="majorHAnsi"/>
+      <w:spacing w:val="-10"/>
+      <w:kern w:val="28"/>
       <w:sz w:val="56"/>
       <w:szCs w:val="56"/>
     </w:rPr>
@@ -6483,31 +6323,23 @@
   </w:style>
   <w:style w:customStyle="1" w:styleId="Author" w:type="paragraph">
     <w:name w:val="Author"/>
-    <w:basedOn w:val="Title"/>
     <w:next w:val="BodyText"/>
     <w:qFormat/>
     <w:pPr>
       <w:keepNext/>
       <w:keepLines/>
+      <w:jc w:val="center"/>
     </w:pPr>
-    <w:rPr>
-      <w:sz w:val="24"/>
-      <w:szCs w:val="24"/>
-    </w:rPr>
   </w:style>
   <w:style w:styleId="Date" w:type="paragraph">
     <w:name w:val="Date"/>
-    <w:basedOn w:val="Title"/>
     <w:next w:val="BodyText"/>
     <w:qFormat/>
     <w:pPr>
       <w:keepNext/>
       <w:keepLines/>
+      <w:jc w:val="center"/>
     </w:pPr>
-    <w:rPr>
-      <w:sz w:val="24"/>
-      <w:szCs w:val="24"/>
-    </w:rPr>
   </w:style>
   <w:style w:customStyle="1" w:styleId="AbstractTitle" w:type="paragraph">
     <w:name w:val="Abstract Title"/>
@@ -6920,6 +6752,13 @@
       </w:tblCellMar>
     </w:tblPr>
     <w:tblStylePr w:type="firstRow">
+      <w:tblPr>
+        <w:jc w:val="left"/>
+        <w:tblInd w:type="dxa" w:w="0"/>
+      </w:tblPr>
+      <w:trPr>
+        <w:jc w:val="left"/>
+      </w:trPr>
       <w:tcPr>
         <w:tcBorders>
           <w:bottom w:val="single"/>

--- a/docs/CRO_BIBLE.docx
+++ b/docs/CRO_BIBLE.docx
@@ -2,7 +2,7 @@
 <file path=word/document.xml><?xml version="1.0" encoding="utf-8"?>
 <w:document xmlns:w="http://schemas.openxmlformats.org/wordprocessingml/2006/main" xmlns:m="http://schemas.openxmlformats.org/officeDocument/2006/math" xmlns:r="http://schemas.openxmlformats.org/officeDocument/2006/relationships" xmlns:o="urn:schemas-microsoft-com:office:office" xmlns:v="urn:schemas-microsoft-com:vml" xmlns:w10="urn:schemas-microsoft-com:office:word" xmlns:a="http://schemas.openxmlformats.org/drawingml/2006/main" xmlns:pic="http://schemas.openxmlformats.org/drawingml/2006/picture" xmlns:wp="http://schemas.openxmlformats.org/drawingml/2006/wordprocessingDrawing">
   <w:body>
-    <w:bookmarkStart w:id="70" w:name="cro-bible-pièces"/>
+    <w:bookmarkStart w:id="70" w:name="cro-bible--pièces"/>
     <w:p>
       <w:pPr>
         <w:pStyle w:val="Heading1"/>
@@ -58,17 +58,17 @@
         <w:t xml:space="preserve"> </w:t>
       </w:r>
       <w:r>
-        <w:t xml:space="preserve">: 0 → machine à revenus prévisible, croissante et défendable en une journée de lecture. Tout ce qu’il faut pour transformer le marché décrit par le CEO en</w:t>
-      </w:r>
-      <w:r>
-        <w:t xml:space="preserve"> </w:t>
-      </w:r>
-      <w:r>
-        <w:rPr>
-          <w:b/>
-          <w:bCs/>
-        </w:rPr>
-        <w:t xml:space="preserve">chiffre d’affaires encaissé</w:t>
+        <w:t xml:space="preserve">: 0 → machine à revenus prévisible, croissante et défendable en une journée de lecture. Tout ce qu'il faut pour transformer le marché décrit par le CEO en</w:t>
+      </w:r>
+      <w:r>
+        <w:t xml:space="preserve"> </w:t>
+      </w:r>
+      <w:r>
+        <w:rPr>
+          <w:b/>
+          <w:bCs/>
+        </w:rPr>
+        <w:t xml:space="preserve">chiffre d'affaires encaissé</w:t>
       </w:r>
       <w:r>
         <w:t xml:space="preserve">, optimiser chaque levier de monétisation, et faire de Pièces une entreprise dont le revenu se prévoit au franc près.</w:t>
@@ -140,17 +140,17 @@
         <w:t xml:space="preserve"> </w:t>
       </w:r>
       <w:r>
-        <w:t xml:space="preserve">(les règles produit non négociables), puis ce document. Le CRO vit à l’intersection des trois :</w:t>
-      </w:r>
-      <w:r>
-        <w:t xml:space="preserve"> </w:t>
-      </w:r>
-      <w:r>
-        <w:rPr>
-          <w:b/>
-          <w:bCs/>
-        </w:rPr>
-        <w:t xml:space="preserve">le CEO fixe le cap, le CTO construit l’instrument, le CRO encaisse</w:t>
+        <w:t xml:space="preserve">(les règles produit non négociables), puis ce document. Le CRO vit à l'intersection des trois :</w:t>
+      </w:r>
+      <w:r>
+        <w:t xml:space="preserve"> </w:t>
+      </w:r>
+      <w:r>
+        <w:rPr>
+          <w:b/>
+          <w:bCs/>
+        </w:rPr>
+        <w:t xml:space="preserve">le CEO fixe le cap, le CTO construit l'instrument, le CRO encaisse</w:t>
       </w:r>
       <w:r>
         <w:t xml:space="preserve">.</w:t>
@@ -165,7 +165,7 @@
           <w:b/>
           <w:bCs/>
         </w:rPr>
-        <w:t xml:space="preserve">Règle d’or du poste</w:t>
+        <w:t xml:space="preserve">Règle d'or du poste</w:t>
       </w:r>
       <w:r>
         <w:t xml:space="preserve"> </w:t>
@@ -187,7 +187,7 @@
         <w:t xml:space="preserve"> </w:t>
       </w:r>
       <w:r>
-        <w:t xml:space="preserve">— le revenu net récurrent et transactionnel — et tout ce qui le fait monter ou descendre. Si ça touche au revenu, c’est ton problème, même si l’équipe est ailleurs.</w:t>
+        <w:t xml:space="preserve">— le revenu net récurrent et transactionnel — et tout ce qui le fait monter ou descendre. Si ça touche au revenu, c'est ton problème, même si l'équipe est ailleurs.</w:t>
       </w:r>
     </w:p>
     <w:p>
@@ -197,7 +197,7 @@
         </w:pict>
       </w:r>
     </w:p>
-    <w:bookmarkStart w:id="23" w:name="le-mandat-en-90-secondes"/>
+    <w:bookmarkStart w:id="23" w:name="X4d0dbeb8bfc6a379c074b88227029d6a2d3954f"/>
     <w:p>
       <w:pPr>
         <w:pStyle w:val="Heading2"/>
@@ -233,7 +233,7 @@
         <w:t xml:space="preserve"> </w:t>
       </w:r>
       <w:r>
-        <w:t xml:space="preserve">(commission marketplace) — volatil, à fort volume, dépend du flux mécanicien→propriétaire→vendeur. C’est le</w:t>
+        <w:t xml:space="preserve">(commission marketplace) — volatil, à fort volume, dépend du flux mécanicien→propriétaire→vendeur. C'est le</w:t>
       </w:r>
       <w:r>
         <w:t xml:space="preserve"> </w:t>
@@ -268,7 +268,7 @@
         <w:t xml:space="preserve"> </w:t>
       </w:r>
       <w:r>
-        <w:t xml:space="preserve">(abonnements Flotte Pro / Pro +) — prévisible, à forte marge, defendable. C’est le</w:t>
+        <w:t xml:space="preserve">(abonnements Flotte Pro / Pro +) — prévisible, à forte marge, defendable. C'est le</w:t>
       </w:r>
       <w:r>
         <w:t xml:space="preserve"> </w:t>
@@ -303,7 +303,7 @@
         <w:t xml:space="preserve"> </w:t>
       </w:r>
       <w:r>
-        <w:t xml:space="preserve">(facturation FNE-CI, prestations, data) — petit aujourd’hui, levier d’acquisition et de rétention demain, centre de profit à terme.</w:t>
+        <w:t xml:space="preserve">(facturation FNE-CI, prestations, data) — petit aujourd'hui, levier d'acquisition et de rétention demain, centre de profit à terme.</w:t>
       </w:r>
     </w:p>
     <w:p>
@@ -394,7 +394,7 @@
         <w:t xml:space="preserve">≥ 50% récurrent</w:t>
       </w:r>
       <w:r>
-        <w:t xml:space="preserve">, NRR &gt; 115%, forecast trimestriel tenu à ±10%, et un coût d’acquisition amorti en &lt; 9 mois sur tous les segments.</w:t>
+        <w:t xml:space="preserve">, NRR &gt; 115%, forecast trimestriel tenu à ±10%, et un coût d'acquisition amorti en &lt; 9 mois sur tous les segments.</w:t>
       </w:r>
     </w:p>
     <w:p>
@@ -414,23 +414,41 @@
       <w:r>
         <w:t xml:space="preserve">:</w:t>
       </w:r>
-      <w:r>
-        <w:t xml:space="preserve"> </w:t>
-      </w:r>
-      <w:r>
-        <w:t xml:space="preserve">- Acheter du GMV non rentable pour gonfler un chiffre de vanité.</w:t>
-      </w:r>
-      <w:r>
-        <w:t xml:space="preserve"> </w:t>
-      </w:r>
-      <w:r>
-        <w:t xml:space="preserve">- Vendre du Flotte Pro + sans que l’ops puisse tenir la livraison prioritaire (churn explosif).</w:t>
-      </w:r>
-      <w:r>
-        <w:t xml:space="preserve"> </w:t>
-      </w:r>
-      <w:r>
-        <w:t xml:space="preserve">- Brader la facture FNE-CI ou les abonnements en early-stage et ne jamais réussir à remonter les prix.</w:t>
+    </w:p>
+    <w:p>
+      <w:pPr>
+        <w:pStyle w:val="Compact"/>
+        <w:numPr>
+          <w:ilvl w:val="0"/>
+          <w:numId w:val="1002"/>
+        </w:numPr>
+      </w:pPr>
+      <w:r>
+        <w:t xml:space="preserve">Acheter du GMV non rentable pour gonfler un chiffre de vanité.</w:t>
+      </w:r>
+    </w:p>
+    <w:p>
+      <w:pPr>
+        <w:pStyle w:val="Compact"/>
+        <w:numPr>
+          <w:ilvl w:val="0"/>
+          <w:numId w:val="1002"/>
+        </w:numPr>
+      </w:pPr>
+      <w:r>
+        <w:t xml:space="preserve">Vendre du Flotte Pro + sans que l'ops puisse tenir la livraison prioritaire (churn explosif).</w:t>
+      </w:r>
+    </w:p>
+    <w:p>
+      <w:pPr>
+        <w:pStyle w:val="Compact"/>
+        <w:numPr>
+          <w:ilvl w:val="0"/>
+          <w:numId w:val="1002"/>
+        </w:numPr>
+      </w:pPr>
+      <w:r>
+        <w:t xml:space="preserve">Brader la facture FNE-CI ou les abonnements en early-stage et ne jamais réussir à remonter les prix.</w:t>
       </w:r>
     </w:p>
     <w:p>
@@ -441,29 +459,28 @@
       </w:r>
     </w:p>
     <w:bookmarkEnd w:id="23"/>
-    <w:bookmarkStart w:id="27" w:name="Xe752ed353b6c5cf86a711e5c3ded62b6d40a9d8"/>
+    <w:bookmarkStart w:id="27" w:name="X5cc4195622644c8fc2574924c63dd483887ece9"/>
     <w:p>
       <w:pPr>
         <w:pStyle w:val="Heading2"/>
       </w:pPr>
       <w:r>
-        <w:t xml:space="preserve">2. L’architecture de revenu — où l’argent entre, précisément</w:t>
-      </w:r>
-    </w:p>
-    <w:bookmarkStart w:id="24" w:name="X371f7e8db73b9d7d32eccd0c8b11e4612f0de79"/>
+        <w:t xml:space="preserve">2. L'architecture de revenu — où l'argent entre, précisément</w:t>
+      </w:r>
+    </w:p>
+    <w:bookmarkStart w:id="24" w:name="Xc5ef98b6371c5ddd2755482d7bc521f093a7096"/>
     <w:p>
       <w:pPr>
         <w:pStyle w:val="Heading3"/>
       </w:pPr>
       <w:r>
-        <w:t xml:space="preserve">2.1 Les quatre flux et leur mécanique d’encaissement</w:t>
+        <w:t xml:space="preserve">2.1 Les quatre flux et leur mécanique d'encaissement</w:t>
       </w:r>
     </w:p>
     <w:tbl>
       <w:tblPr>
         <w:tblStyle w:val="Table"/>
-        <w:tblW w:type="pct" w:w="5000"/>
-        <w:tblLayout w:type="fixed"/>
+        <w:tblW w:type="auto" w:w="0"/>
         <w:tblLook w:firstRow="1" w:lastRow="0" w:firstColumn="0" w:lastColumn="0" w:noHBand="0" w:noVBand="0" w:val="0020"/>
       </w:tblPr>
       <w:tblGrid>
@@ -495,7 +512,7 @@
               <w:pStyle w:val="Compact"/>
             </w:pPr>
             <w:r>
-              <w:t xml:space="preserve">Déclencheur d’encaissement</w:t>
+              <w:t xml:space="preserve">Déclencheur d'encaissement</w:t>
             </w:r>
           </w:p>
         </w:tc>
@@ -556,18 +573,18 @@
               <w:pStyle w:val="Compact"/>
             </w:pPr>
             <w:r>
-              <w:t xml:space="preserve">Release de l’escrow à la livraison confirmée</w:t>
-            </w:r>
-          </w:p>
-        </w:tc>
-        <w:tc>
-          <w:tcPr/>
-          <w:p>
-            <w:pPr>
-              <w:pStyle w:val="Compact"/>
-            </w:pPr>
-            <w:r>
-              <w:t xml:space="preserve">Le vendeur (prélevée sur le montant reversé)</w:t>
+              <w:t xml:space="preserve">Encaissement de la pièce à la remise</w:t>
+            </w:r>
+          </w:p>
+        </w:tc>
+        <w:tc>
+          <w:tcPr/>
+          <w:p>
+            <w:pPr>
+              <w:pStyle w:val="Compact"/>
+            </w:pPr>
+            <w:r>
+              <w:t xml:space="preserve">Le vendeur (prélevée sur l'encaissement avant versement)</w:t>
             </w:r>
           </w:p>
         </w:tc>
@@ -748,7 +765,7 @@
               <w:pStyle w:val="Compact"/>
             </w:pPr>
             <w:r>
-              <w:t xml:space="preserve">Forfait ou à l’usage</w:t>
+              <w:t xml:space="preserve">Forfait ou à l'usage</w:t>
             </w:r>
           </w:p>
         </w:tc>
@@ -802,23 +819,39 @@
         <w:t xml:space="preserve"> </w:t>
       </w:r>
       <w:r>
-        <w:t xml:space="preserve">: le revenu marketplace n’est</w:t>
-      </w:r>
-      <w:r>
-        <w:t xml:space="preserve"> </w:t>
-      </w:r>
-      <w:r>
-        <w:rPr>
-          <w:b/>
-          <w:bCs/>
-        </w:rPr>
-        <w:t xml:space="preserve">reconnu</w:t>
-      </w:r>
-      <w:r>
-        <w:t xml:space="preserve"> </w:t>
-      </w:r>
-      <w:r>
-        <w:t xml:space="preserve">qu’au release escrow (état</w:t>
+        <w:t xml:space="preserve">: le revenu marketplace n'est</w:t>
+      </w:r>
+      <w:r>
+        <w:t xml:space="preserve"> </w:t>
+      </w:r>
+      <w:r>
+        <w:rPr>
+          <w:b/>
+          <w:bCs/>
+        </w:rPr>
+        <w:t xml:space="preserve">reconnu qu'à la remise payée</w:t>
+      </w:r>
+      <w:r>
+        <w:t xml:space="preserve"> </w:t>
+      </w:r>
+      <w:r>
+        <w:t xml:space="preserve">— la pièce est livrée</w:t>
+      </w:r>
+      <w:r>
+        <w:t xml:space="preserve"> </w:t>
+      </w:r>
+      <w:r>
+        <w:rPr>
+          <w:i/>
+          <w:iCs/>
+        </w:rPr>
+        <w:t xml:space="preserve">et</w:t>
+      </w:r>
+      <w:r>
+        <w:t xml:space="preserve"> </w:t>
+      </w:r>
+      <w:r>
+        <w:t xml:space="preserve">encaissée (état</w:t>
       </w:r>
       <w:r>
         <w:t xml:space="preserve"> </w:t>
@@ -833,7 +866,7 @@
         <w:t xml:space="preserve"> </w:t>
       </w:r>
       <w:r>
-        <w:t xml:space="preserve">de la state machine — voir CTO Bible,</w:t>
+        <w:t xml:space="preserve">de la state machine, voir CTO Bible</w:t>
       </w:r>
       <w:r>
         <w:t xml:space="preserve"> </w:t>
@@ -860,7 +893,7 @@
         <w:t xml:space="preserve"> </w:t>
       </w:r>
       <w:r>
-        <w:t xml:space="preserve">mais non livrée n’est</w:t>
+        <w:t xml:space="preserve">mais non livrée n'est</w:t>
       </w:r>
       <w:r>
         <w:t xml:space="preserve"> </w:t>
@@ -876,11 +909,35 @@
         <w:t xml:space="preserve"> </w:t>
       </w:r>
       <w:r>
-        <w:t xml:space="preserve">du revenu : c’est du GMV en transit. Ne jamais forecaster sur du GMV non livré.</w:t>
+        <w:t xml:space="preserve">du revenu : c'est du GMV en transit. Ne jamais forecaster sur du GMV non livré.</w:t>
+      </w:r>
+    </w:p>
+    <w:p>
+      <w:pPr>
+        <w:pStyle w:val="BodyText"/>
+      </w:pPr>
+      <w:r>
+        <w:t xml:space="preserve">Le passage au paiement direct ne change pas cette règle, il la rend plus stricte. Le vendeur est payé immédiatement à l'encaissement, mais</w:t>
+      </w:r>
+      <w:r>
+        <w:t xml:space="preserve"> </w:t>
+      </w:r>
+      <w:r>
+        <w:rPr>
+          <w:b/>
+          <w:bCs/>
+        </w:rPr>
+        <w:t xml:space="preserve">la commission n'est acquise que si la pièce est effectivement remise</w:t>
+      </w:r>
+      <w:r>
+        <w:t xml:space="preserve"> </w:t>
+      </w:r>
+      <w:r>
+        <w:t xml:space="preserve">: rien n'étant livré sans paiement, une commande non remise ne produit aucun revenu, et un retour justifié annule la commission. Un prépaiement en ligne encaissé mais non livré reste du GMV en transit, jamais du revenu.</w:t>
       </w:r>
     </w:p>
     <w:bookmarkEnd w:id="24"/>
-    <w:bookmarkStart w:id="25" w:name="la-formule-maîtresse-du-revenu"/>
+    <w:bookmarkStart w:id="25" w:name="X95ee53ebb36ac5f3468e28039d86e97f4afe5b6"/>
     <w:p>
       <w:pPr>
         <w:pStyle w:val="Heading3"/>
@@ -932,15 +989,15 @@
         <w:pStyle w:val="FirstParagraph"/>
       </w:pPr>
       <w:r>
-        <w:t xml:space="preserve">Décompose chaque terme jusqu’au levier actionnable :</w:t>
-      </w:r>
-    </w:p>
-    <w:p>
-      <w:pPr>
-        <w:pStyle w:val="Compact"/>
-        <w:numPr>
-          <w:ilvl w:val="0"/>
-          <w:numId w:val="1002"/>
+        <w:t xml:space="preserve">Décompose chaque terme jusqu'au levier actionnable :</w:t>
+      </w:r>
+    </w:p>
+    <w:p>
+      <w:pPr>
+        <w:pStyle w:val="Compact"/>
+        <w:numPr>
+          <w:ilvl w:val="0"/>
+          <w:numId w:val="1003"/>
         </w:numPr>
       </w:pPr>
       <w:r>
@@ -962,7 +1019,7 @@
         <w:pStyle w:val="Compact"/>
         <w:numPr>
           <w:ilvl w:val="0"/>
-          <w:numId w:val="1002"/>
+          <w:numId w:val="1003"/>
         </w:numPr>
       </w:pPr>
       <w:r>
@@ -984,7 +1041,7 @@
         <w:pStyle w:val="Compact"/>
         <w:numPr>
           <w:ilvl w:val="0"/>
-          <w:numId w:val="1002"/>
+          <w:numId w:val="1003"/>
         </w:numPr>
       </w:pPr>
       <w:r>
@@ -1006,7 +1063,7 @@
         <w:pStyle w:val="Compact"/>
         <w:numPr>
           <w:ilvl w:val="0"/>
-          <w:numId w:val="1002"/>
+          <w:numId w:val="1003"/>
         </w:numPr>
       </w:pPr>
       <w:r>
@@ -1035,11 +1092,11 @@
         <w:t xml:space="preserve">Chaque levier de ce développement est un projet CRO</w:t>
       </w:r>
       <w:r>
-        <w:t xml:space="preserve">. Si tu ne sais pas lequel bouger ce trimestre, tu n’as pas de plan.</w:t>
+        <w:t xml:space="preserve">. Si tu ne sais pas lequel bouger ce trimestre, tu n'as pas de plan.</w:t>
       </w:r>
     </w:p>
     <w:bookmarkEnd w:id="25"/>
-    <w:bookmarkStart w:id="26" w:name="Xf816cdd507300f6ddeb74c763430f7bfd721136"/>
+    <w:bookmarkStart w:id="26" w:name="X593453b938e045be398ddf2b6d5f74f77238992"/>
     <w:p>
       <w:pPr>
         <w:pStyle w:val="Heading3"/>
@@ -1053,15 +1110,15 @@
         <w:pStyle w:val="FirstParagraph"/>
       </w:pPr>
       <w:r>
-        <w:t xml:space="preserve">Le revenu ne se perd pas qu’en haut du funnel. Audit mensuel obligatoire sur :</w:t>
-      </w:r>
-    </w:p>
-    <w:p>
-      <w:pPr>
-        <w:pStyle w:val="Compact"/>
-        <w:numPr>
-          <w:ilvl w:val="0"/>
-          <w:numId w:val="1003"/>
+        <w:t xml:space="preserve">Le revenu ne se perd pas qu'en haut du funnel. Audit mensuel obligatoire sur :</w:t>
+      </w:r>
+    </w:p>
+    <w:p>
+      <w:pPr>
+        <w:pStyle w:val="Compact"/>
+        <w:numPr>
+          <w:ilvl w:val="0"/>
+          <w:numId w:val="1004"/>
         </w:numPr>
       </w:pPr>
       <w:r>
@@ -1083,7 +1140,7 @@
         <w:pStyle w:val="Compact"/>
         <w:numPr>
           <w:ilvl w:val="0"/>
-          <w:numId w:val="1003"/>
+          <w:numId w:val="1004"/>
         </w:numPr>
       </w:pPr>
       <w:r>
@@ -1105,7 +1162,7 @@
         <w:pStyle w:val="Compact"/>
         <w:numPr>
           <w:ilvl w:val="0"/>
-          <w:numId w:val="1003"/>
+          <w:numId w:val="1004"/>
         </w:numPr>
       </w:pPr>
       <w:r>
@@ -1119,15 +1176,15 @@
         <w:t xml:space="preserve"> </w:t>
       </w:r>
       <w:r>
-        <w:t xml:space="preserve">: mécanicien et vendeur qui se recontactent en direct après une première mise en relation (le « leakage WhatsApp »). C’est la fuite n°1 d’une marketplace. Mesure-la, combats-la (cf. §6.4).</w:t>
-      </w:r>
-    </w:p>
-    <w:p>
-      <w:pPr>
-        <w:pStyle w:val="Compact"/>
-        <w:numPr>
-          <w:ilvl w:val="0"/>
-          <w:numId w:val="1003"/>
+        <w:t xml:space="preserve">: mécanicien et vendeur qui se recontactent en direct après une première mise en relation (le « leakage WhatsApp »). C'est la fuite n°1 d'une marketplace. Mesure-la, combats-la (cf. §6.4).</w:t>
+      </w:r>
+    </w:p>
+    <w:p>
+      <w:pPr>
+        <w:pStyle w:val="Compact"/>
+        <w:numPr>
+          <w:ilvl w:val="0"/>
+          <w:numId w:val="1004"/>
         </w:numPr>
       </w:pPr>
       <w:r>
@@ -1149,7 +1206,7 @@
         <w:pStyle w:val="Compact"/>
         <w:numPr>
           <w:ilvl w:val="0"/>
-          <w:numId w:val="1003"/>
+          <w:numId w:val="1004"/>
         </w:numPr>
       </w:pPr>
       <w:r>
@@ -1175,7 +1232,7 @@
     </w:p>
     <w:bookmarkEnd w:id="26"/>
     <w:bookmarkEnd w:id="27"/>
-    <w:bookmarkStart w:id="31" w:name="stratégie-de-monétisation-la-doctrine"/>
+    <w:bookmarkStart w:id="31" w:name="Xeb0f807926d6a8ac7d9cd4a8d3e5b5e81d555bc"/>
     <w:p>
       <w:pPr>
         <w:pStyle w:val="Heading2"/>
@@ -1184,7 +1241,7 @@
         <w:t xml:space="preserve">3. Stratégie de monétisation — la doctrine</w:t>
       </w:r>
     </w:p>
-    <w:bookmarkStart w:id="28" w:name="X673f1d6bf527f30c02090a23d0d523f40ebc3cc"/>
+    <w:bookmarkStart w:id="28" w:name="Xbeb8aea7951e3bf657241e52ecd1c191d06579c"/>
     <w:p>
       <w:pPr>
         <w:pStyle w:val="Heading3"/>
@@ -1208,7 +1265,7 @@
           <w:b/>
           <w:bCs/>
         </w:rPr>
-        <w:t xml:space="preserve">les flottes paient pour l’intelligence (savoir où part l’argent) et l’urgence opérationnelle (ne pas perdre une journée), pas pour des notifications.</w:t>
+        <w:t xml:space="preserve">les flottes paient pour l'intelligence (savoir où part l'argent) et l'urgence opérationnelle (ne pas perdre une journée), pas pour des notifications.</w:t>
       </w:r>
       <w:r>
         <w:t xml:space="preserve"> </w:t>
@@ -1222,7 +1279,7 @@
         <w:pStyle w:val="Compact"/>
         <w:numPr>
           <w:ilvl w:val="0"/>
-          <w:numId w:val="1004"/>
+          <w:numId w:val="1005"/>
         </w:numPr>
       </w:pPr>
       <w:r>
@@ -1252,7 +1309,7 @@
         <w:t xml:space="preserve"> </w:t>
       </w:r>
       <w:r>
-        <w:t xml:space="preserve">(intégrée, jamais un surcoût affiché au-dessus du prix vendeur) + breakdown transparent qui justifie la valeur (cf. DESIGN.md, breakdown obligatoire). On ne facture</w:t>
+        <w:t xml:space="preserve">(intégrée, jamais un surcoût affiché au-dessus du prix vendeur) + breakdown transparent qui justifie la valeur (cf. DESIGN.md, breakdown obligatoire). On ne facture</w:t>
       </w:r>
       <w:r>
         <w:t xml:space="preserve"> </w:t>
@@ -1268,15 +1325,15 @@
         <w:t xml:space="preserve"> </w:t>
       </w:r>
       <w:r>
-        <w:t xml:space="preserve">d’abonnement au mécanicien en phase d’acquisition.</w:t>
-      </w:r>
-    </w:p>
-    <w:p>
-      <w:pPr>
-        <w:pStyle w:val="Compact"/>
-        <w:numPr>
-          <w:ilvl w:val="0"/>
-          <w:numId w:val="1004"/>
+        <w:t xml:space="preserve">d'abonnement au mécanicien en phase d'acquisition.</w:t>
+      </w:r>
+    </w:p>
+    <w:p>
+      <w:pPr>
+        <w:pStyle w:val="Compact"/>
+        <w:numPr>
+          <w:ilvl w:val="0"/>
+          <w:numId w:val="1005"/>
         </w:numPr>
       </w:pPr>
       <w:r>
@@ -1290,7 +1347,7 @@
         <w:t xml:space="preserve"> </w:t>
       </w:r>
       <w:r>
-        <w:t xml:space="preserve">: sensible au coût total et à l’immobilisation. On monétise par</w:t>
+        <w:t xml:space="preserve">: sensible au coût total et à l'immobilisation. On monétise par</w:t>
       </w:r>
       <w:r>
         <w:t xml:space="preserve"> </w:t>
@@ -1306,15 +1363,15 @@
         <w:t xml:space="preserve"> </w:t>
       </w:r>
       <w:r>
-        <w:t xml:space="preserve">indexé sur la valeur du pilotage et de l’urgence opérationnelle, pas sur l’usage marketplace.</w:t>
-      </w:r>
-    </w:p>
-    <w:p>
-      <w:pPr>
-        <w:pStyle w:val="Compact"/>
-        <w:numPr>
-          <w:ilvl w:val="0"/>
-          <w:numId w:val="1004"/>
+        <w:t xml:space="preserve">indexé sur la valeur du pilotage et de l'urgence opérationnelle, pas sur l'usage marketplace.</w:t>
+      </w:r>
+    </w:p>
+    <w:p>
+      <w:pPr>
+        <w:pStyle w:val="Compact"/>
+        <w:numPr>
+          <w:ilvl w:val="0"/>
+          <w:numId w:val="1005"/>
         </w:numPr>
       </w:pPr>
       <w:r>
@@ -1364,7 +1421,7 @@
       </w:r>
     </w:p>
     <w:bookmarkEnd w:id="28"/>
-    <w:bookmarkStart w:id="29" w:name="la-règle-de-monétisation-segmentée"/>
+    <w:bookmarkStart w:id="29" w:name="X9b38249c320b989e2996c71e12b64448fcecaa8"/>
     <w:p>
       <w:pPr>
         <w:pStyle w:val="Heading3"/>
@@ -1376,8 +1433,7 @@
     <w:tbl>
       <w:tblPr>
         <w:tblStyle w:val="Table"/>
-        <w:tblW w:type="pct" w:w="5000"/>
-        <w:tblLayout w:type="fixed"/>
+        <w:tblW w:type="auto" w:w="0"/>
         <w:tblLook w:firstRow="1" w:lastRow="0" w:firstColumn="0" w:lastColumn="0" w:noHBand="0" w:noVBand="0" w:val="0020"/>
       </w:tblPr>
       <w:tblGrid>
@@ -1430,7 +1486,7 @@
               <w:pStyle w:val="Compact"/>
             </w:pPr>
             <w:r>
-              <w:t xml:space="preserve">Ce qu’on NE facture jamais</w:t>
+              <w:t xml:space="preserve">Ce qu'on NE facture jamais</w:t>
             </w:r>
           </w:p>
         </w:tc>
@@ -1476,7 +1532,7 @@
               <w:pStyle w:val="Compact"/>
             </w:pPr>
             <w:r>
-              <w:t xml:space="preserve">Abonnement, frais d’inscription</w:t>
+              <w:t xml:space="preserve">Abonnement, frais d'inscription</w:t>
             </w:r>
           </w:p>
         </w:tc>
@@ -1568,7 +1624,7 @@
               <w:pStyle w:val="Compact"/>
             </w:pPr>
             <w:r>
-              <w:t xml:space="preserve">Frais de mise en service &gt; 1 mois d’abo</w:t>
+              <w:t xml:space="preserve">Frais de mise en service &gt; 1 mois d'abo</w:t>
             </w:r>
           </w:p>
         </w:tc>
@@ -1660,14 +1716,14 @@
               <w:pStyle w:val="Compact"/>
             </w:pPr>
             <w:r>
-              <w:t xml:space="preserve">Abonnement vendeur tant qu’on construit l’offre</w:t>
+              <w:t xml:space="preserve">Abonnement vendeur tant qu'on construit l'offre</w:t>
             </w:r>
           </w:p>
         </w:tc>
       </w:tr>
     </w:tbl>
     <w:bookmarkEnd w:id="29"/>
-    <w:bookmarkStart w:id="30" w:name="X01f5bf59990b97e6dea2538c4ffafc91d33ace0"/>
+    <w:bookmarkStart w:id="30" w:name="X4427b243d81c190b735824570e871fd15653c34"/>
     <w:p>
       <w:pPr>
         <w:pStyle w:val="Heading3"/>
@@ -1710,7 +1766,7 @@
         <w:pStyle w:val="FirstParagraph"/>
       </w:pPr>
       <w:r>
-        <w:t xml:space="preserve">Chaque trimestre, la part de récurrent doit monter. C’est ce qui transforme un GMV joli mais volatil en une entreprise valorisable sur un multiple d’ARR.</w:t>
+        <w:t xml:space="preserve">Chaque trimestre, la part de récurrent doit monter. C'est ce qui transforme un GMV joli mais volatil en une entreprise valorisable sur un multiple d'ARR.</w:t>
       </w:r>
       <w:r>
         <w:t xml:space="preserve"> </w:t>
@@ -1732,7 +1788,7 @@
     </w:p>
     <w:bookmarkEnd w:id="30"/>
     <w:bookmarkEnd w:id="31"/>
-    <w:bookmarkStart w:id="37" w:name="pricing-le-laboratoire"/>
+    <w:bookmarkStart w:id="37" w:name="X353076d39ab32980c5c0131cbb388e7f3962e82"/>
     <w:p>
       <w:pPr>
         <w:pStyle w:val="Heading2"/>
@@ -1741,7 +1797,7 @@
         <w:t xml:space="preserve">4. Pricing — le laboratoire</w:t>
       </w:r>
     </w:p>
-    <w:bookmarkStart w:id="32" w:name="architecture-de-prix-actuelle-référence"/>
+    <w:bookmarkStart w:id="32" w:name="X924c0bd8ee1059fa2a2b4c650c0cd6bbee9004d"/>
     <w:p>
       <w:pPr>
         <w:pStyle w:val="Heading3"/>
@@ -1755,7 +1811,7 @@
         <w:pStyle w:val="Compact"/>
         <w:numPr>
           <w:ilvl w:val="0"/>
-          <w:numId w:val="1005"/>
+          <w:numId w:val="1006"/>
         </w:numPr>
       </w:pPr>
       <w:r>
@@ -1769,7 +1825,7 @@
         <w:t xml:space="preserve"> </w:t>
       </w:r>
       <w:r>
-        <w:t xml:space="preserve">: 5 à 10% côté vendeur, prélevée à l’escrow release. Le floor de commission Liaison reste</w:t>
+        <w:t xml:space="preserve">: 5 à 10% côté vendeur, prélevée sur l'encaissement à la remise. Le floor de commission Liaison reste</w:t>
       </w:r>
       <w:r>
         <w:t xml:space="preserve"> </w:t>
@@ -1805,7 +1861,7 @@
         <w:pStyle w:val="Compact"/>
         <w:numPr>
           <w:ilvl w:val="0"/>
-          <w:numId w:val="1005"/>
+          <w:numId w:val="1006"/>
         </w:numPr>
       </w:pPr>
       <w:r>
@@ -1827,7 +1883,7 @@
         <w:pStyle w:val="Compact"/>
         <w:numPr>
           <w:ilvl w:val="0"/>
-          <w:numId w:val="1005"/>
+          <w:numId w:val="1006"/>
         </w:numPr>
       </w:pPr>
       <w:r>
@@ -1849,7 +1905,7 @@
         <w:pStyle w:val="Compact"/>
         <w:numPr>
           <w:ilvl w:val="0"/>
-          <w:numId w:val="1005"/>
+          <w:numId w:val="1006"/>
         </w:numPr>
       </w:pPr>
       <w:r>
@@ -1903,7 +1959,7 @@
       </w:r>
     </w:p>
     <w:bookmarkEnd w:id="32"/>
-    <w:bookmarkStart w:id="33" w:name="X0710d20fe39acf55c11da1145d1d628e4005d48"/>
+    <w:bookmarkStart w:id="33" w:name="X267eea488fd1450c388dd08e9e72486e8939e74"/>
     <w:p>
       <w:pPr>
         <w:pStyle w:val="Heading3"/>
@@ -1933,7 +1989,7 @@
         <w:t xml:space="preserve"> </w:t>
       </w:r>
       <w:r>
-        <w:t xml:space="preserve">(mises à jour via le scraper ingest, vendor « Global Auto », visibles publiquement). C’est notre</w:t>
+        <w:t xml:space="preserve">(mises à jour via le scraper ingest, vendor « Global Auto », visibles publiquement). C'est notre</w:t>
       </w:r>
       <w:r>
         <w:t xml:space="preserve"> </w:t>
@@ -1957,7 +2013,7 @@
         <w:pStyle w:val="Compact"/>
         <w:numPr>
           <w:ilvl w:val="0"/>
-          <w:numId w:val="1006"/>
+          <w:numId w:val="1007"/>
         </w:numPr>
       </w:pPr>
       <w:r>
@@ -1979,7 +2035,7 @@
         <w:pStyle w:val="Compact"/>
         <w:numPr>
           <w:ilvl w:val="0"/>
-          <w:numId w:val="1006"/>
+          <w:numId w:val="1007"/>
         </w:numPr>
       </w:pPr>
       <w:r>
@@ -1993,15 +2049,15 @@
         <w:t xml:space="preserve"> </w:t>
       </w:r>
       <w:r>
-        <w:t xml:space="preserve">: alerter quand une de nos lignes est significativement au-dessus du concurrent sur la même pièce (risque de désintermédiation, cf. §6.4).</w:t>
-      </w:r>
-    </w:p>
-    <w:p>
-      <w:pPr>
-        <w:pStyle w:val="Compact"/>
-        <w:numPr>
-          <w:ilvl w:val="0"/>
-          <w:numId w:val="1006"/>
+        <w:t xml:space="preserve">: alerter quand une de nos lignes est significativement au-dessus du concurrent sur la même pièce (risque de désintermédiation, cf. §6.4).</w:t>
+      </w:r>
+    </w:p>
+    <w:p>
+      <w:pPr>
+        <w:pStyle w:val="Compact"/>
+        <w:numPr>
+          <w:ilvl w:val="0"/>
+          <w:numId w:val="1007"/>
         </w:numPr>
       </w:pPr>
       <w:r>
@@ -2015,15 +2071,15 @@
         <w:t xml:space="preserve"> </w:t>
       </w:r>
       <w:r>
-        <w:t xml:space="preserve">: « voici l’écart de prix moyen vs le marché en ligne sur votre panier réel ».</w:t>
-      </w:r>
-    </w:p>
-    <w:p>
-      <w:pPr>
-        <w:pStyle w:val="Compact"/>
-        <w:numPr>
-          <w:ilvl w:val="0"/>
-          <w:numId w:val="1006"/>
+        <w:t xml:space="preserve">: « voici l'écart de prix moyen vs le marché en ligne sur votre panier réel ».</w:t>
+      </w:r>
+    </w:p>
+    <w:p>
+      <w:pPr>
+        <w:pStyle w:val="Compact"/>
+        <w:numPr>
+          <w:ilvl w:val="0"/>
+          <w:numId w:val="1007"/>
         </w:numPr>
       </w:pPr>
       <w:r>
@@ -2031,7 +2087,7 @@
       </w:r>
     </w:p>
     <w:bookmarkEnd w:id="33"/>
-    <w:bookmarkStart w:id="34" w:name="les-sept-leviers-de-pricing-à-tester"/>
+    <w:bookmarkStart w:id="34" w:name="Xbfcb9964733bd0d98705d1e37048695a906aad3"/>
     <w:p>
       <w:pPr>
         <w:pStyle w:val="Heading3"/>
@@ -2045,7 +2101,7 @@
         <w:pStyle w:val="Compact"/>
         <w:numPr>
           <w:ilvl w:val="0"/>
-          <w:numId w:val="1007"/>
+          <w:numId w:val="1008"/>
         </w:numPr>
       </w:pPr>
       <w:r>
@@ -2059,15 +2115,15 @@
         <w:t xml:space="preserve"> </w:t>
       </w:r>
       <w:r>
-        <w:t xml:space="preserve">: marge plus élevée sur ré-usiné/OEM (valeur + garantie) que sur l’occasion importée bas prix. Teste 6% / 8% / 10% par segment.</w:t>
-      </w:r>
-    </w:p>
-    <w:p>
-      <w:pPr>
-        <w:pStyle w:val="Compact"/>
-        <w:numPr>
-          <w:ilvl w:val="0"/>
-          <w:numId w:val="1007"/>
+        <w:t xml:space="preserve">: marge plus élevée sur ré-usiné/OEM (valeur + garantie) que sur l'occasion importée bas prix. Teste 6% / 8% / 10% par segment.</w:t>
+      </w:r>
+    </w:p>
+    <w:p>
+      <w:pPr>
+        <w:pStyle w:val="Compact"/>
+        <w:numPr>
+          <w:ilvl w:val="0"/>
+          <w:numId w:val="1008"/>
         </w:numPr>
       </w:pPr>
       <w:r>
@@ -2089,7 +2145,7 @@
         <w:pStyle w:val="Compact"/>
         <w:numPr>
           <w:ilvl w:val="0"/>
-          <w:numId w:val="1007"/>
+          <w:numId w:val="1008"/>
         </w:numPr>
       </w:pPr>
       <w:r>
@@ -2111,7 +2167,7 @@
         <w:pStyle w:val="Compact"/>
         <w:numPr>
           <w:ilvl w:val="0"/>
-          <w:numId w:val="1007"/>
+          <w:numId w:val="1008"/>
         </w:numPr>
       </w:pPr>
       <w:r>
@@ -2133,7 +2189,7 @@
         <w:pStyle w:val="Compact"/>
         <w:numPr>
           <w:ilvl w:val="0"/>
-          <w:numId w:val="1007"/>
+          <w:numId w:val="1008"/>
         </w:numPr>
       </w:pPr>
       <w:r>
@@ -2147,37 +2203,37 @@
         <w:t xml:space="preserve"> </w:t>
       </w:r>
       <w:r>
-        <w:t xml:space="preserve">: packager la conformité dans le Pro + plutôt que la facturer à part → augmente l’ARPU et la stickiness.</w:t>
-      </w:r>
-    </w:p>
-    <w:p>
-      <w:pPr>
-        <w:pStyle w:val="Compact"/>
-        <w:numPr>
-          <w:ilvl w:val="0"/>
-          <w:numId w:val="1007"/>
-        </w:numPr>
-      </w:pPr>
-      <w:r>
-        <w:rPr>
-          <w:b/>
-          <w:bCs/>
-        </w:rPr>
-        <w:t xml:space="preserve">Frais d’urgence à l’acte</w:t>
-      </w:r>
-      <w:r>
-        <w:t xml:space="preserve"> </w:t>
-      </w:r>
-      <w:r>
-        <w:t xml:space="preserve">: pour les non-abonnés, livraison express prioritaire facturée à l’unité (porte d’entrée vers Pro +).</w:t>
-      </w:r>
-    </w:p>
-    <w:p>
-      <w:pPr>
-        <w:pStyle w:val="Compact"/>
-        <w:numPr>
-          <w:ilvl w:val="0"/>
-          <w:numId w:val="1007"/>
+        <w:t xml:space="preserve">: packager la conformité dans le Pro + plutôt que la facturer à part → augmente l'ARPU et la stickiness.</w:t>
+      </w:r>
+    </w:p>
+    <w:p>
+      <w:pPr>
+        <w:pStyle w:val="Compact"/>
+        <w:numPr>
+          <w:ilvl w:val="0"/>
+          <w:numId w:val="1008"/>
+        </w:numPr>
+      </w:pPr>
+      <w:r>
+        <w:rPr>
+          <w:b/>
+          <w:bCs/>
+        </w:rPr>
+        <w:t xml:space="preserve">Frais d'urgence à l'acte</w:t>
+      </w:r>
+      <w:r>
+        <w:t xml:space="preserve"> </w:t>
+      </w:r>
+      <w:r>
+        <w:t xml:space="preserve">: pour les non-abonnés, livraison express prioritaire facturée à l'unité (porte d'entrée vers Pro +).</w:t>
+      </w:r>
+    </w:p>
+    <w:p>
+      <w:pPr>
+        <w:pStyle w:val="Compact"/>
+        <w:numPr>
+          <w:ilvl w:val="0"/>
+          <w:numId w:val="1008"/>
         </w:numPr>
       </w:pPr>
       <w:r>
@@ -2191,11 +2247,11 @@
         <w:t xml:space="preserve"> </w:t>
       </w:r>
       <w:r>
-        <w:t xml:space="preserve">: commission minimale en valeur absolue sur les petits paniers (sinon les pièces à 3 000 F coûtent plus cher à servir qu’elles ne rapportent).</w:t>
+        <w:t xml:space="preserve">: commission minimale en valeur absolue sur les petits paniers (sinon les pièces à 3 000 F coûtent plus cher à servir qu'elles ne rapportent).</w:t>
       </w:r>
     </w:p>
     <w:bookmarkEnd w:id="34"/>
-    <w:bookmarkStart w:id="35" w:name="Xc11724698e440daffd34e99fd68885795ad556e"/>
+    <w:bookmarkStart w:id="35" w:name="X753b468a6d767427b72f804436f69d43ea679d8"/>
     <w:p>
       <w:pPr>
         <w:pStyle w:val="Heading3"/>
@@ -2215,8 +2271,7 @@
     <w:tbl>
       <w:tblPr>
         <w:tblStyle w:val="Table"/>
-        <w:tblW w:type="pct" w:w="5000"/>
-        <w:tblLayout w:type="fixed"/>
+        <w:tblW w:type="auto" w:w="0"/>
         <w:tblLook w:firstRow="1" w:lastRow="0" w:firstColumn="0" w:lastColumn="0" w:noHBand="0" w:noVBand="0" w:val="0020"/>
       </w:tblPr>
       <w:tblGrid>
@@ -2408,7 +2463,7 @@
         <w:pStyle w:val="Compact"/>
         <w:numPr>
           <w:ilvl w:val="0"/>
-          <w:numId w:val="1008"/>
+          <w:numId w:val="1009"/>
         </w:numPr>
       </w:pPr>
       <w:r>
@@ -2430,7 +2485,7 @@
         <w:pStyle w:val="Compact"/>
         <w:numPr>
           <w:ilvl w:val="0"/>
-          <w:numId w:val="1008"/>
+          <w:numId w:val="1009"/>
         </w:numPr>
       </w:pPr>
       <w:r>
@@ -2452,7 +2507,7 @@
         <w:pStyle w:val="Compact"/>
         <w:numPr>
           <w:ilvl w:val="0"/>
-          <w:numId w:val="1008"/>
+          <w:numId w:val="1009"/>
         </w:numPr>
       </w:pPr>
       <w:r>
@@ -2466,11 +2521,11 @@
         <w:t xml:space="preserve"> </w:t>
       </w:r>
       <w:r>
-        <w:t xml:space="preserve">La take rate est l’actif le plus dur à remonter une fois baissé.</w:t>
+        <w:t xml:space="preserve">La take rate est l'actif le plus dur à remonter une fois baissé.</w:t>
       </w:r>
     </w:p>
     <w:bookmarkEnd w:id="35"/>
-    <w:bookmarkStart w:id="36" w:name="méthode-de-test-prix"/>
+    <w:bookmarkStart w:id="36" w:name="Xdebcb3479a6458da1af4ac0eb8836b1e8b186f3"/>
     <w:p>
       <w:pPr>
         <w:pStyle w:val="Heading3"/>
@@ -2484,7 +2539,7 @@
         <w:pStyle w:val="Compact"/>
         <w:numPr>
           <w:ilvl w:val="0"/>
-          <w:numId w:val="1009"/>
+          <w:numId w:val="1010"/>
         </w:numPr>
       </w:pPr>
       <w:r>
@@ -2506,7 +2561,7 @@
         <w:pStyle w:val="Compact"/>
         <w:numPr>
           <w:ilvl w:val="0"/>
-          <w:numId w:val="1009"/>
+          <w:numId w:val="1010"/>
         </w:numPr>
       </w:pPr>
       <w:r>
@@ -2520,15 +2575,15 @@
         <w:t xml:space="preserve"> </w:t>
       </w:r>
       <w:r>
-        <w:t xml:space="preserve">: les clients existants gardent leur prix sur la durée de l’engagement en cours, montent au renouvellement. On ne casse pas la confiance pour gratter 5%.</w:t>
-      </w:r>
-    </w:p>
-    <w:p>
-      <w:pPr>
-        <w:pStyle w:val="Compact"/>
-        <w:numPr>
-          <w:ilvl w:val="0"/>
-          <w:numId w:val="1009"/>
+        <w:t xml:space="preserve">: les clients existants gardent leur prix sur la durée de l'engagement en cours, montent au renouvellement. On ne casse pas la confiance pour gratter 5%.</w:t>
+      </w:r>
+    </w:p>
+    <w:p>
+      <w:pPr>
+        <w:pStyle w:val="Compact"/>
+        <w:numPr>
+          <w:ilvl w:val="0"/>
+          <w:numId w:val="1010"/>
         </w:numPr>
       </w:pPr>
       <w:r>
@@ -2554,7 +2609,7 @@
     </w:p>
     <w:bookmarkEnd w:id="36"/>
     <w:bookmarkEnd w:id="37"/>
-    <w:bookmarkStart w:id="42" w:name="Xca34cdfdf5f19a57a618f6dad5cafe3ad0c1abd"/>
+    <w:bookmarkStart w:id="42" w:name="Xa2bdc78b08a43a4f6ba2c91a3f242e4779f581a"/>
     <w:p>
       <w:pPr>
         <w:pStyle w:val="Heading2"/>
@@ -2563,7 +2618,7 @@
         <w:t xml:space="preserve">5. La machine de vente — playbooks par segment</w:t>
       </w:r>
     </w:p>
-    <w:bookmarkStart w:id="38" w:name="X8672724739fdd0ba871c3b0ab698d02590af9ad"/>
+    <w:bookmarkStart w:id="38" w:name="Xaa488de7a02916409ff339f69806f502218fea9"/>
     <w:p>
       <w:pPr>
         <w:pStyle w:val="Heading3"/>
@@ -2625,15 +2680,15 @@
       <w:r>
         <w:t xml:space="preserve">:</w:t>
       </w:r>
-      <w:r>
-        <w:t xml:space="preserve"> </w:t>
-      </w:r>
-      <w:r>
-        <w:t xml:space="preserve">1.</w:t>
-      </w:r>
-      <w:r>
-        <w:t xml:space="preserve"> </w:t>
-      </w:r>
+    </w:p>
+    <w:p>
+      <w:pPr>
+        <w:pStyle w:val="Compact"/>
+        <w:numPr>
+          <w:ilvl w:val="0"/>
+          <w:numId w:val="1011"/>
+        </w:numPr>
+      </w:pPr>
       <w:r>
         <w:rPr>
           <w:b/>
@@ -2647,15 +2702,15 @@
       <w:r>
         <w:t xml:space="preserve">: Budget (paie déjà des pièces, oui), Authority (le gérant décide), Need (combien de véhicules immobilisés/mois ?), Timeline (douleur actuelle ?). Disqualifier vite les &lt; 10 véhicules sans douleur.</w:t>
       </w:r>
-      <w:r>
-        <w:t xml:space="preserve"> </w:t>
-      </w:r>
-      <w:r>
-        <w:t xml:space="preserve">2.</w:t>
-      </w:r>
-      <w:r>
-        <w:t xml:space="preserve"> </w:t>
-      </w:r>
+    </w:p>
+    <w:p>
+      <w:pPr>
+        <w:pStyle w:val="Compact"/>
+        <w:numPr>
+          <w:ilvl w:val="0"/>
+          <w:numId w:val="1011"/>
+        </w:numPr>
+      </w:pPr>
       <w:r>
         <w:rPr>
           <w:b/>
@@ -2685,15 +2740,15 @@
       <w:r>
         <w:t xml:space="preserve">coût pièces actuel non piloté vs le dashboard Pièces. « Tu sais combien tu as dépensé en plaquettes ce trimestre ? Non. Nous oui. »</w:t>
       </w:r>
-      <w:r>
-        <w:t xml:space="preserve"> </w:t>
-      </w:r>
-      <w:r>
-        <w:t xml:space="preserve">3.</w:t>
-      </w:r>
-      <w:r>
-        <w:t xml:space="preserve"> </w:t>
-      </w:r>
+    </w:p>
+    <w:p>
+      <w:pPr>
+        <w:pStyle w:val="Compact"/>
+        <w:numPr>
+          <w:ilvl w:val="0"/>
+          <w:numId w:val="1011"/>
+        </w:numPr>
+      </w:pPr>
       <w:r>
         <w:rPr>
           <w:b/>
@@ -2721,17 +2776,17 @@
         <w:t xml:space="preserve"> </w:t>
       </w:r>
       <w:r>
-        <w:t xml:space="preserve">(−18 à −25% budget pièces, X jours d’immobilisation évités).</w:t>
-      </w:r>
-      <w:r>
-        <w:t xml:space="preserve"> </w:t>
-      </w:r>
-      <w:r>
-        <w:t xml:space="preserve">4.</w:t>
-      </w:r>
-      <w:r>
-        <w:t xml:space="preserve"> </w:t>
-      </w:r>
+        <w:t xml:space="preserve">(−18 à −25% budget pièces, X jours d'immobilisation évités).</w:t>
+      </w:r>
+    </w:p>
+    <w:p>
+      <w:pPr>
+        <w:pStyle w:val="Compact"/>
+        <w:numPr>
+          <w:ilvl w:val="0"/>
+          <w:numId w:val="1011"/>
+        </w:numPr>
+      </w:pPr>
       <w:r>
         <w:rPr>
           <w:b/>
@@ -2743,17 +2798,17 @@
         <w:t xml:space="preserve"> </w:t>
       </w:r>
       <w:r>
-        <w:t xml:space="preserve">: après le premier mois de mesure, présenter le ROI réel mesuré. Le prix de l’abonnement doit être &lt; 1/5 de l’économie démontrée.</w:t>
-      </w:r>
-      <w:r>
-        <w:t xml:space="preserve"> </w:t>
-      </w:r>
-      <w:r>
-        <w:t xml:space="preserve">5.</w:t>
-      </w:r>
-      <w:r>
-        <w:t xml:space="preserve"> </w:t>
-      </w:r>
+        <w:t xml:space="preserve">: après le premier mois de mesure, présenter le ROI réel mesuré. Le prix de l'abonnement doit être &lt; 1/5 de l'économie démontrée.</w:t>
+      </w:r>
+    </w:p>
+    <w:p>
+      <w:pPr>
+        <w:pStyle w:val="Compact"/>
+        <w:numPr>
+          <w:ilvl w:val="0"/>
+          <w:numId w:val="1011"/>
+        </w:numPr>
+      </w:pPr>
       <w:r>
         <w:rPr>
           <w:b/>
@@ -2770,7 +2825,7 @@
     </w:p>
     <w:p>
       <w:pPr>
-        <w:pStyle w:val="BodyText"/>
+        <w:pStyle w:val="FirstParagraph"/>
       </w:pPr>
       <w:r>
         <w:rPr>
@@ -2785,27 +2840,45 @@
       <w:r>
         <w:t xml:space="preserve">:</w:t>
       </w:r>
-      <w:r>
-        <w:t xml:space="preserve"> </w:t>
-      </w:r>
-      <w:r>
-        <w:t xml:space="preserve">- « C’est cher » → « C’est 5 000 F/mois contre 30 000 à 50 000 F par jour de véhicule immobilisé. Un seul véhicule sauvé par mois, c’est rentabilisé 6 fois. »</w:t>
-      </w:r>
-      <w:r>
-        <w:t xml:space="preserve"> </w:t>
-      </w:r>
-      <w:r>
-        <w:t xml:space="preserve">- « J’ai déjà mon mécanicien » → « On ne remplace pas ton mécanicien, on lui trouve la pièce moins chère et plus vite, et tu vois enfin où part ton argent. »</w:t>
-      </w:r>
-      <w:r>
-        <w:t xml:space="preserve"> </w:t>
-      </w:r>
-      <w:r>
-        <w:t xml:space="preserve">- « Je verrai plus tard » → déploiement initial instrumenté, ROI mesuré, zéro engagement avant la preuve.</w:t>
+    </w:p>
+    <w:p>
+      <w:pPr>
+        <w:pStyle w:val="Compact"/>
+        <w:numPr>
+          <w:ilvl w:val="0"/>
+          <w:numId w:val="1012"/>
+        </w:numPr>
+      </w:pPr>
+      <w:r>
+        <w:t xml:space="preserve">« C'est cher » → « C'est 5 000 F/mois contre 30 000 à 50 000 F par jour de véhicule immobilisé. Un seul véhicule sauvé par mois, c'est rentabilisé 6 fois. »</w:t>
+      </w:r>
+    </w:p>
+    <w:p>
+      <w:pPr>
+        <w:pStyle w:val="Compact"/>
+        <w:numPr>
+          <w:ilvl w:val="0"/>
+          <w:numId w:val="1012"/>
+        </w:numPr>
+      </w:pPr>
+      <w:r>
+        <w:t xml:space="preserve">« J'ai déjà mon mécanicien » → « On ne remplace pas ton mécanicien, on lui trouve la pièce moins chère et plus vite, et tu vois enfin où part ton argent. »</w:t>
+      </w:r>
+    </w:p>
+    <w:p>
+      <w:pPr>
+        <w:pStyle w:val="Compact"/>
+        <w:numPr>
+          <w:ilvl w:val="0"/>
+          <w:numId w:val="1012"/>
+        </w:numPr>
+      </w:pPr>
+      <w:r>
+        <w:t xml:space="preserve">« Je verrai plus tard » → déploiement initial instrumenté, ROI mesuré, zéro engagement avant la preuve.</w:t>
       </w:r>
     </w:p>
     <w:bookmarkEnd w:id="38"/>
-    <w:bookmarkStart w:id="39" w:name="Xc6262be9114773d5ba7a231a2e5a5c11192f32d"/>
+    <w:bookmarkStart w:id="39" w:name="X8c95757e99dbac9e8bf02dc8d77d03165c29f92"/>
     <w:p>
       <w:pPr>
         <w:pStyle w:val="Heading3"/>
@@ -2837,7 +2910,7 @@
         <w:pStyle w:val="Compact"/>
         <w:numPr>
           <w:ilvl w:val="0"/>
-          <w:numId w:val="1010"/>
+          <w:numId w:val="1013"/>
         </w:numPr>
       </w:pPr>
       <w:r>
@@ -2851,15 +2924,15 @@
         <w:t xml:space="preserve"> </w:t>
       </w:r>
       <w:r>
-        <w:t xml:space="preserve">L’argument FNE-CI / récupération TVA parle directement à lui : « Vos chauffeurs achètent en cash → vous perdez 18% de TVA non récupérable. Avec Pièces, vous la récupérez. » (CEO Bible §5, mouvement 3).</w:t>
-      </w:r>
-    </w:p>
-    <w:p>
-      <w:pPr>
-        <w:pStyle w:val="Compact"/>
-        <w:numPr>
-          <w:ilvl w:val="0"/>
-          <w:numId w:val="1010"/>
+        <w:t xml:space="preserve">L'argument FNE-CI / récupération TVA parle directement à lui : « Vos chauffeurs achètent en cash → vous perdez 18% de TVA non récupérable. Avec Pièces, vous la récupérez. » (CEO Bible §5, mouvement 3).</w:t>
+      </w:r>
+    </w:p>
+    <w:p>
+      <w:pPr>
+        <w:pStyle w:val="Compact"/>
+        <w:numPr>
+          <w:ilvl w:val="0"/>
+          <w:numId w:val="1013"/>
         </w:numPr>
       </w:pPr>
       <w:r>
@@ -2929,7 +3002,7 @@
         <w:pStyle w:val="Compact"/>
         <w:numPr>
           <w:ilvl w:val="0"/>
-          <w:numId w:val="1010"/>
+          <w:numId w:val="1013"/>
         </w:numPr>
       </w:pPr>
       <w:r>
@@ -2951,7 +3024,7 @@
         <w:pStyle w:val="Compact"/>
         <w:numPr>
           <w:ilvl w:val="0"/>
-          <w:numId w:val="1010"/>
+          <w:numId w:val="1013"/>
         </w:numPr>
       </w:pPr>
       <w:r>
@@ -2969,7 +3042,7 @@
       </w:r>
     </w:p>
     <w:bookmarkEnd w:id="39"/>
-    <w:bookmarkStart w:id="40" w:name="Xbd1517db3540a702866802468d82cd6d33d961a"/>
+    <w:bookmarkStart w:id="40" w:name="X609530091b3e1be7366aa5a566f0ddefd9b1cef"/>
     <w:p>
       <w:pPr>
         <w:pStyle w:val="Heading3"/>
@@ -2985,27 +3058,39 @@
       <w:r>
         <w:t xml:space="preserve">Canal de volume, pas de marge unitaire. Modèle :</w:t>
       </w:r>
-      <w:r>
-        <w:t xml:space="preserve"> </w:t>
-      </w:r>
-      <w:r>
-        <w:t xml:space="preserve">- Offre intégrée pour les conducteurs partenaires (API, voir CTO Bible).</w:t>
-      </w:r>
-      <w:r>
-        <w:t xml:space="preserve"> </w:t>
-      </w:r>
-      <w:r>
-        <w:t xml:space="preserve">- Revenue share si nécessaire pour débloquer le volume.</w:t>
-      </w:r>
-      <w:r>
-        <w:t xml:space="preserve"> </w:t>
-      </w:r>
-      <w:r>
-        <w:t xml:space="preserve">-</w:t>
-      </w:r>
-      <w:r>
-        <w:t xml:space="preserve"> </w:t>
-      </w:r>
+    </w:p>
+    <w:p>
+      <w:pPr>
+        <w:pStyle w:val="Compact"/>
+        <w:numPr>
+          <w:ilvl w:val="0"/>
+          <w:numId w:val="1014"/>
+        </w:numPr>
+      </w:pPr>
+      <w:r>
+        <w:t xml:space="preserve">Offre intégrée pour les conducteurs partenaires (API, voir CTO Bible).</w:t>
+      </w:r>
+    </w:p>
+    <w:p>
+      <w:pPr>
+        <w:pStyle w:val="Compact"/>
+        <w:numPr>
+          <w:ilvl w:val="0"/>
+          <w:numId w:val="1014"/>
+        </w:numPr>
+      </w:pPr>
+      <w:r>
+        <w:t xml:space="preserve">Revenue share si nécessaire pour débloquer le volume.</w:t>
+      </w:r>
+    </w:p>
+    <w:p>
+      <w:pPr>
+        <w:pStyle w:val="Compact"/>
+        <w:numPr>
+          <w:ilvl w:val="0"/>
+          <w:numId w:val="1014"/>
+        </w:numPr>
+      </w:pPr>
       <w:r>
         <w:rPr>
           <w:b/>
@@ -3017,11 +3102,11 @@
         <w:t xml:space="preserve"> </w:t>
       </w:r>
       <w:r>
-        <w:t xml:space="preserve">: un deal plateforme mal négocié peut diluer toute la take rate. Plancher de marge non négociable défini avant d’entrer en négociation.</w:t>
+        <w:t xml:space="preserve">: un deal plateforme mal négocié peut diluer toute la take rate. Plancher de marge non négociable défini avant d'entrer en négociation.</w:t>
       </w:r>
     </w:p>
     <w:bookmarkEnd w:id="40"/>
-    <w:bookmarkStart w:id="41" w:name="le-rôle-du-réseau-liaison-dans-le-revenu"/>
+    <w:bookmarkStart w:id="41" w:name="X7fcf8ef262a9bb634140e746841caedfb593dc9"/>
     <w:p>
       <w:pPr>
         <w:pStyle w:val="Heading3"/>
@@ -3035,7 +3120,7 @@
         <w:pStyle w:val="FirstParagraph"/>
       </w:pPr>
       <w:r>
-        <w:t xml:space="preserve">Les Liaisons sourcent l’offre (vendeurs) mais sont aussi un</w:t>
+        <w:t xml:space="preserve">Les Liaisons sourcent l'offre (vendeurs) mais sont aussi un</w:t>
       </w:r>
       <w:r>
         <w:t xml:space="preserve"> </w:t>
@@ -3051,23 +3136,23 @@
         <w:t xml:space="preserve"> </w:t>
       </w:r>
       <w:r>
-        <w:t xml:space="preserve">: ils recommandent Pièces aux mécaniciens qu’ils croisent. Leur commission (3–5% sur ventes générées, floor server-side) est un</w:t>
-      </w:r>
-      <w:r>
-        <w:t xml:space="preserve"> </w:t>
-      </w:r>
-      <w:r>
-        <w:rPr>
-          <w:b/>
-          <w:bCs/>
-        </w:rPr>
-        <w:t xml:space="preserve">coût d’acquisition variable</w:t>
-      </w:r>
-      <w:r>
-        <w:t xml:space="preserve"> </w:t>
-      </w:r>
-      <w:r>
-        <w:t xml:space="preserve">qui doit rester sous le seuil de marge. Le CRO arbitre en continu : commission Liaison vs take rate vs marge nette. Si la commission Liaison + remises dépasse la take rate, la transaction perd de l’argent.</w:t>
+        <w:t xml:space="preserve">: ils recommandent Pièces aux mécaniciens qu'ils croisent. Leur commission (3–5% sur ventes générées, floor server-side) est un</w:t>
+      </w:r>
+      <w:r>
+        <w:t xml:space="preserve"> </w:t>
+      </w:r>
+      <w:r>
+        <w:rPr>
+          <w:b/>
+          <w:bCs/>
+        </w:rPr>
+        <w:t xml:space="preserve">coût d'acquisition variable</w:t>
+      </w:r>
+      <w:r>
+        <w:t xml:space="preserve"> </w:t>
+      </w:r>
+      <w:r>
+        <w:t xml:space="preserve">qui doit rester sous le seuil de marge. Le CRO arbitre en continu : commission Liaison vs take rate vs marge nette. Si la commission Liaison + remises dépasse la take rate, la transaction perd de l'argent.</w:t>
       </w:r>
     </w:p>
     <w:p>
@@ -3079,7 +3164,7 @@
     </w:p>
     <w:bookmarkEnd w:id="41"/>
     <w:bookmarkEnd w:id="42"/>
-    <w:bookmarkStart w:id="47" w:name="revenue-operations-la-prévisibilité"/>
+    <w:bookmarkStart w:id="47" w:name="Xed9896037dc5849041596de9934dfe50f004d47"/>
     <w:p>
       <w:pPr>
         <w:pStyle w:val="Heading2"/>
@@ -3088,7 +3173,7 @@
         <w:t xml:space="preserve">6. Revenue Operations — la prévisibilité</w:t>
       </w:r>
     </w:p>
-    <w:bookmarkStart w:id="43" w:name="le-funnel-et-ses-taux-de-conversion"/>
+    <w:bookmarkStart w:id="43" w:name="X34d56fc210e436b8bd51536052e677ced6f46bb"/>
     <w:p>
       <w:pPr>
         <w:pStyle w:val="Heading3"/>
@@ -3121,7 +3206,7 @@
         <w:pStyle w:val="Compact"/>
         <w:numPr>
           <w:ilvl w:val="0"/>
-          <w:numId w:val="1011"/>
+          <w:numId w:val="1015"/>
         </w:numPr>
       </w:pPr>
       <w:r>
@@ -3133,7 +3218,7 @@
         <w:pStyle w:val="Compact"/>
         <w:numPr>
           <w:ilvl w:val="0"/>
-          <w:numId w:val="1011"/>
+          <w:numId w:val="1015"/>
         </w:numPr>
       </w:pPr>
       <w:r>
@@ -3145,7 +3230,7 @@
         <w:pStyle w:val="Compact"/>
         <w:numPr>
           <w:ilvl w:val="0"/>
-          <w:numId w:val="1011"/>
+          <w:numId w:val="1015"/>
         </w:numPr>
       </w:pPr>
       <w:r>
@@ -3157,7 +3242,7 @@
         <w:pStyle w:val="Compact"/>
         <w:numPr>
           <w:ilvl w:val="0"/>
-          <w:numId w:val="1011"/>
+          <w:numId w:val="1015"/>
         </w:numPr>
       </w:pPr>
       <w:r>
@@ -3175,7 +3260,7 @@
       </w:r>
     </w:p>
     <w:bookmarkEnd w:id="43"/>
-    <w:bookmarkStart w:id="44" w:name="forecasting-la-discipline"/>
+    <w:bookmarkStart w:id="44" w:name="X5d8431d387cd36dfdd932be1ee02a3b10e0a1e7"/>
     <w:p>
       <w:pPr>
         <w:pStyle w:val="Heading3"/>
@@ -3189,7 +3274,7 @@
         <w:pStyle w:val="Compact"/>
         <w:numPr>
           <w:ilvl w:val="0"/>
-          <w:numId w:val="1012"/>
+          <w:numId w:val="1016"/>
         </w:numPr>
       </w:pPr>
       <w:r>
@@ -3227,7 +3312,7 @@
         <w:pStyle w:val="Compact"/>
         <w:numPr>
           <w:ilvl w:val="0"/>
-          <w:numId w:val="1012"/>
+          <w:numId w:val="1016"/>
         </w:numPr>
       </w:pPr>
       <w:r>
@@ -3239,7 +3324,7 @@
         <w:pStyle w:val="Compact"/>
         <w:numPr>
           <w:ilvl w:val="0"/>
-          <w:numId w:val="1012"/>
+          <w:numId w:val="1016"/>
         </w:numPr>
       </w:pPr>
       <w:r>
@@ -3253,11 +3338,11 @@
         <w:t xml:space="preserve"> </w:t>
       </w:r>
       <w:r>
-        <w:t xml:space="preserve">Avant ça, on construit l’historique. Un forecast non tenu détruit la crédibilité auprès du board et tue la planification cash.</w:t>
+        <w:t xml:space="preserve">Avant ça, on construit l'historique. Un forecast non tenu détruit la crédibilité auprès du board et tue la planification cash.</w:t>
       </w:r>
     </w:p>
     <w:bookmarkEnd w:id="44"/>
-    <w:bookmarkStart w:id="45" w:name="le-crm-et-la-donnée-de-revenu"/>
+    <w:bookmarkStart w:id="45" w:name="X12ed35d6de662255074152e1f1e00b1fdad94cf"/>
     <w:p>
       <w:pPr>
         <w:pStyle w:val="Heading3"/>
@@ -3271,7 +3356,7 @@
         <w:pStyle w:val="Compact"/>
         <w:numPr>
           <w:ilvl w:val="0"/>
-          <w:numId w:val="1013"/>
+          <w:numId w:val="1017"/>
         </w:numPr>
       </w:pPr>
       <w:r>
@@ -3285,15 +3370,15 @@
         <w:t xml:space="preserve"> </w:t>
       </w:r>
       <w:r>
-        <w:t xml:space="preserve">sur le pipeline (un CRM, même léger — pas un Excel par AE). Sans ça, pas de forecast, pas de coaching, pas d’attribution.</w:t>
-      </w:r>
-    </w:p>
-    <w:p>
-      <w:pPr>
-        <w:pStyle w:val="Compact"/>
-        <w:numPr>
-          <w:ilvl w:val="0"/>
-          <w:numId w:val="1013"/>
+        <w:t xml:space="preserve">sur le pipeline (un CRM, même léger — pas un Excel par AE). Sans ça, pas de forecast, pas de coaching, pas d'attribution.</w:t>
+      </w:r>
+    </w:p>
+    <w:p>
+      <w:pPr>
+        <w:pStyle w:val="Compact"/>
+        <w:numPr>
+          <w:ilvl w:val="0"/>
+          <w:numId w:val="1017"/>
         </w:numPr>
       </w:pPr>
       <w:r>
@@ -3315,7 +3400,7 @@
         <w:pStyle w:val="Compact"/>
         <w:numPr>
           <w:ilvl w:val="0"/>
-          <w:numId w:val="1013"/>
+          <w:numId w:val="1017"/>
         </w:numPr>
       </w:pPr>
       <w:r>
@@ -3323,7 +3408,7 @@
       </w:r>
     </w:p>
     <w:bookmarkEnd w:id="45"/>
-    <w:bookmarkStart w:id="46" w:name="X1866e40280160769318c8734ddc07803fba7301"/>
+    <w:bookmarkStart w:id="46" w:name="X33f00cdcbcb03fcfa0d27de6a1b0f2baf0623a0"/>
     <w:p>
       <w:pPr>
         <w:pStyle w:val="Heading3"/>
@@ -3337,17 +3422,17 @@
         <w:pStyle w:val="FirstParagraph"/>
       </w:pPr>
       <w:r>
-        <w:t xml:space="preserve">La fuite hors-plateforme est la menace existentielle d’une marketplace. Tactiques :</w:t>
-      </w:r>
-      <w:r>
-        <w:t xml:space="preserve"> </w:t>
-      </w:r>
-      <w:r>
-        <w:t xml:space="preserve">-</w:t>
-      </w:r>
-      <w:r>
-        <w:t xml:space="preserve"> </w:t>
-      </w:r>
+        <w:t xml:space="preserve">La fuite hors-plateforme est la menace existentielle d'une marketplace. Tactiques :</w:t>
+      </w:r>
+    </w:p>
+    <w:p>
+      <w:pPr>
+        <w:pStyle w:val="Compact"/>
+        <w:numPr>
+          <w:ilvl w:val="0"/>
+          <w:numId w:val="1018"/>
+        </w:numPr>
+      </w:pPr>
       <w:r>
         <w:rPr>
           <w:b/>
@@ -3359,39 +3444,39 @@
         <w:t xml:space="preserve"> </w:t>
       </w:r>
       <w:r>
-        <w:t xml:space="preserve">: la pièce achetée hors-plateforme n’est pas garantie. La garantie est la raison de rester.</w:t>
-      </w:r>
-      <w:r>
-        <w:t xml:space="preserve"> </w:t>
-      </w:r>
-      <w:r>
-        <w:t xml:space="preserve">-</w:t>
-      </w:r>
-      <w:r>
-        <w:t xml:space="preserve"> </w:t>
-      </w:r>
-      <w:r>
-        <w:rPr>
-          <w:b/>
-          <w:bCs/>
-        </w:rPr>
-        <w:t xml:space="preserve">Escrow + facture FNE-CI on-platform</w:t>
-      </w:r>
-      <w:r>
-        <w:t xml:space="preserve"> </w:t>
-      </w:r>
-      <w:r>
-        <w:t xml:space="preserve">: le propriétaire et le DAF veulent la trace fiscale et la protection paiement.</w:t>
-      </w:r>
-      <w:r>
-        <w:t xml:space="preserve"> </w:t>
-      </w:r>
-      <w:r>
-        <w:t xml:space="preserve">-</w:t>
-      </w:r>
-      <w:r>
-        <w:t xml:space="preserve"> </w:t>
-      </w:r>
+        <w:t xml:space="preserve">: la pièce achetée hors-plateforme n'est pas garantie. La garantie est la raison de rester.</w:t>
+      </w:r>
+    </w:p>
+    <w:p>
+      <w:pPr>
+        <w:pStyle w:val="Compact"/>
+        <w:numPr>
+          <w:ilvl w:val="0"/>
+          <w:numId w:val="1018"/>
+        </w:numPr>
+      </w:pPr>
+      <w:r>
+        <w:rPr>
+          <w:b/>
+          <w:bCs/>
+        </w:rPr>
+        <w:t xml:space="preserve">Paiement tracé + facture FNE-CI on-platform</w:t>
+      </w:r>
+      <w:r>
+        <w:t xml:space="preserve"> </w:t>
+      </w:r>
+      <w:r>
+        <w:t xml:space="preserve">: le propriétaire et le DAF veulent la trace fiscale, et l'acheteur veut pouvoir régler à la remise après avoir vu la pièce — deux choses qu'un achat de rue ne donne pas.</w:t>
+      </w:r>
+    </w:p>
+    <w:p>
+      <w:pPr>
+        <w:pStyle w:val="Compact"/>
+        <w:numPr>
+          <w:ilvl w:val="0"/>
+          <w:numId w:val="1018"/>
+        </w:numPr>
+      </w:pPr>
       <w:r>
         <w:rPr>
           <w:b/>
@@ -3405,15 +3490,15 @@
       <w:r>
         <w:t xml:space="preserve">: la valeur du dashboard disparaît si on achète à côté.</w:t>
       </w:r>
-      <w:r>
-        <w:t xml:space="preserve"> </w:t>
-      </w:r>
-      <w:r>
-        <w:t xml:space="preserve">-</w:t>
-      </w:r>
-      <w:r>
-        <w:t xml:space="preserve"> </w:t>
-      </w:r>
+    </w:p>
+    <w:p>
+      <w:pPr>
+        <w:pStyle w:val="Compact"/>
+        <w:numPr>
+          <w:ilvl w:val="0"/>
+          <w:numId w:val="1018"/>
+        </w:numPr>
+      </w:pPr>
       <w:r>
         <w:rPr>
           <w:b/>
@@ -3437,7 +3522,7 @@
     </w:p>
     <w:bookmarkEnd w:id="46"/>
     <w:bookmarkEnd w:id="47"/>
-    <w:bookmarkStart w:id="52" w:name="Xe0f0ed7026c8068e1532b10e14ae6aa1a55d976"/>
+    <w:bookmarkStart w:id="52" w:name="Xbdb00aa6f5e61480962c3dfe03320ef373c698a"/>
     <w:p>
       <w:pPr>
         <w:pStyle w:val="Heading2"/>
@@ -3446,7 +3531,7 @@
         <w:t xml:space="preserve">7. Rétention, churn et expansion — où se gagne la vraie valeur</w:t>
       </w:r>
     </w:p>
-    <w:bookmarkStart w:id="48" w:name="la-hiérarchie-de-la-valeur-revenue"/>
+    <w:bookmarkStart w:id="48" w:name="X0e98ca8df283794c3365c232117d2f9d22abac5"/>
     <w:p>
       <w:pPr>
         <w:pStyle w:val="Heading3"/>
@@ -3470,17 +3555,17 @@
           <w:b/>
           <w:bCs/>
         </w:rPr>
-        <w:t xml:space="preserve">l’expansion (upsell/cross-sell) est le revenu le moins cher de tous.</w:t>
-      </w:r>
-      <w:r>
-        <w:t xml:space="preserve"> </w:t>
-      </w:r>
-      <w:r>
-        <w:t xml:space="preserve">Le CRO qui ne pilote que l’acquisition laisse l’argent le plus facile sur la table.</w:t>
+        <w:t xml:space="preserve">l'expansion (upsell/cross-sell) est le revenu le moins cher de tous.</w:t>
+      </w:r>
+      <w:r>
+        <w:t xml:space="preserve"> </w:t>
+      </w:r>
+      <w:r>
+        <w:t xml:space="preserve">Le CRO qui ne pilote que l'acquisition laisse l'argent le plus facile sur la table.</w:t>
       </w:r>
     </w:p>
     <w:bookmarkEnd w:id="48"/>
-    <w:bookmarkStart w:id="49" w:name="X00efda29924c68f207d2bc631680c3620fd9882"/>
+    <w:bookmarkStart w:id="49" w:name="Xf7ccd5887c59336f7709832fa4d0314fdb12ea0"/>
     <w:p>
       <w:pPr>
         <w:pStyle w:val="Heading3"/>
@@ -3505,7 +3590,7 @@
         <w:pStyle w:val="Compact"/>
         <w:numPr>
           <w:ilvl w:val="0"/>
-          <w:numId w:val="1014"/>
+          <w:numId w:val="1019"/>
         </w:numPr>
       </w:pPr>
       <w:r>
@@ -3527,27 +3612,27 @@
         <w:pStyle w:val="Compact"/>
         <w:numPr>
           <w:ilvl w:val="0"/>
-          <w:numId w:val="1014"/>
-        </w:numPr>
-      </w:pPr>
-      <w:r>
-        <w:t xml:space="preserve">Leviers d’expansion : véhicules ajoutés à une flotte existante, upsell Pro → Pro +, attachement FNE-CI/data, montée du panier marketplace.</w:t>
-      </w:r>
-    </w:p>
-    <w:p>
-      <w:pPr>
-        <w:pStyle w:val="Compact"/>
-        <w:numPr>
-          <w:ilvl w:val="0"/>
-          <w:numId w:val="1014"/>
-        </w:numPr>
-      </w:pPr>
-      <w:r>
-        <w:t xml:space="preserve">Leviers anti-contraction : pilotage proactif des flottes qui réduisent leur parc, alertes sur baisse d’usage.</w:t>
+          <w:numId w:val="1019"/>
+        </w:numPr>
+      </w:pPr>
+      <w:r>
+        <w:t xml:space="preserve">Leviers d'expansion : véhicules ajoutés à une flotte existante, upsell Pro → Pro +, attachement FNE-CI/data, montée du panier marketplace.</w:t>
+      </w:r>
+    </w:p>
+    <w:p>
+      <w:pPr>
+        <w:pStyle w:val="Compact"/>
+        <w:numPr>
+          <w:ilvl w:val="0"/>
+          <w:numId w:val="1019"/>
+        </w:numPr>
+      </w:pPr>
+      <w:r>
+        <w:t xml:space="preserve">Leviers anti-contraction : pilotage proactif des flottes qui réduisent leur parc, alertes sur baisse d'usage.</w:t>
       </w:r>
     </w:p>
     <w:bookmarkEnd w:id="49"/>
-    <w:bookmarkStart w:id="50" w:name="le-playbook-anti-churn-flotte"/>
+    <w:bookmarkStart w:id="50" w:name="X1497bbd1e9c49e22496a051f9f26cf396d03373"/>
     <w:p>
       <w:pPr>
         <w:pStyle w:val="Heading3"/>
@@ -3579,7 +3664,7 @@
         <w:pStyle w:val="Compact"/>
         <w:numPr>
           <w:ilvl w:val="0"/>
-          <w:numId w:val="1015"/>
+          <w:numId w:val="1020"/>
         </w:numPr>
       </w:pPr>
       <w:r>
@@ -3601,7 +3686,7 @@
         <w:pStyle w:val="Compact"/>
         <w:numPr>
           <w:ilvl w:val="0"/>
-          <w:numId w:val="1015"/>
+          <w:numId w:val="1020"/>
         </w:numPr>
       </w:pPr>
       <w:r>
@@ -3615,23 +3700,23 @@
         <w:t xml:space="preserve"> </w:t>
       </w:r>
       <w:r>
-        <w:t xml:space="preserve">: usage du dashboard, nombre de commandes via plateforme, tickets support, paiements à l’heure. Un score qui baisse = intervention avant le churn, pas après.</w:t>
-      </w:r>
-    </w:p>
-    <w:p>
-      <w:pPr>
-        <w:pStyle w:val="Compact"/>
-        <w:numPr>
-          <w:ilvl w:val="0"/>
-          <w:numId w:val="1015"/>
-        </w:numPr>
-      </w:pPr>
-      <w:r>
-        <w:rPr>
-          <w:b/>
-          <w:bCs/>
-        </w:rPr>
-        <w:t xml:space="preserve">L’engagement de livraison prioritaire est le contrat moral.</w:t>
+        <w:t xml:space="preserve">: usage du dashboard, nombre de commandes via plateforme, tickets support, paiements à l'heure. Un score qui baisse = intervention avant le churn, pas après.</w:t>
+      </w:r>
+    </w:p>
+    <w:p>
+      <w:pPr>
+        <w:pStyle w:val="Compact"/>
+        <w:numPr>
+          <w:ilvl w:val="0"/>
+          <w:numId w:val="1020"/>
+        </w:numPr>
+      </w:pPr>
+      <w:r>
+        <w:rPr>
+          <w:b/>
+          <w:bCs/>
+        </w:rPr>
+        <w:t xml:space="preserve">L'engagement de livraison prioritaire est le contrat moral.</w:t>
       </w:r>
       <w:r>
         <w:t xml:space="preserve"> </w:t>
@@ -3653,15 +3738,15 @@
         <w:t xml:space="preserve"> </w:t>
       </w:r>
       <w:r>
-        <w:t xml:space="preserve">vendre du Pro + là où l’ops ne suit pas (cf. les 10 erreurs CEO Bible).</w:t>
-      </w:r>
-    </w:p>
-    <w:p>
-      <w:pPr>
-        <w:pStyle w:val="Compact"/>
-        <w:numPr>
-          <w:ilvl w:val="0"/>
-          <w:numId w:val="1015"/>
+        <w:t xml:space="preserve">vendre du Pro + là où l'ops ne suit pas (cf. les 10 erreurs CEO Bible).</w:t>
+      </w:r>
+    </w:p>
+    <w:p>
+      <w:pPr>
+        <w:pStyle w:val="Compact"/>
+        <w:numPr>
+          <w:ilvl w:val="0"/>
+          <w:numId w:val="1020"/>
         </w:numPr>
       </w:pPr>
       <w:r>
@@ -3675,11 +3760,11 @@
         <w:t xml:space="preserve"> </w:t>
       </w:r>
       <w:r>
-        <w:t xml:space="preserve">pour les comptes &gt; 50 véhicules : présenter les économies réalisées, c’est la justification du renouvellement et l’ouverture de l’upsell.</w:t>
+        <w:t xml:space="preserve">pour les comptes &gt; 50 véhicules : présenter les économies réalisées, c'est la justification du renouvellement et l'ouverture de l'upsell.</w:t>
       </w:r>
     </w:p>
     <w:bookmarkEnd w:id="50"/>
-    <w:bookmarkStart w:id="51" w:name="expansion-marketplace"/>
+    <w:bookmarkStart w:id="51" w:name="X5ab8f9011771e12a282762a140bb3f16cd4a288"/>
     <w:p>
       <w:pPr>
         <w:pStyle w:val="Heading3"/>
@@ -3693,17 +3778,17 @@
         <w:pStyle w:val="FirstParagraph"/>
       </w:pPr>
       <w:r>
-        <w:t xml:space="preserve">Côté transactionnel, « l’expansion » c’est :</w:t>
-      </w:r>
-      <w:r>
-        <w:t xml:space="preserve"> </w:t>
-      </w:r>
-      <w:r>
-        <w:t xml:space="preserve">-</w:t>
-      </w:r>
-      <w:r>
-        <w:t xml:space="preserve"> </w:t>
-      </w:r>
+        <w:t xml:space="preserve">Côté transactionnel, « l'expansion » c'est :</w:t>
+      </w:r>
+    </w:p>
+    <w:p>
+      <w:pPr>
+        <w:pStyle w:val="Compact"/>
+        <w:numPr>
+          <w:ilvl w:val="0"/>
+          <w:numId w:val="1021"/>
+        </w:numPr>
+      </w:pPr>
       <w:r>
         <w:rPr>
           <w:b/>
@@ -3717,15 +3802,15 @@
       <w:r>
         <w:t xml:space="preserve">(objectif an 1 : 32 000 F) : suggestions de pièces complémentaires, kits (plaquettes + disques).</w:t>
       </w:r>
-      <w:r>
-        <w:t xml:space="preserve"> </w:t>
-      </w:r>
-      <w:r>
-        <w:t xml:space="preserve">-</w:t>
-      </w:r>
-      <w:r>
-        <w:t xml:space="preserve"> </w:t>
-      </w:r>
+    </w:p>
+    <w:p>
+      <w:pPr>
+        <w:pStyle w:val="Compact"/>
+        <w:numPr>
+          <w:ilvl w:val="0"/>
+          <w:numId w:val="1021"/>
+        </w:numPr>
+      </w:pPr>
       <w:r>
         <w:rPr>
           <w:b/>
@@ -3737,23 +3822,23 @@
         <w:t xml:space="preserve"> </w:t>
       </w:r>
       <w:r>
-        <w:t xml:space="preserve">: entretien préventif suggéré sur l’historique (P2 roadmap CTO).</w:t>
-      </w:r>
-      <w:r>
-        <w:t xml:space="preserve"> </w:t>
-      </w:r>
-      <w:r>
-        <w:t xml:space="preserve">-</w:t>
-      </w:r>
-      <w:r>
-        <w:t xml:space="preserve"> </w:t>
-      </w:r>
-      <w:r>
-        <w:rPr>
-          <w:b/>
-          <w:bCs/>
-        </w:rPr>
-        <w:t xml:space="preserve">Augmenter le taux d’attachement</w:t>
+        <w:t xml:space="preserve">: entretien préventif suggéré sur l'historique (P2 roadmap CTO).</w:t>
+      </w:r>
+    </w:p>
+    <w:p>
+      <w:pPr>
+        <w:pStyle w:val="Compact"/>
+        <w:numPr>
+          <w:ilvl w:val="0"/>
+          <w:numId w:val="1021"/>
+        </w:numPr>
+      </w:pPr>
+      <w:r>
+        <w:rPr>
+          <w:b/>
+          <w:bCs/>
+        </w:rPr>
+        <w:t xml:space="preserve">Augmenter le taux d'attachement</w:t>
       </w:r>
       <w:r>
         <w:t xml:space="preserve"> </w:t>
@@ -3771,7 +3856,7 @@
     </w:p>
     <w:bookmarkEnd w:id="51"/>
     <w:bookmarkEnd w:id="52"/>
-    <w:bookmarkStart w:id="53" w:name="Xe44cf58777fa2fcd8d26aa43d5c0568832e88b9"/>
+    <w:bookmarkStart w:id="53" w:name="X0cfd33f7a61178eecdf4c55218ed11f139c9490"/>
     <w:p>
       <w:pPr>
         <w:pStyle w:val="Heading2"/>
@@ -3791,8 +3876,7 @@
     <w:tbl>
       <w:tblPr>
         <w:tblStyle w:val="Table"/>
-        <w:tblW w:type="pct" w:w="5000"/>
-        <w:tblLayout w:type="fixed"/>
+        <w:tblW w:type="auto" w:w="0"/>
         <w:tblLook w:firstRow="1" w:lastRow="0" w:firstColumn="0" w:lastColumn="0" w:noHBand="0" w:noVBand="0" w:val="0020"/>
       </w:tblPr>
       <w:tblGrid>
@@ -3938,7 +4022,7 @@
               <w:pStyle w:val="Compact"/>
             </w:pPr>
             <w:r>
-              <w:t xml:space="preserve">À volume, c’est le moteur transactionnel</w:t>
+              <w:t xml:space="preserve">À volume, c'est le moteur transactionnel</w:t>
             </w:r>
           </w:p>
         </w:tc>
@@ -4198,13 +4282,13 @@
           <w:b/>
           <w:bCs/>
         </w:rPr>
-        <w:t xml:space="preserve">Le test de santé d’un canal</w:t>
-      </w:r>
-      <w:r>
-        <w:t xml:space="preserve"> </w:t>
-      </w:r>
-      <w:r>
-        <w:t xml:space="preserve">: LTV/CAC &gt; 4 ET payback &lt; 9 mois ET marge brute positive après commission Liaison/remises. Si les trois ne sont pas verts, on ne scale pas le canal — on le répare ou on l’arrête.</w:t>
+        <w:t xml:space="preserve">Le test de santé d'un canal</w:t>
+      </w:r>
+      <w:r>
+        <w:t xml:space="preserve"> </w:t>
+      </w:r>
+      <w:r>
+        <w:t xml:space="preserve">: LTV/CAC &gt; 4 ET payback &lt; 9 mois ET marge brute positive après commission Liaison/remises. Si les trois ne sont pas verts, on ne scale pas le canal — on le répare ou on l'arrête.</w:t>
       </w:r>
     </w:p>
     <w:p>
@@ -4215,16 +4299,16 @@
       </w:r>
     </w:p>
     <w:bookmarkEnd w:id="53"/>
-    <w:bookmarkStart w:id="58" w:name="X032f894298c9d5ce6015cd0a021f72a2716425c"/>
+    <w:bookmarkStart w:id="58" w:name="X6937c52442fc94e4c8b90da5662fde7fddc97ca"/>
     <w:p>
       <w:pPr>
         <w:pStyle w:val="Heading2"/>
       </w:pPr>
       <w:r>
-        <w:t xml:space="preserve">9. Organisation revenu — l’équipe à 12 et 24 mois</w:t>
-      </w:r>
-    </w:p>
-    <w:bookmarkStart w:id="54" w:name="périmètre-cro"/>
+        <w:t xml:space="preserve">9. Organisation revenu — l'équipe à 12 et 24 mois</w:t>
+      </w:r>
+    </w:p>
+    <w:bookmarkStart w:id="54" w:name="Xf753c9671cbf2aa3a748f1dadc5c637239d5d13"/>
     <w:p>
       <w:pPr>
         <w:pStyle w:val="Heading3"/>
@@ -4251,7 +4335,7 @@
         <w:t xml:space="preserve">Sales (B2B), Revenue Operations, Customer Success, Pricing, Partnerships</w:t>
       </w:r>
       <w:r>
-        <w:t xml:space="preserve">. Le marketing d’acquisition (demande mécanicien/particulier) peut être partagé avec le CEO/marketing selon le découpage retenu, mais le CRO en possède le</w:t>
+        <w:t xml:space="preserve">. Le marketing d'acquisition (demande mécanicien/particulier) peut être partagé avec le CEO/marketing selon le découpage retenu, mais le CRO en possède le</w:t>
       </w:r>
       <w:r>
         <w:t xml:space="preserve"> </w:t>
@@ -4282,7 +4366,7 @@
           <w:b/>
           <w:bCs/>
         </w:rPr>
-        <w:t xml:space="preserve">commission Liaison comme levier de coût d’acquisition</w:t>
+        <w:t xml:space="preserve">commission Liaison comme levier de coût d'acquisition</w:t>
       </w:r>
       <w:r>
         <w:t xml:space="preserve"> </w:t>
@@ -4304,11 +4388,11 @@
         <w:t xml:space="preserve"> </w:t>
       </w:r>
       <w:r>
-        <w:t xml:space="preserve">qu’il génère. Frontière à clarifier explicitement dès la prise de poste.</w:t>
+        <w:t xml:space="preserve">qu'il génère. Frontière à clarifier explicitement dès la prise de poste.</w:t>
       </w:r>
     </w:p>
     <w:bookmarkEnd w:id="54"/>
-    <w:bookmarkStart w:id="55" w:name="équipe-revenu-m12"/>
+    <w:bookmarkStart w:id="55" w:name="X1d062f388a8eb325a7e6d90ef12a3f77dde4092"/>
     <w:p>
       <w:pPr>
         <w:pStyle w:val="Heading3"/>
@@ -4320,8 +4404,7 @@
     <w:tbl>
       <w:tblPr>
         <w:tblStyle w:val="Table"/>
-        <w:tblW w:type="pct" w:w="5000"/>
-        <w:tblLayout w:type="fixed"/>
+        <w:tblW w:type="auto" w:w="0"/>
         <w:tblLook w:firstRow="1" w:lastRow="0" w:firstColumn="0" w:lastColumn="0" w:noHBand="0" w:noVBand="0" w:val="0020"/>
       </w:tblPr>
       <w:tblGrid>
@@ -4509,7 +4592,7 @@
       </w:tr>
     </w:tbl>
     <w:bookmarkEnd w:id="55"/>
-    <w:bookmarkStart w:id="56" w:name="équipe-revenu-m24"/>
+    <w:bookmarkStart w:id="56" w:name="X3670f8e490ff5d0bf15dfc5bb3e6b4affffeb05"/>
     <w:p>
       <w:pPr>
         <w:pStyle w:val="Heading3"/>
@@ -4527,13 +4610,13 @@
       </w:r>
     </w:p>
     <w:bookmarkEnd w:id="56"/>
-    <w:bookmarkStart w:id="57" w:name="X0aac19b6c832660beac3fdb67baf540dc11dcad"/>
+    <w:bookmarkStart w:id="57" w:name="X44ad3b8ef2955132f401f8a94c6b478fdf8e0f5"/>
     <w:p>
       <w:pPr>
         <w:pStyle w:val="Heading3"/>
       </w:pPr>
       <w:r>
-        <w:t xml:space="preserve">9.4 Plans de compensation — aligner l’argent sur le bon comportement</w:t>
+        <w:t xml:space="preserve">9.4 Plans de compensation — aligner l'argent sur le bon comportement</w:t>
       </w:r>
     </w:p>
     <w:p>
@@ -4549,15 +4632,15 @@
         <w:pStyle w:val="Compact"/>
         <w:numPr>
           <w:ilvl w:val="0"/>
-          <w:numId w:val="1016"/>
-        </w:numPr>
-      </w:pPr>
-      <w:r>
-        <w:rPr>
-          <w:b/>
-          <w:bCs/>
-        </w:rPr>
-        <w:t xml:space="preserve">L’AE est payé sur le revenu net signé, pondéré par la qualité</w:t>
+          <w:numId w:val="1022"/>
+        </w:numPr>
+      </w:pPr>
+      <w:r>
+        <w:rPr>
+          <w:b/>
+          <w:bCs/>
+        </w:rPr>
+        <w:t xml:space="preserve">L'AE est payé sur le revenu net signé, pondéré par la qualité</w:t>
       </w:r>
       <w:r>
         <w:t xml:space="preserve"> </w:t>
@@ -4587,26 +4670,26 @@
         <w:pStyle w:val="Compact"/>
         <w:numPr>
           <w:ilvl w:val="0"/>
-          <w:numId w:val="1016"/>
-        </w:numPr>
-      </w:pPr>
-      <w:r>
-        <w:rPr>
-          <w:b/>
-          <w:bCs/>
-        </w:rPr>
-        <w:t xml:space="preserve">Le CSM est payé sur la rétention nette (NRR) et l’expansion</w:t>
-      </w:r>
-      <w:r>
-        <w:t xml:space="preserve">, pas sur l’acquisition. C’est ce qui aligne le succès client sur la création de valeur.</w:t>
-      </w:r>
-    </w:p>
-    <w:p>
-      <w:pPr>
-        <w:pStyle w:val="Compact"/>
-        <w:numPr>
-          <w:ilvl w:val="0"/>
-          <w:numId w:val="1016"/>
+          <w:numId w:val="1022"/>
+        </w:numPr>
+      </w:pPr>
+      <w:r>
+        <w:rPr>
+          <w:b/>
+          <w:bCs/>
+        </w:rPr>
+        <w:t xml:space="preserve">Le CSM est payé sur la rétention nette (NRR) et l'expansion</w:t>
+      </w:r>
+      <w:r>
+        <w:t xml:space="preserve">, pas sur l'acquisition. C'est ce qui aligne le succès client sur la création de valeur.</w:t>
+      </w:r>
+    </w:p>
+    <w:p>
+      <w:pPr>
+        <w:pStyle w:val="Compact"/>
+        <w:numPr>
+          <w:ilvl w:val="0"/>
+          <w:numId w:val="1022"/>
         </w:numPr>
       </w:pPr>
       <w:r>
@@ -4625,7 +4708,7 @@
         <w:pStyle w:val="Compact"/>
         <w:numPr>
           <w:ilvl w:val="0"/>
-          <w:numId w:val="1016"/>
+          <w:numId w:val="1022"/>
         </w:numPr>
       </w:pPr>
       <w:r>
@@ -4639,15 +4722,15 @@
         <w:t xml:space="preserve"> </w:t>
       </w:r>
       <w:r>
-        <w:t xml:space="preserve">La commission se calcule sur le revenu net après remise, pour que l’AE ait intérêt à protéger le prix.</w:t>
-      </w:r>
-    </w:p>
-    <w:p>
-      <w:pPr>
-        <w:pStyle w:val="Compact"/>
-        <w:numPr>
-          <w:ilvl w:val="0"/>
-          <w:numId w:val="1016"/>
+        <w:t xml:space="preserve">La commission se calcule sur le revenu net après remise, pour que l'AE ait intérêt à protéger le prix.</w:t>
+      </w:r>
+    </w:p>
+    <w:p>
+      <w:pPr>
+        <w:pStyle w:val="Compact"/>
+        <w:numPr>
+          <w:ilvl w:val="0"/>
+          <w:numId w:val="1022"/>
         </w:numPr>
       </w:pPr>
       <w:r>
@@ -4670,7 +4753,7 @@
     </w:p>
     <w:bookmarkEnd w:id="57"/>
     <w:bookmarkEnd w:id="58"/>
-    <w:bookmarkStart w:id="63" w:name="kpis-le-dashboard-cro"/>
+    <w:bookmarkStart w:id="63" w:name="Xd31b8cfedc5dbc4440ab9b13e5560f9199a401d"/>
     <w:p>
       <w:pPr>
         <w:pStyle w:val="Heading2"/>
@@ -4679,7 +4762,7 @@
         <w:t xml:space="preserve">10. KPIs — le dashboard CRO</w:t>
       </w:r>
     </w:p>
-    <w:bookmarkStart w:id="59" w:name="quotidien-revue-rapide-matin"/>
+    <w:bookmarkStart w:id="59" w:name="X186ac20277b1751e68f97129cf2dec3a6ce535a"/>
     <w:p>
       <w:pPr>
         <w:pStyle w:val="Heading3"/>
@@ -4693,7 +4776,7 @@
         <w:pStyle w:val="Compact"/>
         <w:numPr>
           <w:ilvl w:val="0"/>
-          <w:numId w:val="1017"/>
+          <w:numId w:val="1023"/>
         </w:numPr>
       </w:pPr>
       <w:r>
@@ -4705,7 +4788,7 @@
         <w:pStyle w:val="Compact"/>
         <w:numPr>
           <w:ilvl w:val="0"/>
-          <w:numId w:val="1017"/>
+          <w:numId w:val="1023"/>
         </w:numPr>
       </w:pPr>
       <w:r>
@@ -4717,7 +4800,7 @@
         <w:pStyle w:val="Compact"/>
         <w:numPr>
           <w:ilvl w:val="0"/>
-          <w:numId w:val="1017"/>
+          <w:numId w:val="1023"/>
         </w:numPr>
       </w:pPr>
       <w:r>
@@ -4725,7 +4808,7 @@
       </w:r>
     </w:p>
     <w:bookmarkEnd w:id="59"/>
-    <w:bookmarkStart w:id="60" w:name="X39ead2b37ddb6c289b96d67f834000a96b90348"/>
+    <w:bookmarkStart w:id="60" w:name="X98a5bfc8806274b8bec3d3b55c432cc5d443c85"/>
     <w:p>
       <w:pPr>
         <w:pStyle w:val="Heading3"/>
@@ -4739,7 +4822,7 @@
         <w:pStyle w:val="Compact"/>
         <w:numPr>
           <w:ilvl w:val="0"/>
-          <w:numId w:val="1018"/>
+          <w:numId w:val="1024"/>
         </w:numPr>
       </w:pPr>
       <w:r>
@@ -4751,7 +4834,7 @@
         <w:pStyle w:val="Compact"/>
         <w:numPr>
           <w:ilvl w:val="0"/>
-          <w:numId w:val="1018"/>
+          <w:numId w:val="1024"/>
         </w:numPr>
       </w:pPr>
       <w:r>
@@ -4763,7 +4846,7 @@
         <w:pStyle w:val="Compact"/>
         <w:numPr>
           <w:ilvl w:val="0"/>
-          <w:numId w:val="1018"/>
+          <w:numId w:val="1024"/>
         </w:numPr>
       </w:pPr>
       <w:r>
@@ -4775,19 +4858,19 @@
         <w:pStyle w:val="Compact"/>
         <w:numPr>
           <w:ilvl w:val="0"/>
-          <w:numId w:val="1018"/>
-        </w:numPr>
-      </w:pPr>
-      <w:r>
-        <w:t xml:space="preserve">Health scores flotte en zone rouge → plan d’action.</w:t>
-      </w:r>
-    </w:p>
-    <w:p>
-      <w:pPr>
-        <w:pStyle w:val="Compact"/>
-        <w:numPr>
-          <w:ilvl w:val="0"/>
-          <w:numId w:val="1018"/>
+          <w:numId w:val="1024"/>
+        </w:numPr>
+      </w:pPr>
+      <w:r>
+        <w:t xml:space="preserve">Health scores flotte en zone rouge → plan d'action.</w:t>
+      </w:r>
+    </w:p>
+    <w:p>
+      <w:pPr>
+        <w:pStyle w:val="Compact"/>
+        <w:numPr>
+          <w:ilvl w:val="0"/>
+          <w:numId w:val="1024"/>
         </w:numPr>
       </w:pPr>
       <w:r>
@@ -4795,7 +4878,7 @@
       </w:r>
     </w:p>
     <w:bookmarkEnd w:id="60"/>
-    <w:bookmarkStart w:id="61" w:name="mensuel-board-pack-revenu"/>
+    <w:bookmarkStart w:id="61" w:name="X47effa3dd6c571dcd6ad63696319b377761d57d"/>
     <w:p>
       <w:pPr>
         <w:pStyle w:val="Heading3"/>
@@ -4809,19 +4892,19 @@
         <w:pStyle w:val="Compact"/>
         <w:numPr>
           <w:ilvl w:val="0"/>
-          <w:numId w:val="1019"/>
-        </w:numPr>
-      </w:pPr>
-      <w:r>
-        <w:t xml:space="preserve">Revenu net total, split transactionnel / récurrent / service (et la tendance du mix — cf. §3.3).</w:t>
-      </w:r>
-    </w:p>
-    <w:p>
-      <w:pPr>
-        <w:pStyle w:val="Compact"/>
-        <w:numPr>
-          <w:ilvl w:val="0"/>
-          <w:numId w:val="1019"/>
+          <w:numId w:val="1025"/>
+        </w:numPr>
+      </w:pPr>
+      <w:r>
+        <w:t xml:space="preserve">Revenu net total, split transactionnel / récurrent / service (et la tendance du mix — cf. §3.3).</w:t>
+      </w:r>
+    </w:p>
+    <w:p>
+      <w:pPr>
+        <w:pStyle w:val="Compact"/>
+        <w:numPr>
+          <w:ilvl w:val="0"/>
+          <w:numId w:val="1025"/>
         </w:numPr>
       </w:pPr>
       <w:r>
@@ -4833,7 +4916,7 @@
         <w:pStyle w:val="Compact"/>
         <w:numPr>
           <w:ilvl w:val="0"/>
-          <w:numId w:val="1019"/>
+          <w:numId w:val="1025"/>
         </w:numPr>
       </w:pPr>
       <w:r>
@@ -4845,7 +4928,7 @@
         <w:pStyle w:val="Compact"/>
         <w:numPr>
           <w:ilvl w:val="0"/>
-          <w:numId w:val="1019"/>
+          <w:numId w:val="1025"/>
         </w:numPr>
       </w:pPr>
       <w:r>
@@ -4857,7 +4940,7 @@
         <w:pStyle w:val="Compact"/>
         <w:numPr>
           <w:ilvl w:val="0"/>
-          <w:numId w:val="1019"/>
+          <w:numId w:val="1025"/>
         </w:numPr>
       </w:pPr>
       <w:r>
@@ -4869,7 +4952,7 @@
         <w:pStyle w:val="Compact"/>
         <w:numPr>
           <w:ilvl w:val="0"/>
-          <w:numId w:val="1019"/>
+          <w:numId w:val="1025"/>
         </w:numPr>
       </w:pPr>
       <w:r>
@@ -4877,7 +4960,7 @@
       </w:r>
     </w:p>
     <w:bookmarkEnd w:id="61"/>
-    <w:bookmarkStart w:id="62" w:name="trimestriel-revue-stratégique-revenu"/>
+    <w:bookmarkStart w:id="62" w:name="Xfeee290f13f9d15c3fd6bfc2315c234cf242e45"/>
     <w:p>
       <w:pPr>
         <w:pStyle w:val="Heading3"/>
@@ -4891,7 +4974,7 @@
         <w:pStyle w:val="Compact"/>
         <w:numPr>
           <w:ilvl w:val="0"/>
-          <w:numId w:val="1020"/>
+          <w:numId w:val="1026"/>
         </w:numPr>
       </w:pPr>
       <w:r>
@@ -4903,7 +4986,7 @@
         <w:pStyle w:val="Compact"/>
         <w:numPr>
           <w:ilvl w:val="0"/>
-          <w:numId w:val="1020"/>
+          <w:numId w:val="1026"/>
         </w:numPr>
       </w:pPr>
       <w:r>
@@ -4915,19 +4998,19 @@
         <w:pStyle w:val="Compact"/>
         <w:numPr>
           <w:ilvl w:val="0"/>
-          <w:numId w:val="1020"/>
-        </w:numPr>
-      </w:pPr>
-      <w:r>
-        <w:t xml:space="preserve">Performance par canal d’acquisition (réallocation budget).</w:t>
-      </w:r>
-    </w:p>
-    <w:p>
-      <w:pPr>
-        <w:pStyle w:val="Compact"/>
-        <w:numPr>
-          <w:ilvl w:val="0"/>
-          <w:numId w:val="1020"/>
+          <w:numId w:val="1026"/>
+        </w:numPr>
+      </w:pPr>
+      <w:r>
+        <w:t xml:space="preserve">Performance par canal d'acquisition (réallocation budget).</w:t>
+      </w:r>
+    </w:p>
+    <w:p>
+      <w:pPr>
+        <w:pStyle w:val="Compact"/>
+        <w:numPr>
+          <w:ilvl w:val="0"/>
+          <w:numId w:val="1026"/>
         </w:numPr>
       </w:pPr>
       <w:r>
@@ -4939,7 +5022,7 @@
         <w:pStyle w:val="Compact"/>
         <w:numPr>
           <w:ilvl w:val="0"/>
-          <w:numId w:val="1020"/>
+          <w:numId w:val="1026"/>
         </w:numPr>
       </w:pPr>
       <w:r>
@@ -4955,7 +5038,7 @@
     </w:p>
     <w:bookmarkEnd w:id="62"/>
     <w:bookmarkEnd w:id="63"/>
-    <w:bookmarkStart w:id="67" w:name="X3b636f1cd4a68973dfd7a3db647ae50707e1779"/>
+    <w:bookmarkStart w:id="67" w:name="X4df56cfbefd944f2a92d691e156655829ba1d21"/>
     <w:p>
       <w:pPr>
         <w:pStyle w:val="Heading2"/>
@@ -4964,7 +5047,7 @@
         <w:t xml:space="preserve">11. Le plan de revenu — 90 jours, 12 mois, 24 mois</w:t>
       </w:r>
     </w:p>
-    <w:bookmarkStart w:id="64" w:name="les-90-premiers-jours-du-cro"/>
+    <w:bookmarkStart w:id="64" w:name="X3606e6bda19f0813e93fb5d52ccca11d36f4aed"/>
     <w:p>
       <w:pPr>
         <w:pStyle w:val="Heading3"/>
@@ -4984,28 +5067,46 @@
         </w:rPr>
         <w:t xml:space="preserve">Semaines 1–4 — Diagnostiquer</w:t>
       </w:r>
-      <w:r>
-        <w:t xml:space="preserve"> </w:t>
-      </w:r>
-      <w:r>
-        <w:t xml:space="preserve">- Cartographier les 4 flux, mesurer la take rate effective réelle (pas affichée), le MRR réel (net des impayés), le churn réel.</w:t>
-      </w:r>
-      <w:r>
-        <w:t xml:space="preserve"> </w:t>
-      </w:r>
-      <w:r>
-        <w:t xml:space="preserve">- Auditer le leakage (remises, impayés, disintermediation, sous-facturation FNE-CI).</w:t>
-      </w:r>
-      <w:r>
-        <w:t xml:space="preserve"> </w:t>
-      </w:r>
-      <w:r>
-        <w:t xml:space="preserve">- Mettre une source de vérité unique sur le pipeline (CRM léger).</w:t>
-      </w:r>
-    </w:p>
-    <w:p>
-      <w:pPr>
-        <w:pStyle w:val="BodyText"/>
+    </w:p>
+    <w:p>
+      <w:pPr>
+        <w:pStyle w:val="Compact"/>
+        <w:numPr>
+          <w:ilvl w:val="0"/>
+          <w:numId w:val="1027"/>
+        </w:numPr>
+      </w:pPr>
+      <w:r>
+        <w:t xml:space="preserve">Cartographier les 4 flux, mesurer la take rate effective réelle (pas affichée), le MRR réel (net des impayés), le churn réel.</w:t>
+      </w:r>
+    </w:p>
+    <w:p>
+      <w:pPr>
+        <w:pStyle w:val="Compact"/>
+        <w:numPr>
+          <w:ilvl w:val="0"/>
+          <w:numId w:val="1027"/>
+        </w:numPr>
+      </w:pPr>
+      <w:r>
+        <w:t xml:space="preserve">Auditer le leakage (remises, impayés, disintermediation, sous-facturation FNE-CI).</w:t>
+      </w:r>
+    </w:p>
+    <w:p>
+      <w:pPr>
+        <w:pStyle w:val="Compact"/>
+        <w:numPr>
+          <w:ilvl w:val="0"/>
+          <w:numId w:val="1027"/>
+        </w:numPr>
+      </w:pPr>
+      <w:r>
+        <w:t xml:space="preserve">Mettre une source de vérité unique sur le pipeline (CRM léger).</w:t>
+      </w:r>
+    </w:p>
+    <w:p>
+      <w:pPr>
+        <w:pStyle w:val="FirstParagraph"/>
       </w:pPr>
       <w:r>
         <w:rPr>
@@ -5014,28 +5115,46 @@
         </w:rPr>
         <w:t xml:space="preserve">Semaines 5–8 — Stabiliser</w:t>
       </w:r>
-      <w:r>
-        <w:t xml:space="preserve"> </w:t>
-      </w:r>
-      <w:r>
-        <w:t xml:space="preserve">- Instaurer la gouvernance des remises (§4.3) immédiatement — c’est la fuite la plus rapide à arrêter.</w:t>
-      </w:r>
-      <w:r>
-        <w:t xml:space="preserve"> </w:t>
-      </w:r>
-      <w:r>
-        <w:t xml:space="preserve">- Cadrer le playbook de vente flotte (§5.1) et le mesurer.</w:t>
-      </w:r>
-      <w:r>
-        <w:t xml:space="preserve"> </w:t>
-      </w:r>
-      <w:r>
-        <w:t xml:space="preserve">- Définir le health score flotte et lancer le suivi anti-churn.</w:t>
-      </w:r>
-    </w:p>
-    <w:p>
-      <w:pPr>
-        <w:pStyle w:val="BodyText"/>
+    </w:p>
+    <w:p>
+      <w:pPr>
+        <w:pStyle w:val="Compact"/>
+        <w:numPr>
+          <w:ilvl w:val="0"/>
+          <w:numId w:val="1028"/>
+        </w:numPr>
+      </w:pPr>
+      <w:r>
+        <w:t xml:space="preserve">Instaurer la gouvernance des remises (§4.3) immédiatement — c'est la fuite la plus rapide à arrêter.</w:t>
+      </w:r>
+    </w:p>
+    <w:p>
+      <w:pPr>
+        <w:pStyle w:val="Compact"/>
+        <w:numPr>
+          <w:ilvl w:val="0"/>
+          <w:numId w:val="1028"/>
+        </w:numPr>
+      </w:pPr>
+      <w:r>
+        <w:t xml:space="preserve">Cadrer le playbook de vente flotte (§5.1) et le mesurer.</w:t>
+      </w:r>
+    </w:p>
+    <w:p>
+      <w:pPr>
+        <w:pStyle w:val="Compact"/>
+        <w:numPr>
+          <w:ilvl w:val="0"/>
+          <w:numId w:val="1028"/>
+        </w:numPr>
+      </w:pPr>
+      <w:r>
+        <w:t xml:space="preserve">Définir le health score flotte et lancer le suivi anti-churn.</w:t>
+      </w:r>
+    </w:p>
+    <w:p>
+      <w:pPr>
+        <w:pStyle w:val="FirstParagraph"/>
       </w:pPr>
       <w:r>
         <w:rPr>
@@ -5044,33 +5163,57 @@
         </w:rPr>
         <w:t xml:space="preserve">Semaines 9–12 — Construire la prévisibilité</w:t>
       </w:r>
-      <w:r>
-        <w:t xml:space="preserve"> </w:t>
-      </w:r>
-      <w:r>
-        <w:t xml:space="preserve">- Premier forecast bottom-up formalisé.</w:t>
-      </w:r>
-      <w:r>
-        <w:t xml:space="preserve"> </w:t>
-      </w:r>
-      <w:r>
-        <w:t xml:space="preserve">- Comp plans alignés (§9.4).</w:t>
-      </w:r>
-      <w:r>
-        <w:t xml:space="preserve"> </w:t>
-      </w:r>
-      <w:r>
-        <w:t xml:space="preserve">- Premier test de pricing sur une cohorte.</w:t>
-      </w:r>
-      <w:r>
-        <w:t xml:space="preserve"> </w:t>
-      </w:r>
-      <w:r>
-        <w:t xml:space="preserve">- Premier QBR avec les plus gros comptes flotte.</w:t>
+    </w:p>
+    <w:p>
+      <w:pPr>
+        <w:pStyle w:val="Compact"/>
+        <w:numPr>
+          <w:ilvl w:val="0"/>
+          <w:numId w:val="1029"/>
+        </w:numPr>
+      </w:pPr>
+      <w:r>
+        <w:t xml:space="preserve">Premier forecast bottom-up formalisé.</w:t>
+      </w:r>
+    </w:p>
+    <w:p>
+      <w:pPr>
+        <w:pStyle w:val="Compact"/>
+        <w:numPr>
+          <w:ilvl w:val="0"/>
+          <w:numId w:val="1029"/>
+        </w:numPr>
+      </w:pPr>
+      <w:r>
+        <w:t xml:space="preserve">Comp plans alignés (§9.4).</w:t>
+      </w:r>
+    </w:p>
+    <w:p>
+      <w:pPr>
+        <w:pStyle w:val="Compact"/>
+        <w:numPr>
+          <w:ilvl w:val="0"/>
+          <w:numId w:val="1029"/>
+        </w:numPr>
+      </w:pPr>
+      <w:r>
+        <w:t xml:space="preserve">Premier test de pricing sur une cohorte.</w:t>
+      </w:r>
+    </w:p>
+    <w:p>
+      <w:pPr>
+        <w:pStyle w:val="Compact"/>
+        <w:numPr>
+          <w:ilvl w:val="0"/>
+          <w:numId w:val="1029"/>
+        </w:numPr>
+      </w:pPr>
+      <w:r>
+        <w:t xml:space="preserve">Premier QBR avec les plus gros comptes flotte.</w:t>
       </w:r>
     </w:p>
     <w:bookmarkEnd w:id="64"/>
-    <w:bookmarkStart w:id="65" w:name="objectifs-revenu-m12-alignés-ceo-bible"/>
+    <w:bookmarkStart w:id="65" w:name="Xbccaf2aa33b13eb7a19374456a1ea52b47a0ed2"/>
     <w:p>
       <w:pPr>
         <w:pStyle w:val="Heading3"/>
@@ -5084,7 +5227,7 @@
         <w:pStyle w:val="Compact"/>
         <w:numPr>
           <w:ilvl w:val="0"/>
-          <w:numId w:val="1021"/>
+          <w:numId w:val="1030"/>
         </w:numPr>
       </w:pPr>
       <w:r>
@@ -5096,7 +5239,7 @@
         <w:pStyle w:val="Compact"/>
         <w:numPr>
           <w:ilvl w:val="0"/>
-          <w:numId w:val="1021"/>
+          <w:numId w:val="1030"/>
         </w:numPr>
       </w:pPr>
       <w:r>
@@ -5108,7 +5251,7 @@
         <w:pStyle w:val="Compact"/>
         <w:numPr>
           <w:ilvl w:val="0"/>
-          <w:numId w:val="1021"/>
+          <w:numId w:val="1030"/>
         </w:numPr>
       </w:pPr>
       <w:r>
@@ -5120,7 +5263,7 @@
         <w:pStyle w:val="Compact"/>
         <w:numPr>
           <w:ilvl w:val="0"/>
-          <w:numId w:val="1021"/>
+          <w:numId w:val="1030"/>
         </w:numPr>
       </w:pPr>
       <w:r>
@@ -5132,7 +5275,7 @@
         <w:pStyle w:val="Compact"/>
         <w:numPr>
           <w:ilvl w:val="0"/>
-          <w:numId w:val="1021"/>
+          <w:numId w:val="1030"/>
         </w:numPr>
       </w:pPr>
       <w:r>
@@ -5140,7 +5283,7 @@
       </w:r>
     </w:p>
     <w:bookmarkEnd w:id="65"/>
-    <w:bookmarkStart w:id="66" w:name="objectifs-revenu-m24"/>
+    <w:bookmarkStart w:id="66" w:name="Xae334d871577635d589ef9c298f0c1b88c75a08"/>
     <w:p>
       <w:pPr>
         <w:pStyle w:val="Heading3"/>
@@ -5154,7 +5297,7 @@
         <w:pStyle w:val="Compact"/>
         <w:numPr>
           <w:ilvl w:val="0"/>
-          <w:numId w:val="1022"/>
+          <w:numId w:val="1031"/>
         </w:numPr>
       </w:pPr>
       <w:r>
@@ -5166,7 +5309,7 @@
         <w:pStyle w:val="Compact"/>
         <w:numPr>
           <w:ilvl w:val="0"/>
-          <w:numId w:val="1022"/>
+          <w:numId w:val="1031"/>
         </w:numPr>
       </w:pPr>
       <w:r>
@@ -5178,7 +5321,7 @@
         <w:pStyle w:val="Compact"/>
         <w:numPr>
           <w:ilvl w:val="0"/>
-          <w:numId w:val="1022"/>
+          <w:numId w:val="1031"/>
         </w:numPr>
       </w:pPr>
       <w:r>
@@ -5190,7 +5333,7 @@
         <w:pStyle w:val="Compact"/>
         <w:numPr>
           <w:ilvl w:val="0"/>
-          <w:numId w:val="1022"/>
+          <w:numId w:val="1031"/>
         </w:numPr>
       </w:pPr>
       <w:r>
@@ -5202,11 +5345,11 @@
         <w:pStyle w:val="Compact"/>
         <w:numPr>
           <w:ilvl w:val="0"/>
-          <w:numId w:val="1022"/>
-        </w:numPr>
-      </w:pPr>
-      <w:r>
-        <w:t xml:space="preserve">FNE-CI passé de levier d’acquisition à contributeur de marge mesurable.</w:t>
+          <w:numId w:val="1031"/>
+        </w:numPr>
+      </w:pPr>
+      <w:r>
+        <w:t xml:space="preserve">FNE-CI passé de levier d'acquisition à contributeur de marge mesurable.</w:t>
       </w:r>
     </w:p>
     <w:p>
@@ -5218,7 +5361,7 @@
     </w:p>
     <w:bookmarkEnd w:id="66"/>
     <w:bookmarkEnd w:id="67"/>
-    <w:bookmarkStart w:id="68" w:name="Xe6509dc0747301ff6b7b75363150a0715c424aa"/>
+    <w:bookmarkStart w:id="68" w:name="X0d9c846e020985b430010318b64f3dd76e8a560"/>
     <w:p>
       <w:pPr>
         <w:pStyle w:val="Heading2"/>
@@ -5232,7 +5375,7 @@
         <w:pStyle w:val="Compact"/>
         <w:numPr>
           <w:ilvl w:val="0"/>
-          <w:numId w:val="1023"/>
+          <w:numId w:val="1032"/>
         </w:numPr>
       </w:pPr>
       <w:r>
@@ -5246,15 +5389,15 @@
         <w:t xml:space="preserve"> </w:t>
       </w:r>
       <w:r>
-        <w:t xml:space="preserve">Le revenu, c’est l’escrow released, pas la commande passée.</w:t>
-      </w:r>
-    </w:p>
-    <w:p>
-      <w:pPr>
-        <w:pStyle w:val="Compact"/>
-        <w:numPr>
-          <w:ilvl w:val="0"/>
-          <w:numId w:val="1023"/>
+        <w:t xml:space="preserve">Le revenu, c'est la pièce remise et encaissée, pas la commande passée.</w:t>
+      </w:r>
+    </w:p>
+    <w:p>
+      <w:pPr>
+        <w:pStyle w:val="Compact"/>
+        <w:numPr>
+          <w:ilvl w:val="0"/>
+          <w:numId w:val="1032"/>
         </w:numPr>
       </w:pPr>
       <w:r>
@@ -5268,15 +5411,15 @@
         <w:t xml:space="preserve"> </w:t>
       </w:r>
       <w:r>
-        <w:t xml:space="preserve">Le prix le plus dur à remonter est celui qu’on a baissé.</w:t>
-      </w:r>
-    </w:p>
-    <w:p>
-      <w:pPr>
-        <w:pStyle w:val="Compact"/>
-        <w:numPr>
-          <w:ilvl w:val="0"/>
-          <w:numId w:val="1023"/>
+        <w:t xml:space="preserve">Le prix le plus dur à remonter est celui qu'on a baissé.</w:t>
+      </w:r>
+    </w:p>
+    <w:p>
+      <w:pPr>
+        <w:pStyle w:val="Compact"/>
+        <w:numPr>
+          <w:ilvl w:val="0"/>
+          <w:numId w:val="1032"/>
         </w:numPr>
       </w:pPr>
       <w:r>
@@ -5298,7 +5441,7 @@
         <w:pStyle w:val="Compact"/>
         <w:numPr>
           <w:ilvl w:val="0"/>
-          <w:numId w:val="1023"/>
+          <w:numId w:val="1032"/>
         </w:numPr>
       </w:pPr>
       <w:r>
@@ -5320,7 +5463,7 @@
         <w:pStyle w:val="Compact"/>
         <w:numPr>
           <w:ilvl w:val="0"/>
-          <w:numId w:val="1023"/>
+          <w:numId w:val="1032"/>
         </w:numPr>
       </w:pPr>
       <w:r>
@@ -5342,7 +5485,7 @@
         <w:pStyle w:val="Compact"/>
         <w:numPr>
           <w:ilvl w:val="0"/>
-          <w:numId w:val="1023"/>
+          <w:numId w:val="1032"/>
         </w:numPr>
       </w:pPr>
       <w:r>
@@ -5356,15 +5499,15 @@
         <w:t xml:space="preserve"> </w:t>
       </w:r>
       <w:r>
-        <w:t xml:space="preserve">C’est la mort lente de toute marketplace.</w:t>
-      </w:r>
-    </w:p>
-    <w:p>
-      <w:pPr>
-        <w:pStyle w:val="Compact"/>
-        <w:numPr>
-          <w:ilvl w:val="0"/>
-          <w:numId w:val="1023"/>
+        <w:t xml:space="preserve">C'est la mort lente de toute marketplace.</w:t>
+      </w:r>
+    </w:p>
+    <w:p>
+      <w:pPr>
+        <w:pStyle w:val="Compact"/>
+        <w:numPr>
+          <w:ilvl w:val="0"/>
+          <w:numId w:val="1032"/>
         </w:numPr>
       </w:pPr>
       <w:r>
@@ -5378,15 +5521,15 @@
         <w:t xml:space="preserve"> </w:t>
       </w:r>
       <w:r>
-        <w:t xml:space="preserve">L’expansion et la rétention sont le revenu le moins cher — les négliger, c’est laisser l’argent facile.</w:t>
-      </w:r>
-    </w:p>
-    <w:p>
-      <w:pPr>
-        <w:pStyle w:val="Compact"/>
-        <w:numPr>
-          <w:ilvl w:val="0"/>
-          <w:numId w:val="1023"/>
+        <w:t xml:space="preserve">L'expansion et la rétention sont le revenu le moins cher — les négliger, c'est laisser l'argent facile.</w:t>
+      </w:r>
+    </w:p>
+    <w:p>
+      <w:pPr>
+        <w:pStyle w:val="Compact"/>
+        <w:numPr>
+          <w:ilvl w:val="0"/>
+          <w:numId w:val="1032"/>
         </w:numPr>
       </w:pPr>
       <w:r>
@@ -5400,15 +5543,15 @@
         <w:t xml:space="preserve"> </w:t>
       </w:r>
       <w:r>
-        <w:t xml:space="preserve">C’est un cheval de Troie d’acquisition fiscale, pas un centre de profit immédiat.</w:t>
-      </w:r>
-    </w:p>
-    <w:p>
-      <w:pPr>
-        <w:pStyle w:val="Compact"/>
-        <w:numPr>
-          <w:ilvl w:val="0"/>
-          <w:numId w:val="1023"/>
+        <w:t xml:space="preserve">C'est un cheval de Troie d'acquisition fiscale, pas un centre de profit immédiat.</w:t>
+      </w:r>
+    </w:p>
+    <w:p>
+      <w:pPr>
+        <w:pStyle w:val="Compact"/>
+        <w:numPr>
+          <w:ilvl w:val="0"/>
+          <w:numId w:val="1032"/>
         </w:numPr>
       </w:pPr>
       <w:r>
@@ -5430,7 +5573,7 @@
         <w:pStyle w:val="Compact"/>
         <w:numPr>
           <w:ilvl w:val="0"/>
-          <w:numId w:val="1023"/>
+          <w:numId w:val="1032"/>
         </w:numPr>
       </w:pPr>
       <w:r>
@@ -5444,7 +5587,7 @@
         <w:t xml:space="preserve"> </w:t>
       </w:r>
       <w:r>
-        <w:t xml:space="preserve">Optimiser la commission en cassant le récurrent (ou l’inverse) détruit la valeur. Le CRO arbitre les trois ensemble.</w:t>
+        <w:t xml:space="preserve">Optimiser la commission en cassant le récurrent (ou l'inverse) détruit la valeur. Le CRO arbitre les trois ensemble.</w:t>
       </w:r>
     </w:p>
     <w:p>
@@ -5455,7 +5598,7 @@
       </w:r>
     </w:p>
     <w:bookmarkEnd w:id="68"/>
-    <w:bookmarkStart w:id="69" w:name="X8547c11d56a298ebeb4e128a812a74787b56b37"/>
+    <w:bookmarkStart w:id="69" w:name="Xf22f2e81ae9c1c808a0e7e0eed315f02d4e26b2"/>
     <w:p>
       <w:pPr>
         <w:pStyle w:val="Heading2"/>
@@ -5469,7 +5612,7 @@
         <w:pStyle w:val="FirstParagraph"/>
       </w:pPr>
       <w:r>
-        <w:t xml:space="preserve">Le CEO a raison sur le marché : il est gigantesque, fragmenté, mal servi, et la fenêtre est ouverte. Le CTO peut construire l’instrument. Mais</w:t>
+        <w:t xml:space="preserve">Le CEO a raison sur le marché : il est gigantesque, fragmenté, mal servi, et la fenêtre est ouverte. Le CTO peut construire l'instrument. Mais</w:t>
       </w:r>
       <w:r>
         <w:t xml:space="preserve"> </w:t>
@@ -5485,7 +5628,7 @@
         <w:t xml:space="preserve"> </w:t>
       </w:r>
       <w:r>
-        <w:t xml:space="preserve">— c’est la machine de revenu qui les transforme en valeur.</w:t>
+        <w:t xml:space="preserve">— c'est la machine de revenu qui les transforme en valeur.</w:t>
       </w:r>
     </w:p>
     <w:p>
@@ -5511,15 +5654,15 @@
       <w:r>
         <w:t xml:space="preserve">:</w:t>
       </w:r>
-      <w:r>
-        <w:t xml:space="preserve"> </w:t>
-      </w:r>
-      <w:r>
-        <w:t xml:space="preserve">-</w:t>
-      </w:r>
-      <w:r>
-        <w:t xml:space="preserve"> </w:t>
-      </w:r>
+    </w:p>
+    <w:p>
+      <w:pPr>
+        <w:pStyle w:val="Compact"/>
+        <w:numPr>
+          <w:ilvl w:val="0"/>
+          <w:numId w:val="1033"/>
+        </w:numPr>
+      </w:pPr>
       <w:r>
         <w:rPr>
           <w:b/>
@@ -5533,15 +5676,15 @@
       <w:r>
         <w:t xml:space="preserve">par la discipline du forecast, du pipeline et de la donnée.</w:t>
       </w:r>
-      <w:r>
-        <w:t xml:space="preserve"> </w:t>
-      </w:r>
-      <w:r>
-        <w:t xml:space="preserve">-</w:t>
-      </w:r>
-      <w:r>
-        <w:t xml:space="preserve"> </w:t>
-      </w:r>
+    </w:p>
+    <w:p>
+      <w:pPr>
+        <w:pStyle w:val="Compact"/>
+        <w:numPr>
+          <w:ilvl w:val="0"/>
+          <w:numId w:val="1033"/>
+        </w:numPr>
+      </w:pPr>
       <w:r>
         <w:rPr>
           <w:b/>
@@ -5553,17 +5696,17 @@
         <w:t xml:space="preserve"> </w:t>
       </w:r>
       <w:r>
-        <w:t xml:space="preserve">par l’acquisition rentable, l’expansion et la rétention nette.</w:t>
-      </w:r>
-      <w:r>
-        <w:t xml:space="preserve"> </w:t>
-      </w:r>
-      <w:r>
-        <w:t xml:space="preserve">-</w:t>
-      </w:r>
-      <w:r>
-        <w:t xml:space="preserve"> </w:t>
-      </w:r>
+        <w:t xml:space="preserve">par l'acquisition rentable, l'expansion et la rétention nette.</w:t>
+      </w:r>
+    </w:p>
+    <w:p>
+      <w:pPr>
+        <w:pStyle w:val="Compact"/>
+        <w:numPr>
+          <w:ilvl w:val="0"/>
+          <w:numId w:val="1033"/>
+        </w:numPr>
+      </w:pPr>
       <w:r>
         <w:rPr>
           <w:b/>
@@ -5580,7 +5723,7 @@
     </w:p>
     <w:p>
       <w:pPr>
-        <w:pStyle w:val="BodyText"/>
+        <w:pStyle w:val="FirstParagraph"/>
       </w:pPr>
       <w:r>
         <w:t xml:space="preserve">À 36 mois, le succès se lit sur trois nombres :</w:t>
@@ -5622,7 +5765,7 @@
         <w:t xml:space="preserve">NRR (&gt; 115%)</w:t>
       </w:r>
       <w:r>
-        <w:t xml:space="preserve">. Si ces trois sont verts, Pièces n’est pas une marketplace prometteuse — c’est une entreprise qui se valorise.</w:t>
+        <w:t xml:space="preserve">. Si ces trois sont verts, Pièces n'est pas une marketplace prometteuse — c'est une entreprise qui se valorise.</w:t>
       </w:r>
     </w:p>
     <w:p>
@@ -5742,7 +5885,7 @@
           <w:i/>
           <w:iCs/>
         </w:rPr>
-        <w:t xml:space="preserve">Pièces — la pièce qu’il te faut, au juste prix, livrée et garantie.</w:t>
+        <w:t xml:space="preserve">Pièces — la pièce qu'il te faut, au juste prix, livrée et garantie.</w:t>
       </w:r>
       <w:r>
         <w:t xml:space="preserve"> </w:t>
@@ -5757,7 +5900,11 @@
     </w:p>
     <w:bookmarkEnd w:id="69"/>
     <w:bookmarkEnd w:id="70"/>
-    <w:sectPr/>
+    <w:sectPr>
+      <w:footnotePr>
+        <w:numRestart w:val="eachSect"/>
+      </w:footnotePr>
+    </w:sectPr>
   </w:body>
 </w:document>
 </file>
@@ -6100,6 +6247,9 @@
     <w:abstractNumId w:val="991"/>
   </w:num>
   <w:num w:numId="1007">
+    <w:abstractNumId w:val="991"/>
+  </w:num>
+  <w:num w:numId="1008">
     <w:abstractNumId w:val="99411"/>
     <w:lvlOverride w:ilvl="0">
       <w:startOverride w:val="1"/>
@@ -6129,9 +6279,6 @@
       <w:startOverride w:val="1"/>
     </w:lvlOverride>
   </w:num>
-  <w:num w:numId="1008">
-    <w:abstractNumId w:val="991"/>
-  </w:num>
   <w:num w:numId="1009">
     <w:abstractNumId w:val="991"/>
   </w:num>
@@ -6139,7 +6286,34 @@
     <w:abstractNumId w:val="991"/>
   </w:num>
   <w:num w:numId="1011">
-    <w:abstractNumId w:val="991"/>
+    <w:abstractNumId w:val="99411"/>
+    <w:lvlOverride w:ilvl="0">
+      <w:startOverride w:val="1"/>
+    </w:lvlOverride>
+    <w:lvlOverride w:ilvl="1">
+      <w:startOverride w:val="1"/>
+    </w:lvlOverride>
+    <w:lvlOverride w:ilvl="2">
+      <w:startOverride w:val="1"/>
+    </w:lvlOverride>
+    <w:lvlOverride w:ilvl="3">
+      <w:startOverride w:val="1"/>
+    </w:lvlOverride>
+    <w:lvlOverride w:ilvl="4">
+      <w:startOverride w:val="1"/>
+    </w:lvlOverride>
+    <w:lvlOverride w:ilvl="5">
+      <w:startOverride w:val="1"/>
+    </w:lvlOverride>
+    <w:lvlOverride w:ilvl="6">
+      <w:startOverride w:val="1"/>
+    </w:lvlOverride>
+    <w:lvlOverride w:ilvl="7">
+      <w:startOverride w:val="1"/>
+    </w:lvlOverride>
+    <w:lvlOverride w:ilvl="8">
+      <w:startOverride w:val="1"/>
+    </w:lvlOverride>
   </w:num>
   <w:num w:numId="1012">
     <w:abstractNumId w:val="991"/>
@@ -6175,6 +6349,33 @@
     <w:abstractNumId w:val="991"/>
   </w:num>
   <w:num w:numId="1023">
+    <w:abstractNumId w:val="991"/>
+  </w:num>
+  <w:num w:numId="1024">
+    <w:abstractNumId w:val="991"/>
+  </w:num>
+  <w:num w:numId="1025">
+    <w:abstractNumId w:val="991"/>
+  </w:num>
+  <w:num w:numId="1026">
+    <w:abstractNumId w:val="991"/>
+  </w:num>
+  <w:num w:numId="1027">
+    <w:abstractNumId w:val="991"/>
+  </w:num>
+  <w:num w:numId="1028">
+    <w:abstractNumId w:val="991"/>
+  </w:num>
+  <w:num w:numId="1029">
+    <w:abstractNumId w:val="991"/>
+  </w:num>
+  <w:num w:numId="1030">
+    <w:abstractNumId w:val="991"/>
+  </w:num>
+  <w:num w:numId="1031">
+    <w:abstractNumId w:val="991"/>
+  </w:num>
+  <w:num w:numId="1032">
     <w:abstractNumId w:val="99411"/>
     <w:lvlOverride w:ilvl="0">
       <w:startOverride w:val="1"/>
@@ -6204,6 +6405,9 @@
       <w:startOverride w:val="1"/>
     </w:lvlOverride>
   </w:num>
+  <w:num w:numId="1033">
+    <w:abstractNumId w:val="991"/>
+  </w:num>
 </w:numbering>
 </file>
 
@@ -6267,8 +6471,6 @@
     </w:pPr>
     <w:rPr>
       <w:rFonts w:asciiTheme="majorHAnsi" w:cstheme="majorBidi" w:eastAsiaTheme="majorEastAsia" w:hAnsiTheme="majorHAnsi"/>
-      <w:spacing w:val="-10"/>
-      <w:kern w:val="28"/>
       <w:sz w:val="56"/>
       <w:szCs w:val="56"/>
     </w:rPr>
@@ -6281,8 +6483,6 @@
     <w:rsid w:val="00A10FD9"/>
     <w:rPr>
       <w:rFonts w:asciiTheme="majorHAnsi" w:cstheme="majorBidi" w:eastAsiaTheme="majorEastAsia" w:hAnsiTheme="majorHAnsi"/>
-      <w:spacing w:val="-10"/>
-      <w:kern w:val="28"/>
       <w:sz w:val="56"/>
       <w:szCs w:val="56"/>
     </w:rPr>
@@ -6323,23 +6523,31 @@
   </w:style>
   <w:style w:customStyle="1" w:styleId="Author" w:type="paragraph">
     <w:name w:val="Author"/>
+    <w:basedOn w:val="Title"/>
     <w:next w:val="BodyText"/>
     <w:qFormat/>
     <w:pPr>
       <w:keepNext/>
       <w:keepLines/>
-      <w:jc w:val="center"/>
     </w:pPr>
+    <w:rPr>
+      <w:sz w:val="24"/>
+      <w:szCs w:val="24"/>
+    </w:rPr>
   </w:style>
   <w:style w:styleId="Date" w:type="paragraph">
     <w:name w:val="Date"/>
+    <w:basedOn w:val="Title"/>
     <w:next w:val="BodyText"/>
     <w:qFormat/>
     <w:pPr>
       <w:keepNext/>
       <w:keepLines/>
-      <w:jc w:val="center"/>
     </w:pPr>
+    <w:rPr>
+      <w:sz w:val="24"/>
+      <w:szCs w:val="24"/>
+    </w:rPr>
   </w:style>
   <w:style w:customStyle="1" w:styleId="AbstractTitle" w:type="paragraph">
     <w:name w:val="Abstract Title"/>
